--- a/fuentes/32330007_CF01_DI.docx
+++ b/fuentes/32330007_CF01_DI.docx
@@ -908,7 +908,8 @@
       </w:pPr>
       <w:r>
         <w:rPr>
-          <w:b/>
+          <w:b w:val="1"/>
+          <w:bCs w:val="1"/>
           <w:color w:val="auto"/>
         </w:rPr>
         <w:t xml:space="preserve">3.1. </w:t>
@@ -918,6 +919,12 @@
           <w:color w:val="auto"/>
         </w:rPr>
         <w:t>Autocuidado y estilos de vida saludable</w:t>
+      </w:r>
+      <w:r>
+        <w:rPr>
+          <w:color w:val="auto"/>
+        </w:rPr>
+        <w:t>s</w:t>
       </w:r>
     </w:p>
     <w:p>
@@ -1445,9 +1452,9 @@
       </w:pPr>
       <w:r>
         <w:rPr>
-          <w:color w:val="000000" w:themeColor="text1"/>
-        </w:rPr>
-        <w:t>Cada una de esas decisiones se apoya en una norma que la respalda y, al mismo tiempo, le fija límites. Para comprender ese marco legal, conviene conocer cuatro asuntos, que se presentan en los siguientes recursos:</w:t>
+          <w:color w:val="000000" w:themeColor="text1" w:themeTint="FF" w:themeShade="FF"/>
+        </w:rPr>
+        <w:t>Cada una de esas decisiones se apoya en una norma que la respalda y, al mismo tiempo, le fija límites. Para comprender ese marco legal, conviene conocer cuatro asuntos que se presentan en los siguientes recursos:</w:t>
       </w:r>
     </w:p>
     <w:p>
@@ -3513,16 +3520,51 @@
     </w:p>
     <w:p>
       <w:pPr>
-        <w:keepNext/>
-        <w:rPr>
-          <w:color w:val="auto"/>
-        </w:rPr>
-      </w:pPr>
-      <w:r>
-        <w:rPr>
-          <w:color w:val="auto"/>
-        </w:rPr>
-        <w:t>La definición legal de la cadena de custodia se apoya en cuatro atributos que todo elemento probatorio debe conservar desde el lugar de los hechos hasta el proceso judicial. Aunque verificarlos corresponde a la Policía Judicial, el primer respondiente es quien decide, en los primeros minutos, si esos atributos se mantienen o se pierden, porque nadie más ha llegado todavía. Conocerlos aclara por qué acciones tan simples como no mover un objeto tienen consecuencias jurídicas:</w:t>
+        <w:pStyle w:val="Normal"/>
+        <w:keepNext w:val="1"/>
+        <w:rPr>
+          <w:color w:val="auto"/>
+        </w:rPr>
+      </w:pPr>
+      <w:r>
+        <w:rPr>
+          <w:color w:val="auto"/>
+        </w:rPr>
+        <w:t xml:space="preserve">La definición legal de la cadena de custodia se apoya en cuatro atributos que todo elemento probatorio debe conservar desde el lugar de los hechos hasta el proceso judicial. </w:t>
+      </w:r>
+      <w:r>
+        <w:rPr>
+          <w:rFonts w:ascii="Arial" w:hAnsi="Arial" w:eastAsia="Arial" w:cs="Arial"/>
+          <w:noProof w:val="0"/>
+          <w:sz w:val="20"/>
+          <w:szCs w:val="20"/>
+          <w:highlight w:val="yellow"/>
+          <w:lang w:val="es-CO"/>
+        </w:rPr>
+        <w:t xml:space="preserve">Aunque la verificación de estos atributos corresponde a la Policía Judicial, el primer respondiente debe preservarlos durante los primeros minutos, mientras se produce la llegada del personal </w:t>
+      </w:r>
+      <w:r>
+        <w:rPr>
+          <w:rFonts w:ascii="Arial" w:hAnsi="Arial" w:eastAsia="Arial" w:cs="Arial"/>
+          <w:noProof w:val="0"/>
+          <w:sz w:val="20"/>
+          <w:szCs w:val="20"/>
+          <w:highlight w:val="yellow"/>
+          <w:lang w:val="es-CO"/>
+        </w:rPr>
+        <w:t>especializado</w:t>
+      </w:r>
+      <w:r>
+        <w:rPr>
+          <w:color w:val="auto"/>
+        </w:rPr>
+        <w:t>.</w:t>
+      </w:r>
+      <w:r>
+        <w:rPr>
+          <w:color w:val="auto"/>
+        </w:rPr>
+        <w:t xml:space="preserve"> Conocerlos aclara por qué acciones tan simples como no mover un objeto tienen consecuencias jurídicas:</w:t>
       </w:r>
     </w:p>
     <w:p>
@@ -6329,7 +6371,31 @@
           <w:color w:val="auto"/>
           <w:shd w:val="clear" w:color="auto" w:fill="E5DFEC" w:themeFill="accent4" w:themeFillTint="33"/>
         </w:rPr>
-        <w:t>Cuando en una escena coinciden varios peligros no es posible controlarlos todos al mismo tiempo, y la decisión por cuál empezar no puede dejarse a la intuición. La valoración del riesgo ordena esa decisión con tres criterios que se aplican a cada peligro identificado, de modo que el primero en atenderse sea el que combina mayor probabilidad, mayor daño posible y mayor cercanía a las personas</w:t>
+        <w:t xml:space="preserve">Cuando en una escena coinciden varios peligros no es posible controlarlos todos al mismo tiempo, </w:t>
+      </w:r>
+      <w:r>
+        <w:rPr>
+          <w:color w:val="FF0000"/>
+        </w:rPr>
+        <w:t xml:space="preserve">y la decisión </w:t>
+      </w:r>
+      <w:r>
+        <w:rPr>
+          <w:color w:val="FF0000"/>
+        </w:rPr>
+        <w:t>de cuál atender primero</w:t>
+      </w:r>
+      <w:r>
+        <w:rPr>
+          <w:color w:val="FF0000"/>
+        </w:rPr>
+        <w:t xml:space="preserve"> no puede dejarse a la intuición</w:t>
+      </w:r>
+      <w:r>
+        <w:rPr>
+          <w:color w:val="auto"/>
+        </w:rPr>
+        <w:t>. La valoración del riesgo ordena esa decisión con tres criterios que se aplican a cada peligro identificado, de modo que el primero en atenderse sea el que combina mayor probabilidad, mayor daño posible y mayor cercanía a las personas</w:t>
       </w:r>
       <w:r>
         <w:rPr>
@@ -7508,7 +7574,7 @@
     </w:p>
     <w:p>
       <w:pPr>
-        <w:keepNext/>
+        <w:keepNext w:val="1"/>
         <w:spacing w:before="240" w:after="80"/>
         <w:rPr>
           <w:color w:val="auto"/>
@@ -7516,23 +7582,50 @@
       </w:pPr>
       <w:r>
         <w:rPr>
-          <w:b/>
+          <w:b w:val="1"/>
+          <w:bCs w:val="1"/>
           <w:color w:val="auto"/>
         </w:rPr>
         <w:t>3.1. Autocuidado y estilos de vida saludable</w:t>
       </w:r>
-    </w:p>
-    <w:p>
-      <w:pPr>
-        <w:rPr>
-          <w:color w:val="auto"/>
-        </w:rPr>
-      </w:pPr>
-      <w:r>
-        <w:rPr>
-          <w:color w:val="auto"/>
-        </w:rPr>
-        <w:t>El autocuidado es el conjunto de prácticas y decisiones individuales, conscientes y sostenidas, orientadas a preservar la salud y a prevenir riesgos. Los estilos de vida saludable son la expresión cotidiana de ese autocuidado, es decir, los comportamientos que inciden directamente en el estado de salud, en la funcionalidad y en la calidad de vida de una persona.</w:t>
+      <w:r>
+        <w:rPr>
+          <w:b w:val="1"/>
+          <w:bCs w:val="1"/>
+          <w:color w:val="auto"/>
+        </w:rPr>
+        <w:t>s</w:t>
+      </w:r>
+    </w:p>
+    <w:p>
+      <w:pPr>
+        <w:rPr>
+          <w:color w:val="auto"/>
+        </w:rPr>
+      </w:pPr>
+      <w:r>
+        <w:rPr>
+          <w:color w:val="auto"/>
+        </w:rPr>
+        <w:t xml:space="preserve">El autocuidado es el conjunto de prácticas y decisiones individuales, conscientes y sostenidas, orientadas a preservar la salud y a prevenir riesgos. </w:t>
+      </w:r>
+      <w:r>
+        <w:rPr>
+          <w:color w:val="auto"/>
+        </w:rPr>
+        <w:t>Los estilos de vida saludable</w:t>
+      </w:r>
+      <w:r>
+        <w:rPr>
+          <w:color w:val="auto"/>
+        </w:rPr>
+        <w:t>s</w:t>
+      </w:r>
+      <w:r>
+        <w:rPr>
+          <w:color w:val="auto"/>
+        </w:rPr>
+        <w:t xml:space="preserve"> son la expresión cotidiana de ese autocuidado, es decir, los comportamientos que inciden directamente en el estado de salud, en la funcionalidad y en la calidad de vida de una persona.</w:t>
       </w:r>
     </w:p>
     <w:p>
@@ -8994,7 +9087,19 @@
         <w:rPr>
           <w:color w:val="auto"/>
         </w:rPr>
-        <w:t>Las siete normas no son acciones aisladas sino un sistema que orienta la conducta durante toda la intervención. Aplicadas de manera continua, anticipan riesgos, reducen la probabilidad de incidentes secundarios y mantienen el control del entorno, y constituyen la base sobre la que se desarrollan el aseguramiento de la escena, la señalización y la atención del lesionado.</w:t>
+        <w:t>Las siete normas no son acciones aisladas</w:t>
+      </w:r>
+      <w:r>
+        <w:rPr>
+          <w:color w:val="auto"/>
+        </w:rPr>
+        <w:t>,</w:t>
+      </w:r>
+      <w:r>
+        <w:rPr>
+          <w:color w:val="auto"/>
+        </w:rPr>
+        <w:t xml:space="preserve"> sino un sistema que orienta la conducta durante toda la intervención. Aplicadas de manera continua, anticipan riesgos, reducen la probabilidad de incidentes secundarios y mantienen el control del entorno, y constituyen la base sobre la que se desarrollan el aseguramiento de la escena, la señalización y la atención del lesionado.</w:t>
       </w:r>
     </w:p>
     <w:p>
@@ -10515,7 +10620,31 @@
         <w:rPr>
           <w:color w:val="auto"/>
         </w:rPr>
-        <w:t>No es una acción puntual sino un proceso continuo, que comienza antes del contacto con la persona afectada, se mantiene durante la atención y termina con la disposición segura de los elementos utilizados. En Colombia se respalda en los lineamientos del Ministerio de Salud y Protección Social y en el Sistema de Gestión de Seguridad y Salud en el Trabajo. Este último obliga a identificar, evaluar y controlar el riesgo biológico en los distintos entornos.</w:t>
+        <w:t>No es una acción puntual</w:t>
+      </w:r>
+      <w:r>
+        <w:rPr>
+          <w:color w:val="auto"/>
+        </w:rPr>
+        <w:t>,</w:t>
+      </w:r>
+      <w:r>
+        <w:rPr>
+          <w:color w:val="auto"/>
+        </w:rPr>
+        <w:t xml:space="preserve"> sino un proceso continuo que comienza antes del contacto con la persona </w:t>
+      </w:r>
+      <w:r>
+        <w:rPr>
+          <w:color w:val="auto"/>
+        </w:rPr>
+        <w:t>afectada,</w:t>
+      </w:r>
+      <w:r>
+        <w:rPr>
+          <w:color w:val="auto"/>
+        </w:rPr>
+        <w:t xml:space="preserve"> se mantiene durante la atención y termina con la disposición segura de los elementos utilizados. En Colombia se respalda en los lineamientos del Ministerio de Salud y Protección Social y en el Sistema de Gestión de Seguridad y Salud en el Trabajo. Este último obliga a identificar, evaluar y controlar el riesgo biológico en los distintos entornos.</w:t>
       </w:r>
     </w:p>
     <w:p>
@@ -11914,11 +12043,43 @@
       </w:pPr>
       <w:r>
         <w:rPr>
-          <w:b/>
-          <w:bCs/>
-          <w:color w:val="auto"/>
-        </w:rPr>
-        <w:t>Elementos de protección personal (EPP):</w:t>
+          <w:b w:val="1"/>
+          <w:bCs w:val="1"/>
+          <w:color w:val="auto"/>
+        </w:rPr>
+        <w:t xml:space="preserve">Elementos de </w:t>
+      </w:r>
+      <w:r>
+        <w:rPr>
+          <w:b w:val="1"/>
+          <w:bCs w:val="1"/>
+          <w:color w:val="auto"/>
+        </w:rPr>
+        <w:t>P</w:t>
+      </w:r>
+      <w:r>
+        <w:rPr>
+          <w:b w:val="1"/>
+          <w:bCs w:val="1"/>
+          <w:color w:val="auto"/>
+        </w:rPr>
+        <w:t xml:space="preserve">rotección </w:t>
+      </w:r>
+      <w:r>
+        <w:rPr>
+          <w:b w:val="1"/>
+          <w:bCs w:val="1"/>
+          <w:color w:val="auto"/>
+        </w:rPr>
+        <w:t>P</w:t>
+      </w:r>
+      <w:r>
+        <w:rPr>
+          <w:b w:val="1"/>
+          <w:bCs w:val="1"/>
+          <w:color w:val="auto"/>
+        </w:rPr>
+        <w:t>ersonal (EPP):</w:t>
       </w:r>
       <w:r>
         <w:rPr>

--- a/fuentes/32330007_CF01_DI.docx
+++ b/fuentes/32330007_CF01_DI.docx
@@ -1,6 +1,6 @@
 
 <file path=word/document.xml><?xml version="1.0" encoding="utf-8"?>
-<w:document xmlns:wpc="http://schemas.microsoft.com/office/word/2010/wordprocessingCanvas" xmlns:cx="http://schemas.microsoft.com/office/drawing/2014/chartex" xmlns:cx1="http://schemas.microsoft.com/office/drawing/2015/9/8/chartex" xmlns:cx2="http://schemas.microsoft.com/office/drawing/2015/10/21/chartex" xmlns:cx3="http://schemas.microsoft.com/office/drawing/2016/5/9/chartex" xmlns:cx4="http://schemas.microsoft.com/office/drawing/2016/5/10/chartex" xmlns:cx5="http://schemas.microsoft.com/office/drawing/2016/5/11/chartex" xmlns:cx6="http://schemas.microsoft.com/office/drawing/2016/5/12/chartex" xmlns:cx7="http://schemas.microsoft.com/office/drawing/2016/5/13/chartex" xmlns:cx8="http://schemas.microsoft.com/office/drawing/2016/5/14/chartex" xmlns:mc="http://schemas.openxmlformats.org/markup-compatibility/2006" xmlns:aink="http://schemas.microsoft.com/office/drawing/2016/ink" xmlns:am3d="http://schemas.microsoft.com/office/drawing/2017/model3d" xmlns:o="urn:schemas-microsoft-com:office:office" xmlns:oel="http://schemas.microsoft.com/office/2019/extlst" xmlns:r="http://schemas.openxmlformats.org/officeDocument/2006/relationships" xmlns:m="http://schemas.openxmlformats.org/officeDocument/2006/math" xmlns:v="urn:schemas-microsoft-com:vml" xmlns:wp14="http://schemas.microsoft.com/office/word/2010/wordprocessingDrawing" xmlns:wp="http://schemas.openxmlformats.org/drawingml/2006/wordprocessingDrawing" xmlns:w10="urn:schemas-microsoft-com:office:word" xmlns:w="http://schemas.openxmlformats.org/wordprocessingml/2006/main" xmlns:w14="http://schemas.microsoft.com/office/word/2010/wordml" xmlns:w15="http://schemas.microsoft.com/office/word/2012/wordml" xmlns:w16cex="http://schemas.microsoft.com/office/word/2018/wordml/cex" xmlns:w16cid="http://schemas.microsoft.com/office/word/2016/wordml/cid" xmlns:w16="http://schemas.microsoft.com/office/word/2018/wordml" xmlns:w16du="http://schemas.microsoft.com/office/word/2023/wordml/word16du" xmlns:w16sdtdh="http://schemas.microsoft.com/office/word/2020/wordml/sdtdatahash" xmlns:w16sdtfl="http://schemas.microsoft.com/office/word/2024/wordml/sdtformatlock" xmlns:w16se="http://schemas.microsoft.com/office/word/2015/wordml/symex" xmlns:wpg="http://schemas.microsoft.com/office/word/2010/wordprocessingGroup" xmlns:wpi="http://schemas.microsoft.com/office/word/2010/wordprocessingInk" xmlns:wne="http://schemas.microsoft.com/office/word/2006/wordml" xmlns:wps="http://schemas.microsoft.com/office/word/2010/wordprocessingShape" xmlns:a="http://schemas.openxmlformats.org/drawingml/2006/main" xmlns:pic="http://schemas.openxmlformats.org/drawingml/2006/picture" xmlns:a14="http://schemas.microsoft.com/office/drawing/2010/main" mc:Ignorable="w14 w15 w16se w16cid w16 w16cex w16sdtdh w16sdtfl w16du wp14">
+<w:document xmlns:wpc="http://schemas.microsoft.com/office/word/2010/wordprocessingCanvas" xmlns:cx="http://schemas.microsoft.com/office/drawing/2014/chartex" xmlns:mc="http://schemas.openxmlformats.org/markup-compatibility/2006" xmlns:o="urn:schemas-microsoft-com:office:office" xmlns:r="http://schemas.openxmlformats.org/officeDocument/2006/relationships" xmlns:m="http://schemas.openxmlformats.org/officeDocument/2006/math" xmlns:v="urn:schemas-microsoft-com:vml" xmlns:wp14="http://schemas.microsoft.com/office/word/2010/wordprocessingDrawing" xmlns:wp="http://schemas.openxmlformats.org/drawingml/2006/wordprocessingDrawing" xmlns:w10="urn:schemas-microsoft-com:office:word" xmlns:w="http://schemas.openxmlformats.org/wordprocessingml/2006/main" xmlns:w14="http://schemas.microsoft.com/office/word/2010/wordml" xmlns:w15="http://schemas.microsoft.com/office/word/2012/wordml" xmlns:w16se="http://schemas.microsoft.com/office/word/2015/wordml/symex" xmlns:wpg="http://schemas.microsoft.com/office/word/2010/wordprocessingGroup" xmlns:wpi="http://schemas.microsoft.com/office/word/2010/wordprocessingInk" xmlns:wne="http://schemas.microsoft.com/office/word/2006/wordml" xmlns:wps="http://schemas.microsoft.com/office/word/2010/wordprocessingShape" mc:Ignorable="w14 w15 w16se wp14">
   <w:body>
     <w:p>
       <w:pPr>
@@ -82,6 +82,13 @@
               </w:rPr>
               <w:t>Acciones básicas para la atención de una persona con afectación de la salud</w:t>
             </w:r>
+            <w:r>
+              <w:rPr>
+                <w:bCs/>
+                <w:color w:val="auto"/>
+              </w:rPr>
+              <w:t>.</w:t>
+            </w:r>
           </w:p>
         </w:tc>
       </w:tr>
@@ -114,27 +121,8 @@
         <w:tc>
           <w:tcPr>
             <w:tcW w:w="1701" w:type="dxa"/>
+            <w:vAlign w:val="center"/>
           </w:tcPr>
-          <w:p>
-            <w:pPr>
-              <w:spacing w:after="200"/>
-              <w:jc w:val="center"/>
-              <w:rPr>
-                <w:b/>
-                <w:color w:val="auto"/>
-              </w:rPr>
-            </w:pPr>
-          </w:p>
-          <w:p>
-            <w:pPr>
-              <w:spacing w:after="200"/>
-              <w:jc w:val="center"/>
-              <w:rPr>
-                <w:b/>
-                <w:color w:val="auto"/>
-              </w:rPr>
-            </w:pPr>
-          </w:p>
           <w:p>
             <w:pPr>
               <w:spacing w:after="200"/>
@@ -156,6 +144,7 @@
         <w:tc>
           <w:tcPr>
             <w:tcW w:w="2547" w:type="dxa"/>
+            <w:vAlign w:val="center"/>
           </w:tcPr>
           <w:p>
             <w:pPr>
@@ -171,46 +160,22 @@
                 <w:bCs/>
                 <w:color w:val="auto"/>
               </w:rPr>
-              <w:t>230101310</w:t>
+              <w:t xml:space="preserve">230101267. </w:t>
             </w:r>
             <w:r>
               <w:rPr>
-                <w:b/>
-                <w:color w:val="auto"/>
-              </w:rPr>
-              <w:t xml:space="preserve">. </w:t>
-            </w:r>
-            <w:r>
-              <w:rPr>
                 <w:bCs/>
                 <w:color w:val="auto"/>
               </w:rPr>
-              <w:t>Asistir personas de acuerdo con guías de atención y protocolos de primer respondiente.</w:t>
+              <w:t>Asistir personas según protocolos de primer respondiente y normativa de salud.</w:t>
             </w:r>
           </w:p>
         </w:tc>
         <w:tc>
           <w:tcPr>
             <w:tcW w:w="2130" w:type="dxa"/>
+            <w:vAlign w:val="center"/>
           </w:tcPr>
-          <w:p>
-            <w:pPr>
-              <w:spacing w:after="200"/>
-              <w:rPr>
-                <w:b/>
-                <w:color w:val="auto"/>
-              </w:rPr>
-            </w:pPr>
-          </w:p>
-          <w:p>
-            <w:pPr>
-              <w:spacing w:after="200"/>
-              <w:rPr>
-                <w:b/>
-                <w:color w:val="auto"/>
-              </w:rPr>
-            </w:pPr>
-          </w:p>
           <w:p>
             <w:pPr>
               <w:spacing w:after="200"/>
@@ -231,11 +196,13 @@
         <w:tc>
           <w:tcPr>
             <w:tcW w:w="2976" w:type="dxa"/>
+            <w:vAlign w:val="center"/>
           </w:tcPr>
           <w:p>
             <w:pPr>
               <w:spacing w:after="200"/>
               <w:rPr>
+                <w:b/>
                 <w:bCs/>
                 <w:color w:val="auto"/>
               </w:rPr>
@@ -246,14 +213,7 @@
                 <w:bCs/>
                 <w:color w:val="auto"/>
               </w:rPr>
-              <w:t>230101310-01</w:t>
-            </w:r>
-            <w:r>
-              <w:rPr>
-                <w:b/>
-                <w:color w:val="auto"/>
-              </w:rPr>
-              <w:t xml:space="preserve">. </w:t>
+              <w:t xml:space="preserve">230101267-01. </w:t>
             </w:r>
             <w:r>
               <w:rPr>
@@ -277,14 +237,7 @@
                 <w:bCs/>
                 <w:color w:val="auto"/>
               </w:rPr>
-              <w:t>230101310-02.</w:t>
-            </w:r>
-            <w:r>
-              <w:rPr>
-                <w:b/>
-                <w:color w:val="auto"/>
-              </w:rPr>
-              <w:t xml:space="preserve"> </w:t>
+              <w:t xml:space="preserve">230101267-02. </w:t>
             </w:r>
             <w:r>
               <w:rPr>
@@ -398,6 +351,12 @@
               </w:rPr>
               <w:t>Fundamentos de la escena y control de riesgos</w:t>
             </w:r>
+            <w:r>
+              <w:rPr>
+                <w:color w:val="auto"/>
+              </w:rPr>
+              <w:t>.</w:t>
+            </w:r>
           </w:p>
         </w:tc>
       </w:tr>
@@ -570,6 +529,8 @@
               </w:rPr>
               <w:t>Salud</w:t>
             </w:r>
+            <w:bookmarkStart w:id="0" w:name="_GoBack"/>
+            <w:bookmarkEnd w:id="0"/>
           </w:p>
         </w:tc>
       </w:tr>
@@ -908,8 +869,8 @@
       </w:pPr>
       <w:r>
         <w:rPr>
-          <w:b w:val="1"/>
-          <w:bCs w:val="1"/>
+          <w:b/>
+          <w:bCs/>
           <w:color w:val="auto"/>
         </w:rPr>
         <w:t xml:space="preserve">3.1. </w:t>
@@ -1281,6 +1242,7 @@
         <w:rPr>
           <w:noProof/>
           <w:color w:val="auto"/>
+          <w:lang w:val="en-US" w:eastAsia="en-US"/>
         </w:rPr>
         <mc:AlternateContent>
           <mc:Choice Requires="wps">
@@ -1339,7 +1301,7 @@
           </mc:Choice>
           <mc:Fallback>
             <w:pict>
-              <v:rect id="Texto destacado 3001" style="width:425.2pt;height:44.1pt;visibility:visible;mso-wrap-style:square;mso-left-percent:-10001;mso-top-percent:-10001;mso-position-horizontal:absolute;mso-position-horizontal-relative:char;mso-position-vertical:absolute;mso-position-vertical-relative:line;mso-left-percent:-10001;mso-top-percent:-10001;v-text-anchor:middle" alt="Título: Video de introducción - Descripción: Recurso de video de introducción del componente formativo, guion 32330007_CF01_Guion_video_introduccion" o:spid="_x0000_s1026" fillcolor="#39a900" strokecolor="#2e75b6" w14:anchorId="779A4E22" o:gfxdata="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">
+              <v:rect w14:anchorId="779A4E22" id="Texto destacado 3001" o:spid="_x0000_s1026" alt="Título: Video de introducción - Descripción: Recurso de video de introducción del componente formativo, guion 32330007_CF01_Guion_video_introduccion" style="width:425.2pt;height:44.1pt;visibility:visible;mso-wrap-style:square;mso-left-percent:-10001;mso-top-percent:-10001;mso-position-horizontal:absolute;mso-position-horizontal-relative:char;mso-position-vertical:absolute;mso-position-vertical-relative:line;mso-left-percent:-10001;mso-top-percent:-10001;v-text-anchor:middle" o:gfxdata="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" fillcolor="#39a900" strokecolor="#2e75b6">
                 <v:textbox inset="3mm,2mm,3mm,2mm">
                   <w:txbxContent>
                     <w:p>
@@ -1452,7 +1414,7 @@
       </w:pPr>
       <w:r>
         <w:rPr>
-          <w:color w:val="000000" w:themeColor="text1" w:themeTint="FF" w:themeShade="FF"/>
+          <w:color w:val="000000" w:themeColor="text1"/>
         </w:rPr>
         <w:t>Cada una de esas decisiones se apoya en una norma que la respalda y, al mismo tiempo, le fija límites. Para comprender ese marco legal, conviene conocer cuatro asuntos que se presentan en los siguientes recursos:</w:t>
       </w:r>
@@ -1464,11 +1426,12 @@
           <w:color w:val="000000" w:themeColor="text1"/>
         </w:rPr>
       </w:pPr>
-      <w:commentRangeStart w:id="0"/>
+      <w:commentRangeStart w:id="1"/>
       <w:r>
         <w:rPr>
           <w:noProof/>
           <w:color w:val="000000" w:themeColor="text1"/>
+          <w:lang w:val="en-US" w:eastAsia="en-US"/>
         </w:rPr>
         <w:drawing>
           <wp:inline distT="0" distB="0" distL="0" distR="0" wp14:anchorId="242204DB" wp14:editId="48211CB3">
@@ -1506,7 +1469,7 @@
           </wp:inline>
         </w:drawing>
       </w:r>
-      <w:commentRangeEnd w:id="0"/>
+      <w:commentRangeEnd w:id="1"/>
       <w:r>
         <w:rPr>
           <w:rStyle w:val="Refdecomentario"/>
@@ -1514,7 +1477,7 @@
           <w:sz w:val="20"/>
           <w:szCs w:val="24"/>
         </w:rPr>
-        <w:commentReference w:id="0"/>
+        <w:commentReference w:id="1"/>
       </w:r>
     </w:p>
     <w:p>
@@ -1593,7 +1556,19 @@
         <w:rPr>
           <w:color w:val="auto"/>
         </w:rPr>
-        <w:t>En la atención inicial de emergencias este concepto importa porque el primer respondiente asume una responsabilidad al intervenir. Esa responsabilidad supone actuar con diligencia, con prudencia y dentro de los límites de la propia formación. Aplicar únicamente los procedimientos para los cuales se está capacitado, seguir las guías de primeros auxilios y evitar acciones que agraven la condición del lesionado son las tres conductas que la ley espera.</w:t>
+        <w:t>En la atención inicial de emergencias</w:t>
+      </w:r>
+      <w:r>
+        <w:rPr>
+          <w:color w:val="auto"/>
+        </w:rPr>
+        <w:t>,</w:t>
+      </w:r>
+      <w:r>
+        <w:rPr>
+          <w:color w:val="auto"/>
+        </w:rPr>
+        <w:t xml:space="preserve"> este concepto importa porque el primer respondiente asume una responsabilidad al intervenir. Esa responsabilidad supone actuar con diligencia, con prudencia y dentro de los límites de la propia formación. Aplicar únicamente los procedimientos para los cuales se está capacitado, seguir las guías de primeros auxilios y evitar acciones que agraven la condición del lesionado son las tres conductas que la ley espera.</w:t>
       </w:r>
     </w:p>
     <w:p>
@@ -1621,6 +1596,7 @@
         <w:rPr>
           <w:noProof/>
           <w:color w:val="000000" w:themeColor="text1"/>
+          <w:lang w:val="en-US" w:eastAsia="en-US"/>
         </w:rPr>
         <mc:AlternateContent>
           <mc:Choice Requires="wps">
@@ -1701,8 +1677,8 @@
           </mc:Choice>
           <mc:Fallback>
             <w:pict>
-              <v:roundrect id="Texto destacado 3002" style="width:425.2pt;height:65.35pt;visibility:visible;mso-wrap-style:square;mso-left-percent:-10001;mso-top-percent:-10001;mso-position-horizontal:absolute;mso-position-horizontal-relative:char;mso-position-vertical:absolute;mso-position-vertical-relative:line;mso-left-percent:-10001;mso-top-percent:-10001;v-text-anchor:middle" alt="Título: Texto destacado: artículo 2341 del Código Civil - Descripción: Texto destacado con el artículo 2341 del Código Civil colombiano: quien causa un daño por culpa debe indemnizarlo, base de la responsabilidad civil del primer respondiente." o:spid="_x0000_s1027" fillcolor="#ffbe86" strokecolor="#f79646" arcsize="10923f" w14:anchorId="51B1414B" o:gfxdata="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">
-                <v:fill type="gradient" color2="#ffebdb" colors="0 #ffbe86;22938f #ffd0aa;1 #ffebdb" angle="180" focus="100%" rotate="t"/>
+              <v:roundrect w14:anchorId="51B1414B" id="Texto destacado 3002" o:spid="_x0000_s1027" alt="Título: Texto destacado: artículo 2341 del Código Civil - Descripción: Texto destacado con el artículo 2341 del Código Civil colombiano: quien causa un daño por culpa debe indemnizarlo, base de la responsabilidad civil del primer respondiente." style="width:425.2pt;height:65.35pt;visibility:visible;mso-wrap-style:square;mso-left-percent:-10001;mso-top-percent:-10001;mso-position-horizontal:absolute;mso-position-horizontal-relative:char;mso-position-vertical:absolute;mso-position-vertical-relative:line;mso-left-percent:-10001;mso-top-percent:-10001;v-text-anchor:middle" arcsize="10923f" o:gfxdata="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" fillcolor="#ffbe86" strokecolor="#f79646">
+                <v:fill color2="#ffebdb" rotate="t" angle="180" colors="0 #ffbe86;22938f #ffd0aa;1 #ffebdb" focus="100%" type="gradient"/>
                 <v:textbox inset="3mm,2mm,3mm,2mm">
                   <w:txbxContent>
                     <w:p>
@@ -1765,11 +1741,12 @@
           <w:color w:val="auto"/>
         </w:rPr>
       </w:pPr>
-      <w:commentRangeStart w:id="1"/>
+      <w:commentRangeStart w:id="2"/>
       <w:r>
         <w:rPr>
           <w:noProof/>
           <w:color w:val="auto"/>
+          <w:lang w:val="en-US" w:eastAsia="en-US"/>
         </w:rPr>
         <w:drawing>
           <wp:inline distT="0" distB="0" distL="0" distR="0" wp14:anchorId="3956E262" wp14:editId="55379DE5">
@@ -1787,7 +1764,7 @@
                     <pic:cNvPicPr/>
                   </pic:nvPicPr>
                   <pic:blipFill>
-                    <a:blip r:embed="rId17"/>
+                    <a:blip r:embed="rId16"/>
                     <a:stretch>
                       <a:fillRect/>
                     </a:stretch>
@@ -1807,7 +1784,7 @@
           </wp:inline>
         </w:drawing>
       </w:r>
-      <w:commentRangeEnd w:id="1"/>
+      <w:commentRangeEnd w:id="2"/>
       <w:r>
         <w:rPr>
           <w:rStyle w:val="Refdecomentario"/>
@@ -1815,7 +1792,7 @@
           <w:sz w:val="20"/>
           <w:szCs w:val="24"/>
         </w:rPr>
-        <w:commentReference w:id="1"/>
+        <w:commentReference w:id="2"/>
       </w:r>
     </w:p>
     <w:p>
@@ -1843,6 +1820,7 @@
         <w:rPr>
           <w:noProof/>
           <w:color w:val="auto"/>
+          <w:lang w:val="en-US" w:eastAsia="en-US"/>
         </w:rPr>
         <w:lastRenderedPageBreak/>
         <mc:AlternateContent>
@@ -1908,19 +1886,7 @@
                               <w:rPr>
                                 <w:color w:val="auto"/>
                               </w:rPr>
-                              <w:t>Ayudar de buena fe y dentro de la propia formación no genera responsabilidad; exceder ese límite para hacer más</w:t>
-                            </w:r>
-                            <w:r>
-                              <w:rPr>
-                                <w:color w:val="auto"/>
-                              </w:rPr>
-                              <w:t>,</w:t>
-                            </w:r>
-                            <w:r>
-                              <w:rPr>
-                                <w:color w:val="auto"/>
-                              </w:rPr>
-                              <w:t xml:space="preserve"> puede convertir la ayuda en un daño que la ley obliga a reparar.</w:t>
+                              <w:t>Ayudar de buena fe y dentro de la propia formación no genera responsabilidad; exceder ese límite para hacer más puede convertir la ayuda en un daño que la ley obliga a reparar.</w:t>
                             </w:r>
                           </w:p>
                         </w:txbxContent>
@@ -1936,8 +1902,8 @@
           </mc:Choice>
           <mc:Fallback>
             <w:pict>
-              <v:roundrect id="_x0000_s1028" style="width:425.2pt;height:65.35pt;visibility:visible;mso-wrap-style:square;mso-left-percent:-10001;mso-top-percent:-10001;mso-position-horizontal:absolute;mso-position-horizontal-relative:char;mso-position-vertical:absolute;mso-position-vertical-relative:line;mso-left-percent:-10001;mso-top-percent:-10001;v-text-anchor:middle" alt="Título: Límite de la responsabilidad civil - Descripción: Texto destacado sobre límite de la responsabilidad civil." fillcolor="#ffbe86" strokecolor="#f79646" arcsize="10923f" w14:anchorId="51B1414B" o:gfxdata="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">
-                <v:fill type="gradient" color2="#ffebdb" colors="0 #ffbe86;22938f #ffd0aa;1 #ffebdb" angle="180" focus="100%" rotate="t"/>
+              <v:roundrect w14:anchorId="51B1414B" id="_x0000_s1028" alt="Título: Límite de la responsabilidad civil - Descripción: Texto destacado sobre límite de la responsabilidad civil." style="width:425.2pt;height:65.35pt;visibility:visible;mso-wrap-style:square;mso-left-percent:-10001;mso-top-percent:-10001;mso-position-horizontal:absolute;mso-position-horizontal-relative:char;mso-position-vertical:absolute;mso-position-vertical-relative:line;mso-left-percent:-10001;mso-top-percent:-10001;v-text-anchor:middle" arcsize="10923f" o:gfxdata="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" fillcolor="#ffbe86" strokecolor="#f79646">
+                <v:fill color2="#ffebdb" rotate="t" angle="180" colors="0 #ffbe86;22938f #ffd0aa;1 #ffebdb" focus="100%" type="gradient"/>
                 <v:textbox inset="3mm,2mm,3mm,2mm">
                   <w:txbxContent>
                     <w:p>
@@ -1952,19 +1918,7 @@
                         <w:rPr>
                           <w:color w:val="auto"/>
                         </w:rPr>
-                        <w:t>Ayudar de buena fe y dentro de la propia formación no genera responsabilidad; exceder ese límite para hacer más</w:t>
-                      </w:r>
-                      <w:r>
-                        <w:rPr>
-                          <w:color w:val="auto"/>
-                        </w:rPr>
-                        <w:t>,</w:t>
-                      </w:r>
-                      <w:r>
-                        <w:rPr>
-                          <w:color w:val="auto"/>
-                        </w:rPr>
-                        <w:t xml:space="preserve"> puede convertir la ayuda en un daño que la ley obliga a reparar.</w:t>
+                        <w:t>Ayudar de buena fe y dentro de la propia formación no genera responsabilidad; exceder ese límite para hacer más puede convertir la ayuda en un daño que la ley obliga a reparar.</w:t>
                       </w:r>
                     </w:p>
                   </w:txbxContent>
@@ -2068,10 +2022,11 @@
           <w:color w:val="C0504D" w:themeColor="accent2"/>
         </w:rPr>
       </w:pPr>
-      <w:commentRangeStart w:id="2"/>
+      <w:commentRangeStart w:id="3"/>
       <w:r>
         <w:rPr>
           <w:noProof/>
+          <w:lang w:val="en-US" w:eastAsia="en-US"/>
         </w:rPr>
         <w:drawing>
           <wp:inline distT="0" distB="0" distL="0" distR="0" wp14:anchorId="52C7D89C" wp14:editId="57CDAE8A">
@@ -2089,7 +2044,7 @@
                     <pic:cNvPicPr/>
                   </pic:nvPicPr>
                   <pic:blipFill>
-                    <a:blip r:embed="rId18"/>
+                    <a:blip r:embed="rId17"/>
                     <a:stretch>
                       <a:fillRect/>
                     </a:stretch>
@@ -2109,7 +2064,7 @@
           </wp:inline>
         </w:drawing>
       </w:r>
-      <w:commentRangeEnd w:id="2"/>
+      <w:commentRangeEnd w:id="3"/>
       <w:r>
         <w:rPr>
           <w:rStyle w:val="Refdecomentario"/>
@@ -2117,7 +2072,7 @@
           <w:sz w:val="20"/>
           <w:szCs w:val="24"/>
         </w:rPr>
-        <w:commentReference w:id="2"/>
+        <w:commentReference w:id="3"/>
       </w:r>
     </w:p>
     <w:p>
@@ -2283,11 +2238,12 @@
           <w:color w:val="auto"/>
         </w:rPr>
       </w:pPr>
-      <w:commentRangeStart w:id="3"/>
+      <w:commentRangeStart w:id="4"/>
       <w:r>
         <w:rPr>
           <w:noProof/>
           <w:color w:val="auto"/>
+          <w:lang w:val="en-US" w:eastAsia="en-US"/>
         </w:rPr>
         <w:drawing>
           <wp:inline distT="0" distB="0" distL="0" distR="0" wp14:anchorId="060785CE" wp14:editId="69A4F3A5">
@@ -2305,7 +2261,7 @@
                     <pic:cNvPicPr/>
                   </pic:nvPicPr>
                   <pic:blipFill>
-                    <a:blip r:embed="rId19"/>
+                    <a:blip r:embed="rId18"/>
                     <a:stretch>
                       <a:fillRect/>
                     </a:stretch>
@@ -2325,7 +2281,7 @@
           </wp:inline>
         </w:drawing>
       </w:r>
-      <w:commentRangeEnd w:id="3"/>
+      <w:commentRangeEnd w:id="4"/>
       <w:r>
         <w:rPr>
           <w:rStyle w:val="Refdecomentario"/>
@@ -2333,7 +2289,7 @@
           <w:sz w:val="20"/>
           <w:szCs w:val="24"/>
         </w:rPr>
-        <w:commentReference w:id="3"/>
+        <w:commentReference w:id="4"/>
       </w:r>
     </w:p>
     <w:p>
@@ -2389,7 +2345,19 @@
           <w:color w:val="auto"/>
         </w:rPr>
         <w:lastRenderedPageBreak/>
-        <w:t>En el contexto de emergencias se manifiesta cuando el primer respondiente incurre en alguna de las siguientes conductas:</w:t>
+        <w:t>En el contexto de emergencias</w:t>
+      </w:r>
+      <w:r>
+        <w:rPr>
+          <w:color w:val="auto"/>
+        </w:rPr>
+        <w:t>,</w:t>
+      </w:r>
+      <w:r>
+        <w:rPr>
+          <w:color w:val="auto"/>
+        </w:rPr>
+        <w:t xml:space="preserve"> se manifiesta cuando el primer respondiente incurre en alguna de las siguientes conductas:</w:t>
       </w:r>
     </w:p>
     <w:p>
@@ -2400,11 +2368,12 @@
           <w:color w:val="auto"/>
         </w:rPr>
       </w:pPr>
-      <w:commentRangeStart w:id="4"/>
+      <w:commentRangeStart w:id="5"/>
       <w:r>
         <w:rPr>
           <w:noProof/>
           <w:color w:val="auto"/>
+          <w:lang w:val="en-US" w:eastAsia="en-US"/>
         </w:rPr>
         <w:drawing>
           <wp:inline distT="0" distB="0" distL="0" distR="0" wp14:anchorId="7823E98A" wp14:editId="14C342DB">
@@ -2422,7 +2391,7 @@
                     <pic:cNvPicPr/>
                   </pic:nvPicPr>
                   <pic:blipFill>
-                    <a:blip r:embed="rId20"/>
+                    <a:blip r:embed="rId19"/>
                     <a:stretch>
                       <a:fillRect/>
                     </a:stretch>
@@ -2442,7 +2411,7 @@
           </wp:inline>
         </w:drawing>
       </w:r>
-      <w:commentRangeEnd w:id="4"/>
+      <w:commentRangeEnd w:id="5"/>
       <w:r>
         <w:rPr>
           <w:rStyle w:val="Refdecomentario"/>
@@ -2450,7 +2419,7 @@
           <w:sz w:val="20"/>
           <w:szCs w:val="24"/>
         </w:rPr>
-        <w:commentReference w:id="4"/>
+        <w:commentReference w:id="5"/>
       </w:r>
     </w:p>
     <w:p>
@@ -2535,7 +2504,19 @@
         <w:rPr>
           <w:color w:val="auto"/>
         </w:rPr>
-        <w:t>En una emergencia el diálogo es corto y concreto. Una auxiliar de una empresa de alimentos que atiende a una compañera con una quemadura le dice qué va a hacer y espera una señal de aceptación antes de enfriar la lesión con agua. Ese gesto genera confianza, respeta la dignidad de la persona y evita conflictos posteriores por intervenciones no autorizadas.</w:t>
+        <w:t>En una emergencia</w:t>
+      </w:r>
+      <w:r>
+        <w:rPr>
+          <w:color w:val="auto"/>
+        </w:rPr>
+        <w:t>,</w:t>
+      </w:r>
+      <w:r>
+        <w:rPr>
+          <w:color w:val="auto"/>
+        </w:rPr>
+        <w:t xml:space="preserve"> el diálogo es corto y concreto. Una auxiliar de una empresa de alimentos que atiende a una compañera con una quemadura le dice qué va a hacer y espera una señal de aceptación antes de enfriar la lesión con agua. Ese gesto genera confianza, respeta la dignidad de la persona y evita conflictos posteriores por intervenciones no autorizadas.</w:t>
       </w:r>
     </w:p>
     <w:p>
@@ -2561,11 +2542,12 @@
           <w:color w:val="auto"/>
         </w:rPr>
       </w:pPr>
-      <w:commentRangeStart w:id="5"/>
+      <w:commentRangeStart w:id="6"/>
       <w:r>
         <w:rPr>
           <w:noProof/>
           <w:color w:val="auto"/>
+          <w:lang w:val="en-US" w:eastAsia="en-US"/>
         </w:rPr>
         <w:drawing>
           <wp:inline distT="0" distB="0" distL="0" distR="0" wp14:anchorId="21E87871" wp14:editId="6E615952">
@@ -2583,7 +2565,7 @@
                     <pic:cNvPicPr/>
                   </pic:nvPicPr>
                   <pic:blipFill>
-                    <a:blip r:embed="rId21"/>
+                    <a:blip r:embed="rId20"/>
                     <a:stretch>
                       <a:fillRect/>
                     </a:stretch>
@@ -2603,7 +2585,7 @@
           </wp:inline>
         </w:drawing>
       </w:r>
-      <w:commentRangeEnd w:id="5"/>
+      <w:commentRangeEnd w:id="6"/>
       <w:r>
         <w:rPr>
           <w:rStyle w:val="Refdecomentario"/>
@@ -2611,7 +2593,7 @@
           <w:sz w:val="20"/>
           <w:szCs w:val="24"/>
         </w:rPr>
-        <w:commentReference w:id="5"/>
+        <w:commentReference w:id="6"/>
       </w:r>
     </w:p>
     <w:p>
@@ -2639,6 +2621,7 @@
         <w:rPr>
           <w:noProof/>
           <w:color w:val="auto"/>
+          <w:lang w:val="en-US" w:eastAsia="en-US"/>
         </w:rPr>
         <mc:AlternateContent>
           <mc:Choice Requires="wps">
@@ -2719,8 +2702,8 @@
           </mc:Choice>
           <mc:Fallback>
             <w:pict>
-              <v:roundrect id="Texto destacado 3003" style="width:425.2pt;height:64.95pt;visibility:visible;mso-wrap-style:square;mso-left-percent:-10001;mso-top-percent:-10001;mso-position-horizontal:absolute;mso-position-horizontal-relative:char;mso-position-vertical:absolute;mso-position-vertical-relative:line;mso-left-percent:-10001;mso-top-percent:-10001;v-text-anchor:middle" alt="Título: Derecho a rechazar la ayuda - Descripción: Texto destacado sobre derecho a rechazar la ayuda." o:spid="_x0000_s1029" fillcolor="#ffbe86" strokecolor="#f79646" arcsize="10923f" w14:anchorId="27AC8990" o:gfxdata="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">
-                <v:fill type="gradient" color2="#ffebdb" colors="0 #ffbe86;22938f #ffd0aa;1 #ffebdb" angle="180" focus="100%" rotate="t"/>
+              <v:roundrect w14:anchorId="27AC8990" id="Texto destacado 3003" o:spid="_x0000_s1029" alt="Título: Derecho a rechazar la ayuda - Descripción: Texto destacado sobre derecho a rechazar la ayuda." style="width:425.2pt;height:64.95pt;visibility:visible;mso-wrap-style:square;mso-left-percent:-10001;mso-top-percent:-10001;mso-position-horizontal:absolute;mso-position-horizontal-relative:char;mso-position-vertical:absolute;mso-position-vertical-relative:line;mso-left-percent:-10001;mso-top-percent:-10001;v-text-anchor:middle" arcsize="10923f" o:gfxdata="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" fillcolor="#ffbe86" strokecolor="#f79646">
+                <v:fill color2="#ffebdb" rotate="t" angle="180" colors="0 #ffbe86;22938f #ffd0aa;1 #ffebdb" focus="100%" type="gradient"/>
                 <v:textbox inset="3mm,2mm,3mm,2mm">
                   <w:txbxContent>
                     <w:p>
@@ -2813,6 +2796,7 @@
         <w:rPr>
           <w:noProof/>
           <w:color w:val="auto"/>
+          <w:lang w:val="en-US" w:eastAsia="en-US"/>
         </w:rPr>
         <mc:AlternateContent>
           <mc:Choice Requires="wps">
@@ -2893,7 +2877,7 @@
           </mc:Choice>
           <mc:Fallback>
             <w:pict>
-              <v:rect id="Rectángulo 14" style="position:absolute;margin-left:16.05pt;margin-top:1.1pt;width:446.85pt;height:86.1pt;z-index:251660288;visibility:visible;mso-wrap-style:square;mso-wrap-distance-left:9pt;mso-wrap-distance-top:0;mso-wrap-distance-right:9pt;mso-wrap-distance-bottom:0;mso-position-horizontal:absolute;mso-position-horizontal-relative:text;mso-position-vertical:absolute;mso-position-vertical-relative:text;v-text-anchor:middle" alt="Título: Ejemplo: cadena de custodia en la práctica - Descripción: Una tendera auxilia a un hombre herido frente a su local, controla la hemorragia, llama al 123, impide el ingreso de curiosos y no toca el arma: aplica sin saberlo la cadena de custodia." o:spid="_x0000_s1030" fillcolor="white [3201]" strokecolor="#4f81bd [3204]" strokeweight="2pt" w14:anchorId="5C90C9E4" o:gfxdata="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">
+              <v:rect w14:anchorId="5C90C9E4" id="Rectángulo 14" o:spid="_x0000_s1030" alt="Título: Ejemplo: cadena de custodia en la práctica - Descripción: Una tendera auxilia a un hombre herido frente a su local, controla la hemorragia, llama al 123, impide el ingreso de curiosos y no toca el arma: aplica sin saberlo la cadena de custodia." style="position:absolute;margin-left:16.05pt;margin-top:1.1pt;width:446.85pt;height:86.1pt;z-index:251660288;visibility:visible;mso-wrap-style:square;mso-wrap-distance-left:9pt;mso-wrap-distance-top:0;mso-wrap-distance-right:9pt;mso-wrap-distance-bottom:0;mso-position-horizontal:absolute;mso-position-horizontal-relative:text;mso-position-vertical:absolute;mso-position-vertical-relative:text;v-text-anchor:middle" o:gfxdata="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" fillcolor="white [3201]" strokecolor="#4f81bd [3204]" strokeweight="2pt">
                 <v:textbox>
                   <w:txbxContent>
                     <w:p>
@@ -2977,12 +2961,12 @@
         <w:tblW w:w="0" w:type="auto"/>
         <w:jc w:val="center"/>
         <w:tblBorders>
-          <w:top w:val="single" w:color="808080" w:sz="4" w:space="0"/>
-          <w:left w:val="single" w:color="808080" w:sz="4" w:space="0"/>
-          <w:bottom w:val="single" w:color="808080" w:sz="4" w:space="0"/>
-          <w:right w:val="single" w:color="808080" w:sz="4" w:space="0"/>
-          <w:insideH w:val="single" w:color="808080" w:sz="4" w:space="0"/>
-          <w:insideV w:val="single" w:color="808080" w:sz="4" w:space="0"/>
+          <w:top w:val="single" w:sz="4" w:space="0" w:color="808080"/>
+          <w:left w:val="single" w:sz="4" w:space="0" w:color="808080"/>
+          <w:bottom w:val="single" w:sz="4" w:space="0" w:color="808080"/>
+          <w:right w:val="single" w:sz="4" w:space="0" w:color="808080"/>
+          <w:insideH w:val="single" w:sz="4" w:space="0" w:color="808080"/>
+          <w:insideV w:val="single" w:sz="4" w:space="0" w:color="808080"/>
         </w:tblBorders>
         <w:tblLook w:val="04A0" w:firstRow="1" w:lastRow="0" w:firstColumn="1" w:lastColumn="0" w:noHBand="0" w:noVBand="1"/>
       </w:tblPr>
@@ -3520,8 +3504,7 @@
     </w:p>
     <w:p>
       <w:pPr>
-        <w:pStyle w:val="Normal"/>
-        <w:keepNext w:val="1"/>
+        <w:keepNext/>
         <w:rPr>
           <w:color w:val="auto"/>
         </w:rPr>
@@ -3534,37 +3517,16 @@
       </w:r>
       <w:r>
         <w:rPr>
-          <w:rFonts w:ascii="Arial" w:hAnsi="Arial" w:eastAsia="Arial" w:cs="Arial"/>
-          <w:noProof w:val="0"/>
-          <w:sz w:val="20"/>
           <w:szCs w:val="20"/>
           <w:highlight w:val="yellow"/>
-          <w:lang w:val="es-CO"/>
-        </w:rPr>
-        <w:t xml:space="preserve">Aunque la verificación de estos atributos corresponde a la Policía Judicial, el primer respondiente debe preservarlos durante los primeros minutos, mientras se produce la llegada del personal </w:t>
-      </w:r>
-      <w:r>
-        <w:rPr>
-          <w:rFonts w:ascii="Arial" w:hAnsi="Arial" w:eastAsia="Arial" w:cs="Arial"/>
-          <w:noProof w:val="0"/>
-          <w:sz w:val="20"/>
-          <w:szCs w:val="20"/>
-          <w:highlight w:val="yellow"/>
-          <w:lang w:val="es-CO"/>
-        </w:rPr>
-        <w:t>especializado</w:t>
-      </w:r>
-      <w:r>
-        <w:rPr>
-          <w:color w:val="auto"/>
-        </w:rPr>
-        <w:t>.</w:t>
-      </w:r>
-      <w:r>
-        <w:rPr>
-          <w:color w:val="auto"/>
-        </w:rPr>
-        <w:t xml:space="preserve"> Conocerlos aclara por qué acciones tan simples como no mover un objeto tienen consecuencias jurídicas:</w:t>
+        </w:rPr>
+        <w:t>Aunque la verificación de estos atributos corresponde a la Policía Judicial, el primer respondiente debe preservarlos durante los primeros minutos, mientras se produce la llegada del personal especializado</w:t>
+      </w:r>
+      <w:r>
+        <w:rPr>
+          <w:color w:val="auto"/>
+        </w:rPr>
+        <w:t>. Conocerlos aclara por qué acciones tan simples como no mover un objeto tienen consecuencias jurídicas:</w:t>
       </w:r>
     </w:p>
     <w:p>
@@ -3808,7 +3770,19 @@
         <w:rPr>
           <w:color w:val="auto"/>
         </w:rPr>
-        <w:t xml:space="preserve"> por ejemplo, exige acciones distintas si ocurre en la cocina de una casa, en una carretera de montaña o en una planta de producción con maquinaria en movimiento. Lo que cambia no es la lesión sino la escena, y con ella el conjunto de peligros que deben controlarse antes de intervenir.</w:t>
+        <w:t xml:space="preserve"> por ejemplo, exige acciones distintas si ocurre en la cocina de una casa, en una carretera de montaña o en una planta de producción con maquinaria en movimiento. Lo que cambia no es la lesión</w:t>
+      </w:r>
+      <w:r>
+        <w:rPr>
+          <w:color w:val="auto"/>
+        </w:rPr>
+        <w:t>,</w:t>
+      </w:r>
+      <w:r>
+        <w:rPr>
+          <w:color w:val="auto"/>
+        </w:rPr>
+        <w:t xml:space="preserve"> sino la escena, y con ella el conjunto de peligros que deben controlarse antes de intervenir.</w:t>
       </w:r>
     </w:p>
     <w:p>
@@ -3874,11 +3848,12 @@
           <w:color w:val="auto"/>
         </w:rPr>
       </w:pPr>
-      <w:commentRangeStart w:id="6"/>
+      <w:commentRangeStart w:id="7"/>
       <w:r>
         <w:rPr>
           <w:noProof/>
           <w:color w:val="auto"/>
+          <w:lang w:val="en-US" w:eastAsia="en-US"/>
         </w:rPr>
         <w:drawing>
           <wp:inline distT="0" distB="0" distL="0" distR="0" wp14:anchorId="50997B72" wp14:editId="2B219676">
@@ -3896,7 +3871,7 @@
                     <pic:cNvPicPr/>
                   </pic:nvPicPr>
                   <pic:blipFill>
-                    <a:blip r:embed="rId22"/>
+                    <a:blip r:embed="rId21"/>
                     <a:stretch>
                       <a:fillRect/>
                     </a:stretch>
@@ -3916,7 +3891,7 @@
           </wp:inline>
         </w:drawing>
       </w:r>
-      <w:commentRangeEnd w:id="6"/>
+      <w:commentRangeEnd w:id="7"/>
       <w:r>
         <w:rPr>
           <w:rStyle w:val="Refdecomentario"/>
@@ -3924,7 +3899,7 @@
           <w:sz w:val="20"/>
           <w:szCs w:val="24"/>
         </w:rPr>
-        <w:commentReference w:id="6"/>
+        <w:commentReference w:id="7"/>
       </w:r>
     </w:p>
     <w:p>
@@ -4019,6 +3994,7 @@
         <w:rPr>
           <w:noProof/>
           <w:color w:val="auto"/>
+          <w:lang w:val="en-US" w:eastAsia="en-US"/>
         </w:rPr>
         <mc:AlternateContent>
           <mc:Choice Requires="wps">
@@ -4115,7 +4091,7 @@
           </mc:Choice>
           <mc:Fallback>
             <w:pict>
-              <v:rect id="Rectángulo 15" style="position:absolute;margin-left:26.85pt;margin-top:8.75pt;width:450pt;height:85.35pt;z-index:251661312;visibility:visible;mso-wrap-style:square;mso-height-percent:0;mso-wrap-distance-left:9pt;mso-wrap-distance-top:0;mso-wrap-distance-right:9pt;mso-wrap-distance-bottom:0;mso-position-horizontal:absolute;mso-position-horizontal-relative:text;mso-position-vertical:absolute;mso-position-vertical-relative:text;mso-height-percent:0;mso-height-relative:margin;v-text-anchor:middle" alt="Título: Texto destacado: la escena cambia de condición - Descripción: Una escena no es estática: un incendio en una vivienda pasa de insegura a controlada al llegar los bomberos y puede volver a ser insegura, por eso la clasificación se repite." o:spid="_x0000_s1031" fillcolor="white [3201]" strokecolor="#8064a2 [3207]" strokeweight="2pt" w14:anchorId="6D2FC588" o:gfxdata="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">
+              <v:rect w14:anchorId="6D2FC588" id="_x0000_s1031" alt="Título: Texto destacado: la escena cambia de condición - Descripción: Una escena no es estática: un incendio en una vivienda pasa de insegura a controlada al llegar los bomberos y puede volver a ser insegura, por eso la clasificación se repite." style="position:absolute;margin-left:26.85pt;margin-top:8.75pt;width:450pt;height:85.35pt;z-index:251661312;visibility:visible;mso-wrap-style:square;mso-height-percent:0;mso-wrap-distance-left:9pt;mso-wrap-distance-top:0;mso-wrap-distance-right:9pt;mso-wrap-distance-bottom:0;mso-position-horizontal:absolute;mso-position-horizontal-relative:text;mso-position-vertical:absolute;mso-position-vertical-relative:text;mso-height-percent:0;mso-height-relative:margin;v-text-anchor:middle" o:gfxdata="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" fillcolor="white [3201]" strokecolor="#8064a2 [3207]" strokeweight="2pt">
                 <v:textbox>
                   <w:txbxContent>
                     <w:p>
@@ -4199,12 +4175,12 @@
         <w:tblW w:w="0" w:type="auto"/>
         <w:jc w:val="center"/>
         <w:tblBorders>
-          <w:top w:val="single" w:color="808080" w:sz="4" w:space="0"/>
-          <w:left w:val="single" w:color="808080" w:sz="4" w:space="0"/>
-          <w:bottom w:val="single" w:color="808080" w:sz="4" w:space="0"/>
-          <w:right w:val="single" w:color="808080" w:sz="4" w:space="0"/>
-          <w:insideH w:val="single" w:color="808080" w:sz="4" w:space="0"/>
-          <w:insideV w:val="single" w:color="808080" w:sz="4" w:space="0"/>
+          <w:top w:val="single" w:sz="4" w:space="0" w:color="808080"/>
+          <w:left w:val="single" w:sz="4" w:space="0" w:color="808080"/>
+          <w:bottom w:val="single" w:sz="4" w:space="0" w:color="808080"/>
+          <w:right w:val="single" w:sz="4" w:space="0" w:color="808080"/>
+          <w:insideH w:val="single" w:sz="4" w:space="0" w:color="808080"/>
+          <w:insideV w:val="single" w:sz="4" w:space="0" w:color="808080"/>
         </w:tblBorders>
         <w:tblLook w:val="04A0" w:firstRow="1" w:lastRow="0" w:firstColumn="1" w:lastColumn="0" w:noHBand="0" w:noVBand="1"/>
       </w:tblPr>
@@ -4751,6 +4727,7 @@
         <w:rPr>
           <w:noProof/>
           <w:color w:val="auto"/>
+          <w:lang w:val="en-US" w:eastAsia="en-US"/>
         </w:rPr>
         <w:lastRenderedPageBreak/>
         <mc:AlternateContent>
@@ -4832,8 +4809,8 @@
           </mc:Choice>
           <mc:Fallback>
             <w:pict>
-              <v:roundrect id="Texto destacado 3004" style="width:425.2pt;height:50.4pt;visibility:visible;mso-wrap-style:square;mso-left-percent:-10001;mso-top-percent:-10001;mso-position-horizontal:absolute;mso-position-horizontal-relative:char;mso-position-vertical:absolute;mso-position-vertical-relative:line;mso-left-percent:-10001;mso-top-percent:-10001;v-text-anchor:middle" alt="Título: Escena insegura - Descripción: Texto destacado sobre escena insegura." o:spid="_x0000_s1032" fillcolor="#ffbe86" strokecolor="#f79646" arcsize="10923f" w14:anchorId="429602BC" o:gfxdata="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">
-                <v:fill type="gradient" color2="#ffebdb" colors="0 #ffbe86;22938f #ffd0aa;1 #ffebdb" angle="180" focus="100%" rotate="t"/>
+              <v:roundrect w14:anchorId="429602BC" id="Texto destacado 3004" o:spid="_x0000_s1032" alt="Título: Escena insegura - Descripción: Texto destacado sobre escena insegura." style="width:425.2pt;height:50.4pt;visibility:visible;mso-wrap-style:square;mso-left-percent:-10001;mso-top-percent:-10001;mso-position-horizontal:absolute;mso-position-horizontal-relative:char;mso-position-vertical:absolute;mso-position-vertical-relative:line;mso-left-percent:-10001;mso-top-percent:-10001;v-text-anchor:middle" arcsize="10923f" o:gfxdata="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" fillcolor="#ffbe86" strokecolor="#f79646">
+                <v:fill color2="#ffebdb" rotate="t" angle="180" colors="0 #ffbe86;22938f #ffd0aa;1 #ffebdb" focus="100%" type="gradient"/>
                 <v:textbox inset="3mm,2mm,3mm,2mm">
                   <w:txbxContent>
                     <w:p>
@@ -4889,10 +4866,11 @@
           <w:color w:val="EE0000"/>
         </w:rPr>
       </w:pPr>
-      <w:commentRangeStart w:id="7"/>
+      <w:commentRangeStart w:id="8"/>
       <w:r>
         <w:rPr>
           <w:noProof/>
+          <w:lang w:val="en-US" w:eastAsia="en-US"/>
         </w:rPr>
         <w:drawing>
           <wp:inline distT="0" distB="0" distL="0" distR="0" wp14:anchorId="2FABB2F0" wp14:editId="68FC80CB">
@@ -4910,7 +4888,7 @@
                     <pic:cNvPicPr/>
                   </pic:nvPicPr>
                   <pic:blipFill>
-                    <a:blip r:embed="rId23"/>
+                    <a:blip r:embed="rId22"/>
                     <a:stretch>
                       <a:fillRect/>
                     </a:stretch>
@@ -4930,7 +4908,7 @@
           </wp:inline>
         </w:drawing>
       </w:r>
-      <w:commentRangeEnd w:id="7"/>
+      <w:commentRangeEnd w:id="8"/>
       <w:r>
         <w:rPr>
           <w:rStyle w:val="Refdecomentario"/>
@@ -4938,7 +4916,7 @@
           <w:sz w:val="20"/>
           <w:szCs w:val="24"/>
         </w:rPr>
-        <w:commentReference w:id="7"/>
+        <w:commentReference w:id="8"/>
       </w:r>
     </w:p>
     <w:p>
@@ -5004,6 +4982,13 @@
           <w:color w:val="auto"/>
         </w:rPr>
       </w:pPr>
+    </w:p>
+    <w:p>
+      <w:pPr>
+        <w:rPr>
+          <w:color w:val="auto"/>
+        </w:rPr>
+      </w:pPr>
       <w:r>
         <w:rPr>
           <w:color w:val="auto"/>
@@ -5028,14 +5013,8 @@
         <w:rPr>
           <w:color w:val="auto"/>
         </w:rPr>
-        <w:t xml:space="preserve">Cuando ya se sabe qué ocurrió, el análisis continúa con las condiciones que rodearon el hecho, porque dos incidentes con el mismo nombre pueden producir lesiones muy distintas. Una caída, por ejemplo, no significa lo </w:t>
-      </w:r>
-      <w:r>
-        <w:rPr>
-          <w:color w:val="auto"/>
-        </w:rPr>
         <w:lastRenderedPageBreak/>
-        <w:t>mismo si fue desde una silla o desde un andamio, sobre césped o sobre concreto, en un día seco o bajo la lluvia. Para interpretarla se tienen en cuenta tres condiciones:</w:t>
+        <w:t>Cuando ya se sabe qué ocurrió, el análisis continúa con las condiciones que rodearon el hecho, porque dos incidentes con el mismo nombre pueden producir lesiones muy distintas. Una caída, por ejemplo, no significa lo mismo si fue desde una silla o desde un andamio, sobre césped o sobre concreto, en un día seco o bajo la lluvia. Para interpretarla se tienen en cuenta tres condiciones:</w:t>
       </w:r>
     </w:p>
     <w:p>
@@ -5140,11 +5119,36 @@
         <w:rPr>
           <w:color w:val="auto"/>
         </w:rPr>
-        <w:t>Las tres condiciones se valoran juntas, porque ninguna explica el incidente por sí sola. El mecanismo indica el tipo de daño, la energía su posible gravedad y el ambiente las complicaciones que pueden sumarse. Un caso sencillo permite comprobarlo.</w:t>
-      </w:r>
-    </w:p>
-    <w:p>
-      <w:pPr>
+        <w:t>Las tres condiciones se valoran juntas, porque ninguna explica el incidente por sí sola. El mecanismo indica el tipo de daño, la energía</w:t>
+      </w:r>
+      <w:r>
+        <w:rPr>
+          <w:color w:val="auto"/>
+        </w:rPr>
+        <w:t>,</w:t>
+      </w:r>
+      <w:r>
+        <w:rPr>
+          <w:color w:val="auto"/>
+        </w:rPr>
+        <w:t xml:space="preserve"> su posible gravedad y el ambiente</w:t>
+      </w:r>
+      <w:r>
+        <w:rPr>
+          <w:color w:val="auto"/>
+        </w:rPr>
+        <w:t>,</w:t>
+      </w:r>
+      <w:r>
+        <w:rPr>
+          <w:color w:val="auto"/>
+        </w:rPr>
+        <w:t xml:space="preserve"> las complicaciones que pueden sumarse. Un caso sencillo permite comprobarlo.</w:t>
+      </w:r>
+    </w:p>
+    <w:p>
+      <w:pPr>
+        <w:jc w:val="center"/>
         <w:rPr>
           <w:color w:val="auto"/>
         </w:rPr>
@@ -5153,21 +5157,14 @@
         <w:rPr>
           <w:noProof/>
           <w:color w:val="auto"/>
+          <w:lang w:val="en-US" w:eastAsia="en-US"/>
         </w:rPr>
         <mc:AlternateContent>
           <mc:Choice Requires="wps">
             <w:drawing>
-              <wp:anchor distT="0" distB="0" distL="114300" distR="114300" simplePos="0" relativeHeight="251663360" behindDoc="0" locked="0" layoutInCell="1" allowOverlap="1" wp14:anchorId="3A4CFD52" wp14:editId="0173347D">
-                <wp:simplePos x="0" y="0"/>
-                <wp:positionH relativeFrom="column">
-                  <wp:posOffset>0</wp:posOffset>
-                </wp:positionH>
-                <wp:positionV relativeFrom="paragraph">
-                  <wp:posOffset>238125</wp:posOffset>
-                </wp:positionV>
+              <wp:inline distT="0" distB="0" distL="0" distR="0" wp14:anchorId="098983A7" wp14:editId="71CE5C41">
                 <wp:extent cx="5715000" cy="1084194"/>
                 <wp:effectExtent l="0" t="0" r="19050" b="20955"/>
-                <wp:wrapTopAndBottom/>
                 <wp:docPr id="1740685339" name="Rectángulo 15" descr="Una escena no es estática: un incendio en una vivienda pasa de insegura a controlada al llegar los bomberos y puede volver a ser insegura, por eso la clasificación se repite." title="Texto destacado: la escena cambia de condición"/>
                 <wp:cNvGraphicFramePr/>
                 <a:graphic xmlns:a="http://schemas.openxmlformats.org/drawingml/2006/main">
@@ -5222,15 +5219,12 @@
                     </wps:wsp>
                   </a:graphicData>
                 </a:graphic>
-                <wp14:sizeRelV relativeFrom="margin">
-                  <wp14:pctHeight>0</wp14:pctHeight>
-                </wp14:sizeRelV>
-              </wp:anchor>
+              </wp:inline>
             </w:drawing>
           </mc:Choice>
           <mc:Fallback>
             <w:pict>
-              <v:rect id="_x0000_s1033" style="position:absolute;margin-left:0;margin-top:18.75pt;width:450pt;height:85.35pt;z-index:251663360;visibility:visible;mso-wrap-style:square;mso-height-percent:0;mso-wrap-distance-left:9pt;mso-wrap-distance-top:0;mso-wrap-distance-right:9pt;mso-wrap-distance-bottom:0;mso-position-horizontal:absolute;mso-position-horizontal-relative:text;mso-position-vertical:absolute;mso-position-vertical-relative:text;mso-height-percent:0;mso-height-relative:margin;v-text-anchor:middle" alt="Título: Texto destacado: la escena cambia de condición - Descripción: Una escena no es estática: un incendio en una vivienda pasa de insegura a controlada al llegar los bomberos y puede volver a ser insegura, por eso la clasificación se repite." fillcolor="white [3201]" strokecolor="#c0504d [3205]" strokeweight="2pt" w14:anchorId="3A4CFD52" o:gfxdata="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">
+              <v:rect w14:anchorId="098983A7" id="Rectángulo 15" o:spid="_x0000_s1033" alt="Título: Texto destacado: la escena cambia de condición - Descripción: Una escena no es estática: un incendio en una vivienda pasa de insegura a controlada al llegar los bomberos y puede volver a ser insegura, por eso la clasificación se repite." style="width:450pt;height:85.35pt;visibility:visible;mso-wrap-style:square;mso-left-percent:-10001;mso-top-percent:-10001;mso-position-horizontal:absolute;mso-position-horizontal-relative:char;mso-position-vertical:absolute;mso-position-vertical-relative:line;mso-left-percent:-10001;mso-top-percent:-10001;v-text-anchor:middle" o:gfxdata="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" fillcolor="white [3201]" strokecolor="#c0504d [3205]" strokeweight="2pt">
                 <v:textbox>
                   <w:txbxContent>
                     <w:p>
@@ -5246,7 +5240,7 @@
                     </w:p>
                   </w:txbxContent>
                 </v:textbox>
-                <w10:wrap type="topAndBottom"/>
+                <w10:anchorlock/>
               </v:rect>
             </w:pict>
           </mc:Fallback>
@@ -5282,11 +5276,12 @@
           <w:color w:val="auto"/>
         </w:rPr>
       </w:pPr>
-      <w:commentRangeStart w:id="8"/>
+      <w:commentRangeStart w:id="9"/>
       <w:r>
         <w:rPr>
           <w:noProof/>
           <w:color w:val="auto"/>
+          <w:lang w:val="en-US" w:eastAsia="en-US"/>
         </w:rPr>
         <w:drawing>
           <wp:inline distT="0" distB="0" distL="0" distR="0" wp14:anchorId="160A85C9" wp14:editId="2CBB2A64">
@@ -5304,7 +5299,7 @@
                     <pic:cNvPicPr/>
                   </pic:nvPicPr>
                   <pic:blipFill>
-                    <a:blip r:embed="rId24"/>
+                    <a:blip r:embed="rId23"/>
                     <a:stretch>
                       <a:fillRect/>
                     </a:stretch>
@@ -5324,7 +5319,7 @@
           </wp:inline>
         </w:drawing>
       </w:r>
-      <w:commentRangeEnd w:id="8"/>
+      <w:commentRangeEnd w:id="9"/>
       <w:r>
         <w:rPr>
           <w:rStyle w:val="Refdecomentario"/>
@@ -5332,7 +5327,7 @@
           <w:sz w:val="20"/>
           <w:szCs w:val="24"/>
         </w:rPr>
-        <w:commentReference w:id="8"/>
+        <w:commentReference w:id="9"/>
       </w:r>
     </w:p>
     <w:p>
@@ -5501,7 +5496,19 @@
         <w:rPr>
           <w:color w:val="auto"/>
         </w:rPr>
-        <w:t>En todos los casos el riesgo aparece después de la primera valoración y no antes. Quien la da por terminada al llegar queda expuesto a un peligro que no existía cuando decidió acercarse.</w:t>
+        <w:t>En todos los casos</w:t>
+      </w:r>
+      <w:r>
+        <w:rPr>
+          <w:color w:val="auto"/>
+        </w:rPr>
+        <w:t>,</w:t>
+      </w:r>
+      <w:r>
+        <w:rPr>
+          <w:color w:val="auto"/>
+        </w:rPr>
+        <w:t xml:space="preserve"> el riesgo aparece después de la primera valoración y no antes. Quien la da por terminada al llegar queda expuesto a un peligro que no existía cuando decidió acercarse.</w:t>
       </w:r>
     </w:p>
     <w:p>
@@ -5535,7 +5542,19 @@
         <w:rPr>
           <w:color w:val="auto"/>
         </w:rPr>
-        <w:t xml:space="preserve">Los principios orientan el criterio, pero en el lugar de los hechos se traducen en acciones concretas que siguen siempre el mismo orden. Al llegar se inspecciona el conjunto del lugar; luego se identifican los riesgos presentes; con ellos se valora si la seguridad permite intervenir; después se decide cómo actuar y con qué protección, y durante toda la atención se vigila que las condiciones no hayan cambiado. Esos cinco pasos, que se repiten mientras </w:t>
+        <w:t>Los principios orientan el criterio, pero en el lugar de los hechos se traducen en acciones concretas que siguen siempre el mismo orden. Al llegar</w:t>
+      </w:r>
+      <w:r>
+        <w:rPr>
+          <w:color w:val="auto"/>
+        </w:rPr>
+        <w:t>,</w:t>
+      </w:r>
+      <w:r>
+        <w:rPr>
+          <w:color w:val="auto"/>
+        </w:rPr>
+        <w:t xml:space="preserve"> se inspecciona el conjunto del lugar; luego se identifican los riesgos presentes; con ellos se valora si la seguridad permite intervenir; después se decide cómo actuar y con qué protección, y durante toda la atención se vigila que las condiciones no hayan cambiado. Esos cinco pasos, que se repiten mientras </w:t>
       </w:r>
       <w:r>
         <w:rPr>
@@ -5570,11 +5589,12 @@
           <w:color w:val="auto"/>
         </w:rPr>
       </w:pPr>
-      <w:commentRangeStart w:id="9"/>
+      <w:commentRangeStart w:id="10"/>
       <w:r>
         <w:rPr>
           <w:noProof/>
           <w:color w:val="auto"/>
+          <w:lang w:val="en-US" w:eastAsia="en-US"/>
         </w:rPr>
         <w:lastRenderedPageBreak/>
         <w:drawing>
@@ -5593,7 +5613,7 @@
                     <pic:cNvPicPr/>
                   </pic:nvPicPr>
                   <pic:blipFill>
-                    <a:blip r:embed="rId25"/>
+                    <a:blip r:embed="rId24"/>
                     <a:stretch>
                       <a:fillRect/>
                     </a:stretch>
@@ -5613,7 +5633,7 @@
           </wp:inline>
         </w:drawing>
       </w:r>
-      <w:commentRangeEnd w:id="9"/>
+      <w:commentRangeEnd w:id="10"/>
       <w:r>
         <w:rPr>
           <w:rStyle w:val="Refdecomentario"/>
@@ -5621,7 +5641,7 @@
           <w:sz w:val="20"/>
           <w:szCs w:val="24"/>
         </w:rPr>
-        <w:commentReference w:id="9"/>
+        <w:commentReference w:id="10"/>
       </w:r>
     </w:p>
     <w:p>
@@ -5702,7 +5722,19 @@
         <w:rPr>
           <w:color w:val="auto"/>
         </w:rPr>
-        <w:t>Clasificar los riesgos facilita su identificación y su manejo. Cada categoría se asocia con un tipo de daño y con medidas de control propias. De ahí que la clasificación no sea un ejercicio teórico sino una herramienta para decidir con rapidez qué hacer frente a cada peligro.</w:t>
+        <w:t>Clasificar los riesgos facilita su identificación y su manejo. Cada categoría se asocia con un tipo de daño y con medidas de control propias. De ahí que la clasificación no sea un ejercicio teórico</w:t>
+      </w:r>
+      <w:r>
+        <w:rPr>
+          <w:color w:val="auto"/>
+        </w:rPr>
+        <w:t>,</w:t>
+      </w:r>
+      <w:r>
+        <w:rPr>
+          <w:color w:val="auto"/>
+        </w:rPr>
+        <w:t xml:space="preserve"> sino una herramienta para decidir con rapidez qué hacer frente a cada peligro.</w:t>
       </w:r>
     </w:p>
     <w:p>
@@ -5772,12 +5804,12 @@
         <w:tblW w:w="0" w:type="auto"/>
         <w:jc w:val="center"/>
         <w:tblBorders>
-          <w:top w:val="single" w:color="808080" w:sz="4" w:space="0"/>
-          <w:left w:val="single" w:color="808080" w:sz="4" w:space="0"/>
-          <w:bottom w:val="single" w:color="808080" w:sz="4" w:space="0"/>
-          <w:right w:val="single" w:color="808080" w:sz="4" w:space="0"/>
-          <w:insideH w:val="single" w:color="808080" w:sz="4" w:space="0"/>
-          <w:insideV w:val="single" w:color="808080" w:sz="4" w:space="0"/>
+          <w:top w:val="single" w:sz="4" w:space="0" w:color="808080"/>
+          <w:left w:val="single" w:sz="4" w:space="0" w:color="808080"/>
+          <w:bottom w:val="single" w:sz="4" w:space="0" w:color="808080"/>
+          <w:right w:val="single" w:sz="4" w:space="0" w:color="808080"/>
+          <w:insideH w:val="single" w:sz="4" w:space="0" w:color="808080"/>
+          <w:insideV w:val="single" w:sz="4" w:space="0" w:color="808080"/>
         </w:tblBorders>
         <w:tblLook w:val="04A0" w:firstRow="1" w:lastRow="0" w:firstColumn="1" w:lastColumn="0" w:noHBand="0" w:noVBand="1"/>
       </w:tblPr>
@@ -6272,11 +6304,12 @@
           <w:color w:val="auto"/>
         </w:rPr>
       </w:pPr>
-      <w:commentRangeStart w:id="10"/>
+      <w:commentRangeStart w:id="11"/>
       <w:r>
         <w:rPr>
           <w:noProof/>
           <w:color w:val="auto"/>
+          <w:lang w:val="en-US" w:eastAsia="en-US"/>
         </w:rPr>
         <w:drawing>
           <wp:inline distT="0" distB="0" distL="0" distR="0" wp14:anchorId="4EA9F7BC" wp14:editId="6991C854">
@@ -6294,7 +6327,7 @@
                     <pic:cNvPicPr/>
                   </pic:nvPicPr>
                   <pic:blipFill>
-                    <a:blip r:embed="rId26"/>
+                    <a:blip r:embed="rId25"/>
                     <a:stretch>
                       <a:fillRect/>
                     </a:stretch>
@@ -6314,7 +6347,7 @@
           </wp:inline>
         </w:drawing>
       </w:r>
-      <w:commentRangeEnd w:id="10"/>
+      <w:commentRangeEnd w:id="11"/>
       <w:r>
         <w:rPr>
           <w:rStyle w:val="Refdecomentario"/>
@@ -6322,7 +6355,7 @@
           <w:sz w:val="20"/>
           <w:szCs w:val="24"/>
         </w:rPr>
-        <w:commentReference w:id="10"/>
+        <w:commentReference w:id="11"/>
       </w:r>
     </w:p>
     <w:p>
@@ -6371,7 +6404,21 @@
           <w:color w:val="auto"/>
           <w:shd w:val="clear" w:color="auto" w:fill="E5DFEC" w:themeFill="accent4" w:themeFillTint="33"/>
         </w:rPr>
-        <w:t xml:space="preserve">Cuando en una escena coinciden varios peligros no es posible controlarlos todos al mismo tiempo, </w:t>
+        <w:t>Cuando en una escena coinciden varios peligros</w:t>
+      </w:r>
+      <w:r>
+        <w:rPr>
+          <w:color w:val="auto"/>
+          <w:shd w:val="clear" w:color="auto" w:fill="E5DFEC" w:themeFill="accent4" w:themeFillTint="33"/>
+        </w:rPr>
+        <w:t>,</w:t>
+      </w:r>
+      <w:r>
+        <w:rPr>
+          <w:color w:val="auto"/>
+          <w:shd w:val="clear" w:color="auto" w:fill="E5DFEC" w:themeFill="accent4" w:themeFillTint="33"/>
+        </w:rPr>
+        <w:t xml:space="preserve"> no es posible controlarlos todos al mismo tiempo, </w:t>
       </w:r>
       <w:r>
         <w:rPr>
@@ -6395,13 +6442,7 @@
         <w:rPr>
           <w:color w:val="auto"/>
         </w:rPr>
-        <w:t>. La valoración del riesgo ordena esa decisión con tres criterios que se aplican a cada peligro identificado, de modo que el primero en atenderse sea el que combina mayor probabilidad, mayor daño posible y mayor cercanía a las personas</w:t>
-      </w:r>
-      <w:r>
-        <w:rPr>
-          <w:color w:val="auto"/>
-        </w:rPr>
-        <w:t>:</w:t>
+        <w:t>. La valoración del riesgo ordena esa decisión con tres criterios que se aplican a cada peligro identificado, de modo que el primero en atenderse sea el que combina mayor probabilidad, mayor daño posible y mayor cercanía a las personas:</w:t>
       </w:r>
     </w:p>
     <w:p>
@@ -6563,7 +6604,19 @@
         <w:rPr>
           <w:color w:val="000000" w:themeColor="text1"/>
         </w:rPr>
-        <w:t>Lo que distingue esta etapa de las anteriores es que ya no se trata de saber, sino de hacer. Hasta aquí el primer respondiente ha reconocido el lugar, comprendido el incidente y ordenado los peligros; ahora debe modificar la realidad para que la atención sea posible. Esa acción no exige equipos especiales ni conocimientos técnicos, sino decisiones tomadas en el orden correcto, desde retirar la fuente del peligro hasta pedir apoyo cuando nada más resulta suficiente.</w:t>
+        <w:t>Lo que distingue esta etapa de las anteriores es que ya no se trata de saber, sino de hacer. Hasta aquí</w:t>
+      </w:r>
+      <w:r>
+        <w:rPr>
+          <w:color w:val="000000" w:themeColor="text1"/>
+        </w:rPr>
+        <w:t>,</w:t>
+      </w:r>
+      <w:r>
+        <w:rPr>
+          <w:color w:val="000000" w:themeColor="text1"/>
+        </w:rPr>
+        <w:t xml:space="preserve"> el primer respondiente ha reconocido el lugar, comprendido el incidente y ordenado los peligros; ahora debe modificar la realidad para que la atención sea posible. Esa acción no exige equipos especiales ni conocimientos técnicos, sino decisiones tomadas en el orden correcto, desde retirar la fuente del peligro hasta pedir apoyo cuando nada más resulta suficiente.</w:t>
       </w:r>
     </w:p>
     <w:p>
@@ -6589,6 +6642,7 @@
     </w:p>
     <w:p>
       <w:pPr>
+        <w:jc w:val="center"/>
         <w:rPr>
           <w:color w:val="auto"/>
         </w:rPr>
@@ -6597,21 +6651,14 @@
         <w:rPr>
           <w:noProof/>
           <w:color w:val="auto"/>
+          <w:lang w:val="en-US" w:eastAsia="en-US"/>
         </w:rPr>
         <mc:AlternateContent>
           <mc:Choice Requires="wps">
             <w:drawing>
-              <wp:anchor distT="0" distB="0" distL="114300" distR="114300" simplePos="0" relativeHeight="251664384" behindDoc="0" locked="0" layoutInCell="1" allowOverlap="1" wp14:anchorId="260E5D12" wp14:editId="4CCC7FD9">
-                <wp:simplePos x="0" y="0"/>
-                <wp:positionH relativeFrom="column">
-                  <wp:posOffset>303640</wp:posOffset>
-                </wp:positionH>
-                <wp:positionV relativeFrom="paragraph">
-                  <wp:posOffset>94063</wp:posOffset>
-                </wp:positionV>
+              <wp:inline distT="0" distB="0" distL="0" distR="0" wp14:anchorId="786545EF" wp14:editId="66895FF8">
                 <wp:extent cx="4698393" cy="1461052"/>
                 <wp:effectExtent l="0" t="0" r="26035" b="25400"/>
-                <wp:wrapNone/>
                 <wp:docPr id="1218777077" name="Rectángulo 16"/>
                 <wp:cNvGraphicFramePr/>
                 <a:graphic xmlns:a="http://schemas.openxmlformats.org/drawingml/2006/main">
@@ -6653,13 +6700,14 @@
                               <w:rPr>
                                 <w:color w:val="auto"/>
                               </w:rPr>
-                              <w:t>En Colombia, la noción se enmarca en la Ley 1523 de 2012, que adopta la política nacional de gestión del riesgo de desastres (Congreso de la República de Colombia, 2012). Esa norma define la reducción del riesgo como uno de sus tres procesos, junto con el conocimiento y el manejo. Aunque la ley se ocupa de eventos de gran escala, su lógica se aplica a la escena de cualquier incidente, esto es, conocer el riesgo, reducirlo y manejar lo que no se pudo evitar.</w:t>
+                              <w:t>En Colombia, la noción se enmarca en la Ley 1523 de 2012, que adopta la política nacional de gestión del riesgo de desastres (Congreso de la República de Colombia, 2012). Esa norma define la reducción del riesgo como uno de sus tres procesos, junto con el conocimiento y el manejo. Aunque la ley se ocupa de eventos de gran escala, su lógica se aplica a la escena de cualquier incidente, esto es, conocer el riesgo, reducirlo y ma</w:t>
                             </w:r>
-                          </w:p>
-                          <w:p>
-                            <w:pPr>
-                              <w:jc w:val="center"/>
-                            </w:pPr>
+                            <w:r>
+                              <w:rPr>
+                                <w:color w:val="auto"/>
+                              </w:rPr>
+                              <w:t>nejar lo que no se pudo evitar.</w:t>
+                            </w:r>
                           </w:p>
                         </w:txbxContent>
                       </wps:txbx>
@@ -6672,18 +6720,12 @@
                     </wps:wsp>
                   </a:graphicData>
                 </a:graphic>
-                <wp14:sizeRelH relativeFrom="margin">
-                  <wp14:pctWidth>0</wp14:pctWidth>
-                </wp14:sizeRelH>
-                <wp14:sizeRelV relativeFrom="margin">
-                  <wp14:pctHeight>0</wp14:pctHeight>
-                </wp14:sizeRelV>
-              </wp:anchor>
+              </wp:inline>
             </w:drawing>
           </mc:Choice>
           <mc:Fallback>
             <w:pict>
-              <v:rect id="Rectángulo 16" style="position:absolute;margin-left:23.9pt;margin-top:7.4pt;width:369.95pt;height:115.05pt;z-index:251664384;visibility:visible;mso-wrap-style:square;mso-width-percent:0;mso-height-percent:0;mso-wrap-distance-left:9pt;mso-wrap-distance-top:0;mso-wrap-distance-right:9pt;mso-wrap-distance-bottom:0;mso-position-horizontal:absolute;mso-position-horizontal-relative:text;mso-position-vertical:absolute;mso-position-vertical-relative:text;mso-width-percent:0;mso-height-percent:0;mso-width-relative:margin;mso-height-relative:margin;v-text-anchor:middle" o:spid="_x0000_s1034" fillcolor="white [3201]" strokecolor="#f79646 [3209]" strokeweight="2pt" w14:anchorId="260E5D12" o:gfxdata="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">
+              <v:rect w14:anchorId="786545EF" id="Rectángulo 16" o:spid="_x0000_s1034" style="width:369.95pt;height:115.05pt;visibility:visible;mso-wrap-style:square;mso-left-percent:-10001;mso-top-percent:-10001;mso-position-horizontal:absolute;mso-position-horizontal-relative:char;mso-position-vertical:absolute;mso-position-vertical-relative:line;mso-left-percent:-10001;mso-top-percent:-10001;v-text-anchor:middle" o:gfxdata="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" fillcolor="white [3201]" strokecolor="#f79646 [3209]" strokeweight="2pt">
                 <v:textbox>
                   <w:txbxContent>
                     <w:p>
@@ -6696,16 +6738,18 @@
                         <w:rPr>
                           <w:color w:val="auto"/>
                         </w:rPr>
-                        <w:t>En Colombia, la noción se enmarca en la Ley 1523 de 2012, que adopta la política nacional de gestión del riesgo de desastres (Congreso de la República de Colombia, 2012). Esa norma define la reducción del riesgo como uno de sus tres procesos, junto con el conocimiento y el manejo. Aunque la ley se ocupa de eventos de gran escala, su lógica se aplica a la escena de cualquier incidente, esto es, conocer el riesgo, reducirlo y manejar lo que no se pudo evitar.</w:t>
+                        <w:t>En Colombia, la noción se enmarca en la Ley 1523 de 2012, que adopta la política nacional de gestión del riesgo de desastres (Congreso de la República de Colombia, 2012). Esa norma define la reducción del riesgo como uno de sus tres procesos, junto con el conocimiento y el manejo. Aunque la ley se ocupa de eventos de gran escala, su lógica se aplica a la escena de cualquier incidente, esto es, conocer el riesgo, reducirlo y ma</w:t>
                       </w:r>
-                    </w:p>
-                    <w:p>
-                      <w:pPr>
-                        <w:jc w:val="center"/>
-                      </w:pPr>
+                      <w:r>
+                        <w:rPr>
+                          <w:color w:val="auto"/>
+                        </w:rPr>
+                        <w:t>nejar lo que no se pudo evitar.</w:t>
+                      </w:r>
                     </w:p>
                   </w:txbxContent>
                 </v:textbox>
+                <w10:anchorlock/>
               </v:rect>
             </w:pict>
           </mc:Fallback>
@@ -6718,48 +6762,6 @@
           <w:color w:val="auto"/>
         </w:rPr>
       </w:pPr>
-    </w:p>
-    <w:p>
-      <w:pPr>
-        <w:rPr>
-          <w:color w:val="auto"/>
-        </w:rPr>
-      </w:pPr>
-    </w:p>
-    <w:p>
-      <w:pPr>
-        <w:rPr>
-          <w:color w:val="auto"/>
-        </w:rPr>
-      </w:pPr>
-    </w:p>
-    <w:p>
-      <w:pPr>
-        <w:rPr>
-          <w:color w:val="auto"/>
-        </w:rPr>
-      </w:pPr>
-    </w:p>
-    <w:p>
-      <w:pPr>
-        <w:rPr>
-          <w:color w:val="auto"/>
-        </w:rPr>
-      </w:pPr>
-    </w:p>
-    <w:p>
-      <w:pPr>
-        <w:rPr>
-          <w:color w:val="0070C0"/>
-        </w:rPr>
-      </w:pPr>
-    </w:p>
-    <w:p>
-      <w:pPr>
-        <w:rPr>
-          <w:color w:val="auto"/>
-        </w:rPr>
-      </w:pPr>
       <w:r>
         <w:rPr>
           <w:color w:val="auto"/>
@@ -6795,10 +6797,11 @@
           <w:color w:val="EE0000"/>
         </w:rPr>
       </w:pPr>
-      <w:commentRangeStart w:id="11"/>
+      <w:commentRangeStart w:id="12"/>
       <w:r>
         <w:rPr>
           <w:noProof/>
+          <w:lang w:val="en-US" w:eastAsia="en-US"/>
         </w:rPr>
         <w:lastRenderedPageBreak/>
         <w:drawing>
@@ -6817,7 +6820,7 @@
                     <pic:cNvPicPr/>
                   </pic:nvPicPr>
                   <pic:blipFill>
-                    <a:blip r:embed="rId27"/>
+                    <a:blip r:embed="rId26"/>
                     <a:stretch>
                       <a:fillRect/>
                     </a:stretch>
@@ -6837,7 +6840,7 @@
           </wp:inline>
         </w:drawing>
       </w:r>
-      <w:commentRangeEnd w:id="11"/>
+      <w:commentRangeEnd w:id="12"/>
       <w:r>
         <w:rPr>
           <w:rStyle w:val="Refdecomentario"/>
@@ -6845,7 +6848,7 @@
           <w:sz w:val="20"/>
           <w:szCs w:val="24"/>
         </w:rPr>
-        <w:commentReference w:id="11"/>
+        <w:commentReference w:id="12"/>
       </w:r>
     </w:p>
     <w:p>
@@ -6873,6 +6876,7 @@
         <w:rPr>
           <w:noProof/>
           <w:color w:val="auto"/>
+          <w:lang w:val="en-US" w:eastAsia="en-US"/>
         </w:rPr>
         <mc:AlternateContent>
           <mc:Choice Requires="wps">
@@ -6953,8 +6957,8 @@
           </mc:Choice>
           <mc:Fallback>
             <w:pict>
-              <v:roundrect id="Texto destacado 3005" style="width:425.2pt;height:50.4pt;visibility:visible;mso-wrap-style:square;mso-left-percent:-10001;mso-top-percent:-10001;mso-position-horizontal:absolute;mso-position-horizontal-relative:char;mso-position-vertical:absolute;mso-position-vertical-relative:line;mso-left-percent:-10001;mso-top-percent:-10001;v-text-anchor:middle" alt="Título: Reducción del riesgo - Descripción: Texto destacado sobre reducción del riesgo." o:spid="_x0000_s1035" fillcolor="#ffbe86" strokecolor="#f79646" arcsize="10923f" w14:anchorId="55606CC0" o:gfxdata="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">
-                <v:fill type="gradient" color2="#ffebdb" colors="0 #ffbe86;22938f #ffd0aa;1 #ffebdb" angle="180" focus="100%" rotate="t"/>
+              <v:roundrect w14:anchorId="55606CC0" id="Texto destacado 3005" o:spid="_x0000_s1035" alt="Título: Reducción del riesgo - Descripción: Texto destacado sobre reducción del riesgo." style="width:425.2pt;height:50.4pt;visibility:visible;mso-wrap-style:square;mso-left-percent:-10001;mso-top-percent:-10001;mso-position-horizontal:absolute;mso-position-horizontal-relative:char;mso-position-vertical:absolute;mso-position-vertical-relative:line;mso-left-percent:-10001;mso-top-percent:-10001;v-text-anchor:middle" arcsize="10923f" o:gfxdata="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" fillcolor="#ffbe86" strokecolor="#f79646">
+                <v:fill color2="#ffebdb" rotate="t" angle="180" colors="0 #ffbe86;22938f #ffd0aa;1 #ffebdb" focus="100%" type="gradient"/>
                 <v:textbox inset="3mm,2mm,3mm,2mm">
                   <w:txbxContent>
                     <w:p>
@@ -7021,7 +7025,19 @@
         <w:rPr>
           <w:color w:val="auto"/>
         </w:rPr>
-        <w:t xml:space="preserve">La mejor emergencia es la que no ocurre. Antes de la escena, del incidente y del riesgo existe un espacio de decisiones cotidianas que determina cuántas veces una persona necesitará ayuda y con qué condición de salud la recibirá. Ese espacio es el de la prevención y el autocuidado, dos nociones que hacen parte de la atención </w:t>
+        <w:t>La mejor emergencia es la que no ocurre. Antes de la escena, del incidente y del riesgo existe</w:t>
+      </w:r>
+      <w:r>
+        <w:rPr>
+          <w:color w:val="auto"/>
+        </w:rPr>
+        <w:t>,</w:t>
+      </w:r>
+      <w:r>
+        <w:rPr>
+          <w:color w:val="auto"/>
+        </w:rPr>
+        <w:t xml:space="preserve"> un espacio de decisiones cotidianas que determina cuántas veces una persona necesitará ayuda y con qué condición de salud la recibirá. Ese espacio es el de la prevención y el autocuidado, dos nociones que hacen parte de la atención </w:t>
       </w:r>
       <w:r>
         <w:rPr>
@@ -7069,11 +7085,12 @@
           <w:color w:val="auto"/>
         </w:rPr>
       </w:pPr>
-      <w:commentRangeStart w:id="12"/>
+      <w:commentRangeStart w:id="13"/>
       <w:r>
         <w:rPr>
           <w:noProof/>
           <w:color w:val="auto"/>
+          <w:lang w:val="en-US" w:eastAsia="en-US"/>
         </w:rPr>
         <w:lastRenderedPageBreak/>
         <w:drawing>
@@ -7094,7 +7111,7 @@
                     </pic:cNvPicPr>
                   </pic:nvPicPr>
                   <pic:blipFill>
-                    <a:blip r:embed="rId29" cstate="print">
+                    <a:blip r:embed="rId27" cstate="print">
                       <a:extLst>
                         <a:ext uri="{28A0092B-C50C-407E-A947-70E740481C1C}">
                           <a14:useLocalDpi xmlns:a14="http://schemas.microsoft.com/office/drawing/2010/main" val="0"/>
@@ -7127,7 +7144,7 @@
           </wp:inline>
         </w:drawing>
       </w:r>
-      <w:commentRangeEnd w:id="12"/>
+      <w:commentRangeEnd w:id="13"/>
       <w:r>
         <w:rPr>
           <w:rStyle w:val="Refdecomentario"/>
@@ -7135,7 +7152,7 @@
           <w:sz w:val="20"/>
           <w:szCs w:val="24"/>
         </w:rPr>
-        <w:commentReference w:id="12"/>
+        <w:commentReference w:id="13"/>
       </w:r>
     </w:p>
     <w:p>
@@ -7154,6 +7171,7 @@
     </w:p>
     <w:p>
       <w:pPr>
+        <w:jc w:val="center"/>
         <w:rPr>
           <w:color w:val="auto"/>
         </w:rPr>
@@ -7162,21 +7180,14 @@
         <w:rPr>
           <w:noProof/>
           <w:color w:val="auto"/>
+          <w:lang w:val="en-US" w:eastAsia="en-US"/>
         </w:rPr>
         <mc:AlternateContent>
           <mc:Choice Requires="wps">
             <w:drawing>
-              <wp:anchor distT="0" distB="0" distL="114300" distR="114300" simplePos="0" relativeHeight="251665408" behindDoc="0" locked="0" layoutInCell="1" allowOverlap="1" wp14:anchorId="01D810B3" wp14:editId="275B0E7A">
-                <wp:simplePos x="0" y="0"/>
-                <wp:positionH relativeFrom="column">
-                  <wp:posOffset>599330</wp:posOffset>
-                </wp:positionH>
-                <wp:positionV relativeFrom="paragraph">
-                  <wp:posOffset>541765</wp:posOffset>
-                </wp:positionV>
-                <wp:extent cx="4653997" cy="1273037"/>
-                <wp:effectExtent l="0" t="0" r="13335" b="22860"/>
-                <wp:wrapNone/>
+              <wp:inline distT="0" distB="0" distL="0" distR="0" wp14:anchorId="446778AC" wp14:editId="22080379">
+                <wp:extent cx="4653997" cy="905774"/>
+                <wp:effectExtent l="0" t="0" r="13335" b="27940"/>
                 <wp:docPr id="2142925980" name="Rectángulo 18"/>
                 <wp:cNvGraphicFramePr/>
                 <a:graphic xmlns:a="http://schemas.openxmlformats.org/drawingml/2006/main">
@@ -7186,7 +7197,7 @@
                       <wps:spPr>
                         <a:xfrm>
                           <a:off x="0" y="0"/>
-                          <a:ext cx="4653997" cy="1273037"/>
+                          <a:ext cx="4653997" cy="905774"/>
                         </a:xfrm>
                         <a:prstGeom prst="rect">
                           <a:avLst/>
@@ -7213,7 +7224,13 @@
                               <w:jc w:val="center"/>
                             </w:pPr>
                             <w:r>
-                              <w:t>Una brigadista de una empresa de logística lo comprueba cada día, pues los compañeros que usan el arnés duermen lo suficiente y mantienen controlada su presión arterial sufren menos accidentes y se recuperan mejor cuando los sufren.</w:t>
+                              <w:t>Una brigadista de una empresa de logística lo comprueba cada día, pues los compañeros que usan el arnés duermen lo suficiente y mantienen controlada su presión arterial</w:t>
+                            </w:r>
+                            <w:r>
+                              <w:t>,</w:t>
+                            </w:r>
+                            <w:r>
+                              <w:t xml:space="preserve"> sufren menos accidentes y se recuperan mejor cuando los sufren.</w:t>
                             </w:r>
                           </w:p>
                         </w:txbxContent>
@@ -7227,18 +7244,12 @@
                     </wps:wsp>
                   </a:graphicData>
                 </a:graphic>
-                <wp14:sizeRelH relativeFrom="margin">
-                  <wp14:pctWidth>0</wp14:pctWidth>
-                </wp14:sizeRelH>
-                <wp14:sizeRelV relativeFrom="margin">
-                  <wp14:pctHeight>0</wp14:pctHeight>
-                </wp14:sizeRelV>
-              </wp:anchor>
+              </wp:inline>
             </w:drawing>
           </mc:Choice>
           <mc:Fallback>
             <w:pict>
-              <v:rect id="Rectángulo 18" style="position:absolute;margin-left:47.2pt;margin-top:42.65pt;width:366.45pt;height:100.25pt;z-index:251665408;visibility:visible;mso-wrap-style:square;mso-width-percent:0;mso-height-percent:0;mso-wrap-distance-left:9pt;mso-wrap-distance-top:0;mso-wrap-distance-right:9pt;mso-wrap-distance-bottom:0;mso-position-horizontal:absolute;mso-position-horizontal-relative:text;mso-position-vertical:absolute;mso-position-vertical-relative:text;mso-width-percent:0;mso-height-percent:0;mso-width-relative:margin;mso-height-relative:margin;v-text-anchor:middle" o:spid="_x0000_s1036" fillcolor="white [3201]" strokecolor="#4f81bd [3204]" strokeweight="2pt" w14:anchorId="01D810B3" o:gfxdata="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">
+              <v:rect w14:anchorId="446778AC" id="Rectángulo 18" o:spid="_x0000_s1036" style="width:366.45pt;height:71.3pt;visibility:visible;mso-wrap-style:square;mso-left-percent:-10001;mso-top-percent:-10001;mso-position-horizontal:absolute;mso-position-horizontal-relative:char;mso-position-vertical:absolute;mso-position-vertical-relative:line;mso-left-percent:-10001;mso-top-percent:-10001;v-text-anchor:middle" o:gfxdata="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" fillcolor="white [3201]" strokecolor="#4f81bd [3204]" strokeweight="2pt">
                 <v:textbox>
                   <w:txbxContent>
                     <w:p>
@@ -7246,63 +7257,36 @@
                         <w:jc w:val="center"/>
                       </w:pPr>
                       <w:r>
-                        <w:t xml:space="preserve">Una brigadista de una empresa de logística lo comprueba cada día, pues los compañeros que usan el </w:t>
+                        <w:t>Una brigadista de una empresa de logística lo comprueba cada día, pues los compañeros que usan el arnés duermen lo suficiente y mantienen controlada su presión arterial</w:t>
                       </w:r>
                       <w:r>
-                        <w:t>arnés</w:t>
+                        <w:t>,</w:t>
                       </w:r>
                       <w:r>
-                        <w:t xml:space="preserve"> duermen lo suficiente y mantienen controlada su presión arterial sufren menos accidentes y se recuperan mejor cuando los sufren.</w:t>
+                        <w:t xml:space="preserve"> sufren menos accidentes y se recuperan mejor cuando los sufren.</w:t>
                       </w:r>
                     </w:p>
                   </w:txbxContent>
                 </v:textbox>
+                <w10:anchorlock/>
               </v:rect>
             </w:pict>
           </mc:Fallback>
         </mc:AlternateContent>
       </w:r>
+    </w:p>
+    <w:p>
+      <w:pPr>
+        <w:rPr>
+          <w:color w:val="auto"/>
+        </w:rPr>
+      </w:pPr>
       <w:r>
         <w:rPr>
           <w:color w:val="auto"/>
         </w:rPr>
         <w:t>Esa doble influencia de la prevención, sobre la frecuencia de los incidentes y sobre su gravedad, no es una idea abstracta. Un caso tomado del ámbito laboral muestra cómo se manifiesta en quienes atienden emergencias a diario.</w:t>
       </w:r>
-    </w:p>
-    <w:p>
-      <w:pPr>
-        <w:rPr>
-          <w:color w:val="EE0000"/>
-        </w:rPr>
-      </w:pPr>
-    </w:p>
-    <w:p>
-      <w:pPr>
-        <w:rPr>
-          <w:color w:val="EE0000"/>
-        </w:rPr>
-      </w:pPr>
-    </w:p>
-    <w:p>
-      <w:pPr>
-        <w:rPr>
-          <w:color w:val="EE0000"/>
-        </w:rPr>
-      </w:pPr>
-    </w:p>
-    <w:p>
-      <w:pPr>
-        <w:rPr>
-          <w:color w:val="EE0000"/>
-        </w:rPr>
-      </w:pPr>
-    </w:p>
-    <w:p>
-      <w:pPr>
-        <w:rPr>
-          <w:color w:val="EE0000"/>
-        </w:rPr>
-      </w:pPr>
     </w:p>
     <w:p>
       <w:pPr>
@@ -7333,11 +7317,12 @@
           <w:color w:val="auto"/>
         </w:rPr>
       </w:pPr>
-      <w:commentRangeStart w:id="13"/>
+      <w:commentRangeStart w:id="14"/>
       <w:r>
         <w:rPr>
           <w:noProof/>
           <w:color w:val="auto"/>
+          <w:lang w:val="en-US" w:eastAsia="en-US"/>
         </w:rPr>
         <w:drawing>
           <wp:inline distT="0" distB="0" distL="0" distR="0" wp14:anchorId="72448D6C" wp14:editId="4AF263A4">
@@ -7355,7 +7340,7 @@
                     <pic:cNvPicPr/>
                   </pic:nvPicPr>
                   <pic:blipFill>
-                    <a:blip r:embed="rId30"/>
+                    <a:blip r:embed="rId28"/>
                     <a:stretch>
                       <a:fillRect/>
                     </a:stretch>
@@ -7375,7 +7360,7 @@
           </wp:inline>
         </w:drawing>
       </w:r>
-      <w:commentRangeEnd w:id="13"/>
+      <w:commentRangeEnd w:id="14"/>
       <w:r>
         <w:rPr>
           <w:rStyle w:val="Refdecomentario"/>
@@ -7383,7 +7368,7 @@
           <w:sz w:val="20"/>
           <w:szCs w:val="24"/>
         </w:rPr>
-        <w:commentReference w:id="13"/>
+        <w:commentReference w:id="14"/>
       </w:r>
     </w:p>
     <w:p>
@@ -7574,7 +7559,7 @@
     </w:p>
     <w:p>
       <w:pPr>
-        <w:keepNext w:val="1"/>
+        <w:keepNext/>
         <w:spacing w:before="240" w:after="80"/>
         <w:rPr>
           <w:color w:val="auto"/>
@@ -7582,16 +7567,16 @@
       </w:pPr>
       <w:r>
         <w:rPr>
-          <w:b w:val="1"/>
-          <w:bCs w:val="1"/>
+          <w:b/>
+          <w:bCs/>
           <w:color w:val="auto"/>
         </w:rPr>
         <w:t>3.1. Autocuidado y estilos de vida saludable</w:t>
       </w:r>
       <w:r>
         <w:rPr>
-          <w:b w:val="1"/>
-          <w:bCs w:val="1"/>
+          <w:b/>
+          <w:bCs/>
           <w:color w:val="auto"/>
         </w:rPr>
         <w:t>s</w:t>
@@ -7607,13 +7592,7 @@
         <w:rPr>
           <w:color w:val="auto"/>
         </w:rPr>
-        <w:t xml:space="preserve">El autocuidado es el conjunto de prácticas y decisiones individuales, conscientes y sostenidas, orientadas a preservar la salud y a prevenir riesgos. </w:t>
-      </w:r>
-      <w:r>
-        <w:rPr>
-          <w:color w:val="auto"/>
-        </w:rPr>
-        <w:t>Los estilos de vida saludable</w:t>
+        <w:t>El autocuidado es el conjunto de prácticas y decisiones individuales, conscientes y sostenidas, orientadas a preservar la salud y a prevenir riesgos. Los estilos de vida saludable</w:t>
       </w:r>
       <w:r>
         <w:rPr>
@@ -7685,11 +7664,12 @@
           <w:color w:val="auto"/>
         </w:rPr>
       </w:pPr>
-      <w:commentRangeStart w:id="14"/>
+      <w:commentRangeStart w:id="15"/>
       <w:r>
         <w:rPr>
           <w:noProof/>
           <w:color w:val="auto"/>
+          <w:lang w:val="en-US" w:eastAsia="en-US"/>
         </w:rPr>
         <w:drawing>
           <wp:inline distT="0" distB="0" distL="0" distR="0" wp14:anchorId="4FE56AB6" wp14:editId="2F3BA3AE">
@@ -7707,7 +7687,7 @@
                     <pic:cNvPicPr/>
                   </pic:nvPicPr>
                   <pic:blipFill>
-                    <a:blip r:embed="rId31"/>
+                    <a:blip r:embed="rId29"/>
                     <a:stretch>
                       <a:fillRect/>
                     </a:stretch>
@@ -7727,7 +7707,7 @@
           </wp:inline>
         </w:drawing>
       </w:r>
-      <w:commentRangeEnd w:id="14"/>
+      <w:commentRangeEnd w:id="15"/>
       <w:r>
         <w:rPr>
           <w:rStyle w:val="Refdecomentario"/>
@@ -7735,7 +7715,7 @@
           <w:sz w:val="20"/>
           <w:szCs w:val="24"/>
         </w:rPr>
-        <w:commentReference w:id="14"/>
+        <w:commentReference w:id="15"/>
       </w:r>
     </w:p>
     <w:p>
@@ -7763,6 +7743,7 @@
         <w:rPr>
           <w:noProof/>
           <w:color w:val="auto"/>
+          <w:lang w:val="en-US" w:eastAsia="en-US"/>
         </w:rPr>
         <mc:AlternateContent>
           <mc:Choice Requires="wps">
@@ -7843,8 +7824,8 @@
           </mc:Choice>
           <mc:Fallback>
             <w:pict>
-              <v:roundrect id="Texto destacado 3006" style="width:425.2pt;height:65.35pt;visibility:visible;mso-wrap-style:square;mso-left-percent:-10001;mso-top-percent:-10001;mso-position-horizontal:absolute;mso-position-horizontal-relative:char;mso-position-vertical:absolute;mso-position-vertical-relative:line;mso-left-percent:-10001;mso-top-percent:-10001;v-text-anchor:middle" alt="Título: Autocuidado y respuesta ante la emergencia - Descripción: Texto destacado sobre autocuidado y respuesta ante la emergencia." o:spid="_x0000_s1037" fillcolor="#ffbe86" strokecolor="#f79646" arcsize="10923f" w14:anchorId="1E0322B4" o:gfxdata="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">
-                <v:fill type="gradient" color2="#ffebdb" colors="0 #ffbe86;22938f #ffd0aa;1 #ffebdb" angle="180" focus="100%" rotate="t"/>
+              <v:roundrect w14:anchorId="1E0322B4" id="Texto destacado 3006" o:spid="_x0000_s1037" alt="Título: Autocuidado y respuesta ante la emergencia - Descripción: Texto destacado sobre autocuidado y respuesta ante la emergencia." style="width:425.2pt;height:65.35pt;visibility:visible;mso-wrap-style:square;mso-left-percent:-10001;mso-top-percent:-10001;mso-position-horizontal:absolute;mso-position-horizontal-relative:char;mso-position-vertical:absolute;mso-position-vertical-relative:line;mso-left-percent:-10001;mso-top-percent:-10001;v-text-anchor:middle" arcsize="10923f" o:gfxdata="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" fillcolor="#ffbe86" strokecolor="#f79646">
+                <v:fill color2="#ffebdb" rotate="t" angle="180" colors="0 #ffbe86;22938f #ffd0aa;1 #ffebdb" focus="100%" type="gradient"/>
                 <v:textbox inset="3mm,2mm,3mm,2mm">
                   <w:txbxContent>
                     <w:p>
@@ -7977,11 +7958,12 @@
           <w:color w:val="auto"/>
         </w:rPr>
       </w:pPr>
-      <w:commentRangeStart w:id="15"/>
+      <w:commentRangeStart w:id="16"/>
       <w:r>
         <w:rPr>
           <w:noProof/>
           <w:color w:val="auto"/>
+          <w:lang w:val="en-US" w:eastAsia="en-US"/>
         </w:rPr>
         <w:drawing>
           <wp:inline distT="0" distB="0" distL="0" distR="0" wp14:anchorId="1DA9020D" wp14:editId="77C07447">
@@ -7999,7 +7981,7 @@
                     <pic:cNvPicPr/>
                   </pic:nvPicPr>
                   <pic:blipFill>
-                    <a:blip r:embed="rId32"/>
+                    <a:blip r:embed="rId30"/>
                     <a:stretch>
                       <a:fillRect/>
                     </a:stretch>
@@ -8019,7 +8001,7 @@
           </wp:inline>
         </w:drawing>
       </w:r>
-      <w:commentRangeEnd w:id="15"/>
+      <w:commentRangeEnd w:id="16"/>
       <w:r>
         <w:rPr>
           <w:rStyle w:val="Refdecomentario"/>
@@ -8027,7 +8009,7 @@
           <w:sz w:val="20"/>
           <w:szCs w:val="24"/>
         </w:rPr>
-        <w:commentReference w:id="15"/>
+        <w:commentReference w:id="16"/>
       </w:r>
     </w:p>
     <w:p>
@@ -8148,11 +8130,12 @@
           <w:color w:val="auto"/>
         </w:rPr>
       </w:pPr>
-      <w:commentRangeStart w:id="16"/>
+      <w:commentRangeStart w:id="17"/>
       <w:r>
         <w:rPr>
           <w:noProof/>
           <w:color w:val="auto"/>
+          <w:lang w:val="en-US" w:eastAsia="en-US"/>
         </w:rPr>
         <w:drawing>
           <wp:inline distT="0" distB="0" distL="0" distR="0" wp14:anchorId="2D39B38B" wp14:editId="19A996C4">
@@ -8170,7 +8153,7 @@
                     <pic:cNvPicPr/>
                   </pic:nvPicPr>
                   <pic:blipFill>
-                    <a:blip r:embed="rId33"/>
+                    <a:blip r:embed="rId31"/>
                     <a:stretch>
                       <a:fillRect/>
                     </a:stretch>
@@ -8190,7 +8173,7 @@
           </wp:inline>
         </w:drawing>
       </w:r>
-      <w:commentRangeEnd w:id="16"/>
+      <w:commentRangeEnd w:id="17"/>
       <w:r>
         <w:rPr>
           <w:rStyle w:val="Refdecomentario"/>
@@ -8198,20 +8181,32 @@
           <w:sz w:val="20"/>
           <w:szCs w:val="24"/>
         </w:rPr>
-        <w:commentReference w:id="16"/>
-      </w:r>
-    </w:p>
-    <w:p>
-      <w:pPr>
-        <w:rPr>
-          <w:color w:val="auto"/>
-        </w:rPr>
-      </w:pPr>
-      <w:r>
-        <w:rPr>
-          <w:color w:val="auto"/>
-        </w:rPr>
-        <w:t>En los tres entornos la prevención sigue la misma lógica, que consiste en reconocer el peligro antes de que se materialice, mantener condiciones seguras y adoptar conductas que reduzcan la exposición. Lo que cambia es quién tiene la responsabilidad de hacerlo, es decir, la familia en el hogar, cada usuario en la vía y el empleador con sus trabajadores en el ámbito laboral.</w:t>
+        <w:commentReference w:id="17"/>
+      </w:r>
+    </w:p>
+    <w:p>
+      <w:pPr>
+        <w:rPr>
+          <w:color w:val="auto"/>
+        </w:rPr>
+      </w:pPr>
+      <w:r>
+        <w:rPr>
+          <w:color w:val="auto"/>
+        </w:rPr>
+        <w:t>En los tres entornos</w:t>
+      </w:r>
+      <w:r>
+        <w:rPr>
+          <w:color w:val="auto"/>
+        </w:rPr>
+        <w:t>,</w:t>
+      </w:r>
+      <w:r>
+        <w:rPr>
+          <w:color w:val="auto"/>
+        </w:rPr>
+        <w:t xml:space="preserve"> la prevención sigue la misma lógica, que consiste en reconocer el peligro antes de que se materialice, mantener condiciones seguras y adoptar conductas que reduzcan la exposición. Lo que cambia es quién tiene la responsabilidad de hacerlo, es decir, la familia en el hogar, cada usuario en la vía y el empleador con sus trabajadores en el ámbito laboral.</w:t>
       </w:r>
     </w:p>
     <w:p>
@@ -8226,6 +8221,7 @@
         <w:rPr>
           <w:noProof/>
           <w:color w:val="auto"/>
+          <w:lang w:val="en-US" w:eastAsia="en-US"/>
         </w:rPr>
         <mc:AlternateContent>
           <mc:Choice Requires="wps">
@@ -8306,8 +8302,8 @@
           </mc:Choice>
           <mc:Fallback>
             <w:pict>
-              <v:roundrect id="Texto destacado 3007" style="width:425.2pt;height:65.35pt;visibility:visible;mso-wrap-style:square;mso-left-percent:-10001;mso-top-percent:-10001;mso-position-horizontal:absolute;mso-position-horizontal-relative:char;mso-position-vertical:absolute;mso-position-vertical-relative:line;mso-left-percent:-10001;mso-top-percent:-10001;v-text-anchor:middle" alt="Título: Prevención de lesiones - Descripción: Texto destacado sobre prevención de lesiones." o:spid="_x0000_s1038" fillcolor="#ffbe86" strokecolor="#f79646" arcsize="10923f" w14:anchorId="1A09AAAE" o:gfxdata="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">
-                <v:fill type="gradient" color2="#ffebdb" colors="0 #ffbe86;22938f #ffd0aa;1 #ffebdb" angle="180" focus="100%" rotate="t"/>
+              <v:roundrect w14:anchorId="1A09AAAE" id="Texto destacado 3007" o:spid="_x0000_s1038" alt="Título: Prevención de lesiones - Descripción: Texto destacado sobre prevención de lesiones." style="width:425.2pt;height:65.35pt;visibility:visible;mso-wrap-style:square;mso-left-percent:-10001;mso-top-percent:-10001;mso-position-horizontal:absolute;mso-position-horizontal-relative:char;mso-position-vertical:absolute;mso-position-vertical-relative:line;mso-left-percent:-10001;mso-top-percent:-10001;v-text-anchor:middle" arcsize="10923f" o:gfxdata="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" fillcolor="#ffbe86" strokecolor="#f79646">
+                <v:fill color2="#ffebdb" rotate="t" angle="180" colors="0 #ffbe86;22938f #ffd0aa;1 #ffebdb" focus="100%" type="gradient"/>
                 <v:textbox inset="3mm,2mm,3mm,2mm">
                   <w:txbxContent>
                     <w:p>
@@ -8507,7 +8503,19 @@
         <w:rPr>
           <w:color w:val="auto"/>
         </w:rPr>
-        <w:t>Aun con la mejor prevención, los incidentes siguen ocurriendo, y cuando eso pasa la atención inicial se enfrenta a un lugar que todavía puede lesionar. Las medidas que evitan el daño en la vida cotidiana tienen entonces un equivalente inmediato, que consiste en volver seguro el sitio antes de intervenir. Ese aseguramiento tiene sus propias normas, unos factores que se valoran en segundos y unas herramientas para proteger a quien interviene y advertir a los demás, y a ellos se dedica el siguiente recorrido.</w:t>
+        <w:t>Aun con la mejor prevención, los incidentes siguen ocurriendo, y cuando eso pasa</w:t>
+      </w:r>
+      <w:r>
+        <w:rPr>
+          <w:color w:val="auto"/>
+        </w:rPr>
+        <w:t>,</w:t>
+      </w:r>
+      <w:r>
+        <w:rPr>
+          <w:color w:val="auto"/>
+        </w:rPr>
+        <w:t xml:space="preserve"> la atención inicial se enfrenta a un lugar que todavía puede lesionar. Las medidas que evitan el daño en la vida cotidiana tienen entonces un equivalente inmediato, que consiste en volver seguro el sitio antes de intervenir. Ese aseguramiento tiene sus propias normas, unos factores que se valoran en segundos y unas herramientas para proteger a quien interviene y advertir a los demás, y a ellos se dedica el siguiente recorrido.</w:t>
       </w:r>
     </w:p>
     <w:p>
@@ -8724,11 +8732,12 @@
           <w:color w:val="auto"/>
         </w:rPr>
       </w:pPr>
-      <w:commentRangeStart w:id="17"/>
+      <w:commentRangeStart w:id="18"/>
       <w:r>
         <w:rPr>
           <w:noProof/>
           <w:color w:val="auto"/>
+          <w:lang w:val="en-US" w:eastAsia="en-US"/>
         </w:rPr>
         <w:drawing>
           <wp:inline distT="0" distB="0" distL="0" distR="0" wp14:anchorId="286B238E" wp14:editId="313FB55C">
@@ -8746,7 +8755,7 @@
                     <pic:cNvPicPr/>
                   </pic:nvPicPr>
                   <pic:blipFill>
-                    <a:blip r:embed="rId34"/>
+                    <a:blip r:embed="rId32"/>
                     <a:stretch>
                       <a:fillRect/>
                     </a:stretch>
@@ -8766,7 +8775,7 @@
           </wp:inline>
         </w:drawing>
       </w:r>
-      <w:commentRangeEnd w:id="17"/>
+      <w:commentRangeEnd w:id="18"/>
       <w:r>
         <w:rPr>
           <w:rStyle w:val="Refdecomentario"/>
@@ -8774,7 +8783,7 @@
           <w:sz w:val="20"/>
           <w:szCs w:val="24"/>
         </w:rPr>
-        <w:commentReference w:id="17"/>
+        <w:commentReference w:id="18"/>
       </w:r>
     </w:p>
     <w:p>
@@ -8814,7 +8823,21 @@
         <w:rPr>
           <w:color w:val="auto"/>
         </w:rPr>
-        <w:t xml:space="preserve">El siguiente pódcast </w:t>
+        <w:t xml:space="preserve">El siguiente </w:t>
+      </w:r>
+      <w:proofErr w:type="spellStart"/>
+      <w:r>
+        <w:rPr>
+          <w:color w:val="auto"/>
+        </w:rPr>
+        <w:t>pódcast</w:t>
+      </w:r>
+      <w:proofErr w:type="spellEnd"/>
+      <w:r>
+        <w:rPr>
+          <w:color w:val="auto"/>
+        </w:rPr>
+        <w:t xml:space="preserve"> </w:t>
       </w:r>
       <w:r>
         <w:rPr>
@@ -8835,6 +8858,7 @@
         <w:rPr>
           <w:noProof/>
           <w:color w:val="auto"/>
+          <w:lang w:val="en-US" w:eastAsia="en-US"/>
         </w:rPr>
         <mc:AlternateContent>
           <mc:Choice Requires="wps">
@@ -8893,7 +8917,7 @@
           </mc:Choice>
           <mc:Fallback>
             <w:pict>
-              <v:rect id="Texto destacado 3008" style="width:425.2pt;height:44.1pt;visibility:visible;mso-wrap-style:square;mso-left-percent:-10001;mso-top-percent:-10001;mso-position-horizontal:absolute;mso-position-horizontal-relative:char;mso-position-vertical:absolute;mso-position-vertical-relative:line;mso-left-percent:-10001;mso-top-percent:-10001;v-text-anchor:middle" alt="Título: Recurso de pódcast - Descripción: Recurso de audio tipo pódcast del tema 4, guion 32330007_CF01_Guion_podcast" o:spid="_x0000_s1039" fillcolor="#39a900" strokecolor="#2e75b6" w14:anchorId="741D5BCB" o:gfxdata="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">
+              <v:rect w14:anchorId="741D5BCB" id="Texto destacado 3008" o:spid="_x0000_s1039" alt="Título: Recurso de pódcast - Descripción: Recurso de audio tipo pódcast del tema 4, guion 32330007_CF01_Guion_podcast" style="width:425.2pt;height:44.1pt;visibility:visible;mso-wrap-style:square;mso-left-percent:-10001;mso-top-percent:-10001;mso-position-horizontal:absolute;mso-position-horizontal-relative:char;mso-position-vertical:absolute;mso-position-vertical-relative:line;mso-left-percent:-10001;mso-top-percent:-10001;v-text-anchor:middle" o:gfxdata="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" fillcolor="#39a900" strokecolor="#2e75b6">
                 <v:textbox inset="3mm,2mm,3mm,2mm">
                   <w:txbxContent>
                     <w:p>
@@ -8928,7 +8952,27 @@
         <w:rPr>
           <w:color w:val="000000" w:themeColor="text1"/>
         </w:rPr>
-        <w:t>Al terminar el pódcast conviene reconstruir el orden en que se presentan las ideas, porque ese orden es el mismo que se sigue en una escena real. Primero se recuerdan las normas que gobiernan la conducta, luego se formulan las tres preguntas y, solo entonces, se eligen la protección y las señales. Contrastar ese recorrido con lo que cada persona haría por instinto revela los pasos que suelen omitirse.</w:t>
+        <w:t xml:space="preserve">Al terminar el </w:t>
+      </w:r>
+      <w:proofErr w:type="spellStart"/>
+      <w:r>
+        <w:rPr>
+          <w:color w:val="000000" w:themeColor="text1"/>
+        </w:rPr>
+        <w:t>pódcast</w:t>
+      </w:r>
+      <w:proofErr w:type="spellEnd"/>
+      <w:r>
+        <w:rPr>
+          <w:color w:val="000000" w:themeColor="text1"/>
+        </w:rPr>
+        <w:t>,</w:t>
+      </w:r>
+      <w:r>
+        <w:rPr>
+          <w:color w:val="000000" w:themeColor="text1"/>
+        </w:rPr>
+        <w:t xml:space="preserve"> conviene reconstruir el orden en que se presentan las ideas, porque ese orden es el mismo que se sigue en una escena real. Primero se recuerdan las normas que gobiernan la conducta, luego se formulan las tres preguntas y, solo entonces, se eligen la protección y las señales. Contrastar ese recorrido con lo que cada persona haría por instinto revela los pasos que suelen omitirse.</w:t>
       </w:r>
     </w:p>
     <w:p>
@@ -9024,11 +9068,12 @@
           <w:color w:val="auto"/>
         </w:rPr>
       </w:pPr>
-      <w:commentRangeStart w:id="18"/>
+      <w:commentRangeStart w:id="19"/>
       <w:r>
         <w:rPr>
           <w:noProof/>
           <w:color w:val="auto"/>
+          <w:lang w:val="en-US" w:eastAsia="en-US"/>
         </w:rPr>
         <w:drawing>
           <wp:inline distT="0" distB="0" distL="0" distR="0" wp14:anchorId="23D5FEE9" wp14:editId="63A101DD">
@@ -9046,7 +9091,7 @@
                     <pic:cNvPicPr/>
                   </pic:nvPicPr>
                   <pic:blipFill>
-                    <a:blip r:embed="rId35"/>
+                    <a:blip r:embed="rId33"/>
                     <a:stretch>
                       <a:fillRect/>
                     </a:stretch>
@@ -9066,7 +9111,7 @@
           </wp:inline>
         </w:drawing>
       </w:r>
-      <w:commentRangeEnd w:id="18"/>
+      <w:commentRangeEnd w:id="19"/>
       <w:r>
         <w:rPr>
           <w:rStyle w:val="Refdecomentario"/>
@@ -9074,7 +9119,7 @@
           <w:sz w:val="20"/>
           <w:szCs w:val="24"/>
         </w:rPr>
-        <w:commentReference w:id="18"/>
+        <w:commentReference w:id="19"/>
       </w:r>
     </w:p>
     <w:p>
@@ -9114,6 +9159,7 @@
         <w:rPr>
           <w:noProof/>
           <w:color w:val="auto"/>
+          <w:lang w:val="en-US" w:eastAsia="en-US"/>
         </w:rPr>
         <mc:AlternateContent>
           <mc:Choice Requires="wps">
@@ -9194,8 +9240,8 @@
           </mc:Choice>
           <mc:Fallback>
             <w:pict>
-              <v:roundrect id="Texto destacado 3009" style="width:425.2pt;height:65.35pt;visibility:visible;mso-wrap-style:square;mso-left-percent:-10001;mso-top-percent:-10001;mso-position-horizontal:absolute;mso-position-horizontal-relative:char;mso-position-vertical:absolute;mso-position-vertical-relative:line;mso-left-percent:-10001;mso-top-percent:-10001;v-text-anchor:middle" alt="Título: Detenerse antes de actuar - Descripción: Texto destacado sobre detenerse antes de actuar." o:spid="_x0000_s1040" fillcolor="#ffbe86" strokecolor="#f79646" arcsize="10923f" w14:anchorId="32D17798" o:gfxdata="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">
-                <v:fill type="gradient" color2="#ffebdb" colors="0 #ffbe86;22938f #ffd0aa;1 #ffebdb" angle="180" focus="100%" rotate="t"/>
+              <v:roundrect w14:anchorId="32D17798" id="Texto destacado 3009" o:spid="_x0000_s1040" alt="Título: Detenerse antes de actuar - Descripción: Texto destacado sobre detenerse antes de actuar." style="width:425.2pt;height:65.35pt;visibility:visible;mso-wrap-style:square;mso-left-percent:-10001;mso-top-percent:-10001;mso-position-horizontal:absolute;mso-position-horizontal-relative:char;mso-position-vertical:absolute;mso-position-vertical-relative:line;mso-left-percent:-10001;mso-top-percent:-10001;v-text-anchor:middle" arcsize="10923f" o:gfxdata="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" fillcolor="#ffbe86" strokecolor="#f79646">
+                <v:fill color2="#ffebdb" rotate="t" angle="180" colors="0 #ffbe86;22938f #ffd0aa;1 #ffebdb" focus="100%" type="gradient"/>
                 <v:textbox inset="3mm,2mm,3mm,2mm">
                   <w:txbxContent>
                     <w:p>
@@ -9225,20 +9271,6 @@
     <w:p>
       <w:pPr>
         <w:rPr>
-          <w:color w:val="C0504D" w:themeColor="accent2"/>
-        </w:rPr>
-      </w:pPr>
-    </w:p>
-    <w:p>
-      <w:pPr>
-        <w:rPr>
-          <w:color w:val="C0504D" w:themeColor="accent2"/>
-        </w:rPr>
-      </w:pPr>
-    </w:p>
-    <w:p>
-      <w:pPr>
-        <w:rPr>
           <w:color w:val="000000" w:themeColor="text1"/>
         </w:rPr>
       </w:pPr>
@@ -9276,7 +9308,21 @@
         <w:rPr>
           <w:color w:val="auto"/>
         </w:rPr>
-        <w:t>Asegurar la escena exige responder, en pocos segundos, tres preguntas ordenadas, esto es, si el lugar es seguro para quien llega, qué revela el lugar sobre lo ocurrido y cuál es la situación que se enfrenta. Esas preguntas corresponden a los tres factores básicos del aseguramiento, que son seguridad, escena y situación. Los lineamientos de atención prehospitalaria del país los recogen como la primera fase de toda valoración (Ministerio de Salud y Protección Social, 2017).</w:t>
+        <w:t xml:space="preserve">Asegurar la escena exige responder, en pocos segundos, tres preguntas ordenadas, esto es, si el lugar es seguro para quien llega, qué revela el lugar sobre lo ocurrido y cuál es la situación que se enfrenta. Esas preguntas corresponden a los tres factores básicos del aseguramiento, que son seguridad, escena y situación. Los lineamientos de atención </w:t>
+      </w:r>
+      <w:proofErr w:type="spellStart"/>
+      <w:r>
+        <w:rPr>
+          <w:color w:val="auto"/>
+        </w:rPr>
+        <w:t>prehospitalaria</w:t>
+      </w:r>
+      <w:proofErr w:type="spellEnd"/>
+      <w:r>
+        <w:rPr>
+          <w:color w:val="auto"/>
+        </w:rPr>
+        <w:t xml:space="preserve"> del país los recogen como la primera fase de toda valoración (Ministerio de Salud y Protección Social, 2017).</w:t>
       </w:r>
     </w:p>
     <w:p>
@@ -9301,6 +9347,7 @@
     </w:p>
     <w:p>
       <w:pPr>
+        <w:jc w:val="center"/>
         <w:rPr>
           <w:color w:val="auto"/>
         </w:rPr>
@@ -9309,21 +9356,14 @@
         <w:rPr>
           <w:noProof/>
           <w:color w:val="auto"/>
+          <w:lang w:val="en-US" w:eastAsia="en-US"/>
         </w:rPr>
         <mc:AlternateContent>
           <mc:Choice Requires="wps">
             <w:drawing>
-              <wp:anchor distT="0" distB="0" distL="114300" distR="114300" simplePos="0" relativeHeight="251666432" behindDoc="0" locked="0" layoutInCell="1" allowOverlap="1" wp14:anchorId="21F104A2" wp14:editId="15B829A1">
-                <wp:simplePos x="0" y="0"/>
-                <wp:positionH relativeFrom="column">
-                  <wp:posOffset>313581</wp:posOffset>
-                </wp:positionH>
-                <wp:positionV relativeFrom="paragraph">
-                  <wp:posOffset>28796</wp:posOffset>
-                </wp:positionV>
-                <wp:extent cx="5416826" cy="2037522"/>
-                <wp:effectExtent l="0" t="0" r="12700" b="20320"/>
-                <wp:wrapNone/>
+              <wp:inline distT="0" distB="0" distL="0" distR="0" wp14:anchorId="1008F319" wp14:editId="3C0916D7">
+                <wp:extent cx="5416826" cy="1906438"/>
+                <wp:effectExtent l="0" t="0" r="12700" b="17780"/>
                 <wp:docPr id="822789496" name="Rectángulo 19"/>
                 <wp:cNvGraphicFramePr/>
                 <a:graphic xmlns:a="http://schemas.openxmlformats.org/drawingml/2006/main">
@@ -9333,7 +9373,7 @@
                       <wps:spPr>
                         <a:xfrm>
                           <a:off x="0" y="0"/>
-                          <a:ext cx="5416826" cy="2037522"/>
+                          <a:ext cx="5416826" cy="1906438"/>
                         </a:xfrm>
                         <a:prstGeom prst="rect">
                           <a:avLst/>
@@ -9458,13 +9498,6 @@
                           </w:p>
                           <w:p>
                             <w:pPr>
-                              <w:rPr>
-                                <w:color w:val="auto"/>
-                              </w:rPr>
-                            </w:pPr>
-                          </w:p>
-                          <w:p>
-                            <w:pPr>
                               <w:jc w:val="center"/>
                             </w:pPr>
                           </w:p>
@@ -9479,18 +9512,12 @@
                     </wps:wsp>
                   </a:graphicData>
                 </a:graphic>
-                <wp14:sizeRelH relativeFrom="margin">
-                  <wp14:pctWidth>0</wp14:pctWidth>
-                </wp14:sizeRelH>
-                <wp14:sizeRelV relativeFrom="margin">
-                  <wp14:pctHeight>0</wp14:pctHeight>
-                </wp14:sizeRelV>
-              </wp:anchor>
+              </wp:inline>
             </w:drawing>
           </mc:Choice>
           <mc:Fallback>
             <w:pict>
-              <v:rect id="Rectángulo 19" style="position:absolute;margin-left:24.7pt;margin-top:2.25pt;width:426.5pt;height:160.45pt;z-index:251666432;visibility:visible;mso-wrap-style:square;mso-width-percent:0;mso-height-percent:0;mso-wrap-distance-left:9pt;mso-wrap-distance-top:0;mso-wrap-distance-right:9pt;mso-wrap-distance-bottom:0;mso-position-horizontal:absolute;mso-position-horizontal-relative:text;mso-position-vertical:absolute;mso-position-vertical-relative:text;mso-width-percent:0;mso-height-percent:0;mso-width-relative:margin;mso-height-relative:margin;v-text-anchor:middle" o:spid="_x0000_s1041" fillcolor="white [3201]" strokecolor="#f79646 [3209]" strokeweight="2pt" w14:anchorId="21F104A2" o:gfxdata="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">
+              <v:rect w14:anchorId="1008F319" id="Rectángulo 19" o:spid="_x0000_s1041" style="width:426.5pt;height:150.1pt;visibility:visible;mso-wrap-style:square;mso-left-percent:-10001;mso-top-percent:-10001;mso-position-horizontal:absolute;mso-position-horizontal-relative:char;mso-position-vertical:absolute;mso-position-vertical-relative:line;mso-left-percent:-10001;mso-top-percent:-10001;v-text-anchor:middle" o:gfxdata="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" fillcolor="white [3201]" strokecolor="#f79646 [3209]" strokeweight="2pt">
                 <v:textbox>
                   <w:txbxContent>
                     <w:p>
@@ -9596,18 +9623,12 @@
                     </w:p>
                     <w:p>
                       <w:pPr>
-                        <w:rPr>
-                          <w:color w:val="auto"/>
-                        </w:rPr>
-                      </w:pPr>
-                    </w:p>
-                    <w:p>
-                      <w:pPr>
                         <w:jc w:val="center"/>
                       </w:pPr>
                     </w:p>
                   </w:txbxContent>
                 </v:textbox>
+                <w10:anchorlock/>
               </v:rect>
             </w:pict>
           </mc:Fallback>
@@ -9616,37 +9637,9 @@
     </w:p>
     <w:p>
       <w:pPr>
-        <w:rPr>
-          <w:color w:val="auto"/>
-        </w:rPr>
-      </w:pPr>
-    </w:p>
-    <w:p>
-      <w:pPr>
-        <w:rPr>
-          <w:color w:val="auto"/>
-        </w:rPr>
-      </w:pPr>
-    </w:p>
-    <w:p>
-      <w:pPr>
-        <w:rPr>
-          <w:color w:val="auto"/>
-        </w:rPr>
-      </w:pPr>
-    </w:p>
-    <w:p>
-      <w:pPr>
-        <w:rPr>
-          <w:color w:val="auto"/>
-        </w:rPr>
-      </w:pPr>
-    </w:p>
-    <w:p>
-      <w:pPr>
         <w:keepNext/>
         <w:rPr>
-          <w:color w:val="auto"/>
+          <w:color w:val="000000" w:themeColor="text1"/>
         </w:rPr>
       </w:pPr>
     </w:p>
@@ -9657,42 +9650,10 @@
           <w:color w:val="000000" w:themeColor="text1"/>
         </w:rPr>
       </w:pPr>
-    </w:p>
-    <w:p>
-      <w:pPr>
-        <w:keepNext/>
+      <w:r>
         <w:rPr>
           <w:color w:val="000000" w:themeColor="text1"/>
         </w:rPr>
-      </w:pPr>
-    </w:p>
-    <w:p>
-      <w:pPr>
-        <w:keepNext/>
-        <w:rPr>
-          <w:color w:val="000000" w:themeColor="text1"/>
-        </w:rPr>
-      </w:pPr>
-    </w:p>
-    <w:p>
-      <w:pPr>
-        <w:keepNext/>
-        <w:rPr>
-          <w:color w:val="000000" w:themeColor="text1"/>
-        </w:rPr>
-      </w:pPr>
-    </w:p>
-    <w:p>
-      <w:pPr>
-        <w:keepNext/>
-        <w:rPr>
-          <w:color w:val="000000" w:themeColor="text1"/>
-        </w:rPr>
-      </w:pPr>
-      <w:r>
-        <w:rPr>
-          <w:color w:val="000000" w:themeColor="text1"/>
-        </w:rPr>
         <w:t>El conductor del ejemplo no necesitó una lista para actuar, pero sí una manera de valorar el lugar que se aprende y se ejercita. Cada factor se formula como una pregunta que se responde con lo que se percibe desde una distancia prudente y sin tocar todavía a nadie. Plantearlas siempre en el mismo orden convierte una valoración apresurada en un procedimiento confiable. Las preguntas son las siguientes:</w:t>
       </w:r>
     </w:p>
@@ -9702,10 +9663,11 @@
           <w:color w:val="auto"/>
         </w:rPr>
       </w:pPr>
-      <w:commentRangeStart w:id="19"/>
+      <w:commentRangeStart w:id="20"/>
       <w:r>
         <w:rPr>
           <w:noProof/>
+          <w:lang w:val="en-US" w:eastAsia="en-US"/>
         </w:rPr>
         <w:drawing>
           <wp:inline distT="0" distB="0" distL="0" distR="0" wp14:anchorId="60F58755" wp14:editId="065094A0">
@@ -9723,7 +9685,7 @@
                     <pic:cNvPicPr/>
                   </pic:nvPicPr>
                   <pic:blipFill>
-                    <a:blip r:embed="rId36"/>
+                    <a:blip r:embed="rId34"/>
                     <a:stretch>
                       <a:fillRect/>
                     </a:stretch>
@@ -9743,7 +9705,7 @@
           </wp:inline>
         </w:drawing>
       </w:r>
-      <w:commentRangeEnd w:id="19"/>
+      <w:commentRangeEnd w:id="20"/>
       <w:r>
         <w:rPr>
           <w:rStyle w:val="Refdecomentario"/>
@@ -9751,7 +9713,7 @@
           <w:sz w:val="20"/>
           <w:szCs w:val="24"/>
         </w:rPr>
-        <w:commentReference w:id="19"/>
+        <w:commentReference w:id="20"/>
       </w:r>
     </w:p>
     <w:p>
@@ -9808,11 +9770,12 @@
           <w:color w:val="auto"/>
         </w:rPr>
       </w:pPr>
-      <w:commentRangeStart w:id="20"/>
+      <w:commentRangeStart w:id="21"/>
       <w:r>
         <w:rPr>
           <w:noProof/>
           <w:color w:val="auto"/>
+          <w:lang w:val="en-US" w:eastAsia="en-US"/>
         </w:rPr>
         <w:drawing>
           <wp:inline distT="0" distB="0" distL="0" distR="0" wp14:anchorId="737DAB8F" wp14:editId="372B7CAB">
@@ -9830,7 +9793,7 @@
                     <pic:cNvPicPr/>
                   </pic:nvPicPr>
                   <pic:blipFill>
-                    <a:blip r:embed="rId37"/>
+                    <a:blip r:embed="rId35"/>
                     <a:stretch>
                       <a:fillRect/>
                     </a:stretch>
@@ -9850,7 +9813,7 @@
           </wp:inline>
         </w:drawing>
       </w:r>
-      <w:commentRangeEnd w:id="20"/>
+      <w:commentRangeEnd w:id="21"/>
       <w:r>
         <w:rPr>
           <w:rStyle w:val="Refdecomentario"/>
@@ -9858,7 +9821,7 @@
           <w:sz w:val="20"/>
           <w:szCs w:val="24"/>
         </w:rPr>
-        <w:commentReference w:id="20"/>
+        <w:commentReference w:id="21"/>
       </w:r>
     </w:p>
     <w:p>
@@ -9947,7 +9910,21 @@
         <w:rPr>
           <w:color w:val="000000" w:themeColor="text1"/>
         </w:rPr>
-        <w:t>Ambas herramientas se eligen a partir de la evaluación de la escena y de los riesgos identificados. Una brigadista de una planta de alimentos que atiende un corte usa guantes y gafas; si el mismo corte ocurre en la vía frente a la planta, añade un chaleco reflectivo y señales para el tránsito.</w:t>
+        <w:t xml:space="preserve">Ambas herramientas se eligen a partir de la evaluación de la escena y de los riesgos identificados. Una brigadista de una planta de alimentos que atiende un corte usa guantes y gafas; si el mismo corte ocurre en la vía frente a la planta, añade un chaleco </w:t>
+      </w:r>
+      <w:proofErr w:type="spellStart"/>
+      <w:r>
+        <w:rPr>
+          <w:color w:val="000000" w:themeColor="text1"/>
+        </w:rPr>
+        <w:t>reflectivo</w:t>
+      </w:r>
+      <w:proofErr w:type="spellEnd"/>
+      <w:r>
+        <w:rPr>
+          <w:color w:val="000000" w:themeColor="text1"/>
+        </w:rPr>
+        <w:t xml:space="preserve"> y señales para el tránsito.</w:t>
       </w:r>
     </w:p>
     <w:p>
@@ -9987,11 +9964,12 @@
           <w:color w:val="auto"/>
         </w:rPr>
       </w:pPr>
-      <w:commentRangeStart w:id="21"/>
+      <w:commentRangeStart w:id="22"/>
       <w:r>
         <w:rPr>
           <w:noProof/>
           <w:color w:val="auto"/>
+          <w:lang w:val="en-US" w:eastAsia="en-US"/>
         </w:rPr>
         <w:drawing>
           <wp:inline distT="0" distB="0" distL="0" distR="0" wp14:anchorId="1A5A7F5E" wp14:editId="1CD50B6C">
@@ -10009,7 +9987,7 @@
                     <pic:cNvPicPr/>
                   </pic:nvPicPr>
                   <pic:blipFill>
-                    <a:blip r:embed="rId38"/>
+                    <a:blip r:embed="rId36"/>
                     <a:stretch>
                       <a:fillRect/>
                     </a:stretch>
@@ -10029,7 +10007,7 @@
           </wp:inline>
         </w:drawing>
       </w:r>
-      <w:commentRangeEnd w:id="21"/>
+      <w:commentRangeEnd w:id="22"/>
       <w:r>
         <w:rPr>
           <w:rStyle w:val="Refdecomentario"/>
@@ -10037,7 +10015,7 @@
           <w:sz w:val="20"/>
           <w:szCs w:val="24"/>
         </w:rPr>
-        <w:commentReference w:id="21"/>
+        <w:commentReference w:id="22"/>
       </w:r>
     </w:p>
     <w:p>
@@ -10073,7 +10051,31 @@
         <w:rPr>
           <w:color w:val="auto"/>
         </w:rPr>
-        <w:t>Para que la señalización cumpla su función debe ser perceptible, clara y estar ubicada de manera estratégica. Los elementos deben identificarse con facilidad, comprenderse sin explicación y colocarse a una distancia que advierta el riesgo con anticipación. Con frecuencia el respondiente improvisa con lo que tiene, como un vehículo con luces de emergencia, una prenda de color vivo, una rama.</w:t>
+        <w:t>Para que la señalización cumpla su función</w:t>
+      </w:r>
+      <w:r>
+        <w:rPr>
+          <w:color w:val="auto"/>
+        </w:rPr>
+        <w:t>,</w:t>
+      </w:r>
+      <w:r>
+        <w:rPr>
+          <w:color w:val="auto"/>
+        </w:rPr>
+        <w:t xml:space="preserve"> debe ser perceptible, clara y estar ubicada de manera estratégica. Los elementos deben identificarse con facilidad, comprenderse sin explicación y colocarse a una distancia que advierta el riesgo con anticipación. Con frecuencia</w:t>
+      </w:r>
+      <w:r>
+        <w:rPr>
+          <w:color w:val="auto"/>
+        </w:rPr>
+        <w:t>,</w:t>
+      </w:r>
+      <w:r>
+        <w:rPr>
+          <w:color w:val="auto"/>
+        </w:rPr>
+        <w:t xml:space="preserve"> el respondiente improvisa con lo que tiene, como un vehículo con luces de emergencia, una prenda de color vivo, una rama.</w:t>
       </w:r>
     </w:p>
     <w:p>
@@ -10098,11 +10100,12 @@
           <w:color w:val="auto"/>
         </w:rPr>
       </w:pPr>
-      <w:commentRangeStart w:id="22"/>
+      <w:commentRangeStart w:id="23"/>
       <w:r>
         <w:rPr>
           <w:noProof/>
           <w:color w:val="auto"/>
+          <w:lang w:val="en-US" w:eastAsia="en-US"/>
         </w:rPr>
         <w:drawing>
           <wp:inline distT="0" distB="0" distL="0" distR="0" wp14:anchorId="3423F2A5" wp14:editId="6220778F">
@@ -10120,7 +10123,7 @@
                     <pic:cNvPicPr/>
                   </pic:nvPicPr>
                   <pic:blipFill>
-                    <a:blip r:embed="rId39"/>
+                    <a:blip r:embed="rId37"/>
                     <a:stretch>
                       <a:fillRect/>
                     </a:stretch>
@@ -10140,7 +10143,7 @@
           </wp:inline>
         </w:drawing>
       </w:r>
-      <w:commentRangeEnd w:id="22"/>
+      <w:commentRangeEnd w:id="23"/>
       <w:r>
         <w:rPr>
           <w:rStyle w:val="Refdecomentario"/>
@@ -10148,7 +10151,7 @@
           <w:sz w:val="20"/>
           <w:szCs w:val="24"/>
         </w:rPr>
-        <w:commentReference w:id="22"/>
+        <w:commentReference w:id="23"/>
       </w:r>
     </w:p>
     <w:p>
@@ -10231,7 +10234,21 @@
         <w:rPr>
           <w:color w:val="auto"/>
         </w:rPr>
-        <w:t>Los elementos del balizaje son conos, triángulos reflectivos, luces intermitentes, cintas, bengalas de seguridad y, a falta de ellos, cualquier objeto disponible que mejore la visibilidad. En Colombia, el Código Nacional de Tránsito establece el uso de señales de advertencia cuando un vehículo se detiene en la vía por emergencia (Congreso de la República de Colombia, 2002).</w:t>
+        <w:t xml:space="preserve">Los elementos del balizaje son conos, triángulos </w:t>
+      </w:r>
+      <w:proofErr w:type="spellStart"/>
+      <w:r>
+        <w:rPr>
+          <w:color w:val="auto"/>
+        </w:rPr>
+        <w:t>reflectivos</w:t>
+      </w:r>
+      <w:proofErr w:type="spellEnd"/>
+      <w:r>
+        <w:rPr>
+          <w:color w:val="auto"/>
+        </w:rPr>
+        <w:t>, luces intermitentes, cintas, bengalas de seguridad y, a falta de ellos, cualquier objeto disponible que mejore la visibilidad. En Colombia, el Código Nacional de Tránsito establece el uso de señales de advertencia cuando un vehículo se detiene en la vía por emergencia (Congreso de la República de Colombia, 2002).</w:t>
       </w:r>
     </w:p>
     <w:p>
@@ -10256,11 +10273,12 @@
           <w:color w:val="auto"/>
         </w:rPr>
       </w:pPr>
-      <w:commentRangeStart w:id="23"/>
+      <w:commentRangeStart w:id="24"/>
       <w:r>
         <w:rPr>
           <w:noProof/>
           <w:color w:val="auto"/>
+          <w:lang w:val="en-US" w:eastAsia="en-US"/>
         </w:rPr>
         <w:drawing>
           <wp:inline distT="0" distB="0" distL="0" distR="0" wp14:anchorId="12979E11" wp14:editId="5D97A1FB">
@@ -10278,7 +10296,7 @@
                     <pic:cNvPicPr/>
                   </pic:nvPicPr>
                   <pic:blipFill>
-                    <a:blip r:embed="rId40"/>
+                    <a:blip r:embed="rId38"/>
                     <a:stretch>
                       <a:fillRect/>
                     </a:stretch>
@@ -10298,7 +10316,7 @@
           </wp:inline>
         </w:drawing>
       </w:r>
-      <w:commentRangeEnd w:id="23"/>
+      <w:commentRangeEnd w:id="24"/>
       <w:r>
         <w:rPr>
           <w:rStyle w:val="Refdecomentario"/>
@@ -10306,19 +10324,33 @@
           <w:sz w:val="20"/>
           <w:szCs w:val="24"/>
         </w:rPr>
-        <w:commentReference w:id="23"/>
-      </w:r>
-    </w:p>
-    <w:p>
-      <w:pPr>
-        <w:rPr>
-          <w:color w:val="auto"/>
-        </w:rPr>
-      </w:pPr>
-    </w:p>
-    <w:p>
-      <w:r>
-        <w:t>Estos cuatro principios se cumplen al mismo tiempo o no se cumplen, pues un dispositivo bien anticipado pero sin visibilidad nocturna, o perceptible pero mal ubicado, deja la escena expuesta. Ninguno compensa la ausencia de otro, ya que cada uno resuelve una parte distinta del problema, esto es, cuándo advertir, cómo desviar, con qué hacerse notar y durante cuánto tiempo sostener la protección. Por esa razón el balizaje se evalúa como un conjunto y no dispositivo por dispositivo.</w:t>
+        <w:commentReference w:id="24"/>
+      </w:r>
+    </w:p>
+    <w:p>
+      <w:pPr>
+        <w:rPr>
+          <w:color w:val="auto"/>
+        </w:rPr>
+      </w:pPr>
+    </w:p>
+    <w:p>
+      <w:r>
+        <w:t xml:space="preserve">Estos cuatro principios se cumplen al mismo tiempo o no se cumplen, pues un dispositivo bien </w:t>
+      </w:r>
+      <w:proofErr w:type="gramStart"/>
+      <w:r>
+        <w:t>anticipado</w:t>
+      </w:r>
+      <w:proofErr w:type="gramEnd"/>
+      <w:r>
+        <w:t xml:space="preserve"> pero sin visibilidad nocturna, o perceptible pero mal ubicado, deja la escena expuesta. Ninguno compensa la ausencia de otro, ya que cada uno resuelve una parte distinta del problema, esto es, cuándo advertir, cómo desviar, con qué hacerse notar y durante cuánto tiempo sostener la protección. Por esa razón</w:t>
+      </w:r>
+      <w:r>
+        <w:t>,</w:t>
+      </w:r>
+      <w:r>
+        <w:t xml:space="preserve"> el balizaje se evalúa como un conjunto y no dispositivo por dispositivo.</w:t>
       </w:r>
     </w:p>
     <w:p>
@@ -10337,7 +10369,7 @@
           <w:color w:val="auto"/>
         </w:rPr>
       </w:pPr>
-      <w:commentRangeStart w:id="24"/>
+      <w:commentRangeStart w:id="25"/>
       <w:r>
         <w:rPr>
           <w:b/>
@@ -10365,6 +10397,7 @@
         <w:rPr>
           <w:noProof/>
           <w:color w:val="auto"/>
+          <w:lang w:val="en-US" w:eastAsia="en-US"/>
         </w:rPr>
         <w:drawing>
           <wp:inline distT="0" distB="0" distL="0" distR="0" wp14:anchorId="1D2DEFAE" wp14:editId="149170C5">
@@ -10382,7 +10415,7 @@
                     <pic:cNvPicPr/>
                   </pic:nvPicPr>
                   <pic:blipFill rotWithShape="1">
-                    <a:blip r:embed="rId41"/>
+                    <a:blip r:embed="rId39"/>
                     <a:srcRect l="1" r="-609" b="14597"/>
                     <a:stretch>
                       <a:fillRect/>
@@ -10411,7 +10444,7 @@
           </wp:inline>
         </w:drawing>
       </w:r>
-      <w:commentRangeEnd w:id="24"/>
+      <w:commentRangeEnd w:id="25"/>
       <w:r>
         <w:rPr>
           <w:rStyle w:val="Refdecomentario"/>
@@ -10419,7 +10452,7 @@
           <w:sz w:val="20"/>
           <w:szCs w:val="24"/>
         </w:rPr>
-        <w:commentReference w:id="24"/>
+        <w:commentReference w:id="25"/>
       </w:r>
     </w:p>
     <w:p>
@@ -10459,6 +10492,7 @@
         <w:rPr>
           <w:noProof/>
           <w:color w:val="auto"/>
+          <w:lang w:val="en-US" w:eastAsia="en-US"/>
         </w:rPr>
         <mc:AlternateContent>
           <mc:Choice Requires="wps">
@@ -10539,8 +10573,8 @@
           </mc:Choice>
           <mc:Fallback>
             <w:pict>
-              <v:roundrect id="Texto destacado 3010" style="width:425.2pt;height:65.35pt;visibility:visible;mso-wrap-style:square;mso-left-percent:-10001;mso-top-percent:-10001;mso-position-horizontal:absolute;mso-position-horizontal-relative:char;mso-position-vertical:absolute;mso-position-vertical-relative:line;mso-left-percent:-10001;mso-top-percent:-10001;v-text-anchor:middle" alt="Título: Balizaje en vía - Descripción: Texto destacado sobre balizaje en vía." o:spid="_x0000_s1042" fillcolor="#ffbe86" strokecolor="#f79646" arcsize="10923f" w14:anchorId="5E9795ED" o:gfxdata="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">
-                <v:fill type="gradient" color2="#ffebdb" colors="0 #ffbe86;22938f #ffd0aa;1 #ffebdb" angle="180" focus="100%" rotate="t"/>
+              <v:roundrect w14:anchorId="5E9795ED" id="Texto destacado 3010" o:spid="_x0000_s1042" alt="Título: Balizaje en vía - Descripción: Texto destacado sobre balizaje en vía." style="width:425.2pt;height:65.35pt;visibility:visible;mso-wrap-style:square;mso-left-percent:-10001;mso-top-percent:-10001;mso-position-horizontal:absolute;mso-position-horizontal-relative:char;mso-position-vertical:absolute;mso-position-vertical-relative:line;mso-left-percent:-10001;mso-top-percent:-10001;v-text-anchor:middle" arcsize="10923f" o:gfxdata="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" fillcolor="#ffbe86" strokecolor="#f79646">
+                <v:fill color2="#ffebdb" rotate="t" angle="180" colors="0 #ffbe86;22938f #ffd0aa;1 #ffebdb" focus="100%" type="gradient"/>
                 <v:textbox inset="3mm,2mm,3mm,2mm">
                   <w:txbxContent>
                     <w:p>
@@ -10690,11 +10724,12 @@
           <w:color w:val="auto"/>
         </w:rPr>
       </w:pPr>
-      <w:commentRangeStart w:id="25"/>
+      <w:commentRangeStart w:id="26"/>
       <w:r>
         <w:rPr>
           <w:noProof/>
           <w:color w:val="auto"/>
+          <w:lang w:val="en-US" w:eastAsia="en-US"/>
         </w:rPr>
         <w:drawing>
           <wp:inline distT="0" distB="0" distL="0" distR="0" wp14:anchorId="03562633" wp14:editId="1B041E10">
@@ -10712,7 +10747,7 @@
                     <pic:cNvPicPr/>
                   </pic:nvPicPr>
                   <pic:blipFill>
-                    <a:blip r:embed="rId42"/>
+                    <a:blip r:embed="rId40"/>
                     <a:stretch>
                       <a:fillRect/>
                     </a:stretch>
@@ -10732,7 +10767,7 @@
           </wp:inline>
         </w:drawing>
       </w:r>
-      <w:commentRangeEnd w:id="25"/>
+      <w:commentRangeEnd w:id="26"/>
       <w:r>
         <w:rPr>
           <w:rStyle w:val="Refdecomentario"/>
@@ -10740,20 +10775,32 @@
           <w:sz w:val="20"/>
           <w:szCs w:val="24"/>
         </w:rPr>
-        <w:commentReference w:id="25"/>
-      </w:r>
-    </w:p>
-    <w:p>
-      <w:pPr>
-        <w:rPr>
-          <w:color w:val="auto"/>
-        </w:rPr>
-      </w:pPr>
-      <w:r>
-        <w:rPr>
-          <w:color w:val="auto"/>
-        </w:rPr>
-        <w:t>Los cinco apartados completan el recorrido iniciado con la normatividad, porque cada uno resuelve una parte de lo que ocurre después de asegurar el lugar. Quien conoce sus deberes, valora la escena, previene y protege el área llega a este punto con el entorno bajo control, aunque todavía expuesto a lo que no se ve. Lo que sigue es aprender a interponer barreras, a pedir ayuda con precisión y a disponer de los elementos que hacen posible la atención.</w:t>
+        <w:commentReference w:id="26"/>
+      </w:r>
+    </w:p>
+    <w:p>
+      <w:pPr>
+        <w:rPr>
+          <w:color w:val="auto"/>
+        </w:rPr>
+      </w:pPr>
+      <w:r>
+        <w:rPr>
+          <w:color w:val="auto"/>
+        </w:rPr>
+        <w:t>Los cinco apartados completan el recorrido iniciado con la normatividad, porque cada uno resuelve una parte de lo que ocurre después de asegurar el lugar. Quien conoce sus deberes, valora la escena, previene y protege el área</w:t>
+      </w:r>
+      <w:r>
+        <w:rPr>
+          <w:color w:val="auto"/>
+        </w:rPr>
+        <w:t>,</w:t>
+      </w:r>
+      <w:r>
+        <w:rPr>
+          <w:color w:val="auto"/>
+        </w:rPr>
+        <w:t xml:space="preserve"> llega a este punto con el entorno bajo control, aunque todavía expuesto a lo que no se ve. Lo que sigue es aprender a interponer barreras, a pedir ayuda con precisión y a disponer de los elementos que hacen posible la atención.</w:t>
       </w:r>
     </w:p>
     <w:p>
@@ -10800,6 +10847,7 @@
     </w:p>
     <w:p>
       <w:pPr>
+        <w:jc w:val="center"/>
         <w:rPr>
           <w:color w:val="0070C0"/>
         </w:rPr>
@@ -10808,21 +10856,14 @@
         <w:rPr>
           <w:noProof/>
           <w:color w:val="0070C0"/>
+          <w:lang w:val="en-US" w:eastAsia="en-US"/>
         </w:rPr>
         <mc:AlternateContent>
           <mc:Choice Requires="wps">
             <w:drawing>
-              <wp:anchor distT="0" distB="0" distL="114300" distR="114300" simplePos="0" relativeHeight="251667456" behindDoc="0" locked="0" layoutInCell="1" allowOverlap="1" wp14:anchorId="3A336DD3" wp14:editId="2F5752D2">
-                <wp:simplePos x="0" y="0"/>
-                <wp:positionH relativeFrom="column">
-                  <wp:posOffset>75040</wp:posOffset>
-                </wp:positionH>
-                <wp:positionV relativeFrom="paragraph">
-                  <wp:posOffset>55908</wp:posOffset>
-                </wp:positionV>
-                <wp:extent cx="5824331" cy="1003852"/>
-                <wp:effectExtent l="0" t="0" r="24130" b="25400"/>
-                <wp:wrapNone/>
+              <wp:inline distT="0" distB="0" distL="0" distR="0" wp14:anchorId="542D2E9C" wp14:editId="29A1F8C1">
+                <wp:extent cx="5824331" cy="629728"/>
+                <wp:effectExtent l="0" t="0" r="24130" b="18415"/>
                 <wp:docPr id="1122183248" name="Rectángulo 21"/>
                 <wp:cNvGraphicFramePr/>
                 <a:graphic xmlns:a="http://schemas.openxmlformats.org/drawingml/2006/main">
@@ -10832,7 +10873,7 @@
                       <wps:spPr>
                         <a:xfrm>
                           <a:off x="0" y="0"/>
-                          <a:ext cx="5824331" cy="1003852"/>
+                          <a:ext cx="5824331" cy="629728"/>
                         </a:xfrm>
                         <a:prstGeom prst="rect">
                           <a:avLst/>
@@ -10864,13 +10905,14 @@
                               <w:rPr>
                                 <w:color w:val="auto"/>
                               </w:rPr>
-                              <w:t>En un restaurante, una mesera atiende a un comensal que sangra por la nariz. No sabe nada de la historia clínica de esa persona y, aun así, se pone guantes, usa una servilleta limpia como barrera y bota los desechos en una bolsa aparte.</w:t>
+                              <w:t>En un restaurante, una mesera atiende a un comensal que sangra por la nariz. No sabe nada de la historia clínica de esa persona y, aun así, se pone guantes, usa una servilleta limpia como barrera y bota lo</w:t>
                             </w:r>
-                          </w:p>
-                          <w:p>
-                            <w:pPr>
-                              <w:jc w:val="center"/>
-                            </w:pPr>
+                            <w:r>
+                              <w:rPr>
+                                <w:color w:val="auto"/>
+                              </w:rPr>
+                              <w:t>s desechos en una bolsa aparte.</w:t>
+                            </w:r>
                           </w:p>
                         </w:txbxContent>
                       </wps:txbx>
@@ -10883,12 +10925,12 @@
                     </wps:wsp>
                   </a:graphicData>
                 </a:graphic>
-              </wp:anchor>
+              </wp:inline>
             </w:drawing>
           </mc:Choice>
           <mc:Fallback>
             <w:pict>
-              <v:rect id="Rectángulo 21" style="position:absolute;margin-left:5.9pt;margin-top:4.4pt;width:458.6pt;height:79.05pt;z-index:251667456;visibility:visible;mso-wrap-style:square;mso-wrap-distance-left:9pt;mso-wrap-distance-top:0;mso-wrap-distance-right:9pt;mso-wrap-distance-bottom:0;mso-position-horizontal:absolute;mso-position-horizontal-relative:text;mso-position-vertical:absolute;mso-position-vertical-relative:text;v-text-anchor:middle" o:spid="_x0000_s1043" fillcolor="white [3201]" strokecolor="#4f81bd [3204]" strokeweight="2pt" w14:anchorId="3A336DD3" o:gfxdata="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">
+              <v:rect w14:anchorId="542D2E9C" id="Rectángulo 21" o:spid="_x0000_s1043" style="width:458.6pt;height:49.6pt;visibility:visible;mso-wrap-style:square;mso-left-percent:-10001;mso-top-percent:-10001;mso-position-horizontal:absolute;mso-position-horizontal-relative:char;mso-position-vertical:absolute;mso-position-vertical-relative:line;mso-left-percent:-10001;mso-top-percent:-10001;v-text-anchor:middle" o:gfxdata="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" fillcolor="white [3201]" strokecolor="#4f81bd [3204]" strokeweight="2pt">
                 <v:textbox>
                   <w:txbxContent>
                     <w:p>
@@ -10901,16 +10943,18 @@
                         <w:rPr>
                           <w:color w:val="auto"/>
                         </w:rPr>
-                        <w:t>En un restaurante, una mesera atiende a un comensal que sangra por la nariz. No sabe nada de la historia clínica de esa persona y, aun así, se pone guantes, usa una servilleta limpia como barrera y bota los desechos en una bolsa aparte.</w:t>
+                        <w:t>En un restaurante, una mesera atiende a un comensal que sangra por la nariz. No sabe nada de la historia clínica de esa persona y, aun así, se pone guantes, usa una servilleta limpia como barrera y bota lo</w:t>
                       </w:r>
-                    </w:p>
-                    <w:p>
-                      <w:pPr>
-                        <w:jc w:val="center"/>
-                      </w:pPr>
+                      <w:r>
+                        <w:rPr>
+                          <w:color w:val="auto"/>
+                        </w:rPr>
+                        <w:t>s desechos en una bolsa aparte.</w:t>
+                      </w:r>
                     </w:p>
                   </w:txbxContent>
                 </v:textbox>
+                <w10:anchorlock/>
               </v:rect>
             </w:pict>
           </mc:Fallback>
@@ -10926,27 +10970,6 @@
     </w:p>
     <w:p>
       <w:pPr>
-        <w:rPr>
-          <w:color w:val="0070C0"/>
-        </w:rPr>
-      </w:pPr>
-    </w:p>
-    <w:p>
-      <w:pPr>
-        <w:rPr>
-          <w:color w:val="0070C0"/>
-        </w:rPr>
-      </w:pPr>
-    </w:p>
-    <w:p>
-      <w:pPr>
-        <w:rPr>
-          <w:color w:val="0070C0"/>
-        </w:rPr>
-      </w:pPr>
-    </w:p>
-    <w:p>
-      <w:pPr>
         <w:keepNext/>
         <w:rPr>
           <w:color w:val="auto"/>
@@ -10974,11 +10997,12 @@
           <w:color w:val="auto"/>
         </w:rPr>
       </w:pPr>
-      <w:commentRangeStart w:id="26"/>
+      <w:commentRangeStart w:id="27"/>
       <w:r>
         <w:rPr>
           <w:noProof/>
           <w:color w:val="auto"/>
+          <w:lang w:val="en-US" w:eastAsia="en-US"/>
         </w:rPr>
         <w:drawing>
           <wp:inline distT="0" distB="0" distL="0" distR="0" wp14:anchorId="080213BF" wp14:editId="52BC483F">
@@ -10996,7 +11020,7 @@
                     <pic:cNvPicPr/>
                   </pic:nvPicPr>
                   <pic:blipFill>
-                    <a:blip r:embed="rId43"/>
+                    <a:blip r:embed="rId41"/>
                     <a:stretch>
                       <a:fillRect/>
                     </a:stretch>
@@ -11016,7 +11040,7 @@
           </wp:inline>
         </w:drawing>
       </w:r>
-      <w:commentRangeEnd w:id="26"/>
+      <w:commentRangeEnd w:id="27"/>
       <w:r>
         <w:rPr>
           <w:rStyle w:val="Refdecomentario"/>
@@ -11024,7 +11048,7 @@
           <w:sz w:val="20"/>
           <w:szCs w:val="24"/>
         </w:rPr>
-        <w:commentReference w:id="26"/>
+        <w:commentReference w:id="27"/>
       </w:r>
     </w:p>
     <w:p>
@@ -11074,10 +11098,11 @@
           <w:color w:val="auto"/>
         </w:rPr>
       </w:pPr>
-      <w:commentRangeStart w:id="27"/>
+      <w:commentRangeStart w:id="28"/>
       <w:r>
         <w:rPr>
           <w:noProof/>
+          <w:lang w:val="en-US" w:eastAsia="en-US"/>
         </w:rPr>
         <w:drawing>
           <wp:inline distT="0" distB="0" distL="0" distR="0" wp14:anchorId="343B3915" wp14:editId="76FEEC3D">
@@ -11095,7 +11120,7 @@
                     <pic:cNvPicPr/>
                   </pic:nvPicPr>
                   <pic:blipFill>
-                    <a:blip r:embed="rId44"/>
+                    <a:blip r:embed="rId42"/>
                     <a:stretch>
                       <a:fillRect/>
                     </a:stretch>
@@ -11115,7 +11140,7 @@
           </wp:inline>
         </w:drawing>
       </w:r>
-      <w:commentRangeEnd w:id="27"/>
+      <w:commentRangeEnd w:id="28"/>
       <w:r>
         <w:rPr>
           <w:rStyle w:val="Refdecomentario"/>
@@ -11123,7 +11148,7 @@
           <w:sz w:val="20"/>
           <w:szCs w:val="24"/>
         </w:rPr>
-        <w:commentReference w:id="27"/>
+        <w:commentReference w:id="28"/>
       </w:r>
     </w:p>
     <w:p>
@@ -11192,11 +11217,24 @@
         <w:rPr>
           <w:color w:val="auto"/>
         </w:rPr>
-        <w:t>Su aplicación adecuada mantiene condiciones seguras en la escena, reduce el riesgo de contaminación cruzada y garantiza una atención responsable. Las técnicas no son acciones aisladas sino parte de un proceso sistemático que acompaña toda la intervención, y su eficacia depende de la disciplina, de la conciencia del riesgo y de la adherencia a los protocolos.</w:t>
-      </w:r>
-    </w:p>
-    <w:p>
-      <w:pPr>
+        <w:t>Su aplicación adecuada mantiene condiciones seguras en la escena, reduce el riesgo de contaminación cruzada y garantiza una atención responsable. Las técnicas no son acciones aisladas</w:t>
+      </w:r>
+      <w:r>
+        <w:rPr>
+          <w:color w:val="auto"/>
+        </w:rPr>
+        <w:t>,</w:t>
+      </w:r>
+      <w:r>
+        <w:rPr>
+          <w:color w:val="auto"/>
+        </w:rPr>
+        <w:t xml:space="preserve"> sino parte de un proceso sistemático que acompaña toda la intervención, y su eficacia depende de la disciplina, de la conciencia del riesgo y de la adherencia a los protocolos.</w:t>
+      </w:r>
+    </w:p>
+    <w:p>
+      <w:pPr>
+        <w:jc w:val="center"/>
         <w:rPr>
           <w:color w:val="auto"/>
         </w:rPr>
@@ -11205,21 +11243,14 @@
         <w:rPr>
           <w:noProof/>
           <w:color w:val="auto"/>
+          <w:lang w:val="en-US" w:eastAsia="en-US"/>
         </w:rPr>
         <mc:AlternateContent>
           <mc:Choice Requires="wps">
             <w:drawing>
-              <wp:anchor distT="0" distB="0" distL="114300" distR="114300" simplePos="0" relativeHeight="251668480" behindDoc="0" locked="0" layoutInCell="1" allowOverlap="1" wp14:anchorId="527E33C7" wp14:editId="25D4FB3D">
-                <wp:simplePos x="0" y="0"/>
-                <wp:positionH relativeFrom="column">
-                  <wp:posOffset>470121</wp:posOffset>
-                </wp:positionH>
-                <wp:positionV relativeFrom="paragraph">
-                  <wp:posOffset>96824</wp:posOffset>
-                </wp:positionV>
-                <wp:extent cx="5227982" cy="1074254"/>
-                <wp:effectExtent l="0" t="0" r="10795" b="12065"/>
-                <wp:wrapNone/>
+              <wp:inline distT="0" distB="0" distL="0" distR="0" wp14:anchorId="71F31DE6" wp14:editId="43005B8F">
+                <wp:extent cx="5227982" cy="629729"/>
+                <wp:effectExtent l="0" t="0" r="10795" b="18415"/>
                 <wp:docPr id="472530128" name="Rectángulo 22"/>
                 <wp:cNvGraphicFramePr/>
                 <a:graphic xmlns:a="http://schemas.openxmlformats.org/drawingml/2006/main">
@@ -11229,7 +11260,7 @@
                       <wps:spPr>
                         <a:xfrm>
                           <a:off x="0" y="0"/>
-                          <a:ext cx="5227982" cy="1074254"/>
+                          <a:ext cx="5227982" cy="629729"/>
                         </a:xfrm>
                         <a:prstGeom prst="rect">
                           <a:avLst/>
@@ -11261,13 +11292,14 @@
                               <w:rPr>
                                 <w:color w:val="auto"/>
                               </w:rPr>
-                              <w:t>Un conductor de ambulancia que traslada a un paciente con una herida infectada lo sabe bien. El riesgo no termina cuando el paciente baja del vehículo, sino cuando la camilla y las superficies quedan limpias y las manos lavadas.</w:t>
+                              <w:t>Un conductor de ambulancia que traslada a un paciente con una herida infectada lo sabe bien. El riesgo no termina cuando el paciente baja del vehículo, sino cuando la camilla y las superficies qued</w:t>
                             </w:r>
-                          </w:p>
-                          <w:p>
-                            <w:pPr>
-                              <w:jc w:val="center"/>
-                            </w:pPr>
+                            <w:r>
+                              <w:rPr>
+                                <w:color w:val="auto"/>
+                              </w:rPr>
+                              <w:t>an limpias y las manos lavadas.</w:t>
+                            </w:r>
                           </w:p>
                         </w:txbxContent>
                       </wps:txbx>
@@ -11280,15 +11312,12 @@
                     </wps:wsp>
                   </a:graphicData>
                 </a:graphic>
-                <wp14:sizeRelV relativeFrom="margin">
-                  <wp14:pctHeight>0</wp14:pctHeight>
-                </wp14:sizeRelV>
-              </wp:anchor>
+              </wp:inline>
             </w:drawing>
           </mc:Choice>
           <mc:Fallback>
             <w:pict>
-              <v:rect id="Rectángulo 22" style="position:absolute;margin-left:37pt;margin-top:7.6pt;width:411.65pt;height:84.6pt;z-index:251668480;visibility:visible;mso-wrap-style:square;mso-height-percent:0;mso-wrap-distance-left:9pt;mso-wrap-distance-top:0;mso-wrap-distance-right:9pt;mso-wrap-distance-bottom:0;mso-position-horizontal:absolute;mso-position-horizontal-relative:text;mso-position-vertical:absolute;mso-position-vertical-relative:text;mso-height-percent:0;mso-height-relative:margin;v-text-anchor:middle" o:spid="_x0000_s1044" fillcolor="white [3201]" strokecolor="#f79646 [3209]" strokeweight="2pt" w14:anchorId="527E33C7" o:gfxdata="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">
+              <v:rect w14:anchorId="71F31DE6" id="Rectángulo 22" o:spid="_x0000_s1044" style="width:411.65pt;height:49.6pt;visibility:visible;mso-wrap-style:square;mso-left-percent:-10001;mso-top-percent:-10001;mso-position-horizontal:absolute;mso-position-horizontal-relative:char;mso-position-vertical:absolute;mso-position-vertical-relative:line;mso-left-percent:-10001;mso-top-percent:-10001;v-text-anchor:middle" o:gfxdata="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" fillcolor="white [3201]" strokecolor="#f79646 [3209]" strokeweight="2pt">
                 <v:textbox>
                   <w:txbxContent>
                     <w:p>
@@ -11301,49 +11330,23 @@
                         <w:rPr>
                           <w:color w:val="auto"/>
                         </w:rPr>
-                        <w:t>Un conductor de ambulancia que traslada a un paciente con una herida infectada lo sabe bien. El riesgo no termina cuando el paciente baja del vehículo, sino cuando la camilla y las superficies quedan limpias y las manos lavadas.</w:t>
+                        <w:t>Un conductor de ambulancia que traslada a un paciente con una herida infectada lo sabe bien. El riesgo no termina cuando el paciente baja del vehículo, sino cuando la camilla y las superficies qued</w:t>
                       </w:r>
-                    </w:p>
-                    <w:p>
-                      <w:pPr>
-                        <w:jc w:val="center"/>
-                      </w:pPr>
+                      <w:r>
+                        <w:rPr>
+                          <w:color w:val="auto"/>
+                        </w:rPr>
+                        <w:t>an limpias y las manos lavadas.</w:t>
+                      </w:r>
                     </w:p>
                   </w:txbxContent>
                 </v:textbox>
+                <w10:anchorlock/>
               </v:rect>
             </w:pict>
           </mc:Fallback>
         </mc:AlternateContent>
       </w:r>
-    </w:p>
-    <w:p>
-      <w:pPr>
-        <w:rPr>
-          <w:color w:val="auto"/>
-        </w:rPr>
-      </w:pPr>
-    </w:p>
-    <w:p>
-      <w:pPr>
-        <w:rPr>
-          <w:color w:val="auto"/>
-        </w:rPr>
-      </w:pPr>
-    </w:p>
-    <w:p>
-      <w:pPr>
-        <w:rPr>
-          <w:color w:val="auto"/>
-        </w:rPr>
-      </w:pPr>
-    </w:p>
-    <w:p>
-      <w:pPr>
-        <w:rPr>
-          <w:color w:val="auto"/>
-        </w:rPr>
-      </w:pPr>
     </w:p>
     <w:p>
       <w:pPr>
@@ -11405,12 +11408,12 @@
         <w:tblW w:w="0" w:type="auto"/>
         <w:jc w:val="center"/>
         <w:tblBorders>
-          <w:top w:val="single" w:color="808080" w:sz="4" w:space="0"/>
-          <w:left w:val="single" w:color="808080" w:sz="4" w:space="0"/>
-          <w:bottom w:val="single" w:color="808080" w:sz="4" w:space="0"/>
-          <w:right w:val="single" w:color="808080" w:sz="4" w:space="0"/>
-          <w:insideH w:val="single" w:color="808080" w:sz="4" w:space="0"/>
-          <w:insideV w:val="single" w:color="808080" w:sz="4" w:space="0"/>
+          <w:top w:val="single" w:sz="4" w:space="0" w:color="808080"/>
+          <w:left w:val="single" w:sz="4" w:space="0" w:color="808080"/>
+          <w:bottom w:val="single" w:sz="4" w:space="0" w:color="808080"/>
+          <w:right w:val="single" w:sz="4" w:space="0" w:color="808080"/>
+          <w:insideH w:val="single" w:sz="4" w:space="0" w:color="808080"/>
+          <w:insideV w:val="single" w:sz="4" w:space="0" w:color="808080"/>
         </w:tblBorders>
         <w:tblLook w:val="04A0" w:firstRow="1" w:lastRow="0" w:firstColumn="1" w:lastColumn="0" w:noHBand="0" w:noVBand="1"/>
       </w:tblPr>
@@ -11861,8 +11864,8 @@
         <w:rPr>
           <w:noProof/>
           <w:color w:val="auto"/>
-        </w:rPr>
-        <w:lastRenderedPageBreak/>
+          <w:lang w:val="en-US" w:eastAsia="en-US"/>
+        </w:rPr>
         <mc:AlternateContent>
           <mc:Choice Requires="wps">
             <w:drawing>
@@ -11942,8 +11945,8 @@
           </mc:Choice>
           <mc:Fallback>
             <w:pict>
-              <v:roundrect id="Texto destacado 3011" style="width:425.2pt;height:50.4pt;visibility:visible;mso-wrap-style:square;mso-left-percent:-10001;mso-top-percent:-10001;mso-position-horizontal:absolute;mso-position-horizontal-relative:char;mso-position-vertical:absolute;mso-position-vertical-relative:line;mso-left-percent:-10001;mso-top-percent:-10001;v-text-anchor:middle" alt="Título: Higiene de manos - Descripción: Texto destacado sobre higiene de manos." o:spid="_x0000_s1045" fillcolor="#ffbe86" strokecolor="#f79646" arcsize="10923f" w14:anchorId="07722BDA" o:gfxdata="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">
-                <v:fill type="gradient" color2="#ffebdb" colors="0 #ffbe86;22938f #ffd0aa;1 #ffebdb" angle="180" focus="100%" rotate="t"/>
+              <v:roundrect w14:anchorId="07722BDA" id="Texto destacado 3011" o:spid="_x0000_s1045" alt="Título: Higiene de manos - Descripción: Texto destacado sobre higiene de manos." style="width:425.2pt;height:50.4pt;visibility:visible;mso-wrap-style:square;mso-left-percent:-10001;mso-top-percent:-10001;mso-position-horizontal:absolute;mso-position-horizontal-relative:char;mso-position-vertical:absolute;mso-position-vertical-relative:line;mso-left-percent:-10001;mso-top-percent:-10001;v-text-anchor:middle" arcsize="10923f" o:gfxdata="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" fillcolor="#ffbe86" strokecolor="#f79646">
+                <v:fill color2="#ffebdb" rotate="t" angle="180" colors="0 #ffbe86;22938f #ffd0aa;1 #ffebdb" focus="100%" type="gradient"/>
                 <v:textbox inset="3mm,2mm,3mm,2mm">
                   <w:txbxContent>
                     <w:p>
@@ -12043,40 +12046,40 @@
       </w:pPr>
       <w:r>
         <w:rPr>
-          <w:b w:val="1"/>
-          <w:bCs w:val="1"/>
+          <w:b/>
+          <w:bCs/>
           <w:color w:val="auto"/>
         </w:rPr>
         <w:t xml:space="preserve">Elementos de </w:t>
       </w:r>
       <w:r>
         <w:rPr>
-          <w:b w:val="1"/>
-          <w:bCs w:val="1"/>
+          <w:b/>
+          <w:bCs/>
           <w:color w:val="auto"/>
         </w:rPr>
         <w:t>P</w:t>
       </w:r>
       <w:r>
         <w:rPr>
-          <w:b w:val="1"/>
-          <w:bCs w:val="1"/>
+          <w:b/>
+          <w:bCs/>
           <w:color w:val="auto"/>
         </w:rPr>
         <w:t xml:space="preserve">rotección </w:t>
       </w:r>
       <w:r>
         <w:rPr>
-          <w:b w:val="1"/>
-          <w:bCs w:val="1"/>
+          <w:b/>
+          <w:bCs/>
           <w:color w:val="auto"/>
         </w:rPr>
         <w:t>P</w:t>
       </w:r>
       <w:r>
         <w:rPr>
-          <w:b w:val="1"/>
-          <w:bCs w:val="1"/>
+          <w:b/>
+          <w:bCs/>
           <w:color w:val="auto"/>
         </w:rPr>
         <w:t>ersonal (EPP):</w:t>
@@ -12275,13 +12278,6 @@
     </w:p>
     <w:p>
       <w:pPr>
-        <w:rPr>
-          <w:color w:val="EE0000"/>
-        </w:rPr>
-      </w:pPr>
-    </w:p>
-    <w:p>
-      <w:pPr>
         <w:keepNext/>
         <w:spacing w:before="240" w:after="80"/>
         <w:rPr>
@@ -12293,33 +12289,33 @@
           <w:b/>
           <w:color w:val="auto"/>
         </w:rPr>
+        <w:t>5.3. Riesgo biológico y mecanismos de transmisión</w:t>
+      </w:r>
+    </w:p>
+    <w:p>
+      <w:pPr>
+        <w:rPr>
+          <w:color w:val="auto"/>
+        </w:rPr>
+      </w:pPr>
+      <w:r>
+        <w:rPr>
+          <w:color w:val="auto"/>
+        </w:rPr>
+        <w:t>En la atención inicial, la exposición a microorganismos patógenos presentes en sangre, secreciones u otros fluidos corporales, capaces de generar enfermedades infecciosas, constituye lo que se conoce como riesgo biológico. Esta condición adquiere una relevancia crítica en las emergencias por la posibilidad de contacto directo con la persona afectada y con materiales potencialmente contaminados.</w:t>
+      </w:r>
+    </w:p>
+    <w:p>
+      <w:pPr>
+        <w:rPr>
+          <w:color w:val="auto"/>
+        </w:rPr>
+      </w:pPr>
+      <w:r>
+        <w:rPr>
+          <w:color w:val="auto"/>
+        </w:rPr>
         <w:lastRenderedPageBreak/>
-        <w:t>5.3. Riesgo biológico y mecanismos de transmisión</w:t>
-      </w:r>
-    </w:p>
-    <w:p>
-      <w:pPr>
-        <w:rPr>
-          <w:color w:val="auto"/>
-        </w:rPr>
-      </w:pPr>
-      <w:r>
-        <w:rPr>
-          <w:color w:val="auto"/>
-        </w:rPr>
-        <w:t>En la atención inicial, la exposición a microorganismos patógenos presentes en sangre, secreciones u otros fluidos corporales, capaces de generar enfermedades infecciosas, constituye lo que se conoce como riesgo biológico. Esta condición adquiere una relevancia crítica en las emergencias por la posibilidad de contacto directo con la persona afectada y con materiales potencialmente contaminados.</w:t>
-      </w:r>
-    </w:p>
-    <w:p>
-      <w:pPr>
-        <w:rPr>
-          <w:color w:val="auto"/>
-        </w:rPr>
-      </w:pPr>
-      <w:r>
-        <w:rPr>
-          <w:color w:val="auto"/>
-        </w:rPr>
         <w:t>Los agentes implicados son bacterias, virus, hongos y parásitos, que se transmiten sobre todo por el contacto con fluidos corporales o con superficies contaminadas. En los primeros auxilios, el riesgo aumenta ante heridas abiertas, hemorragias, presencia de secreciones o procedimientos que implican cercanía con la persona afectada. Un aspecto crítico es que el riesgo no siempre es evidente, ya que una persona puede ser portadora sin manifestar signos ni síntomas, y por eso el manejo se apoya en el principio de universalidad.</w:t>
       </w:r>
     </w:p>
@@ -12334,7 +12330,19 @@
         <w:rPr>
           <w:color w:val="auto"/>
         </w:rPr>
-        <w:t>La transmisión no ocurre de manera aislada sino a través de un proceso en el que intervienen una fuente de infección, un mecanismo de transmisión y una persona susceptible. Ese proceso se conoce como cadena de transmisión, y comprenderlo señala dónde es posible intervenir para interrumpirla.</w:t>
+        <w:t>La transmis</w:t>
+      </w:r>
+      <w:r>
+        <w:rPr>
+          <w:color w:val="auto"/>
+        </w:rPr>
+        <w:t xml:space="preserve">ión no ocurre de manera aislada, </w:t>
+      </w:r>
+      <w:r>
+        <w:rPr>
+          <w:color w:val="auto"/>
+        </w:rPr>
+        <w:t>sino a través de un proceso en el que intervienen una fuente de infección, un mecanismo de transmisión y una persona susceptible. Ese proceso se conoce como cadena de transmisión, y comprenderlo señala dónde es posible intervenir para interrumpirla.</w:t>
       </w:r>
     </w:p>
     <w:p>
@@ -12370,11 +12378,11 @@
           <w:color w:val="auto"/>
         </w:rPr>
       </w:pPr>
-      <w:commentRangeStart w:id="28"/>
-      <w:r>
-        <w:rPr>
-          <w:b w:val="1"/>
-          <w:bCs w:val="1"/>
+      <w:commentRangeStart w:id="29"/>
+      <w:r>
+        <w:rPr>
+          <w:b/>
+          <w:bCs/>
           <w:color w:val="auto"/>
         </w:rPr>
         <w:t xml:space="preserve">Figura 2. </w:t>
@@ -12395,23 +12403,27 @@
         </w:rPr>
       </w:pPr>
       <w:r>
+        <w:rPr>
+          <w:noProof/>
+          <w:lang w:val="en-US" w:eastAsia="en-US"/>
+        </w:rPr>
         <w:drawing>
-          <wp:inline wp14:editId="22F9E08E" wp14:anchorId="6E0400A3">
+          <wp:inline distT="0" distB="0" distL="0" distR="0" wp14:anchorId="6E0400A3" wp14:editId="22F9E08E">
             <wp:extent cx="5227982" cy="1471398"/>
             <wp:effectExtent l="0" t="0" r="0" b="0"/>
             <wp:docPr id="3027" name="Picture 3027" descr="La figura 2 representa la cadena de transmisión en cuatro eslabones, fuente, mecanismo, persona susceptible e infección, que las medidas de bioseguridad interrumpen." title="Figura 2. Cadena de transmisión de agentes biológicos en la atención inicial"/>
             <wp:cNvGraphicFramePr>
-              <a:graphicFrameLocks noChangeAspect="1"/>
+              <a:graphicFrameLocks xmlns:a="http://schemas.openxmlformats.org/drawingml/2006/main" noChangeAspect="1"/>
             </wp:cNvGraphicFramePr>
-            <a:graphic>
-              <a:graphicData xmlns:a="http://schemas.openxmlformats.org/drawingml/2006/main" uri="http://schemas.openxmlformats.org/drawingml/2006/picture">
+            <a:graphic xmlns:a="http://schemas.openxmlformats.org/drawingml/2006/main">
+              <a:graphicData uri="http://schemas.openxmlformats.org/drawingml/2006/picture">
                 <pic:pic xmlns:pic="http://schemas.openxmlformats.org/drawingml/2006/picture">
                   <pic:nvPicPr>
                     <pic:cNvPr id="0" name="fig2.png"/>
                     <pic:cNvPicPr/>
                   </pic:nvPicPr>
                   <pic:blipFill rotWithShape="1">
-                    <a:blip xmlns:r="http://schemas.openxmlformats.org/officeDocument/2006/relationships" r:embed="rId45"/>
+                    <a:blip r:embed="rId43"/>
                     <a:srcRect r="717" b="8649"/>
                     <a:stretch>
                       <a:fillRect/>
@@ -12440,12 +12452,9 @@
           </wp:inline>
         </w:drawing>
       </w:r>
-      <w:commentRangeEnd w:id="28"/>
-      <w:r>
-        <w:rPr>
-          <w:rStyle w:val="CommentReference"/>
-        </w:rPr>
-        <w:commentReference w:id="28"/>
+      <w:commentRangeEnd w:id="29"/>
+      <w:r>
+        <w:commentReference w:id="29"/>
       </w:r>
     </w:p>
     <w:p>
@@ -12480,12 +12489,24 @@
         <w:rPr>
           <w:color w:val="000000" w:themeColor="text1"/>
         </w:rPr>
-        <w:t>Para romper el eslabón es necesario reconocerlo en la escena, porque el mecanismo de transmisión no se presenta con un nombre sino como un gesto cotidiano, ya sea una mano sin guante, unas tijeras reutilizadas o una tos cercana. Cada mecanismo tiene una señal que lo delata y una barrera que lo interrumpe, y saber</w:t>
+        <w:t>Para romper el eslabón es necesario reconocerlo en la escena, porque el mecanismo de transmisión no se presenta con un nombre</w:t>
       </w:r>
       <w:r>
         <w:rPr>
           <w:color w:val="000000" w:themeColor="text1"/>
         </w:rPr>
+        <w:t>,</w:t>
+      </w:r>
+      <w:r>
+        <w:rPr>
+          <w:color w:val="000000" w:themeColor="text1"/>
+        </w:rPr>
+        <w:t xml:space="preserve"> sino como un gesto cotidiano, ya sea una mano sin guante, unas tijeras reutilizadas o una tos cercana. Cada mecanismo tiene una señal que lo delata y una barrera que lo interrumpe, y saber</w:t>
+      </w:r>
+      <w:r>
+        <w:rPr>
+          <w:color w:val="000000" w:themeColor="text1"/>
+        </w:rPr>
         <w:t xml:space="preserve"> </w:t>
       </w:r>
       <w:r>
@@ -12502,13 +12523,13 @@
           <w:color w:val="auto"/>
         </w:rPr>
       </w:pPr>
-      <w:commentRangeStart w:id="29"/>
+      <w:commentRangeStart w:id="30"/>
       <w:r>
         <w:rPr>
           <w:noProof/>
           <w:color w:val="auto"/>
-        </w:rPr>
-        <w:lastRenderedPageBreak/>
+          <w:lang w:val="en-US" w:eastAsia="en-US"/>
+        </w:rPr>
         <w:drawing>
           <wp:inline distT="0" distB="0" distL="0" distR="0" wp14:anchorId="587DD0D8" wp14:editId="159315AD">
             <wp:extent cx="4999383" cy="2505572"/>
@@ -12525,7 +12546,7 @@
                     <pic:cNvPicPr/>
                   </pic:nvPicPr>
                   <pic:blipFill>
-                    <a:blip r:embed="rId46"/>
+                    <a:blip r:embed="rId44"/>
                     <a:stretch>
                       <a:fillRect/>
                     </a:stretch>
@@ -12545,7 +12566,7 @@
           </wp:inline>
         </w:drawing>
       </w:r>
-      <w:commentRangeEnd w:id="29"/>
+      <w:commentRangeEnd w:id="30"/>
       <w:r>
         <w:rPr>
           <w:rStyle w:val="Refdecomentario"/>
@@ -12553,19 +12574,20 @@
           <w:sz w:val="20"/>
           <w:szCs w:val="24"/>
         </w:rPr>
-        <w:commentReference w:id="29"/>
-      </w:r>
-    </w:p>
-    <w:p>
-      <w:pPr>
-        <w:rPr>
-          <w:color w:val="auto"/>
-        </w:rPr>
-      </w:pPr>
-      <w:r>
-        <w:rPr>
-          <w:color w:val="auto"/>
-        </w:rPr>
+        <w:commentReference w:id="30"/>
+      </w:r>
+    </w:p>
+    <w:p>
+      <w:pPr>
+        <w:rPr>
+          <w:color w:val="auto"/>
+        </w:rPr>
+      </w:pPr>
+      <w:r>
+        <w:rPr>
+          <w:color w:val="auto"/>
+        </w:rPr>
+        <w:lastRenderedPageBreak/>
         <w:t>Estos cuatro mecanismos comparten una condición, porque necesitan un punto de contacto sin barrera. De ahí que las medidas de bioseguridad, desde la higiene de manos hasta la mascarilla, actúen como interruptores de la cadena y eviten que el agente infeccioso alcance a la persona susceptible.</w:t>
       </w:r>
     </w:p>
@@ -12613,6 +12635,13 @@
     </w:p>
     <w:p>
       <w:pPr>
+        <w:rPr>
+          <w:color w:val="auto"/>
+        </w:rPr>
+      </w:pPr>
+    </w:p>
+    <w:p>
+      <w:pPr>
         <w:shd w:val="clear" w:color="auto" w:fill="F6FBD3"/>
         <w:rPr>
           <w:color w:val="auto"/>
@@ -12622,8 +12651,29 @@
         <w:rPr>
           <w:color w:val="auto"/>
         </w:rPr>
-        <w:t>En Colombia, el sistema se articula con el Sistema Nacional para la Gestión del Riesgo de Desastres de la Ley 1523 de 2012 y con las redes de prestación de servicios de salud. Esa articulación hace posible una respuesta coordinada frente a eventos de distinta magnitud. Los lineamientos de atención prehospitalaria fijan, además, las condiciones de los servicios de traslado y de los centros reguladores (Ministerio de Salud y Protección Social, 2017).</w:t>
-      </w:r>
+        <w:t xml:space="preserve">En Colombia, el sistema se articula con el Sistema Nacional para la Gestión del Riesgo de Desastres de la Ley 1523 de 2012 y con las redes de prestación de servicios de salud. Esa articulación hace posible una respuesta coordinada frente a eventos de distinta magnitud. Los lineamientos de atención </w:t>
+      </w:r>
+      <w:proofErr w:type="spellStart"/>
+      <w:r>
+        <w:rPr>
+          <w:color w:val="auto"/>
+        </w:rPr>
+        <w:t>prehospitalaria</w:t>
+      </w:r>
+      <w:proofErr w:type="spellEnd"/>
+      <w:r>
+        <w:rPr>
+          <w:color w:val="auto"/>
+        </w:rPr>
+        <w:t xml:space="preserve"> fijan, además, las condiciones de los servicios de traslado y de los centros reguladores (Ministerio de Salud y Protección Social, 2017).</w:t>
+      </w:r>
+    </w:p>
+    <w:p>
+      <w:pPr>
+        <w:rPr>
+          <w:color w:val="auto"/>
+        </w:rPr>
+      </w:pPr>
     </w:p>
     <w:p>
       <w:pPr>
@@ -12644,25 +12694,25 @@
           <w:color w:val="auto"/>
         </w:rPr>
       </w:pPr>
+    </w:p>
+    <w:p>
+      <w:pPr>
+        <w:rPr>
+          <w:color w:val="auto"/>
+        </w:rPr>
+      </w:pPr>
       <w:r>
         <w:rPr>
           <w:noProof/>
           <w:color w:val="auto"/>
+          <w:lang w:val="en-US" w:eastAsia="en-US"/>
         </w:rPr>
         <mc:AlternateContent>
           <mc:Choice Requires="wps">
             <w:drawing>
-              <wp:anchor distT="0" distB="0" distL="114300" distR="114300" simplePos="0" relativeHeight="251669504" behindDoc="0" locked="0" layoutInCell="1" allowOverlap="1" wp14:anchorId="21D315EC" wp14:editId="16F3D106">
-                <wp:simplePos x="0" y="0"/>
-                <wp:positionH relativeFrom="column">
-                  <wp:posOffset>174432</wp:posOffset>
-                </wp:positionH>
-                <wp:positionV relativeFrom="paragraph">
-                  <wp:posOffset>175453</wp:posOffset>
-                </wp:positionV>
+              <wp:inline distT="0" distB="0" distL="0" distR="0" wp14:anchorId="1966518A" wp14:editId="30E96B7B">
                 <wp:extent cx="6040203" cy="1044437"/>
                 <wp:effectExtent l="0" t="0" r="17780" b="22860"/>
-                <wp:wrapNone/>
                 <wp:docPr id="1746798201" name="Rectángulo 23"/>
                 <wp:cNvGraphicFramePr/>
                 <a:graphic xmlns:a="http://schemas.openxmlformats.org/drawingml/2006/main">
@@ -12736,18 +12786,12 @@
                     </wps:wsp>
                   </a:graphicData>
                 </a:graphic>
-                <wp14:sizeRelH relativeFrom="margin">
-                  <wp14:pctWidth>0</wp14:pctWidth>
-                </wp14:sizeRelH>
-                <wp14:sizeRelV relativeFrom="margin">
-                  <wp14:pctHeight>0</wp14:pctHeight>
-                </wp14:sizeRelV>
-              </wp:anchor>
+              </wp:inline>
             </w:drawing>
           </mc:Choice>
           <mc:Fallback>
             <w:pict>
-              <v:rect id="Rectángulo 23" style="position:absolute;margin-left:13.75pt;margin-top:13.8pt;width:475.6pt;height:82.25pt;z-index:251669504;visibility:visible;mso-wrap-style:square;mso-width-percent:0;mso-height-percent:0;mso-wrap-distance-left:9pt;mso-wrap-distance-top:0;mso-wrap-distance-right:9pt;mso-wrap-distance-bottom:0;mso-position-horizontal:absolute;mso-position-horizontal-relative:text;mso-position-vertical:absolute;mso-position-vertical-relative:text;mso-width-percent:0;mso-height-percent:0;mso-width-relative:margin;mso-height-relative:margin;v-text-anchor:middle" o:spid="_x0000_s1046" fillcolor="white [3201]" strokecolor="#9bbb59 [3206]" strokeweight="2pt" w14:anchorId="21D315EC" o:gfxdata="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">
+              <v:rect w14:anchorId="1966518A" id="Rectángulo 23" o:spid="_x0000_s1046" style="width:475.6pt;height:82.25pt;visibility:visible;mso-wrap-style:square;mso-left-percent:-10001;mso-top-percent:-10001;mso-position-horizontal:absolute;mso-position-horizontal-relative:char;mso-position-vertical:absolute;mso-position-vertical-relative:line;mso-left-percent:-10001;mso-top-percent:-10001;v-text-anchor:middle" o:gfxdata="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" fillcolor="white [3201]" strokecolor="#9bbb59 [3206]" strokeweight="2pt">
                 <v:textbox>
                   <w:txbxContent>
                     <w:p>
@@ -12783,6 +12827,7 @@
                     </w:p>
                   </w:txbxContent>
                 </v:textbox>
+                <w10:anchorlock/>
               </v:rect>
             </w:pict>
           </mc:Fallback>
@@ -12802,60 +12847,27 @@
           <w:color w:val="auto"/>
         </w:rPr>
       </w:pPr>
-    </w:p>
-    <w:p>
-      <w:pPr>
-        <w:rPr>
-          <w:color w:val="auto"/>
-        </w:rPr>
-      </w:pPr>
-    </w:p>
-    <w:p>
-      <w:pPr>
-        <w:rPr>
-          <w:color w:val="auto"/>
-        </w:rPr>
-      </w:pPr>
-    </w:p>
-    <w:p>
-      <w:pPr>
-        <w:rPr>
-          <w:color w:val="auto"/>
-        </w:rPr>
-      </w:pPr>
-    </w:p>
-    <w:p>
-      <w:pPr>
-        <w:rPr>
-          <w:color w:val="auto"/>
-        </w:rPr>
-      </w:pPr>
-      <w:r>
-        <w:rPr>
-          <w:color w:val="auto"/>
-        </w:rPr>
-        <w:t xml:space="preserve">En esta cadena de respuesta intervienen varios actores, cada uno con un rol propio y complementario. Desde quien brinda la primera ayuda en el lugar del evento hasta el centro que coordina la atención y los servicios que </w:t>
-      </w:r>
-      <w:r>
-        <w:rPr>
-          <w:color w:val="auto"/>
+      <w:r>
+        <w:rPr>
+          <w:color w:val="auto"/>
+        </w:rPr>
+        <w:t>En esta cadena de respuesta intervienen varios actores, cada uno con un rol propio y complementario. Desde quien brinda la primera ayuda en el lugar del evento hasta el centro que coordina la atención y los servicios que la prestan, todos aportan un eslabón indispensable para que la persona reciba el cuidado oportuno. Estos son los actores que intervienen y la función que cumple cada uno:</w:t>
+      </w:r>
+    </w:p>
+    <w:p>
+      <w:pPr>
+        <w:keepNext/>
+        <w:rPr>
+          <w:color w:val="0070C0"/>
+        </w:rPr>
+      </w:pPr>
+      <w:commentRangeStart w:id="31"/>
+      <w:r>
+        <w:rPr>
+          <w:noProof/>
+          <w:lang w:val="en-US" w:eastAsia="en-US"/>
         </w:rPr>
         <w:lastRenderedPageBreak/>
-        <w:t>la prestan, todos aportan un eslabón indispensable para que la persona reciba el cuidado oportuno. Estos son los actores que intervienen y la función que cumple cada uno:</w:t>
-      </w:r>
-    </w:p>
-    <w:p>
-      <w:pPr>
-        <w:keepNext/>
-        <w:rPr>
-          <w:color w:val="0070C0"/>
-        </w:rPr>
-      </w:pPr>
-      <w:commentRangeStart w:id="30"/>
-      <w:r>
-        <w:rPr>
-          <w:noProof/>
-        </w:rPr>
         <w:drawing>
           <wp:inline distT="0" distB="0" distL="0" distR="0" wp14:anchorId="52D14EA4" wp14:editId="06FA6D92">
             <wp:extent cx="5287618" cy="2115153"/>
@@ -12872,7 +12884,7 @@
                     <pic:cNvPicPr/>
                   </pic:nvPicPr>
                   <pic:blipFill>
-                    <a:blip r:embed="rId47"/>
+                    <a:blip r:embed="rId45"/>
                     <a:stretch>
                       <a:fillRect/>
                     </a:stretch>
@@ -12892,7 +12904,7 @@
           </wp:inline>
         </w:drawing>
       </w:r>
-      <w:commentRangeEnd w:id="30"/>
+      <w:commentRangeEnd w:id="31"/>
       <w:r>
         <w:rPr>
           <w:rStyle w:val="Refdecomentario"/>
@@ -12900,7 +12912,7 @@
           <w:sz w:val="20"/>
           <w:szCs w:val="24"/>
         </w:rPr>
-        <w:commentReference w:id="30"/>
+        <w:commentReference w:id="31"/>
       </w:r>
     </w:p>
     <w:p>
@@ -12937,12 +12949,27 @@
           <w:color w:val="auto"/>
         </w:rPr>
       </w:pPr>
+    </w:p>
+    <w:p>
+      <w:pPr>
+        <w:rPr>
+          <w:color w:val="auto"/>
+        </w:rPr>
+      </w:pPr>
       <w:r>
         <w:rPr>
           <w:color w:val="auto"/>
         </w:rPr>
         <w:t>La activación es el proceso mediante el cual se solicita la intervención de los servicios de respuesta ante una situación que supera la capacidad de atención inicial.</w:t>
       </w:r>
+    </w:p>
+    <w:p>
+      <w:pPr>
+        <w:keepNext/>
+        <w:rPr>
+          <w:color w:val="auto"/>
+        </w:rPr>
+      </w:pPr>
     </w:p>
     <w:p>
       <w:pPr>
@@ -12966,11 +12993,12 @@
           <w:color w:val="auto"/>
         </w:rPr>
       </w:pPr>
-      <w:commentRangeStart w:id="31"/>
+      <w:commentRangeStart w:id="32"/>
       <w:r>
         <w:rPr>
           <w:noProof/>
           <w:color w:val="auto"/>
+          <w:lang w:val="en-US" w:eastAsia="en-US"/>
         </w:rPr>
         <w:drawing>
           <wp:inline distT="0" distB="0" distL="0" distR="0" wp14:anchorId="1FD77B73" wp14:editId="28A7B196">
@@ -12988,7 +13016,7 @@
                     <pic:cNvPicPr/>
                   </pic:nvPicPr>
                   <pic:blipFill>
-                    <a:blip r:embed="rId48"/>
+                    <a:blip r:embed="rId46"/>
                     <a:stretch>
                       <a:fillRect/>
                     </a:stretch>
@@ -13008,7 +13036,7 @@
           </wp:inline>
         </w:drawing>
       </w:r>
-      <w:commentRangeEnd w:id="31"/>
+      <w:commentRangeEnd w:id="32"/>
       <w:r>
         <w:rPr>
           <w:rStyle w:val="Refdecomentario"/>
@@ -13016,7 +13044,7 @@
           <w:sz w:val="20"/>
           <w:szCs w:val="24"/>
         </w:rPr>
-        <w:commentReference w:id="31"/>
+        <w:commentReference w:id="32"/>
       </w:r>
     </w:p>
     <w:p>
@@ -13044,6 +13072,7 @@
         <w:rPr>
           <w:noProof/>
           <w:color w:val="auto"/>
+          <w:lang w:val="en-US" w:eastAsia="en-US"/>
         </w:rPr>
         <w:lastRenderedPageBreak/>
         <mc:AlternateContent>
@@ -13109,7 +13138,19 @@
                               <w:rPr>
                                 <w:color w:val="auto"/>
                               </w:rPr>
-                              <w:t>La llamada al 123 no es el final de la ayuda sino su multiplicación, porque convierte a una persona sola frente a un incidente en el primer eslabón de una cadena de respuesta.</w:t>
+                              <w:t>La llamada al 123 no es el final de la ayuda</w:t>
+                            </w:r>
+                            <w:r>
+                              <w:rPr>
+                                <w:color w:val="auto"/>
+                              </w:rPr>
+                              <w:t>,</w:t>
+                            </w:r>
+                            <w:r>
+                              <w:rPr>
+                                <w:color w:val="auto"/>
+                              </w:rPr>
+                              <w:t xml:space="preserve"> sino su multiplicación, porque convierte a una persona sola frente a un incidente en el primer eslabón de una cadena de respuesta.</w:t>
                             </w:r>
                           </w:p>
                         </w:txbxContent>
@@ -13125,8 +13166,8 @@
           </mc:Choice>
           <mc:Fallback>
             <w:pict>
-              <v:roundrect id="Texto destacado 3012" style="width:425.2pt;height:50.4pt;visibility:visible;mso-wrap-style:square;mso-left-percent:-10001;mso-top-percent:-10001;mso-position-horizontal:absolute;mso-position-horizontal-relative:char;mso-position-vertical:absolute;mso-position-vertical-relative:line;mso-left-percent:-10001;mso-top-percent:-10001;v-text-anchor:middle" alt="Título: Activación del sistema de emergencias - Descripción: Texto destacado sobre activación del sistema de emergencias." o:spid="_x0000_s1047" fillcolor="#ffbe86" strokecolor="#f79646" arcsize="10923f" w14:anchorId="445493EB" o:gfxdata="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">
-                <v:fill type="gradient" color2="#ffebdb" colors="0 #ffbe86;22938f #ffd0aa;1 #ffebdb" angle="180" focus="100%" rotate="t"/>
+              <v:roundrect w14:anchorId="445493EB" id="Texto destacado 3012" o:spid="_x0000_s1047" alt="Título: Activación del sistema de emergencias - Descripción: Texto destacado sobre activación del sistema de emergencias." style="width:425.2pt;height:50.4pt;visibility:visible;mso-wrap-style:square;mso-left-percent:-10001;mso-top-percent:-10001;mso-position-horizontal:absolute;mso-position-horizontal-relative:char;mso-position-vertical:absolute;mso-position-vertical-relative:line;mso-left-percent:-10001;mso-top-percent:-10001;v-text-anchor:middle" arcsize="10923f" o:gfxdata="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" fillcolor="#ffbe86" strokecolor="#f79646">
+                <v:fill color2="#ffebdb" rotate="t" angle="180" colors="0 #ffbe86;22938f #ffd0aa;1 #ffebdb" focus="100%" type="gradient"/>
                 <v:textbox inset="3mm,2mm,3mm,2mm">
                   <w:txbxContent>
                     <w:p>
@@ -13141,7 +13182,19 @@
                         <w:rPr>
                           <w:color w:val="auto"/>
                         </w:rPr>
-                        <w:t>La llamada al 123 no es el final de la ayuda sino su multiplicación, porque convierte a una persona sola frente a un incidente en el primer eslabón de una cadena de respuesta.</w:t>
+                        <w:t>La llamada al 123 no es el final de la ayuda</w:t>
+                      </w:r>
+                      <w:r>
+                        <w:rPr>
+                          <w:color w:val="auto"/>
+                        </w:rPr>
+                        <w:t>,</w:t>
+                      </w:r>
+                      <w:r>
+                        <w:rPr>
+                          <w:color w:val="auto"/>
+                        </w:rPr>
+                        <w:t xml:space="preserve"> sino su multiplicación, porque convierte a una persona sola frente a un incidente en el primer eslabón de una cadena de respuesta.</w:t>
                       </w:r>
                     </w:p>
                   </w:txbxContent>
@@ -13213,12 +13266,38 @@
           <w:color w:val="auto"/>
         </w:rPr>
       </w:pPr>
-      <w:r>
-        <w:rPr>
-          <w:color w:val="auto"/>
-        </w:rPr>
-        <w:t>Esas condiciones hacen que los insumos estén en buen estado, faciliten la intervención y reduzcan el riesgo de errores durante la atención. Un botiquín cerrado con llave, guardado en una oficina lejana o lleno de elementos vencidos deja de ser un recurso y se convierte en una falsa seguridad.</w:t>
-      </w:r>
+    </w:p>
+    <w:p>
+      <w:pPr>
+        <w:rPr>
+          <w:color w:val="auto"/>
+        </w:rPr>
+      </w:pPr>
+      <w:r>
+        <w:rPr>
+          <w:color w:val="auto"/>
+        </w:rPr>
+        <w:t>Esas condiciones hacen que los insumos estén en buen estado, faciliten la intervención y reduzcan el riesgo de errores durante la atención. Un botiquín cerrado con llave, guardado en una oficina lejana o lleno de elementos vencidos</w:t>
+      </w:r>
+      <w:r>
+        <w:rPr>
+          <w:color w:val="auto"/>
+        </w:rPr>
+        <w:t>,</w:t>
+      </w:r>
+      <w:r>
+        <w:rPr>
+          <w:color w:val="auto"/>
+        </w:rPr>
+        <w:t xml:space="preserve"> deja de ser un recurso y se convierte en una falsa seguridad.</w:t>
+      </w:r>
+    </w:p>
+    <w:p>
+      <w:pPr>
+        <w:rPr>
+          <w:color w:val="auto"/>
+        </w:rPr>
+      </w:pPr>
     </w:p>
     <w:p>
       <w:pPr>
@@ -13233,6 +13312,14 @@
         </w:rPr>
         <w:t>El uso del botiquín se realiza de manera responsable. Se aplican medidas de bioseguridad, se emplean únicamente los elementos necesarios y se evitan procedimientos para los que no hay formación. Tampoco se incluyen medicamentos sin prescripción, porque su uso inadecuado genera riesgos. En una empresa de transporte, la brigada revisa cada mes los botiquines de los buses, repone lo usado y descarta lo vencido.</w:t>
       </w:r>
+    </w:p>
+    <w:p>
+      <w:pPr>
+        <w:keepNext/>
+        <w:rPr>
+          <w:color w:val="auto"/>
+        </w:rPr>
+      </w:pPr>
     </w:p>
     <w:p>
       <w:pPr>
@@ -13281,12 +13368,12 @@
         <w:tblW w:w="0" w:type="auto"/>
         <w:jc w:val="center"/>
         <w:tblBorders>
-          <w:top w:val="single" w:color="808080" w:sz="4" w:space="0"/>
-          <w:left w:val="single" w:color="808080" w:sz="4" w:space="0"/>
-          <w:bottom w:val="single" w:color="808080" w:sz="4" w:space="0"/>
-          <w:right w:val="single" w:color="808080" w:sz="4" w:space="0"/>
-          <w:insideH w:val="single" w:color="808080" w:sz="4" w:space="0"/>
-          <w:insideV w:val="single" w:color="808080" w:sz="4" w:space="0"/>
+          <w:top w:val="single" w:sz="4" w:space="0" w:color="808080"/>
+          <w:left w:val="single" w:sz="4" w:space="0" w:color="808080"/>
+          <w:bottom w:val="single" w:sz="4" w:space="0" w:color="808080"/>
+          <w:right w:val="single" w:sz="4" w:space="0" w:color="808080"/>
+          <w:insideH w:val="single" w:sz="4" w:space="0" w:color="808080"/>
+          <w:insideV w:val="single" w:sz="4" w:space="0" w:color="808080"/>
         </w:tblBorders>
         <w:tblLook w:val="04A0" w:firstRow="1" w:lastRow="0" w:firstColumn="1" w:lastColumn="0" w:noHBand="0" w:noVBand="1"/>
       </w:tblPr>
@@ -13700,6 +13787,7 @@
                 <w:b/>
                 <w:color w:val="auto"/>
               </w:rPr>
+              <w:lastRenderedPageBreak/>
               <w:t>Disponibilidad</w:t>
             </w:r>
           </w:p>
@@ -13818,7 +13906,6 @@
         <w:rPr>
           <w:color w:val="auto"/>
         </w:rPr>
-        <w:lastRenderedPageBreak/>
         <w:t>Según la tabla, casi todas las características dependen de la organización que administra el botiquín y no de la persona que lo usa en la emergencia. De ahí que el mantenimiento sea una actividad programada, que consiste en revisar el estado de los elementos, reemplazar los vencidos y reponer los utilizados.</w:t>
       </w:r>
     </w:p>
@@ -13864,11 +13951,12 @@
           <w:color w:val="auto"/>
         </w:rPr>
       </w:pPr>
-      <w:commentRangeStart w:id="32"/>
+      <w:commentRangeStart w:id="33"/>
       <w:r>
         <w:rPr>
           <w:noProof/>
           <w:color w:val="auto"/>
+          <w:lang w:val="en-US" w:eastAsia="en-US"/>
         </w:rPr>
         <w:drawing>
           <wp:inline distT="0" distB="0" distL="0" distR="0" wp14:anchorId="6391EF2E" wp14:editId="7091B61D">
@@ -13886,7 +13974,7 @@
                     <pic:cNvPicPr/>
                   </pic:nvPicPr>
                   <pic:blipFill>
-                    <a:blip r:embed="rId49"/>
+                    <a:blip r:embed="rId47"/>
                     <a:stretch>
                       <a:fillRect/>
                     </a:stretch>
@@ -13906,7 +13994,7 @@
           </wp:inline>
         </w:drawing>
       </w:r>
-      <w:commentRangeEnd w:id="32"/>
+      <w:commentRangeEnd w:id="33"/>
       <w:r>
         <w:rPr>
           <w:rStyle w:val="Refdecomentario"/>
@@ -13914,7 +14002,7 @@
           <w:sz w:val="20"/>
           <w:szCs w:val="24"/>
         </w:rPr>
-        <w:commentReference w:id="32"/>
+        <w:commentReference w:id="33"/>
       </w:r>
     </w:p>
     <w:p>
@@ -13932,6 +14020,13 @@
     </w:p>
     <w:p>
       <w:pPr>
+        <w:rPr>
+          <w:color w:val="auto"/>
+        </w:rPr>
+      </w:pPr>
+    </w:p>
+    <w:p>
+      <w:pPr>
         <w:shd w:val="clear" w:color="auto" w:fill="F2DBDB" w:themeFill="accent2" w:themeFillTint="33"/>
         <w:rPr>
           <w:color w:val="000000" w:themeColor="text1"/>
@@ -13944,6 +14039,10 @@
         <w:t>El botiquín cierra el recorrido porque reúne, en un objeto cotidiano, todo lo desarrollado en los cinco ejes de la atención segura. Quien lo usa con criterio ya sabe que su intervención está respaldada y limitada por la ley, que la escena se evalúa antes de actuar y que los riesgos se reducen antes de tocar a la persona afectada. Sabe también que la prevención evita muchas emergencias, que la seguridad y el balizaje protegen a todos los presentes y que la bioseguridad y la llamada al 123 completan la cadena de atención. En el hogar, en la vía o en el trabajo, en cualquier municipio del país, ese conjunto de saberes convierte a un ciudadano común en un primer respondiente capaz de reconocer la escena y asegurarla con responsabilidad.</w:t>
       </w:r>
     </w:p>
+    <w:p/>
+    <w:p/>
+    <w:p/>
+    <w:p/>
     <w:p>
       <w:pPr>
         <w:keepNext/>
@@ -13958,6 +14057,7 @@
           <w:b/>
           <w:color w:val="auto"/>
         </w:rPr>
+        <w:lastRenderedPageBreak/>
         <w:t>D. SÍNTESIS</w:t>
       </w:r>
     </w:p>
@@ -13974,7 +14074,21 @@
           <w:bCs/>
           <w:color w:val="auto"/>
         </w:rPr>
-        <w:t>El componente formativo presenta el reconocimiento y el aseguramiento de la escena como el primer acto de la atención de una persona con afectación de la salud. Los cinco ejes temáticos que lo conforman avanzan del marco a la acción. Parten de la normatividad básica que respalda y limita al primer respondiente y continúan con la comprensión de la escena, el incidente y los riesgos. Desarrollan luego la prevención y el autocuidado como prácticas que evitan emergencias y abordan la seguridad y el aseguramiento de la escena mediante normas, factores básicos, elementos de protección, señalización y balizaje. Culminan en la bioseguridad y en la activación del sistema de emergencias médicas, con el botiquín como recurso de apoyo. Este recorrido hace comprender que ayudar con seguridad no es un acto de valentía sino de método, porque se reconoce, se asegura, se protege y se pide apoyo antes de tocar a la persona afectada.</w:t>
+        <w:t>El componente formativo presenta el reconocimiento y el aseguramiento de la escena como el primer acto de la atención de una persona con afectación de la salud. Los cinco ejes temáticos que lo conforman avanzan del marco a la acción. Parten de la normatividad básica que respalda y limita al primer respondiente y continúan con la comprensión de la escena, el incidente y los riesgos. Desarrollan luego la prevención y el autocuidado como prácticas que evitan emergencias y abordan la seguridad y el aseguramiento de la escena mediante normas, factores básicos, elementos de protección, señalización y balizaje. Culminan en la bioseguridad y en la activación del sistema de emergencias médicas, con el botiquín como recurso de apoyo. Este recorrido hace comprender que ayudar con seguridad no es un acto de valentía</w:t>
+      </w:r>
+      <w:r>
+        <w:rPr>
+          <w:bCs/>
+          <w:color w:val="auto"/>
+        </w:rPr>
+        <w:t>,</w:t>
+      </w:r>
+      <w:r>
+        <w:rPr>
+          <w:bCs/>
+          <w:color w:val="auto"/>
+        </w:rPr>
+        <w:t xml:space="preserve"> sino de método, porque se reconoce, se asegura, se protege y se pide apoyo antes de tocar a la persona afectada.</w:t>
       </w:r>
     </w:p>
     <w:p>
@@ -13991,7 +14105,6 @@
           <w:bCs/>
           <w:color w:val="auto"/>
         </w:rPr>
-        <w:lastRenderedPageBreak/>
         <w:t>A continuación, se presenta el mapa conceptual que organiza de manera visual los ejes temáticos del componente y las relaciones que los articulan:</w:t>
       </w:r>
     </w:p>
@@ -14003,11 +14116,12 @@
           <w:color w:val="auto"/>
         </w:rPr>
       </w:pPr>
-      <w:commentRangeStart w:id="33"/>
+      <w:commentRangeStart w:id="34"/>
       <w:r>
         <w:rPr>
           <w:noProof/>
           <w:color w:val="auto"/>
+          <w:lang w:val="en-US" w:eastAsia="en-US"/>
         </w:rPr>
         <w:drawing>
           <wp:inline distT="0" distB="0" distL="0" distR="0" wp14:anchorId="556A5CC8" wp14:editId="667722A5">
@@ -14025,7 +14139,7 @@
                     <pic:cNvPicPr/>
                   </pic:nvPicPr>
                   <pic:blipFill>
-                    <a:blip r:embed="rId50"/>
+                    <a:blip r:embed="rId48"/>
                     <a:stretch>
                       <a:fillRect/>
                     </a:stretch>
@@ -14045,7 +14159,7 @@
           </wp:inline>
         </w:drawing>
       </w:r>
-      <w:commentRangeEnd w:id="33"/>
+      <w:commentRangeEnd w:id="34"/>
       <w:r>
         <w:rPr>
           <w:rStyle w:val="Refdecomentario"/>
@@ -14054,7 +14168,7 @@
           <w:sz w:val="20"/>
           <w:szCs w:val="24"/>
         </w:rPr>
-        <w:commentReference w:id="33"/>
+        <w:commentReference w:id="34"/>
       </w:r>
     </w:p>
     <w:p>
@@ -14070,6 +14184,7 @@
           <w:b/>
           <w:color w:val="auto"/>
         </w:rPr>
+        <w:lastRenderedPageBreak/>
         <w:t>E. ACTIVIDADES DIDÁCTICAS</w:t>
       </w:r>
     </w:p>
@@ -14078,12 +14193,12 @@
         <w:tblW w:w="9990" w:type="dxa"/>
         <w:tblInd w:w="-5" w:type="dxa"/>
         <w:tblBorders>
-          <w:top w:val="single" w:color="000000" w:sz="4" w:space="0"/>
-          <w:left w:val="single" w:color="000000" w:sz="4" w:space="0"/>
-          <w:bottom w:val="single" w:color="000000" w:sz="4" w:space="0"/>
-          <w:right w:val="single" w:color="000000" w:sz="4" w:space="0"/>
-          <w:insideH w:val="single" w:color="000000" w:sz="4" w:space="0"/>
-          <w:insideV w:val="single" w:color="000000" w:sz="4" w:space="0"/>
+          <w:top w:val="single" w:sz="4" w:space="0" w:color="000000"/>
+          <w:left w:val="single" w:sz="4" w:space="0" w:color="000000"/>
+          <w:bottom w:val="single" w:sz="4" w:space="0" w:color="000000"/>
+          <w:right w:val="single" w:sz="4" w:space="0" w:color="000000"/>
+          <w:insideH w:val="single" w:sz="4" w:space="0" w:color="000000"/>
+          <w:insideV w:val="single" w:sz="4" w:space="0" w:color="000000"/>
         </w:tblBorders>
         <w:tblLook w:val="0400" w:firstRow="0" w:lastRow="0" w:firstColumn="0" w:lastColumn="0" w:noHBand="0" w:noVBand="1"/>
       </w:tblPr>
@@ -14269,7 +14384,6 @@
                 <w:szCs w:val="20"/>
                 <w:lang w:val="es-ES"/>
               </w:rPr>
-              <w:lastRenderedPageBreak/>
               <w:t>Tipo de actividad sugerida</w:t>
             </w:r>
           </w:p>
@@ -14293,7 +14407,7 @@
                 <w:noProof/>
                 <w:color w:val="auto"/>
                 <w:szCs w:val="20"/>
-                <w:lang w:val="es-ES"/>
+                <w:lang w:val="en-US" w:eastAsia="en-US"/>
               </w:rPr>
               <w:drawing>
                 <wp:anchor distT="0" distB="0" distL="114300" distR="114300" simplePos="0" relativeHeight="251659264" behindDoc="0" locked="0" layoutInCell="1" hidden="0" allowOverlap="1" wp14:anchorId="6144056B" wp14:editId="6CA831A4">
@@ -14317,7 +14431,7 @@
                           <pic:cNvPicPr preferRelativeResize="0"/>
                         </pic:nvPicPr>
                         <pic:blipFill>
-                          <a:blip r:embed="rId51"/>
+                          <a:blip r:embed="rId49"/>
                           <a:srcRect/>
                           <a:stretch>
                             <a:fillRect/>
@@ -14436,222 +14550,253 @@
         <w:keepNext/>
         <w:spacing w:before="240" w:after="80"/>
         <w:rPr>
-          <w:color w:val="auto"/>
-        </w:rPr>
-      </w:pPr>
-      <w:r>
-        <w:rPr>
-          <w:b/>
-          <w:color w:val="auto"/>
-        </w:rPr>
-        <w:t>F. GLOSARIO:</w:t>
-      </w:r>
-    </w:p>
-    <w:p>
-      <w:pPr>
-        <w:rPr>
-          <w:color w:val="auto"/>
-        </w:rPr>
-      </w:pPr>
-      <w:r>
-        <w:rPr>
-          <w:b/>
-          <w:color w:val="auto"/>
-        </w:rPr>
-        <w:t>Balizaje:</w:t>
-      </w:r>
-      <w:r>
-        <w:rPr>
-          <w:color w:val="auto"/>
-        </w:rPr>
-        <w:t xml:space="preserve"> técnica de seguridad que delimita, señaliza y protege a distancia una zona de riesgo mediante dispositivos perceptibles, en especial en vías y espacios abiertos.</w:t>
-      </w:r>
-    </w:p>
-    <w:p>
-      <w:pPr>
-        <w:rPr>
-          <w:color w:val="auto"/>
-        </w:rPr>
-      </w:pPr>
-      <w:r>
-        <w:rPr>
-          <w:b/>
-          <w:color w:val="auto"/>
-        </w:rPr>
-        <w:t>Bioseguridad:</w:t>
-      </w:r>
-      <w:r>
-        <w:rPr>
-          <w:color w:val="auto"/>
-        </w:rPr>
-        <w:t xml:space="preserve"> conjunto de principios, medidas y prácticas orientadas a prevenir, controlar y reducir la exposición a agentes biológicos que puedan afectar la salud.</w:t>
-      </w:r>
-    </w:p>
-    <w:p>
-      <w:pPr>
-        <w:rPr>
-          <w:color w:val="auto"/>
-        </w:rPr>
-      </w:pPr>
-      <w:r>
-        <w:rPr>
-          <w:b/>
-          <w:color w:val="auto"/>
-        </w:rPr>
-        <w:t>Cadena de custodia:</w:t>
-      </w:r>
-      <w:r>
-        <w:rPr>
-          <w:color w:val="auto"/>
-        </w:rPr>
-        <w:t xml:space="preserve"> conjunto de procedimientos que aseguran la identidad, la integridad, la conservación y la trazabilidad de los elementos materiales probatorios en un evento con implicaciones legales.</w:t>
-      </w:r>
-    </w:p>
-    <w:p>
-      <w:pPr>
-        <w:rPr>
-          <w:color w:val="auto"/>
-        </w:rPr>
-      </w:pPr>
-      <w:r>
-        <w:rPr>
-          <w:b/>
-          <w:color w:val="auto"/>
-        </w:rPr>
-        <w:t>Cadena de transmisión:</w:t>
-      </w:r>
-      <w:r>
-        <w:rPr>
-          <w:color w:val="auto"/>
-        </w:rPr>
-        <w:t xml:space="preserve"> proceso por el cual un agente infeccioso pasa de una fuente de infección a una persona susceptible a través de un mecanismo de transmisión.</w:t>
-      </w:r>
-    </w:p>
-    <w:p>
-      <w:pPr>
-        <w:rPr>
-          <w:color w:val="auto"/>
-        </w:rPr>
-      </w:pPr>
-      <w:r>
-        <w:rPr>
-          <w:b/>
-          <w:color w:val="auto"/>
-        </w:rPr>
-        <w:t>Consentimiento implícito:</w:t>
-      </w:r>
-      <w:r>
-        <w:rPr>
-          <w:color w:val="auto"/>
-        </w:rPr>
-        <w:t xml:space="preserve"> presunción de que una persona inconsciente o en riesgo vital aceptaría la atención necesaria para preservar su vida, lo que autoriza la intervención inmediata.</w:t>
-      </w:r>
-    </w:p>
-    <w:p>
-      <w:pPr>
-        <w:rPr>
-          <w:color w:val="auto"/>
-        </w:rPr>
-      </w:pPr>
-      <w:r>
-        <w:rPr>
-          <w:b/>
-          <w:color w:val="auto"/>
-        </w:rPr>
-        <w:t>Impericia:</w:t>
-      </w:r>
-      <w:r>
-        <w:rPr>
-          <w:color w:val="auto"/>
-        </w:rPr>
-        <w:t xml:space="preserve"> falta de los conocimientos, habilidades o destrezas necesarios para realizar una acción de manera adecuada.</w:t>
-      </w:r>
-    </w:p>
-    <w:p>
-      <w:pPr>
-        <w:rPr>
-          <w:color w:val="auto"/>
-        </w:rPr>
-      </w:pPr>
-      <w:r>
-        <w:rPr>
-          <w:b/>
-          <w:color w:val="auto"/>
-        </w:rPr>
-        <w:t>Negligencia:</w:t>
-      </w:r>
-      <w:r>
-        <w:rPr>
-          <w:color w:val="auto"/>
-        </w:rPr>
-        <w:t xml:space="preserve"> falta de cuidado, atención o diligencia en la ejecución de una acción, aun cuando se cuenta con el conocimiento necesario.</w:t>
-      </w:r>
-    </w:p>
-    <w:p>
-      <w:pPr>
-        <w:rPr>
-          <w:color w:val="auto"/>
-        </w:rPr>
-      </w:pPr>
-      <w:r>
-        <w:rPr>
-          <w:b/>
-          <w:color w:val="auto"/>
-        </w:rPr>
-        <w:t>Omisión de socorro:</w:t>
-      </w:r>
-      <w:r>
-        <w:rPr>
-          <w:color w:val="auto"/>
-        </w:rPr>
-        <w:t xml:space="preserve"> conducta tipificada en el Código Penal colombiano que consiste en no prestar ayuda a una persona en grave peligro, pudiendo hacerlo sin riesgo propio.</w:t>
-      </w:r>
-    </w:p>
-    <w:p>
-      <w:pPr>
-        <w:rPr>
-          <w:color w:val="auto"/>
-        </w:rPr>
-      </w:pPr>
-      <w:r>
-        <w:rPr>
-          <w:b/>
-          <w:color w:val="auto"/>
-        </w:rPr>
-        <w:t>Riesgo biológico:</w:t>
-      </w:r>
-      <w:r>
-        <w:rPr>
-          <w:color w:val="auto"/>
-        </w:rPr>
-        <w:t xml:space="preserve"> probabilidad de exposición a microorganismos patógenos presentes en sangre, secreciones u otros fluidos corporales, capaces de generar enfermedades infecciosas.</w:t>
-      </w:r>
-    </w:p>
-    <w:p>
-      <w:pPr>
-        <w:rPr>
-          <w:color w:val="auto"/>
-        </w:rPr>
-      </w:pPr>
-      <w:r>
-        <w:rPr>
-          <w:b/>
-          <w:color w:val="auto"/>
-        </w:rPr>
-        <w:t>Universalidad:</w:t>
-      </w:r>
-      <w:r>
-        <w:rPr>
-          <w:color w:val="auto"/>
-        </w:rPr>
-        <w:t xml:space="preserve"> principio de bioseguridad según el cual toda persona se considera potencialmente portadora de agentes infecciosos, sin importar su apariencia o su diagnóstico.</w:t>
-      </w:r>
+          <w:b/>
+          <w:color w:val="auto"/>
+        </w:rPr>
+      </w:pPr>
     </w:p>
     <w:p>
       <w:pPr>
         <w:keepNext/>
         <w:spacing w:before="240" w:after="80"/>
         <w:rPr>
+          <w:b/>
+          <w:color w:val="auto"/>
+        </w:rPr>
+      </w:pPr>
+      <w:r>
+        <w:rPr>
+          <w:b/>
+          <w:color w:val="auto"/>
+        </w:rPr>
+        <w:t>F. GLOSARIO:</w:t>
+      </w:r>
+    </w:p>
+    <w:p>
+      <w:pPr>
+        <w:keepNext/>
+        <w:spacing w:before="240" w:after="80"/>
+        <w:rPr>
+          <w:color w:val="auto"/>
+        </w:rPr>
+      </w:pPr>
+    </w:p>
+    <w:p>
+      <w:pPr>
+        <w:rPr>
+          <w:color w:val="auto"/>
+        </w:rPr>
+      </w:pPr>
+      <w:r>
+        <w:rPr>
+          <w:b/>
+          <w:color w:val="auto"/>
+        </w:rPr>
+        <w:t>Balizaje:</w:t>
+      </w:r>
+      <w:r>
+        <w:rPr>
+          <w:color w:val="auto"/>
+        </w:rPr>
+        <w:t xml:space="preserve"> técnica de seguridad que delimita, señaliza y protege a distancia una zona de riesgo mediante dispositivos perceptibles, en especial en vías y espacios abiertos.</w:t>
+      </w:r>
+    </w:p>
+    <w:p>
+      <w:pPr>
+        <w:rPr>
+          <w:color w:val="auto"/>
+        </w:rPr>
+      </w:pPr>
+      <w:r>
+        <w:rPr>
+          <w:b/>
+          <w:color w:val="auto"/>
+        </w:rPr>
+        <w:t>Bioseguridad:</w:t>
+      </w:r>
+      <w:r>
+        <w:rPr>
+          <w:color w:val="auto"/>
+        </w:rPr>
+        <w:t xml:space="preserve"> conjunto de principios, medidas y prácticas orientadas a prevenir, controlar y reducir la exposición a agentes biológicos que puedan afectar la salud.</w:t>
+      </w:r>
+    </w:p>
+    <w:p>
+      <w:pPr>
+        <w:rPr>
+          <w:color w:val="auto"/>
+        </w:rPr>
+      </w:pPr>
+      <w:r>
+        <w:rPr>
+          <w:b/>
+          <w:color w:val="auto"/>
+        </w:rPr>
+        <w:t>Cadena de custodia:</w:t>
+      </w:r>
+      <w:r>
+        <w:rPr>
+          <w:color w:val="auto"/>
+        </w:rPr>
+        <w:t xml:space="preserve"> conjunto de procedimientos que aseguran la identidad, la integridad, la conservación y la trazabilidad de los elementos materiales probatorios en un evento con implicaciones legales.</w:t>
+      </w:r>
+    </w:p>
+    <w:p>
+      <w:pPr>
+        <w:rPr>
+          <w:color w:val="auto"/>
+        </w:rPr>
+      </w:pPr>
+      <w:r>
+        <w:rPr>
+          <w:b/>
+          <w:color w:val="auto"/>
+        </w:rPr>
+        <w:t>Cadena de transmisión:</w:t>
+      </w:r>
+      <w:r>
+        <w:rPr>
+          <w:color w:val="auto"/>
+        </w:rPr>
+        <w:t xml:space="preserve"> proceso por el cual un agente infeccioso pasa de una fuente de infección a una persona susceptible a través de un mecanismo de transmisión.</w:t>
+      </w:r>
+    </w:p>
+    <w:p>
+      <w:pPr>
+        <w:rPr>
+          <w:color w:val="auto"/>
+        </w:rPr>
+      </w:pPr>
+      <w:r>
+        <w:rPr>
+          <w:b/>
+          <w:color w:val="auto"/>
+        </w:rPr>
+        <w:t>Consentimiento implícito:</w:t>
+      </w:r>
+      <w:r>
+        <w:rPr>
+          <w:color w:val="auto"/>
+        </w:rPr>
+        <w:t xml:space="preserve"> presunción de que una persona inconsciente o en riesgo vital aceptaría la atención necesaria para preservar su vida, lo que autoriza la intervención inmediata.</w:t>
+      </w:r>
+    </w:p>
+    <w:p>
+      <w:pPr>
+        <w:rPr>
+          <w:color w:val="auto"/>
+        </w:rPr>
+      </w:pPr>
+      <w:r>
+        <w:rPr>
+          <w:b/>
+          <w:color w:val="auto"/>
+        </w:rPr>
+        <w:t>Impericia:</w:t>
+      </w:r>
+      <w:r>
+        <w:rPr>
+          <w:color w:val="auto"/>
+        </w:rPr>
+        <w:t xml:space="preserve"> falta de los conocimientos, habilidades o destrezas necesarios para realizar una acción de manera adecuada.</w:t>
+      </w:r>
+    </w:p>
+    <w:p>
+      <w:pPr>
+        <w:rPr>
+          <w:color w:val="auto"/>
+        </w:rPr>
+      </w:pPr>
+      <w:r>
+        <w:rPr>
+          <w:b/>
+          <w:color w:val="auto"/>
+        </w:rPr>
+        <w:t>Negligencia:</w:t>
+      </w:r>
+      <w:r>
+        <w:rPr>
+          <w:color w:val="auto"/>
+        </w:rPr>
+        <w:t xml:space="preserve"> falta de cuidado, atención o diligencia en la ejecución de una acción, aun cuando se cuenta con el conocimiento necesario.</w:t>
+      </w:r>
+    </w:p>
+    <w:p>
+      <w:pPr>
+        <w:rPr>
+          <w:color w:val="auto"/>
+        </w:rPr>
+      </w:pPr>
+      <w:r>
+        <w:rPr>
+          <w:b/>
+          <w:color w:val="auto"/>
+        </w:rPr>
+        <w:lastRenderedPageBreak/>
+        <w:t>Omisión de socorro:</w:t>
+      </w:r>
+      <w:r>
+        <w:rPr>
+          <w:color w:val="auto"/>
+        </w:rPr>
+        <w:t xml:space="preserve"> conducta tipificada en el Código Penal colombiano que consiste en no prestar ayuda a una persona en grave peligro, pudiendo hacerlo sin riesgo propio.</w:t>
+      </w:r>
+    </w:p>
+    <w:p>
+      <w:pPr>
+        <w:rPr>
+          <w:color w:val="auto"/>
+        </w:rPr>
+      </w:pPr>
+      <w:r>
+        <w:rPr>
+          <w:b/>
+          <w:color w:val="auto"/>
+        </w:rPr>
+        <w:t>Riesgo biológico:</w:t>
+      </w:r>
+      <w:r>
+        <w:rPr>
+          <w:color w:val="auto"/>
+        </w:rPr>
+        <w:t xml:space="preserve"> probabilidad de exposición a microorganismos patógenos presentes en sangre, secreciones u otros fluidos corporales, capaces de generar enfermedades infecciosas.</w:t>
+      </w:r>
+    </w:p>
+    <w:p>
+      <w:pPr>
+        <w:rPr>
+          <w:color w:val="auto"/>
+        </w:rPr>
+      </w:pPr>
+      <w:r>
+        <w:rPr>
+          <w:b/>
+          <w:color w:val="auto"/>
+        </w:rPr>
+        <w:t>Universalidad:</w:t>
+      </w:r>
+      <w:r>
+        <w:rPr>
+          <w:color w:val="auto"/>
+        </w:rPr>
+        <w:t xml:space="preserve"> principio de bioseguridad según el cual toda persona se considera potencialmente portadora de agentes infecciosos, sin importar su apariencia o su diagnóstico.</w:t>
+      </w:r>
+    </w:p>
+    <w:p>
+      <w:pPr>
+        <w:keepNext/>
+        <w:spacing w:before="240" w:after="80"/>
+        <w:rPr>
+          <w:b/>
+          <w:color w:val="auto"/>
+        </w:rPr>
+      </w:pPr>
+    </w:p>
+    <w:p>
+      <w:pPr>
+        <w:keepNext/>
+        <w:spacing w:before="240" w:after="80"/>
+        <w:rPr>
           <w:color w:val="auto"/>
         </w:rPr>
       </w:pPr>
@@ -14716,7 +14861,6 @@
         <w:rPr>
           <w:color w:val="auto"/>
         </w:rPr>
-        <w:lastRenderedPageBreak/>
         <w:t>Congreso de la República de Colombia. (2002). Ley 769 de 2002, por la cual se expide el Código Nacional de Tránsito Terrestre. Diario Oficial n.º 44932.</w:t>
       </w:r>
     </w:p>
@@ -14775,6 +14919,16 @@
         </w:rPr>
         <w:t>Ministerio del Trabajo. (2015). Decreto 1072 de 2015, por medio del cual se expide el Decreto Único Reglamentario del Sector Trabajo. Ministerio del Trabajo.</w:t>
       </w:r>
+    </w:p>
+    <w:p>
+      <w:pPr>
+        <w:keepNext/>
+        <w:spacing w:before="240" w:after="80"/>
+        <w:rPr>
+          <w:b/>
+          <w:color w:val="auto"/>
+        </w:rPr>
+      </w:pPr>
     </w:p>
     <w:p>
       <w:pPr>
@@ -14797,12 +14951,12 @@
         <w:tblW w:w="0" w:type="auto"/>
         <w:jc w:val="center"/>
         <w:tblBorders>
-          <w:top w:val="single" w:color="808080" w:sz="4" w:space="0"/>
-          <w:left w:val="single" w:color="808080" w:sz="4" w:space="0"/>
-          <w:bottom w:val="single" w:color="808080" w:sz="4" w:space="0"/>
-          <w:right w:val="single" w:color="808080" w:sz="4" w:space="0"/>
-          <w:insideH w:val="single" w:color="808080" w:sz="4" w:space="0"/>
-          <w:insideV w:val="single" w:color="808080" w:sz="4" w:space="0"/>
+          <w:top w:val="single" w:sz="4" w:space="0" w:color="808080"/>
+          <w:left w:val="single" w:sz="4" w:space="0" w:color="808080"/>
+          <w:bottom w:val="single" w:sz="4" w:space="0" w:color="808080"/>
+          <w:right w:val="single" w:sz="4" w:space="0" w:color="808080"/>
+          <w:insideH w:val="single" w:sz="4" w:space="0" w:color="808080"/>
+          <w:insideV w:val="single" w:sz="4" w:space="0" w:color="808080"/>
         </w:tblBorders>
         <w:tblLook w:val="04A0" w:firstRow="1" w:lastRow="0" w:firstColumn="1" w:lastColumn="0" w:noHBand="0" w:noVBand="1"/>
       </w:tblPr>
@@ -14964,8 +15118,30 @@
               <w:rPr>
                 <w:color w:val="auto"/>
               </w:rPr>
-              <w:t>Laura Briguitte Perea Possos</w:t>
+              <w:t xml:space="preserve">Laura </w:t>
             </w:r>
+            <w:proofErr w:type="spellStart"/>
+            <w:r>
+              <w:rPr>
+                <w:color w:val="auto"/>
+              </w:rPr>
+              <w:t>Briguitte</w:t>
+            </w:r>
+            <w:proofErr w:type="spellEnd"/>
+            <w:r>
+              <w:rPr>
+                <w:color w:val="auto"/>
+              </w:rPr>
+              <w:t xml:space="preserve"> Perea </w:t>
+            </w:r>
+            <w:proofErr w:type="spellStart"/>
+            <w:r>
+              <w:rPr>
+                <w:color w:val="auto"/>
+              </w:rPr>
+              <w:t>Possos</w:t>
+            </w:r>
+            <w:proofErr w:type="spellEnd"/>
           </w:p>
         </w:tc>
         <w:tc>
@@ -15065,7 +15241,21 @@
               <w:rPr>
                 <w:color w:val="auto"/>
               </w:rPr>
-              <w:t>Gloria Lida Alzate Suárez</w:t>
+              <w:t xml:space="preserve">Gloria Lida </w:t>
+            </w:r>
+            <w:proofErr w:type="spellStart"/>
+            <w:r>
+              <w:rPr>
+                <w:color w:val="auto"/>
+              </w:rPr>
+              <w:t>Alzate</w:t>
+            </w:r>
+            <w:proofErr w:type="spellEnd"/>
+            <w:r>
+              <w:rPr>
+                <w:color w:val="auto"/>
+              </w:rPr>
+              <w:t xml:space="preserve"> Suárez</w:t>
             </w:r>
           </w:p>
         </w:tc>
@@ -15133,9 +15323,26 @@
         <w:keepNext/>
         <w:spacing w:before="160"/>
         <w:rPr>
-          <w:color w:val="auto"/>
-        </w:rPr>
-      </w:pPr>
+          <w:b/>
+          <w:color w:val="auto"/>
+        </w:rPr>
+      </w:pPr>
+    </w:p>
+    <w:p>
+      <w:pPr>
+        <w:keepNext/>
+        <w:spacing w:before="160"/>
+        <w:rPr>
+          <w:color w:val="auto"/>
+        </w:rPr>
+      </w:pPr>
+      <w:r>
+        <w:rPr>
+          <w:b/>
+          <w:color w:val="auto"/>
+        </w:rPr>
+        <w:t xml:space="preserve">I. </w:t>
+      </w:r>
       <w:r>
         <w:rPr>
           <w:b/>
@@ -15149,12 +15356,12 @@
         <w:tblW w:w="0" w:type="auto"/>
         <w:jc w:val="center"/>
         <w:tblBorders>
-          <w:top w:val="single" w:color="808080" w:sz="4" w:space="0"/>
-          <w:left w:val="single" w:color="808080" w:sz="4" w:space="0"/>
-          <w:bottom w:val="single" w:color="808080" w:sz="4" w:space="0"/>
-          <w:right w:val="single" w:color="808080" w:sz="4" w:space="0"/>
-          <w:insideH w:val="single" w:color="808080" w:sz="4" w:space="0"/>
-          <w:insideV w:val="single" w:color="808080" w:sz="4" w:space="0"/>
+          <w:top w:val="single" w:sz="4" w:space="0" w:color="808080"/>
+          <w:left w:val="single" w:sz="4" w:space="0" w:color="808080"/>
+          <w:bottom w:val="single" w:sz="4" w:space="0" w:color="808080"/>
+          <w:right w:val="single" w:sz="4" w:space="0" w:color="808080"/>
+          <w:insideH w:val="single" w:sz="4" w:space="0" w:color="808080"/>
+          <w:insideV w:val="single" w:sz="4" w:space="0" w:color="808080"/>
         </w:tblBorders>
         <w:tblLook w:val="04A0" w:firstRow="1" w:lastRow="0" w:firstColumn="1" w:lastColumn="0" w:noHBand="0" w:noVBand="1"/>
       </w:tblPr>
@@ -15428,9 +15635,9 @@
       </w:pPr>
     </w:p>
     <w:sectPr>
-      <w:headerReference w:type="default" r:id="rId52"/>
-      <w:footerReference w:type="default" r:id="rId53"/>
-      <w:pgSz w:w="12240" w:h="15840" w:orient="portrait"/>
+      <w:headerReference w:type="default" r:id="rId50"/>
+      <w:footerReference w:type="default" r:id="rId51"/>
+      <w:pgSz w:w="12240" w:h="15840"/>
       <w:pgMar w:top="1701" w:right="1134" w:bottom="1134" w:left="1134" w:header="720" w:footer="0" w:gutter="0"/>
       <w:pgNumType w:start="1"/>
       <w:cols w:space="720"/>
@@ -15440,8 +15647,8 @@
 </file>
 
 <file path=word/comments.xml><?xml version="1.0" encoding="utf-8"?>
-<w:comments xmlns:wpc="http://schemas.microsoft.com/office/word/2010/wordprocessingCanvas" xmlns:cx="http://schemas.microsoft.com/office/drawing/2014/chartex" xmlns:cx1="http://schemas.microsoft.com/office/drawing/2015/9/8/chartex" xmlns:cx2="http://schemas.microsoft.com/office/drawing/2015/10/21/chartex" xmlns:cx3="http://schemas.microsoft.com/office/drawing/2016/5/9/chartex" xmlns:cx4="http://schemas.microsoft.com/office/drawing/2016/5/10/chartex" xmlns:cx5="http://schemas.microsoft.com/office/drawing/2016/5/11/chartex" xmlns:cx6="http://schemas.microsoft.com/office/drawing/2016/5/12/chartex" xmlns:cx7="http://schemas.microsoft.com/office/drawing/2016/5/13/chartex" xmlns:cx8="http://schemas.microsoft.com/office/drawing/2016/5/14/chartex" xmlns:mc="http://schemas.openxmlformats.org/markup-compatibility/2006" xmlns:aink="http://schemas.microsoft.com/office/drawing/2016/ink" xmlns:am3d="http://schemas.microsoft.com/office/drawing/2017/model3d" xmlns:o="urn:schemas-microsoft-com:office:office" xmlns:oel="http://schemas.microsoft.com/office/2019/extlst" xmlns:r="http://schemas.openxmlformats.org/officeDocument/2006/relationships" xmlns:m="http://schemas.openxmlformats.org/officeDocument/2006/math" xmlns:v="urn:schemas-microsoft-com:vml" xmlns:wp14="http://schemas.microsoft.com/office/word/2010/wordprocessingDrawing" xmlns:wp="http://schemas.openxmlformats.org/drawingml/2006/wordprocessingDrawing" xmlns:w10="urn:schemas-microsoft-com:office:word" xmlns:w="http://schemas.openxmlformats.org/wordprocessingml/2006/main" xmlns:w14="http://schemas.microsoft.com/office/word/2010/wordml" xmlns:w15="http://schemas.microsoft.com/office/word/2012/wordml" xmlns:w16cex="http://schemas.microsoft.com/office/word/2018/wordml/cex" xmlns:w16cid="http://schemas.microsoft.com/office/word/2016/wordml/cid" xmlns:w16="http://schemas.microsoft.com/office/word/2018/wordml" xmlns:w16du="http://schemas.microsoft.com/office/word/2023/wordml/word16du" xmlns:w16sdtdh="http://schemas.microsoft.com/office/word/2020/wordml/sdtdatahash" xmlns:w16sdtfl="http://schemas.microsoft.com/office/word/2024/wordml/sdtformatlock" xmlns:w16se="http://schemas.microsoft.com/office/word/2015/wordml/symex" xmlns:wpg="http://schemas.microsoft.com/office/word/2010/wordprocessingGroup" xmlns:wpi="http://schemas.microsoft.com/office/word/2010/wordprocessingInk" xmlns:wne="http://schemas.microsoft.com/office/word/2006/wordml" xmlns:wps="http://schemas.microsoft.com/office/word/2010/wordprocessingShape" mc:Ignorable="w14 w15 w16se w16cid w16 w16cex w16sdtdh w16sdtfl w16du wp14">
-  <w:comment w:initials="GA" w:author="Gloria Alzate" w:date="2026-09-18T21:35:00Z" w:id="0">
+<w:comments xmlns:wpc="http://schemas.microsoft.com/office/word/2010/wordprocessingCanvas" xmlns:cx="http://schemas.microsoft.com/office/drawing/2014/chartex" xmlns:mc="http://schemas.openxmlformats.org/markup-compatibility/2006" xmlns:o="urn:schemas-microsoft-com:office:office" xmlns:r="http://schemas.openxmlformats.org/officeDocument/2006/relationships" xmlns:m="http://schemas.openxmlformats.org/officeDocument/2006/math" xmlns:v="urn:schemas-microsoft-com:vml" xmlns:wp14="http://schemas.microsoft.com/office/word/2010/wordprocessingDrawing" xmlns:wp="http://schemas.openxmlformats.org/drawingml/2006/wordprocessingDrawing" xmlns:w10="urn:schemas-microsoft-com:office:word" xmlns:w="http://schemas.openxmlformats.org/wordprocessingml/2006/main" xmlns:w14="http://schemas.microsoft.com/office/word/2010/wordml" xmlns:w15="http://schemas.microsoft.com/office/word/2012/wordml" xmlns:w16se="http://schemas.microsoft.com/office/word/2015/wordml/symex" xmlns:wpg="http://schemas.microsoft.com/office/word/2010/wordprocessingGroup" xmlns:wpi="http://schemas.microsoft.com/office/word/2010/wordprocessingInk" xmlns:wne="http://schemas.microsoft.com/office/word/2006/wordml" xmlns:wps="http://schemas.microsoft.com/office/word/2010/wordprocessingShape" mc:Ignorable="w14 w15 w16se wp14">
+  <w:comment w:id="1" w:author="Gloria Alzate" w:date="2026-09-18T21:35:00Z" w:initials="GA">
     <w:p>
       <w:pPr>
         <w:pStyle w:val="Textocomentario"/>
@@ -15542,7 +15749,7 @@
       </w:r>
     </w:p>
   </w:comment>
-  <w:comment w:initials="GA" w:author="Gloria Alzate" w:date="2026-09-18T21:35:00Z" w:id="1">
+  <w:comment w:id="2" w:author="Gloria Alzate" w:date="2026-09-18T21:35:00Z" w:initials="GA">
     <w:p>
       <w:pPr>
         <w:pStyle w:val="Textocomentario"/>
@@ -15643,7 +15850,7 @@
       </w:r>
     </w:p>
   </w:comment>
-  <w:comment w:initials="GA" w:author="Gloria Alzate" w:date="2026-09-19T21:51:00Z" w:id="2">
+  <w:comment w:id="3" w:author="Gloria Alzate" w:date="2026-09-19T21:51:00Z" w:initials="GA">
     <w:p>
       <w:r>
         <w:annotationRef/>
@@ -15705,7 +15912,7 @@
       </w:r>
     </w:p>
   </w:comment>
-  <w:comment w:initials="GA" w:author="Gloria Alzate" w:date="2026-09-18T21:35:00Z" w:id="3">
+  <w:comment w:id="4" w:author="Gloria Alzate" w:date="2026-09-18T21:35:00Z" w:initials="GA">
     <w:p>
       <w:pPr>
         <w:pStyle w:val="Textocomentario"/>
@@ -15793,11 +16000,19 @@
         <w:pStyle w:val="Textocomentario"/>
       </w:pPr>
       <w:r>
-        <w:t>Lo que falta es el cuidado. El conocimiento no protege si se omiten pasos básicos como evaluar la escena o usar barreras. Cómo evitarla: seguir el protocolo completo aunque la urgencia presione a saltarse etapas.</w:t>
+        <w:t xml:space="preserve">Lo que falta es el cuidado. El conocimiento no protege si se omiten pasos básicos como evaluar la escena o usar barreras. Cómo evitarla: seguir el protocolo </w:t>
+      </w:r>
+      <w:proofErr w:type="gramStart"/>
+      <w:r>
+        <w:t>completo</w:t>
+      </w:r>
+      <w:proofErr w:type="gramEnd"/>
+      <w:r>
+        <w:t xml:space="preserve"> aunque la urgencia presione a saltarse etapas.</w:t>
       </w:r>
     </w:p>
   </w:comment>
-  <w:comment w:initials="GA" w:author="Gloria Alzate" w:date="2026-09-18T21:35:00Z" w:id="4">
+  <w:comment w:id="5" w:author="Gloria Alzate" w:date="2026-09-18T21:35:00Z" w:initials="GA">
     <w:p>
       <w:pPr>
         <w:pStyle w:val="Textocomentario"/>
@@ -15847,7 +16062,15 @@
         <w:pStyle w:val="Textocomentario"/>
       </w:pPr>
       <w:r>
-        <w:t>Toca sangre o secreciones sin guantes aunque los tenga a la mano, y convierte una atención sencilla en un riesgo biológico para ambos.</w:t>
+        <w:t xml:space="preserve">Toca sangre o secreciones sin </w:t>
+      </w:r>
+      <w:proofErr w:type="gramStart"/>
+      <w:r>
+        <w:t>guantes</w:t>
+      </w:r>
+      <w:proofErr w:type="gramEnd"/>
+      <w:r>
+        <w:t xml:space="preserve"> aunque los tenga a la mano, y convierte una atención sencilla en un riesgo biológico para ambos.</w:t>
       </w:r>
     </w:p>
     <w:p>
@@ -15889,7 +16112,7 @@
       </w:r>
     </w:p>
   </w:comment>
-  <w:comment w:initials="GA" w:author="Gloria Alzate" w:date="2026-09-18T21:35:00Z" w:id="5">
+  <w:comment w:id="6" w:author="Gloria Alzate" w:date="2026-09-18T21:35:00Z" w:initials="GA">
     <w:p>
       <w:pPr>
         <w:pStyle w:val="Textocomentario"/>
@@ -15921,7 +16144,15 @@
         <w:pStyle w:val="Textocomentario"/>
       </w:pPr>
       <w:r>
-        <w:t>El primer respondiente explica de forma sencilla qué va a hacer y solicita autorización antes de intervenir. Cómo se traduce: voy a ayudarle a controlar el sangrado, ¿me permite hacerlo?. Si la persona se niega, se respeta su decisión, se activa el sistema de emergencias y se permanece cerca por si cambia de opinión o pierde la conciencia.</w:t>
+        <w:t xml:space="preserve">El primer respondiente explica de forma sencilla qué va a hacer y solicita autorización antes de intervenir. Cómo se traduce: voy a ayudarle a controlar el sangrado, ¿me permite </w:t>
+      </w:r>
+      <w:proofErr w:type="gramStart"/>
+      <w:r>
+        <w:t>hacerlo?.</w:t>
+      </w:r>
+      <w:proofErr w:type="gramEnd"/>
+      <w:r>
+        <w:t xml:space="preserve"> Si la persona se niega, se respeta su decisión, se activa el sistema de emergencias y se permanece cerca por si cambia de opinión o pierde la conciencia.</w:t>
       </w:r>
     </w:p>
     <w:p>
@@ -15965,7 +16196,7 @@
       </w:r>
     </w:p>
   </w:comment>
-  <w:comment w:initials="GA" w:author="Gloria Alzate" w:date="2026-09-18T21:35:00Z" w:id="6">
+  <w:comment w:id="7" w:author="Gloria Alzate" w:date="2026-09-18T21:35:00Z" w:initials="GA">
     <w:p>
       <w:pPr>
         <w:pStyle w:val="Textocomentario"/>
@@ -16076,7 +16307,7 @@
       </w:r>
     </w:p>
   </w:comment>
-  <w:comment w:initials="GA" w:author="Gloria Alzate" w:date="2026-09-20T17:57:00Z" w:id="7">
+  <w:comment w:id="8" w:author="Gloria Alzate" w:date="2026-09-20T17:57:00Z" w:initials="GA">
     <w:p>
       <w:r>
         <w:annotationRef/>
@@ -16095,7 +16326,13 @@
     </w:p>
     <w:p>
       <w:r>
-        <w:t>Antes de entrar se reconocen el fuego, el humo, el tránsito, los cables, las estructuras dañadas o las personas agresivas que puedan afectar a quien se acerca.</w:t>
+        <w:t>Antes de entrar</w:t>
+      </w:r>
+      <w:r>
+        <w:t>,</w:t>
+      </w:r>
+      <w:r>
+        <w:t xml:space="preserve"> se reconocen el fuego, el humo, el tránsito, los cables, las estructuras dañadas o las personas agresivas que puedan afectar a quien se acerca.</w:t>
       </w:r>
     </w:p>
     <w:p>
@@ -16138,7 +16375,7 @@
       </w:r>
     </w:p>
   </w:comment>
-  <w:comment w:initials="GA" w:author="Gloria Alzate" w:date="2026-09-18T21:35:00Z" w:id="8">
+  <w:comment w:id="9" w:author="Gloria Alzate" w:date="2026-09-18T21:35:00Z" w:initials="GA">
     <w:p>
       <w:pPr>
         <w:pStyle w:val="Textocomentario"/>
@@ -16211,7 +16448,7 @@
       </w:r>
     </w:p>
   </w:comment>
-  <w:comment w:initials="GA" w:author="Gloria Alzate" w:date="2026-09-18T21:35:00Z" w:id="9">
+  <w:comment w:id="10" w:author="Gloria Alzate" w:date="2026-09-18T21:35:00Z" w:initials="GA">
     <w:p>
       <w:pPr>
         <w:pStyle w:val="Textocomentario"/>
@@ -16283,7 +16520,15 @@
         <w:pStyle w:val="Textocomentario"/>
       </w:pPr>
       <w:r>
-        <w:t>Se decide si existen condiciones adecuadas para intervenir o si es necesario esperar apoyo especializado, con base en los riesgos identificados. Forma de aplicación:  mientras el cable no esté desenergizado, la escena se considera insegura, no se toca a la persona y se llama a quien puede cortar la energía.</w:t>
+        <w:t xml:space="preserve">Se decide si existen condiciones adecuadas para intervenir o si es necesario esperar apoyo especializado, con base en los riesgos identificados. Forma de aplicación:  mientras el cable no esté </w:t>
+      </w:r>
+      <w:proofErr w:type="spellStart"/>
+      <w:r>
+        <w:t>desenergizado</w:t>
+      </w:r>
+      <w:proofErr w:type="spellEnd"/>
+      <w:r>
+        <w:t>, la escena se considera insegura, no se toca a la persona y se llama a quien puede cortar la energía.</w:t>
       </w:r>
     </w:p>
     <w:p>
@@ -16327,7 +16572,7 @@
       </w:r>
     </w:p>
   </w:comment>
-  <w:comment w:initials="GA" w:author="Gloria Alzate" w:date="2026-09-18T21:35:00Z" w:id="10">
+  <w:comment w:id="11" w:author="Gloria Alzate" w:date="2026-09-18T21:35:00Z" w:initials="GA">
     <w:p>
       <w:pPr>
         <w:pStyle w:val="Textocomentario"/>
@@ -16400,7 +16645,7 @@
       </w:r>
     </w:p>
   </w:comment>
-  <w:comment w:initials="GA" w:author="Gloria Alzate" w:date="2026-09-20T12:05:00Z" w:id="11">
+  <w:comment w:id="12" w:author="Gloria Alzate" w:date="2026-09-20T12:05:00Z" w:initials="GA">
     <w:p>
       <w:pPr>
         <w:pStyle w:val="Textocomentario"/>
@@ -16472,7 +16717,15 @@
         <w:pStyle w:val="Textocomentario"/>
       </w:pPr>
       <w:r>
-        <w:t>Se usan los elementos de protección disponibles según el riesgo identificado, sin excepciones. Puesta a prueba: guantes ante fluidos corporales, chaleco reflectivo en una vía, tapabocas ante síntomas respiratorios.</w:t>
+        <w:t xml:space="preserve">Se usan los elementos de protección disponibles según el riesgo identificado, sin excepciones. Puesta a prueba: guantes ante fluidos corporales, chaleco </w:t>
+      </w:r>
+      <w:proofErr w:type="spellStart"/>
+      <w:r>
+        <w:t>reflectivo</w:t>
+      </w:r>
+      <w:proofErr w:type="spellEnd"/>
+      <w:r>
+        <w:t xml:space="preserve"> en una vía, tapabocas ante síntomas respiratorios.</w:t>
       </w:r>
     </w:p>
     <w:p>
@@ -16507,7 +16760,7 @@
       <w:r>
         <w:t xml:space="preserve">Enlace: </w:t>
       </w:r>
-      <w:hyperlink w:history="1" w:anchor="fromView=search&amp;page=1&amp;position=43&amp;uuid=d084d4f8-1a27-4180-b89d-0c297efc7e49&amp;track=ais_hybrid&amp;query=infografia+de+4+modales" r:id="rId1">
+      <w:hyperlink r:id="rId1" w:anchor="fromView=search&amp;page=1&amp;position=43&amp;uuid=d084d4f8-1a27-4180-b89d-0c297efc7e49&amp;track=ais_hybrid&amp;query=infografia+de+4+modales" w:history="1">
         <w:r>
           <w:rPr>
             <w:rStyle w:val="Hipervnculo"/>
@@ -16517,7 +16770,7 @@
       </w:hyperlink>
     </w:p>
   </w:comment>
-  <w:comment w:initials="GA" w:author="Gloria Alzate" w:date="2026-09-20T12:32:00Z" w:id="12">
+  <w:comment w:id="13" w:author="Gloria Alzate" w:date="2026-09-20T12:32:00Z" w:initials="GA">
     <w:p>
       <w:pPr>
         <w:pStyle w:val="Textocomentario"/>
@@ -16571,7 +16824,7 @@
       </w:r>
     </w:p>
   </w:comment>
-  <w:comment w:initials="GA" w:author="Gloria Alzate" w:date="2026-09-18T21:35:00Z" w:id="13">
+  <w:comment w:id="14" w:author="Gloria Alzate" w:date="2026-09-18T21:35:00Z" w:initials="GA">
     <w:p>
       <w:pPr>
         <w:pStyle w:val="Textocomentario"/>
@@ -16644,7 +16897,7 @@
       </w:r>
     </w:p>
   </w:comment>
-  <w:comment w:initials="GA" w:author="Gloria Alzate" w:date="2026-09-18T21:35:00Z" w:id="14">
+  <w:comment w:id="15" w:author="Gloria Alzate" w:date="2026-09-18T21:35:00Z" w:initials="GA">
     <w:p>
       <w:pPr>
         <w:pStyle w:val="Textocomentario"/>
@@ -16717,7 +16970,7 @@
       </w:r>
     </w:p>
   </w:comment>
-  <w:comment w:initials="GA" w:author="Gloria Alzate" w:date="2026-09-18T21:35:00Z" w:id="15">
+  <w:comment w:id="16" w:author="Gloria Alzate" w:date="2026-09-18T21:35:00Z" w:initials="GA">
     <w:p>
       <w:pPr>
         <w:pStyle w:val="Textocomentario"/>
@@ -16828,7 +17081,7 @@
       </w:r>
     </w:p>
   </w:comment>
-  <w:comment w:initials="GA" w:author="Gloria Alzate" w:date="2026-09-18T21:35:00Z" w:id="16">
+  <w:comment w:id="17" w:author="Gloria Alzate" w:date="2026-09-18T21:35:00Z" w:initials="GA">
     <w:p>
       <w:pPr>
         <w:pStyle w:val="Textocomentario"/>
@@ -16878,7 +17131,23 @@
         <w:pStyle w:val="Textocomentario"/>
       </w:pPr>
       <w:r>
-        <w:t>Cumplir las normas de tránsito, atender las condiciones del entorno y usar los elementos de protección personal, como el casco, el cinturón de seguridad y las prendas reflectivas. Escenario típico: un domiciliario que circula de noche por una vía sin alumbrado reduce su riesgo con un chaleco reflectivo y luces en la motocicleta.</w:t>
+        <w:t xml:space="preserve">Cumplir las normas de tránsito, atender las condiciones del entorno y usar los elementos de protección personal, como el casco, el cinturón de seguridad y las prendas </w:t>
+      </w:r>
+      <w:proofErr w:type="spellStart"/>
+      <w:r>
+        <w:t>reflectivas</w:t>
+      </w:r>
+      <w:proofErr w:type="spellEnd"/>
+      <w:r>
+        <w:t xml:space="preserve">. Escenario típico: un domiciliario que circula de noche por una vía sin alumbrado reduce su riesgo con un chaleco </w:t>
+      </w:r>
+      <w:proofErr w:type="spellStart"/>
+      <w:r>
+        <w:t>reflectivo</w:t>
+      </w:r>
+      <w:proofErr w:type="spellEnd"/>
+      <w:r>
+        <w:t xml:space="preserve"> y luces en la motocicleta.</w:t>
       </w:r>
     </w:p>
     <w:p>
@@ -16901,7 +17170,7 @@
       </w:r>
     </w:p>
   </w:comment>
-  <w:comment w:initials="GA" w:author="Gloria Alzate" w:date="2026-09-18T21:35:00Z" w:id="17">
+  <w:comment w:id="18" w:author="Gloria Alzate" w:date="2026-09-18T21:35:00Z" w:initials="GA">
     <w:p>
       <w:pPr>
         <w:pStyle w:val="Textocomentario"/>
@@ -16993,7 +17262,7 @@
       </w:r>
     </w:p>
   </w:comment>
-  <w:comment w:initials="GA" w:author="Gloria Alzate" w:date="2026-09-18T21:35:00Z" w:id="18">
+  <w:comment w:id="19" w:author="Gloria Alzate" w:date="2026-09-18T21:35:00Z" w:initials="GA">
     <w:p>
       <w:pPr>
         <w:pStyle w:val="Textocomentario"/>
@@ -17142,7 +17411,7 @@
       </w:r>
     </w:p>
   </w:comment>
-  <w:comment w:initials="GA" w:author="Gloria Alzate" w:date="2026-09-20T13:52:00Z" w:id="19">
+  <w:comment w:id="20" w:author="Gloria Alzate" w:date="2026-09-20T13:52:00Z" w:initials="GA">
     <w:p>
       <w:pPr>
         <w:pStyle w:val="Textocomentario"/>
@@ -17231,7 +17500,7 @@
       </w:r>
     </w:p>
   </w:comment>
-  <w:comment w:initials="GA" w:author="Gloria Alzate" w:date="2026-09-18T21:35:00Z" w:id="20">
+  <w:comment w:id="21" w:author="Gloria Alzate" w:date="2026-09-18T21:35:00Z" w:initials="GA">
     <w:p>
       <w:pPr>
         <w:pStyle w:val="Textocomentario"/>
@@ -17243,7 +17512,15 @@
         <w:annotationRef/>
       </w:r>
       <w:r>
-        <w:t>Recursos DI: Pestañas o tabs según los lineamientos establecidos por ECORED. Se deja un ejemplo de referencia y los siguientes textos editables (título y descripción de cada elemento):</w:t>
+        <w:t xml:space="preserve">Recursos DI: Pestañas o </w:t>
+      </w:r>
+      <w:proofErr w:type="spellStart"/>
+      <w:r>
+        <w:t>tabs</w:t>
+      </w:r>
+      <w:proofErr w:type="spellEnd"/>
+      <w:r>
+        <w:t xml:space="preserve"> según los lineamientos establecidos por ECORED. Se deja un ejemplo de referencia y los siguientes textos editables (título y descripción de cada elemento):</w:t>
       </w:r>
     </w:p>
     <w:p>
@@ -17347,7 +17624,7 @@
       </w:r>
     </w:p>
   </w:comment>
-  <w:comment w:initials="GA" w:author="Gloria Alzate" w:date="2026-09-18T21:35:00Z" w:id="21">
+  <w:comment w:id="22" w:author="Gloria Alzate" w:date="2026-09-18T21:35:00Z" w:initials="GA">
     <w:p>
       <w:pPr>
         <w:pStyle w:val="Textocomentario"/>
@@ -17454,11 +17731,19 @@
         <w:pStyle w:val="Textocomentario"/>
       </w:pPr>
       <w:r>
-        <w:t>Chalecos y bandas reflectivas que hacen perceptible al respondiente para los conductores en vías y espacios abiertos, de día y sobre todo de noche o con lluvia.</w:t>
+        <w:t xml:space="preserve">Chalecos y bandas </w:t>
+      </w:r>
+      <w:proofErr w:type="spellStart"/>
+      <w:r>
+        <w:t>reflectivas</w:t>
+      </w:r>
+      <w:proofErr w:type="spellEnd"/>
+      <w:r>
+        <w:t xml:space="preserve"> que hacen perceptible al respondiente para los conductores en vías y espacios abiertos, de día y sobre todo de noche o con lluvia.</w:t>
       </w:r>
     </w:p>
   </w:comment>
-  <w:comment w:initials="GA" w:author="Gloria Alzate" w:date="2026-09-18T21:35:00Z" w:id="22">
+  <w:comment w:id="23" w:author="Gloria Alzate" w:date="2026-09-18T21:35:00Z" w:initials="GA">
     <w:p>
       <w:pPr>
         <w:pStyle w:val="Textocomentario"/>
@@ -17508,7 +17793,15 @@
         <w:pStyle w:val="Textocomentario"/>
       </w:pPr>
       <w:r>
-        <w:t>Se usan elementos que capten la atención de quienes se aproximan, por su color, su reflectividad o su luz, de día y de noche, y a una distancia suficiente.</w:t>
+        <w:t xml:space="preserve">Se usan elementos que capten la atención de quienes se aproximan, por su color, su </w:t>
+      </w:r>
+      <w:proofErr w:type="spellStart"/>
+      <w:r>
+        <w:t>reflectividad</w:t>
+      </w:r>
+      <w:proofErr w:type="spellEnd"/>
+      <w:r>
+        <w:t xml:space="preserve"> o su luz, de día y de noche, y a una distancia suficiente.</w:t>
       </w:r>
     </w:p>
     <w:p>
@@ -17550,7 +17843,7 @@
       </w:r>
     </w:p>
   </w:comment>
-  <w:comment w:initials="GA" w:author="Gloria Alzate" w:date="2026-09-18T21:35:00Z" w:id="23">
+  <w:comment w:id="24" w:author="Gloria Alzate" w:date="2026-09-18T21:35:00Z" w:initials="GA">
     <w:p>
       <w:pPr>
         <w:pStyle w:val="Textocomentario"/>
@@ -17619,7 +17912,23 @@
         <w:pStyle w:val="Textocomentario"/>
       </w:pPr>
       <w:r>
-        <w:t>Garantizar que los elementos sean perceptibles en condiciones de baja iluminación o de clima adverso, mediante materiales reflectivos o luces propias. Lectura habitual: de noche o con lluvia, el triángulo sin reflectividad no cumple su función y se refuerza con las luces de emergencia del vehículo detenido y con una linterna.</w:t>
+        <w:t xml:space="preserve">Garantizar que los elementos sean perceptibles en condiciones de baja iluminación o de clima adverso, mediante materiales </w:t>
+      </w:r>
+      <w:proofErr w:type="spellStart"/>
+      <w:r>
+        <w:t>reflectivos</w:t>
+      </w:r>
+      <w:proofErr w:type="spellEnd"/>
+      <w:r>
+        <w:t xml:space="preserve"> o luces propias. Lectura habitual: de noche o con lluvia, el triángulo sin </w:t>
+      </w:r>
+      <w:proofErr w:type="spellStart"/>
+      <w:r>
+        <w:t>reflectividad</w:t>
+      </w:r>
+      <w:proofErr w:type="spellEnd"/>
+      <w:r>
+        <w:t xml:space="preserve"> no cumple su función y se refuerza con las luces de emergencia del vehículo detenido y con una linterna.</w:t>
       </w:r>
     </w:p>
     <w:p>
@@ -17642,7 +17951,7 @@
       </w:r>
     </w:p>
   </w:comment>
-  <w:comment w:initials="GA" w:author="Gloria Alzate" w:date="2026-09-18T21:35:00Z" w:id="24">
+  <w:comment w:id="25" w:author="Gloria Alzate" w:date="2026-09-18T21:35:00Z" w:initials="GA">
     <w:p>
       <w:pPr>
         <w:pStyle w:val="Textocomentario"/>
@@ -17814,7 +18123,15 @@
         <w:pStyle w:val="Textocomentario"/>
       </w:pPr>
       <w:r>
-        <w:t>Sentido de circulación: el conductor encuentra primero la advertencia, luego la transición y por ultimo la zona de trabajo.</w:t>
+        <w:t xml:space="preserve">Sentido de circulación: el conductor encuentra primero la advertencia, luego la transición y por </w:t>
+      </w:r>
+      <w:proofErr w:type="spellStart"/>
+      <w:r>
+        <w:t>ultimo</w:t>
+      </w:r>
+      <w:proofErr w:type="spellEnd"/>
+      <w:r>
+        <w:t xml:space="preserve"> la zona de trabajo.</w:t>
       </w:r>
     </w:p>
     <w:p>
@@ -17848,7 +18165,7 @@
       </w:r>
     </w:p>
   </w:comment>
-  <w:comment w:initials="GA" w:author="Gloria Alzate" w:date="2026-09-18T21:35:00Z" w:id="25">
+  <w:comment w:id="26" w:author="Gloria Alzate" w:date="2026-09-18T21:35:00Z" w:initials="GA">
     <w:p>
       <w:pPr>
         <w:pStyle w:val="Textocomentario"/>
@@ -17959,7 +18276,7 @@
       </w:r>
     </w:p>
   </w:comment>
-  <w:comment w:initials="GA" w:author="Gloria Alzate" w:date="2026-09-18T21:35:00Z" w:id="26">
+  <w:comment w:id="27" w:author="Gloria Alzate" w:date="2026-09-18T21:35:00Z" w:initials="GA">
     <w:p>
       <w:pPr>
         <w:pStyle w:val="Textocomentario"/>
@@ -18009,7 +18326,13 @@
         <w:pStyle w:val="Textocomentario"/>
       </w:pPr>
       <w:r>
-        <w:t>Se interponen elementos de protección personal que evitan el contacto directo con fluidos o materiales contaminados. En el terreno: guantes, mascarilla o gafas según el riesgo, y a falta de ellos una bolsa o una tela limpia como barrera.</w:t>
+        <w:t>Se interponen elementos de protección personal que evitan el contacto directo con fluidos o materiales contaminados. En el terreno: guantes, mascarilla o gafas según el riesgo, y a falta de ellos</w:t>
+      </w:r>
+      <w:r>
+        <w:t>,</w:t>
+      </w:r>
+      <w:r>
+        <w:t xml:space="preserve"> una bolsa o una tela limpia como barrera.</w:t>
       </w:r>
     </w:p>
     <w:p>
@@ -18032,7 +18355,7 @@
       </w:r>
     </w:p>
   </w:comment>
-  <w:comment w:initials="GA" w:author="Gloria Alzate" w:date="2026-09-20T16:22:00Z" w:id="27">
+  <w:comment w:id="28" w:author="Gloria Alzate" w:date="2026-09-20T16:22:00Z" w:initials="GA">
     <w:p>
       <w:pPr>
         <w:pStyle w:val="Textocomentario"/>
@@ -18153,204 +18476,120 @@
       </w:r>
     </w:p>
   </w:comment>
-  <w:comment xmlns:w="http://schemas.openxmlformats.org/wordprocessingml/2006/main" w:initials="GA" w:author="Gloria Alzate" w:date="09/18/2026 14:35:00" w:id="28">
-    <w:p xmlns:w14="http://schemas.microsoft.com/office/word/2010/wordml">
-      <w:pPr>
-        <w:pStyle w:val="CommentText"/>
-      </w:pPr>
-      <w:r>
-        <w:rPr>
-          <w:rStyle w:val="CommentReference"/>
-        </w:rPr>
+  <w:comment w:id="29" w:author="Gloria Alzate" w:date="1900-01-01T00:00:00Z" w:initials="GA">
+    <w:p>
+      <w:r>
         <w:annotationRef/>
       </w:r>
       <w:r>
         <w:t xml:space="preserve">Recursos DI: se solicita rediseñar una figura estática según el ejemplo de referencia propuesto por DI, editable, de tipo flujo horizontal con cuatro bloques unidos por flechas, a partir de una referencia de diagrama de proceso de cuatro pasos </w:t>
       </w:r>
     </w:p>
-    <w:p xmlns:w14="http://schemas.microsoft.com/office/word/2010/wordml">
-      <w:pPr>
-        <w:pStyle w:val="CommentText"/>
-      </w:pPr>
-    </w:p>
-    <w:p xmlns:w14="http://schemas.microsoft.com/office/word/2010/wordml">
-      <w:pPr>
-        <w:pStyle w:val="CommentText"/>
-      </w:pPr>
+    <w:p/>
+    <w:p>
       <w:r>
         <w:t>Textos de los bloques:</w:t>
       </w:r>
     </w:p>
-    <w:p xmlns:w14="http://schemas.microsoft.com/office/word/2010/wordml">
-      <w:pPr>
-        <w:pStyle w:val="CommentText"/>
-      </w:pPr>
-    </w:p>
-    <w:p xmlns:w14="http://schemas.microsoft.com/office/word/2010/wordml">
-      <w:pPr>
-        <w:pStyle w:val="CommentText"/>
-      </w:pPr>
-      <w:r>
-        <w:rPr>
-          <w:b w:val="1"/>
-          <w:bCs w:val="1"/>
+    <w:p/>
+    <w:p>
+      <w:r>
+        <w:rPr>
+          <w:b/>
+          <w:bCs/>
         </w:rPr>
         <w:t>Barrera de bioseguridad</w:t>
       </w:r>
     </w:p>
-    <w:p xmlns:w14="http://schemas.microsoft.com/office/word/2010/wordml">
-      <w:pPr>
-        <w:pStyle w:val="CommentText"/>
-      </w:pPr>
-    </w:p>
-    <w:p xmlns:w14="http://schemas.microsoft.com/office/word/2010/wordml">
-      <w:pPr>
-        <w:pStyle w:val="CommentText"/>
-      </w:pPr>
-      <w:r>
-        <w:rPr>
-          <w:b w:val="1"/>
-          <w:bCs w:val="1"/>
+    <w:p/>
+    <w:p>
+      <w:r>
+        <w:rPr>
+          <w:b/>
+          <w:bCs/>
         </w:rPr>
         <w:t>Fuente de infección</w:t>
       </w:r>
     </w:p>
-    <w:p xmlns:w14="http://schemas.microsoft.com/office/word/2010/wordml">
-      <w:pPr>
-        <w:pStyle w:val="CommentText"/>
-      </w:pPr>
+    <w:p>
       <w:r>
         <w:t xml:space="preserve">Persona afectada, fluidos corporales, superficies contaminadas. </w:t>
       </w:r>
     </w:p>
-    <w:p xmlns:w14="http://schemas.microsoft.com/office/word/2010/wordml">
-      <w:pPr>
-        <w:pStyle w:val="CommentText"/>
-      </w:pPr>
-    </w:p>
-    <w:p xmlns:w14="http://schemas.microsoft.com/office/word/2010/wordml">
-      <w:pPr>
-        <w:pStyle w:val="CommentText"/>
-      </w:pPr>
-      <w:r>
-        <w:rPr>
-          <w:b w:val="1"/>
-          <w:bCs w:val="1"/>
+    <w:p/>
+    <w:p>
+      <w:r>
+        <w:rPr>
+          <w:b/>
+          <w:bCs/>
         </w:rPr>
         <w:t>Mecanismo de transmisión</w:t>
       </w:r>
     </w:p>
-    <w:p xmlns:w14="http://schemas.microsoft.com/office/word/2010/wordml">
-      <w:pPr>
-        <w:pStyle w:val="CommentText"/>
-      </w:pPr>
+    <w:p>
       <w:r>
         <w:t xml:space="preserve">Contacto directo, contacto indirecto, vía respiratoria, exposición de mucosas. </w:t>
       </w:r>
     </w:p>
-    <w:p xmlns:w14="http://schemas.microsoft.com/office/word/2010/wordml">
-      <w:pPr>
-        <w:pStyle w:val="CommentText"/>
-      </w:pPr>
-    </w:p>
-    <w:p xmlns:w14="http://schemas.microsoft.com/office/word/2010/wordml">
-      <w:pPr>
-        <w:pStyle w:val="CommentText"/>
-      </w:pPr>
-      <w:r>
-        <w:rPr>
-          <w:b w:val="1"/>
-          <w:bCs w:val="1"/>
+    <w:p/>
+    <w:p>
+      <w:r>
+        <w:rPr>
+          <w:b/>
+          <w:bCs/>
         </w:rPr>
         <w:t>Persona susceptible</w:t>
       </w:r>
     </w:p>
-    <w:p xmlns:w14="http://schemas.microsoft.com/office/word/2010/wordml">
-      <w:pPr>
-        <w:pStyle w:val="CommentText"/>
-      </w:pPr>
+    <w:p>
       <w:r>
         <w:t xml:space="preserve">Respondiente u otra persona presente en la escena. </w:t>
       </w:r>
     </w:p>
-    <w:p xmlns:w14="http://schemas.microsoft.com/office/word/2010/wordml">
-      <w:pPr>
-        <w:pStyle w:val="CommentText"/>
-      </w:pPr>
-    </w:p>
-    <w:p xmlns:w14="http://schemas.microsoft.com/office/word/2010/wordml">
-      <w:pPr>
-        <w:pStyle w:val="CommentText"/>
-      </w:pPr>
-      <w:r>
-        <w:rPr>
-          <w:b w:val="1"/>
-          <w:bCs w:val="1"/>
+    <w:p/>
+    <w:p>
+      <w:r>
+        <w:rPr>
+          <w:b/>
+          <w:bCs/>
         </w:rPr>
         <w:t>Posible infección</w:t>
       </w:r>
     </w:p>
-    <w:p xmlns:w14="http://schemas.microsoft.com/office/word/2010/wordml">
-      <w:pPr>
-        <w:pStyle w:val="CommentText"/>
-      </w:pPr>
+    <w:p>
       <w:r>
         <w:t xml:space="preserve">Se evita cuando una barrera interrumpe la cadena. </w:t>
       </w:r>
     </w:p>
-    <w:p xmlns:w14="http://schemas.microsoft.com/office/word/2010/wordml">
-      <w:pPr>
-        <w:pStyle w:val="CommentText"/>
-      </w:pPr>
-    </w:p>
-    <w:p xmlns:w14="http://schemas.microsoft.com/office/word/2010/wordml">
-      <w:pPr>
-        <w:pStyle w:val="CommentText"/>
-      </w:pPr>
+    <w:p/>
+    <w:p>
       <w:r>
         <w:t>Guantes, mascarilla, gafas y lavado de manos.</w:t>
       </w:r>
     </w:p>
-    <w:p xmlns:w14="http://schemas.microsoft.com/office/word/2010/wordml">
-      <w:pPr>
-        <w:pStyle w:val="CommentText"/>
-      </w:pPr>
-    </w:p>
-    <w:p xmlns:w14="http://schemas.microsoft.com/office/word/2010/wordml">
-      <w:pPr>
-        <w:pStyle w:val="CommentText"/>
-      </w:pPr>
+    <w:p/>
+    <w:p>
       <w:r>
         <w:t xml:space="preserve">Incluir un ícono de barrera (guantes o mascarilla) entre el mecanismo de transmisión y la persona susceptible. </w:t>
       </w:r>
     </w:p>
-    <w:p xmlns:w14="http://schemas.microsoft.com/office/word/2010/wordml">
-      <w:pPr>
-        <w:pStyle w:val="CommentText"/>
-      </w:pPr>
-    </w:p>
-    <w:p xmlns:w14="http://schemas.microsoft.com/office/word/2010/wordml">
-      <w:pPr>
-        <w:pStyle w:val="CommentText"/>
-      </w:pPr>
-      <w:r>
-        <w:rPr>
-          <w:b w:val="1"/>
-          <w:bCs w:val="1"/>
+    <w:p/>
+    <w:p>
+      <w:r>
+        <w:rPr>
+          <w:b/>
+          <w:bCs/>
         </w:rPr>
         <w:t xml:space="preserve">Texto alternativo: </w:t>
       </w:r>
     </w:p>
-    <w:p xmlns:w14="http://schemas.microsoft.com/office/word/2010/wordml">
-      <w:pPr>
-        <w:pStyle w:val="CommentText"/>
-      </w:pPr>
+    <w:p>
       <w:r>
         <w:t xml:space="preserve">La figura 2 representa la cadena de transmisión en cuatro eslabones, fuente, mecanismo, persona susceptible e infección, que las medidas de bioseguridad interrumpen. </w:t>
       </w:r>
     </w:p>
   </w:comment>
-  <w:comment w:initials="GA" w:author="Gloria Alzate" w:date="2026-09-18T21:35:00Z" w:id="29">
+  <w:comment w:id="30" w:author="Gloria Alzate" w:date="2026-09-18T21:35:00Z" w:initials="GA">
     <w:p>
       <w:pPr>
         <w:pStyle w:val="Textocomentario"/>
@@ -18442,7 +18681,7 @@
       </w:r>
     </w:p>
   </w:comment>
-  <w:comment w:initials="GA" w:author="Gloria Alzate" w:date="2026-09-20T16:06:00Z" w:id="30">
+  <w:comment w:id="31" w:author="Gloria Alzate" w:date="2026-09-20T16:06:00Z" w:initials="GA">
     <w:p>
       <w:pPr>
         <w:pStyle w:val="Textocomentario"/>
@@ -18514,7 +18753,15 @@
         <w:pStyle w:val="Textocomentario"/>
       </w:pPr>
       <w:r>
-        <w:t>Incluyen ambulancias, personal prehospitalario y centros asistenciales encargados de la atención médica, la estabilización y el traslado del paciente hasta el nivel de complejidad que su condición exige.</w:t>
+        <w:t xml:space="preserve">Incluyen ambulancias, personal </w:t>
+      </w:r>
+      <w:proofErr w:type="spellStart"/>
+      <w:r>
+        <w:t>prehospitalario</w:t>
+      </w:r>
+      <w:proofErr w:type="spellEnd"/>
+      <w:r>
+        <w:t xml:space="preserve"> y centros asistenciales encargados de la atención médica, la estabilización y el traslado del paciente hasta el nivel de complejidad que su condición exige.</w:t>
       </w:r>
     </w:p>
     <w:p>
@@ -18558,7 +18805,7 @@
       </w:r>
     </w:p>
   </w:comment>
-  <w:comment w:initials="GA" w:author="Gloria Alzate" w:date="2026-09-18T21:35:00Z" w:id="31">
+  <w:comment w:id="32" w:author="Gloria Alzate" w:date="2026-09-18T21:35:00Z" w:initials="GA">
     <w:p>
       <w:pPr>
         <w:pStyle w:val="Textocomentario"/>
@@ -18669,7 +18916,7 @@
       </w:r>
     </w:p>
   </w:comment>
-  <w:comment w:initials="GA" w:author="Gloria Alzate" w:date="2026-09-18T21:35:00Z" w:id="32">
+  <w:comment w:id="33" w:author="Gloria Alzate" w:date="2026-09-18T21:35:00Z" w:initials="GA">
     <w:p>
       <w:pPr>
         <w:pStyle w:val="Textocomentario"/>
@@ -18757,11 +19004,19 @@
         <w:pStyle w:val="Textocomentario"/>
       </w:pPr>
       <w:r>
-        <w:t>Solución salina para limpiar heridas, antisépticos como la yodopovidona o la clorhexidina, bolsas para residuos y un manual básico de primeros auxilios de consulta rápida.</w:t>
+        <w:t xml:space="preserve">Solución salina para limpiar heridas, antisépticos como la </w:t>
+      </w:r>
+      <w:proofErr w:type="spellStart"/>
+      <w:r>
+        <w:t>yodopovidona</w:t>
+      </w:r>
+      <w:proofErr w:type="spellEnd"/>
+      <w:r>
+        <w:t xml:space="preserve"> o la clorhexidina, bolsas para residuos y un manual básico de primeros auxilios de consulta rápida.</w:t>
       </w:r>
     </w:p>
   </w:comment>
-  <w:comment w:initials="GA" w:author="Gloria Alzate" w:date="2026-09-19T15:23:00Z" w:id="33">
+  <w:comment w:id="34" w:author="Gloria Alzate" w:date="2026-09-19T15:23:00Z" w:initials="GA">
     <w:p>
       <w:pPr>
         <w:pStyle w:val="Textocomentario"/>
@@ -18798,41 +19053,41 @@
 </file>
 
 <file path=word/commentsExtended.xml><?xml version="1.0" encoding="utf-8"?>
-<w15:commentsEx xmlns:mc="http://schemas.openxmlformats.org/markup-compatibility/2006" xmlns:w15="http://schemas.microsoft.com/office/word/2012/wordml" mc:Ignorable="w15">
-  <w15:commentEx w15:done="0" w15:paraId="29581F82"/>
-  <w15:commentEx w15:done="0" w15:paraId="7972AED7"/>
-  <w15:commentEx w15:done="0" w15:paraId="56DC0522"/>
-  <w15:commentEx w15:done="0" w15:paraId="66AFE3FE"/>
-  <w15:commentEx w15:done="0" w15:paraId="1FD95C78"/>
-  <w15:commentEx w15:done="0" w15:paraId="0E04865A"/>
-  <w15:commentEx w15:done="0" w15:paraId="71FC2E92"/>
-  <w15:commentEx w15:done="0" w15:paraId="4A9DD728"/>
-  <w15:commentEx w15:done="0" w15:paraId="6A51A6E4"/>
-  <w15:commentEx w15:done="0" w15:paraId="75D699EE"/>
-  <w15:commentEx w15:done="0" w15:paraId="70E4847A"/>
-  <w15:commentEx w15:done="0" w15:paraId="4774DBBF"/>
-  <w15:commentEx w15:done="0" w15:paraId="553AFE33"/>
-  <w15:commentEx w15:done="0" w15:paraId="5C0656DB"/>
-  <w15:commentEx w15:done="0" w15:paraId="2D302DB2"/>
-  <w15:commentEx w15:done="0" w15:paraId="6C84FD54"/>
-  <w15:commentEx w15:done="0" w15:paraId="7BF57DFE"/>
-  <w15:commentEx w15:done="0" w15:paraId="569A0B31"/>
-  <w15:commentEx w15:done="0" w15:paraId="1301D926"/>
-  <w15:commentEx w15:done="0" w15:paraId="23E0D1A8"/>
-  <w15:commentEx w15:done="0" w15:paraId="31BF7409"/>
-  <w15:commentEx w15:done="0" w15:paraId="7F087FF9"/>
-  <w15:commentEx w15:done="0" w15:paraId="17390D58"/>
-  <w15:commentEx w15:done="0" w15:paraId="0C25A0D2"/>
-  <w15:commentEx w15:done="0" w15:paraId="1A976278"/>
-  <w15:commentEx w15:done="0" w15:paraId="510F6203"/>
-  <w15:commentEx w15:done="0" w15:paraId="2ECD215B"/>
-  <w15:commentEx w15:done="0" w15:paraId="27106326"/>
-  <w15:commentEx w15:done="0" w15:paraId="74FD98DB"/>
-  <w15:commentEx w15:done="0" w15:paraId="281142E8"/>
-  <w15:commentEx w15:done="0" w15:paraId="0BBE5EDA"/>
-  <w15:commentEx w15:done="0" w15:paraId="4E345C9D"/>
-  <w15:commentEx w15:done="0" w15:paraId="3C25CFA3"/>
-  <w15:commentEx w15:done="0" w15:paraId="1890947A"/>
+<w15:commentsEx xmlns:wpc="http://schemas.microsoft.com/office/word/2010/wordprocessingCanvas" xmlns:cx="http://schemas.microsoft.com/office/drawing/2014/chartex" xmlns:mc="http://schemas.openxmlformats.org/markup-compatibility/2006" xmlns:o="urn:schemas-microsoft-com:office:office" xmlns:r="http://schemas.openxmlformats.org/officeDocument/2006/relationships" xmlns:m="http://schemas.openxmlformats.org/officeDocument/2006/math" xmlns:v="urn:schemas-microsoft-com:vml" xmlns:wp14="http://schemas.microsoft.com/office/word/2010/wordprocessingDrawing" xmlns:wp="http://schemas.openxmlformats.org/drawingml/2006/wordprocessingDrawing" xmlns:w10="urn:schemas-microsoft-com:office:word" xmlns:w="http://schemas.openxmlformats.org/wordprocessingml/2006/main" xmlns:w14="http://schemas.microsoft.com/office/word/2010/wordml" xmlns:w15="http://schemas.microsoft.com/office/word/2012/wordml" xmlns:w16se="http://schemas.microsoft.com/office/word/2015/wordml/symex" xmlns:wpg="http://schemas.microsoft.com/office/word/2010/wordprocessingGroup" xmlns:wpi="http://schemas.microsoft.com/office/word/2010/wordprocessingInk" xmlns:wne="http://schemas.microsoft.com/office/word/2006/wordml" xmlns:wps="http://schemas.microsoft.com/office/word/2010/wordprocessingShape" mc:Ignorable="w14 w15 w16se wp14">
+  <w15:commentEx w15:paraId="29581F82" w15:done="0"/>
+  <w15:commentEx w15:paraId="7972AED7" w15:done="0"/>
+  <w15:commentEx w15:paraId="56DC0522" w15:done="0"/>
+  <w15:commentEx w15:paraId="66AFE3FE" w15:done="0"/>
+  <w15:commentEx w15:paraId="1FD95C78" w15:done="0"/>
+  <w15:commentEx w15:paraId="0E04865A" w15:done="0"/>
+  <w15:commentEx w15:paraId="71FC2E92" w15:done="0"/>
+  <w15:commentEx w15:paraId="4A9DD728" w15:done="0"/>
+  <w15:commentEx w15:paraId="6A51A6E4" w15:done="0"/>
+  <w15:commentEx w15:paraId="75D699EE" w15:done="0"/>
+  <w15:commentEx w15:paraId="70E4847A" w15:done="0"/>
+  <w15:commentEx w15:paraId="4774DBBF" w15:done="0"/>
+  <w15:commentEx w15:paraId="553AFE33" w15:done="0"/>
+  <w15:commentEx w15:paraId="5C0656DB" w15:done="0"/>
+  <w15:commentEx w15:paraId="2D302DB2" w15:done="0"/>
+  <w15:commentEx w15:paraId="6C84FD54" w15:done="0"/>
+  <w15:commentEx w15:paraId="7BF57DFE" w15:done="0"/>
+  <w15:commentEx w15:paraId="569A0B31" w15:done="0"/>
+  <w15:commentEx w15:paraId="1301D926" w15:done="0"/>
+  <w15:commentEx w15:paraId="23E0D1A8" w15:done="0"/>
+  <w15:commentEx w15:paraId="31BF7409" w15:done="0"/>
+  <w15:commentEx w15:paraId="7F087FF9" w15:done="0"/>
+  <w15:commentEx w15:paraId="17390D58" w15:done="0"/>
+  <w15:commentEx w15:paraId="0C25A0D2" w15:done="0"/>
+  <w15:commentEx w15:paraId="1A976278" w15:done="0"/>
+  <w15:commentEx w15:paraId="510F6203" w15:done="0"/>
+  <w15:commentEx w15:paraId="2ECD215B" w15:done="0"/>
+  <w15:commentEx w15:paraId="27106326" w15:done="0"/>
+  <w15:commentEx w15:paraId="74FD98DB" w15:done="0"/>
+  <w15:commentEx w15:paraId="281142E8" w15:done="0"/>
+  <w15:commentEx w15:paraId="0BBE5EDA" w15:done="0"/>
+  <w15:commentEx w15:paraId="4E345C9D" w15:done="0"/>
+  <w15:commentEx w15:paraId="3C25CFA3" w15:done="0"/>
+  <w15:commentEx w15:paraId="1890947A" w15:done="0"/>
 </w15:commentsEx>
 </file>
 
@@ -18887,7 +19142,7 @@
 </file>
 
 <file path=word/endnotes.xml><?xml version="1.0" encoding="utf-8"?>
-<w:endnotes xmlns:wpc="http://schemas.microsoft.com/office/word/2010/wordprocessingCanvas" xmlns:cx="http://schemas.microsoft.com/office/drawing/2014/chartex" xmlns:cx1="http://schemas.microsoft.com/office/drawing/2015/9/8/chartex" xmlns:cx2="http://schemas.microsoft.com/office/drawing/2015/10/21/chartex" xmlns:cx3="http://schemas.microsoft.com/office/drawing/2016/5/9/chartex" xmlns:cx4="http://schemas.microsoft.com/office/drawing/2016/5/10/chartex" xmlns:cx5="http://schemas.microsoft.com/office/drawing/2016/5/11/chartex" xmlns:cx6="http://schemas.microsoft.com/office/drawing/2016/5/12/chartex" xmlns:cx7="http://schemas.microsoft.com/office/drawing/2016/5/13/chartex" xmlns:cx8="http://schemas.microsoft.com/office/drawing/2016/5/14/chartex" xmlns:mc="http://schemas.openxmlformats.org/markup-compatibility/2006" xmlns:aink="http://schemas.microsoft.com/office/drawing/2016/ink" xmlns:am3d="http://schemas.microsoft.com/office/drawing/2017/model3d" xmlns:o="urn:schemas-microsoft-com:office:office" xmlns:oel="http://schemas.microsoft.com/office/2019/extlst" xmlns:r="http://schemas.openxmlformats.org/officeDocument/2006/relationships" xmlns:m="http://schemas.openxmlformats.org/officeDocument/2006/math" xmlns:v="urn:schemas-microsoft-com:vml" xmlns:wp14="http://schemas.microsoft.com/office/word/2010/wordprocessingDrawing" xmlns:wp="http://schemas.openxmlformats.org/drawingml/2006/wordprocessingDrawing" xmlns:w10="urn:schemas-microsoft-com:office:word" xmlns:w="http://schemas.openxmlformats.org/wordprocessingml/2006/main" xmlns:w14="http://schemas.microsoft.com/office/word/2010/wordml" xmlns:w15="http://schemas.microsoft.com/office/word/2012/wordml" xmlns:w16cex="http://schemas.microsoft.com/office/word/2018/wordml/cex" xmlns:w16cid="http://schemas.microsoft.com/office/word/2016/wordml/cid" xmlns:w16="http://schemas.microsoft.com/office/word/2018/wordml" xmlns:w16du="http://schemas.microsoft.com/office/word/2023/wordml/word16du" xmlns:w16sdtdh="http://schemas.microsoft.com/office/word/2020/wordml/sdtdatahash" xmlns:w16sdtfl="http://schemas.microsoft.com/office/word/2024/wordml/sdtformatlock" xmlns:w16se="http://schemas.microsoft.com/office/word/2015/wordml/symex" xmlns:wpg="http://schemas.microsoft.com/office/word/2010/wordprocessingGroup" xmlns:wpi="http://schemas.microsoft.com/office/word/2010/wordprocessingInk" xmlns:wne="http://schemas.microsoft.com/office/word/2006/wordml" xmlns:wps="http://schemas.microsoft.com/office/word/2010/wordprocessingShape" mc:Ignorable="w14 w15 w16se w16cid w16 w16cex w16sdtdh w16sdtfl w16du wp14">
+<w:endnotes xmlns:wpc="http://schemas.microsoft.com/office/word/2010/wordprocessingCanvas" xmlns:cx="http://schemas.microsoft.com/office/drawing/2014/chartex" xmlns:mc="http://schemas.openxmlformats.org/markup-compatibility/2006" xmlns:o="urn:schemas-microsoft-com:office:office" xmlns:r="http://schemas.openxmlformats.org/officeDocument/2006/relationships" xmlns:m="http://schemas.openxmlformats.org/officeDocument/2006/math" xmlns:v="urn:schemas-microsoft-com:vml" xmlns:wp14="http://schemas.microsoft.com/office/word/2010/wordprocessingDrawing" xmlns:wp="http://schemas.openxmlformats.org/drawingml/2006/wordprocessingDrawing" xmlns:w10="urn:schemas-microsoft-com:office:word" xmlns:w="http://schemas.openxmlformats.org/wordprocessingml/2006/main" xmlns:w14="http://schemas.microsoft.com/office/word/2010/wordml" xmlns:w15="http://schemas.microsoft.com/office/word/2012/wordml" xmlns:w16se="http://schemas.microsoft.com/office/word/2015/wordml/symex" xmlns:wpg="http://schemas.microsoft.com/office/word/2010/wordprocessingGroup" xmlns:wpi="http://schemas.microsoft.com/office/word/2010/wordprocessingInk" xmlns:wne="http://schemas.microsoft.com/office/word/2006/wordml" xmlns:wps="http://schemas.microsoft.com/office/word/2010/wordprocessingShape" mc:Ignorable="w14 w15 w16se wp14">
   <w:endnote w:type="separator" w:id="-1">
     <w:p>
       <w:r>
@@ -18906,7 +19161,7 @@
 </file>
 
 <file path=word/footer1.xml><?xml version="1.0" encoding="utf-8"?>
-<w:ftr xmlns:wpc="http://schemas.microsoft.com/office/word/2010/wordprocessingCanvas" xmlns:cx="http://schemas.microsoft.com/office/drawing/2014/chartex" xmlns:cx1="http://schemas.microsoft.com/office/drawing/2015/9/8/chartex" xmlns:cx2="http://schemas.microsoft.com/office/drawing/2015/10/21/chartex" xmlns:cx3="http://schemas.microsoft.com/office/drawing/2016/5/9/chartex" xmlns:cx4="http://schemas.microsoft.com/office/drawing/2016/5/10/chartex" xmlns:cx5="http://schemas.microsoft.com/office/drawing/2016/5/11/chartex" xmlns:cx6="http://schemas.microsoft.com/office/drawing/2016/5/12/chartex" xmlns:cx7="http://schemas.microsoft.com/office/drawing/2016/5/13/chartex" xmlns:cx8="http://schemas.microsoft.com/office/drawing/2016/5/14/chartex" xmlns:mc="http://schemas.openxmlformats.org/markup-compatibility/2006" xmlns:aink="http://schemas.microsoft.com/office/drawing/2016/ink" xmlns:am3d="http://schemas.microsoft.com/office/drawing/2017/model3d" xmlns:o="urn:schemas-microsoft-com:office:office" xmlns:oel="http://schemas.microsoft.com/office/2019/extlst" xmlns:r="http://schemas.openxmlformats.org/officeDocument/2006/relationships" xmlns:m="http://schemas.openxmlformats.org/officeDocument/2006/math" xmlns:v="urn:schemas-microsoft-com:vml" xmlns:wp14="http://schemas.microsoft.com/office/word/2010/wordprocessingDrawing" xmlns:wp="http://schemas.openxmlformats.org/drawingml/2006/wordprocessingDrawing" xmlns:w10="urn:schemas-microsoft-com:office:word" xmlns:w="http://schemas.openxmlformats.org/wordprocessingml/2006/main" xmlns:w14="http://schemas.microsoft.com/office/word/2010/wordml" xmlns:w15="http://schemas.microsoft.com/office/word/2012/wordml" xmlns:w16cex="http://schemas.microsoft.com/office/word/2018/wordml/cex" xmlns:w16cid="http://schemas.microsoft.com/office/word/2016/wordml/cid" xmlns:w16="http://schemas.microsoft.com/office/word/2018/wordml" xmlns:w16du="http://schemas.microsoft.com/office/word/2023/wordml/word16du" xmlns:w16sdtdh="http://schemas.microsoft.com/office/word/2020/wordml/sdtdatahash" xmlns:w16sdtfl="http://schemas.microsoft.com/office/word/2024/wordml/sdtformatlock" xmlns:w16se="http://schemas.microsoft.com/office/word/2015/wordml/symex" xmlns:wpg="http://schemas.microsoft.com/office/word/2010/wordprocessingGroup" xmlns:wpi="http://schemas.microsoft.com/office/word/2010/wordprocessingInk" xmlns:wne="http://schemas.microsoft.com/office/word/2006/wordml" xmlns:wps="http://schemas.microsoft.com/office/word/2010/wordprocessingShape" mc:Ignorable="w14 w15 w16se w16cid w16 w16cex w16sdtdh w16sdtfl w16du wp14">
+<w:ftr xmlns:wpc="http://schemas.microsoft.com/office/word/2010/wordprocessingCanvas" xmlns:cx="http://schemas.microsoft.com/office/drawing/2014/chartex" xmlns:mc="http://schemas.openxmlformats.org/markup-compatibility/2006" xmlns:o="urn:schemas-microsoft-com:office:office" xmlns:r="http://schemas.openxmlformats.org/officeDocument/2006/relationships" xmlns:m="http://schemas.openxmlformats.org/officeDocument/2006/math" xmlns:v="urn:schemas-microsoft-com:vml" xmlns:wp14="http://schemas.microsoft.com/office/word/2010/wordprocessingDrawing" xmlns:wp="http://schemas.openxmlformats.org/drawingml/2006/wordprocessingDrawing" xmlns:w10="urn:schemas-microsoft-com:office:word" xmlns:w="http://schemas.openxmlformats.org/wordprocessingml/2006/main" xmlns:w14="http://schemas.microsoft.com/office/word/2010/wordml" xmlns:w15="http://schemas.microsoft.com/office/word/2012/wordml" xmlns:w16se="http://schemas.microsoft.com/office/word/2015/wordml/symex" xmlns:wpg="http://schemas.microsoft.com/office/word/2010/wordprocessingGroup" xmlns:wpi="http://schemas.microsoft.com/office/word/2010/wordprocessingInk" xmlns:wne="http://schemas.microsoft.com/office/word/2006/wordml" xmlns:wps="http://schemas.microsoft.com/office/word/2010/wordprocessingShape" mc:Ignorable="w14 w15 w16se wp14">
   <w:p>
     <w:pPr>
       <w:pStyle w:val="Normal0"/>
@@ -18932,7 +19187,7 @@
       <w:ind w:left="-2" w:hanging="2"/>
       <w:jc w:val="right"/>
       <w:rPr>
-        <w:rFonts w:ascii="Times New Roman" w:hAnsi="Times New Roman" w:eastAsia="Times New Roman" w:cs="Times New Roman"/>
+        <w:rFonts w:ascii="Times New Roman" w:eastAsia="Times New Roman" w:hAnsi="Times New Roman" w:cs="Times New Roman"/>
         <w:sz w:val="24"/>
         <w:szCs w:val="24"/>
       </w:rPr>
@@ -18943,7 +19198,7 @@
       <w:pStyle w:val="Normal0"/>
       <w:spacing w:line="240" w:lineRule="auto"/>
       <w:rPr>
-        <w:rFonts w:ascii="Times New Roman" w:hAnsi="Times New Roman" w:eastAsia="Times New Roman" w:cs="Times New Roman"/>
+        <w:rFonts w:ascii="Times New Roman" w:eastAsia="Times New Roman" w:hAnsi="Times New Roman" w:cs="Times New Roman"/>
         <w:sz w:val="24"/>
         <w:szCs w:val="24"/>
       </w:rPr>
@@ -18989,7 +19244,7 @@
 </file>
 
 <file path=word/footnotes.xml><?xml version="1.0" encoding="utf-8"?>
-<w:footnotes xmlns:wpc="http://schemas.microsoft.com/office/word/2010/wordprocessingCanvas" xmlns:cx="http://schemas.microsoft.com/office/drawing/2014/chartex" xmlns:cx1="http://schemas.microsoft.com/office/drawing/2015/9/8/chartex" xmlns:cx2="http://schemas.microsoft.com/office/drawing/2015/10/21/chartex" xmlns:cx3="http://schemas.microsoft.com/office/drawing/2016/5/9/chartex" xmlns:cx4="http://schemas.microsoft.com/office/drawing/2016/5/10/chartex" xmlns:cx5="http://schemas.microsoft.com/office/drawing/2016/5/11/chartex" xmlns:cx6="http://schemas.microsoft.com/office/drawing/2016/5/12/chartex" xmlns:cx7="http://schemas.microsoft.com/office/drawing/2016/5/13/chartex" xmlns:cx8="http://schemas.microsoft.com/office/drawing/2016/5/14/chartex" xmlns:mc="http://schemas.openxmlformats.org/markup-compatibility/2006" xmlns:aink="http://schemas.microsoft.com/office/drawing/2016/ink" xmlns:am3d="http://schemas.microsoft.com/office/drawing/2017/model3d" xmlns:o="urn:schemas-microsoft-com:office:office" xmlns:oel="http://schemas.microsoft.com/office/2019/extlst" xmlns:r="http://schemas.openxmlformats.org/officeDocument/2006/relationships" xmlns:m="http://schemas.openxmlformats.org/officeDocument/2006/math" xmlns:v="urn:schemas-microsoft-com:vml" xmlns:wp14="http://schemas.microsoft.com/office/word/2010/wordprocessingDrawing" xmlns:wp="http://schemas.openxmlformats.org/drawingml/2006/wordprocessingDrawing" xmlns:w10="urn:schemas-microsoft-com:office:word" xmlns:w="http://schemas.openxmlformats.org/wordprocessingml/2006/main" xmlns:w14="http://schemas.microsoft.com/office/word/2010/wordml" xmlns:w15="http://schemas.microsoft.com/office/word/2012/wordml" xmlns:w16cex="http://schemas.microsoft.com/office/word/2018/wordml/cex" xmlns:w16cid="http://schemas.microsoft.com/office/word/2016/wordml/cid" xmlns:w16="http://schemas.microsoft.com/office/word/2018/wordml" xmlns:w16du="http://schemas.microsoft.com/office/word/2023/wordml/word16du" xmlns:w16sdtdh="http://schemas.microsoft.com/office/word/2020/wordml/sdtdatahash" xmlns:w16sdtfl="http://schemas.microsoft.com/office/word/2024/wordml/sdtformatlock" xmlns:w16se="http://schemas.microsoft.com/office/word/2015/wordml/symex" xmlns:wpg="http://schemas.microsoft.com/office/word/2010/wordprocessingGroup" xmlns:wpi="http://schemas.microsoft.com/office/word/2010/wordprocessingInk" xmlns:wne="http://schemas.microsoft.com/office/word/2006/wordml" xmlns:wps="http://schemas.microsoft.com/office/word/2010/wordprocessingShape" mc:Ignorable="w14 w15 w16se w16cid w16 w16cex w16sdtdh w16sdtfl w16du wp14">
+<w:footnotes xmlns:wpc="http://schemas.microsoft.com/office/word/2010/wordprocessingCanvas" xmlns:cx="http://schemas.microsoft.com/office/drawing/2014/chartex" xmlns:mc="http://schemas.openxmlformats.org/markup-compatibility/2006" xmlns:o="urn:schemas-microsoft-com:office:office" xmlns:r="http://schemas.openxmlformats.org/officeDocument/2006/relationships" xmlns:m="http://schemas.openxmlformats.org/officeDocument/2006/math" xmlns:v="urn:schemas-microsoft-com:vml" xmlns:wp14="http://schemas.microsoft.com/office/word/2010/wordprocessingDrawing" xmlns:wp="http://schemas.openxmlformats.org/drawingml/2006/wordprocessingDrawing" xmlns:w10="urn:schemas-microsoft-com:office:word" xmlns:w="http://schemas.openxmlformats.org/wordprocessingml/2006/main" xmlns:w14="http://schemas.microsoft.com/office/word/2010/wordml" xmlns:w15="http://schemas.microsoft.com/office/word/2012/wordml" xmlns:w16se="http://schemas.microsoft.com/office/word/2015/wordml/symex" xmlns:wpg="http://schemas.microsoft.com/office/word/2010/wordprocessingGroup" xmlns:wpi="http://schemas.microsoft.com/office/word/2010/wordprocessingInk" xmlns:wne="http://schemas.microsoft.com/office/word/2006/wordml" xmlns:wps="http://schemas.microsoft.com/office/word/2010/wordprocessingShape" mc:Ignorable="w14 w15 w16se wp14">
   <w:footnote w:type="separator" w:id="-1">
     <w:p>
       <w:r>
@@ -19008,7 +19263,7 @@
 </file>
 
 <file path=word/header1.xml><?xml version="1.0" encoding="utf-8"?>
-<w:hdr xmlns:wpc="http://schemas.microsoft.com/office/word/2010/wordprocessingCanvas" xmlns:cx="http://schemas.microsoft.com/office/drawing/2014/chartex" xmlns:cx1="http://schemas.microsoft.com/office/drawing/2015/9/8/chartex" xmlns:cx2="http://schemas.microsoft.com/office/drawing/2015/10/21/chartex" xmlns:cx3="http://schemas.microsoft.com/office/drawing/2016/5/9/chartex" xmlns:cx4="http://schemas.microsoft.com/office/drawing/2016/5/10/chartex" xmlns:cx5="http://schemas.microsoft.com/office/drawing/2016/5/11/chartex" xmlns:cx6="http://schemas.microsoft.com/office/drawing/2016/5/12/chartex" xmlns:cx7="http://schemas.microsoft.com/office/drawing/2016/5/13/chartex" xmlns:cx8="http://schemas.microsoft.com/office/drawing/2016/5/14/chartex" xmlns:mc="http://schemas.openxmlformats.org/markup-compatibility/2006" xmlns:aink="http://schemas.microsoft.com/office/drawing/2016/ink" xmlns:am3d="http://schemas.microsoft.com/office/drawing/2017/model3d" xmlns:o="urn:schemas-microsoft-com:office:office" xmlns:oel="http://schemas.microsoft.com/office/2019/extlst" xmlns:r="http://schemas.openxmlformats.org/officeDocument/2006/relationships" xmlns:m="http://schemas.openxmlformats.org/officeDocument/2006/math" xmlns:v="urn:schemas-microsoft-com:vml" xmlns:wp14="http://schemas.microsoft.com/office/word/2010/wordprocessingDrawing" xmlns:wp="http://schemas.openxmlformats.org/drawingml/2006/wordprocessingDrawing" xmlns:w10="urn:schemas-microsoft-com:office:word" xmlns:w="http://schemas.openxmlformats.org/wordprocessingml/2006/main" xmlns:w14="http://schemas.microsoft.com/office/word/2010/wordml" xmlns:w15="http://schemas.microsoft.com/office/word/2012/wordml" xmlns:w16cex="http://schemas.microsoft.com/office/word/2018/wordml/cex" xmlns:w16cid="http://schemas.microsoft.com/office/word/2016/wordml/cid" xmlns:w16="http://schemas.microsoft.com/office/word/2018/wordml" xmlns:w16du="http://schemas.microsoft.com/office/word/2023/wordml/word16du" xmlns:w16sdtdh="http://schemas.microsoft.com/office/word/2020/wordml/sdtdatahash" xmlns:w16sdtfl="http://schemas.microsoft.com/office/word/2024/wordml/sdtformatlock" xmlns:w16se="http://schemas.microsoft.com/office/word/2015/wordml/symex" xmlns:wpg="http://schemas.microsoft.com/office/word/2010/wordprocessingGroup" xmlns:wpi="http://schemas.microsoft.com/office/word/2010/wordprocessingInk" xmlns:wne="http://schemas.microsoft.com/office/word/2006/wordml" xmlns:wps="http://schemas.microsoft.com/office/word/2010/wordprocessingShape" xmlns:a="http://schemas.openxmlformats.org/drawingml/2006/main" xmlns:adec="http://schemas.microsoft.com/office/drawing/2017/decorative" xmlns:pic="http://schemas.openxmlformats.org/drawingml/2006/picture" xmlns:a14="http://schemas.microsoft.com/office/drawing/2010/main" mc:Ignorable="w14 w15 w16se w16cid w16 w16cex w16sdtdh w16sdtfl w16du wp14">
+<w:hdr xmlns:wpc="http://schemas.microsoft.com/office/word/2010/wordprocessingCanvas" xmlns:cx="http://schemas.microsoft.com/office/drawing/2014/chartex" xmlns:mc="http://schemas.openxmlformats.org/markup-compatibility/2006" xmlns:o="urn:schemas-microsoft-com:office:office" xmlns:r="http://schemas.openxmlformats.org/officeDocument/2006/relationships" xmlns:m="http://schemas.openxmlformats.org/officeDocument/2006/math" xmlns:v="urn:schemas-microsoft-com:vml" xmlns:wp14="http://schemas.microsoft.com/office/word/2010/wordprocessingDrawing" xmlns:wp="http://schemas.openxmlformats.org/drawingml/2006/wordprocessingDrawing" xmlns:w10="urn:schemas-microsoft-com:office:word" xmlns:w="http://schemas.openxmlformats.org/wordprocessingml/2006/main" xmlns:w14="http://schemas.microsoft.com/office/word/2010/wordml" xmlns:w15="http://schemas.microsoft.com/office/word/2012/wordml" xmlns:w16se="http://schemas.microsoft.com/office/word/2015/wordml/symex" xmlns:wpg="http://schemas.microsoft.com/office/word/2010/wordprocessingGroup" xmlns:wpi="http://schemas.microsoft.com/office/word/2010/wordprocessingInk" xmlns:wne="http://schemas.microsoft.com/office/word/2006/wordml" xmlns:wps="http://schemas.microsoft.com/office/word/2010/wordprocessingShape" mc:Ignorable="w14 w15 w16se wp14">
   <w:p>
     <w:pPr>
       <w:pStyle w:val="Normal0"/>
@@ -19042,7 +19297,7 @@
           <wp:docPr id="138875671" name="Imagen 138875671" descr="Logotipo del Servicio Nacional de Aprendizaje, SENA." title="Logotipo del SENA">
             <a:extLst xmlns:a="http://schemas.openxmlformats.org/drawingml/2006/main">
               <a:ext uri="{C183D7F6-B498-43B3-948B-1728B52AA6E4}">
-                <adec:decorative xmlns:adec="http://schemas.microsoft.com/office/drawing/2017/decorative" val="1"/>
+                <adec:decorative xmlns="" xmlns:cx1="http://schemas.microsoft.com/office/drawing/2015/9/8/chartex" xmlns:cx2="http://schemas.microsoft.com/office/drawing/2015/10/21/chartex" xmlns:cx3="http://schemas.microsoft.com/office/drawing/2016/5/9/chartex" xmlns:cx4="http://schemas.microsoft.com/office/drawing/2016/5/10/chartex" xmlns:cx5="http://schemas.microsoft.com/office/drawing/2016/5/11/chartex" xmlns:cx6="http://schemas.microsoft.com/office/drawing/2016/5/12/chartex" xmlns:cx7="http://schemas.microsoft.com/office/drawing/2016/5/13/chartex" xmlns:cx8="http://schemas.microsoft.com/office/drawing/2016/5/14/chartex" xmlns:aink="http://schemas.microsoft.com/office/drawing/2016/ink" xmlns:am3d="http://schemas.microsoft.com/office/drawing/2017/model3d" xmlns:o="urn:schemas-microsoft-com:office:office" xmlns:oel="http://schemas.microsoft.com/office/2019/extlst" xmlns:v="urn:schemas-microsoft-com:vml" xmlns:w10="urn:schemas-microsoft-com:office:word" xmlns:w="http://schemas.openxmlformats.org/wordprocessingml/2006/main" xmlns:w16cex="http://schemas.microsoft.com/office/word/2018/wordml/cex" xmlns:w16cid="http://schemas.microsoft.com/office/word/2016/wordml/cid" xmlns:w16="http://schemas.microsoft.com/office/word/2018/wordml" xmlns:w16du="http://schemas.microsoft.com/office/word/2023/wordml/word16du" xmlns:w16sdtdh="http://schemas.microsoft.com/office/word/2020/wordml/sdtdatahash" xmlns:w16sdtfl="http://schemas.microsoft.com/office/word/2024/wordml/sdtformatlock" xmlns:pic="http://schemas.openxmlformats.org/drawingml/2006/picture" xmlns:a14="http://schemas.microsoft.com/office/drawing/2010/main" xmlns:adec="http://schemas.microsoft.com/office/drawing/2017/decorative" val="1"/>
               </a:ext>
             </a:extLst>
           </wp:docPr>
@@ -19056,7 +19311,7 @@
                   <pic:cNvPr id="7" name="Imagen 7">
                     <a:extLst>
                       <a:ext uri="{C183D7F6-B498-43B3-948B-1728B52AA6E4}">
-                        <adec:decorative xmlns:adec="http://schemas.microsoft.com/office/drawing/2017/decorative" val="1"/>
+                        <adec:decorative xmlns="" xmlns:cx1="http://schemas.microsoft.com/office/drawing/2015/9/8/chartex" xmlns:cx2="http://schemas.microsoft.com/office/drawing/2015/10/21/chartex" xmlns:cx3="http://schemas.microsoft.com/office/drawing/2016/5/9/chartex" xmlns:cx4="http://schemas.microsoft.com/office/drawing/2016/5/10/chartex" xmlns:cx5="http://schemas.microsoft.com/office/drawing/2016/5/11/chartex" xmlns:cx6="http://schemas.microsoft.com/office/drawing/2016/5/12/chartex" xmlns:cx7="http://schemas.microsoft.com/office/drawing/2016/5/13/chartex" xmlns:cx8="http://schemas.microsoft.com/office/drawing/2016/5/14/chartex" xmlns:aink="http://schemas.microsoft.com/office/drawing/2016/ink" xmlns:am3d="http://schemas.microsoft.com/office/drawing/2017/model3d" xmlns:o="urn:schemas-microsoft-com:office:office" xmlns:oel="http://schemas.microsoft.com/office/2019/extlst" xmlns:v="urn:schemas-microsoft-com:vml" xmlns:w10="urn:schemas-microsoft-com:office:word" xmlns:w="http://schemas.openxmlformats.org/wordprocessingml/2006/main" xmlns:w16cex="http://schemas.microsoft.com/office/word/2018/wordml/cex" xmlns:w16cid="http://schemas.microsoft.com/office/word/2016/wordml/cid" xmlns:w16="http://schemas.microsoft.com/office/word/2018/wordml" xmlns:w16du="http://schemas.microsoft.com/office/word/2023/wordml/word16du" xmlns:w16sdtdh="http://schemas.microsoft.com/office/word/2020/wordml/sdtdatahash" xmlns:w16sdtfl="http://schemas.microsoft.com/office/word/2024/wordml/sdtformatlock" xmlns:a14="http://schemas.microsoft.com/office/drawing/2010/main" xmlns:adec="http://schemas.microsoft.com/office/drawing/2017/decorative" val="1"/>
                       </a:ext>
                     </a:extLst>
                   </pic:cNvPr>
@@ -19113,7 +19368,7 @@
 </file>
 
 <file path=word/numbering.xml><?xml version="1.0" encoding="utf-8"?>
-<w:numbering xmlns:wpc="http://schemas.microsoft.com/office/word/2010/wordprocessingCanvas" xmlns:cx="http://schemas.microsoft.com/office/drawing/2014/chartex" xmlns:cx1="http://schemas.microsoft.com/office/drawing/2015/9/8/chartex" xmlns:cx2="http://schemas.microsoft.com/office/drawing/2015/10/21/chartex" xmlns:cx3="http://schemas.microsoft.com/office/drawing/2016/5/9/chartex" xmlns:cx4="http://schemas.microsoft.com/office/drawing/2016/5/10/chartex" xmlns:cx5="http://schemas.microsoft.com/office/drawing/2016/5/11/chartex" xmlns:cx6="http://schemas.microsoft.com/office/drawing/2016/5/12/chartex" xmlns:cx7="http://schemas.microsoft.com/office/drawing/2016/5/13/chartex" xmlns:cx8="http://schemas.microsoft.com/office/drawing/2016/5/14/chartex" xmlns:mc="http://schemas.openxmlformats.org/markup-compatibility/2006" xmlns:aink="http://schemas.microsoft.com/office/drawing/2016/ink" xmlns:am3d="http://schemas.microsoft.com/office/drawing/2017/model3d" xmlns:o="urn:schemas-microsoft-com:office:office" xmlns:oel="http://schemas.microsoft.com/office/2019/extlst" xmlns:r="http://schemas.openxmlformats.org/officeDocument/2006/relationships" xmlns:m="http://schemas.openxmlformats.org/officeDocument/2006/math" xmlns:v="urn:schemas-microsoft-com:vml" xmlns:wp14="http://schemas.microsoft.com/office/word/2010/wordprocessingDrawing" xmlns:wp="http://schemas.openxmlformats.org/drawingml/2006/wordprocessingDrawing" xmlns:w10="urn:schemas-microsoft-com:office:word" xmlns:w="http://schemas.openxmlformats.org/wordprocessingml/2006/main" xmlns:w14="http://schemas.microsoft.com/office/word/2010/wordml" xmlns:w15="http://schemas.microsoft.com/office/word/2012/wordml" xmlns:w16cex="http://schemas.microsoft.com/office/word/2018/wordml/cex" xmlns:w16cid="http://schemas.microsoft.com/office/word/2016/wordml/cid" xmlns:w16="http://schemas.microsoft.com/office/word/2018/wordml" xmlns:w16du="http://schemas.microsoft.com/office/word/2023/wordml/word16du" xmlns:w16sdtdh="http://schemas.microsoft.com/office/word/2020/wordml/sdtdatahash" xmlns:w16sdtfl="http://schemas.microsoft.com/office/word/2024/wordml/sdtformatlock" xmlns:w16se="http://schemas.microsoft.com/office/word/2015/wordml/symex" xmlns:wpg="http://schemas.microsoft.com/office/word/2010/wordprocessingGroup" xmlns:wpi="http://schemas.microsoft.com/office/word/2010/wordprocessingInk" xmlns:wne="http://schemas.microsoft.com/office/word/2006/wordml" xmlns:wps="http://schemas.microsoft.com/office/word/2010/wordprocessingShape" mc:Ignorable="w14 w15 w16se w16cid w16 w16cex w16sdtdh w16sdtfl w16du wp14">
+<w:numbering xmlns:wpc="http://schemas.microsoft.com/office/word/2010/wordprocessingCanvas" xmlns:cx="http://schemas.microsoft.com/office/drawing/2014/chartex" xmlns:mc="http://schemas.openxmlformats.org/markup-compatibility/2006" xmlns:o="urn:schemas-microsoft-com:office:office" xmlns:r="http://schemas.openxmlformats.org/officeDocument/2006/relationships" xmlns:m="http://schemas.openxmlformats.org/officeDocument/2006/math" xmlns:v="urn:schemas-microsoft-com:vml" xmlns:wp14="http://schemas.microsoft.com/office/word/2010/wordprocessingDrawing" xmlns:wp="http://schemas.openxmlformats.org/drawingml/2006/wordprocessingDrawing" xmlns:w10="urn:schemas-microsoft-com:office:word" xmlns:w="http://schemas.openxmlformats.org/wordprocessingml/2006/main" xmlns:w14="http://schemas.microsoft.com/office/word/2010/wordml" xmlns:w15="http://schemas.microsoft.com/office/word/2012/wordml" xmlns:w16se="http://schemas.microsoft.com/office/word/2015/wordml/symex" xmlns:wpg="http://schemas.microsoft.com/office/word/2010/wordprocessingGroup" xmlns:wpi="http://schemas.microsoft.com/office/word/2010/wordprocessingInk" xmlns:wne="http://schemas.microsoft.com/office/word/2006/wordml" xmlns:wps="http://schemas.microsoft.com/office/word/2010/wordprocessingShape" mc:Ignorable="w14 w15 w16se wp14">
   <w:abstractNum w:abstractNumId="0" w15:restartNumberingAfterBreak="0">
     <w:nsid w:val="098152FF"/>
     <w:multiLevelType w:val="hybridMultilevel"/>
@@ -19127,7 +19382,7 @@
         <w:ind w:left="1080" w:hanging="360"/>
       </w:pPr>
       <w:rPr>
-        <w:rFonts w:hint="default" w:ascii="Symbol" w:hAnsi="Symbol"/>
+        <w:rFonts w:ascii="Symbol" w:hAnsi="Symbol" w:hint="default"/>
       </w:rPr>
     </w:lvl>
     <w:lvl w:ilvl="1" w:tplc="240A0003" w:tentative="1">
@@ -19139,7 +19394,7 @@
         <w:ind w:left="1800" w:hanging="360"/>
       </w:pPr>
       <w:rPr>
-        <w:rFonts w:hint="default" w:ascii="Courier New" w:hAnsi="Courier New" w:cs="Courier New"/>
+        <w:rFonts w:ascii="Courier New" w:hAnsi="Courier New" w:cs="Courier New" w:hint="default"/>
       </w:rPr>
     </w:lvl>
     <w:lvl w:ilvl="2" w:tplc="240A0005" w:tentative="1">
@@ -19151,7 +19406,7 @@
         <w:ind w:left="2520" w:hanging="360"/>
       </w:pPr>
       <w:rPr>
-        <w:rFonts w:hint="default" w:ascii="Wingdings" w:hAnsi="Wingdings"/>
+        <w:rFonts w:ascii="Wingdings" w:hAnsi="Wingdings" w:hint="default"/>
       </w:rPr>
     </w:lvl>
     <w:lvl w:ilvl="3" w:tplc="240A0001" w:tentative="1">
@@ -19163,7 +19418,7 @@
         <w:ind w:left="3240" w:hanging="360"/>
       </w:pPr>
       <w:rPr>
-        <w:rFonts w:hint="default" w:ascii="Symbol" w:hAnsi="Symbol"/>
+        <w:rFonts w:ascii="Symbol" w:hAnsi="Symbol" w:hint="default"/>
       </w:rPr>
     </w:lvl>
     <w:lvl w:ilvl="4" w:tplc="240A0003" w:tentative="1">
@@ -19175,7 +19430,7 @@
         <w:ind w:left="3960" w:hanging="360"/>
       </w:pPr>
       <w:rPr>
-        <w:rFonts w:hint="default" w:ascii="Courier New" w:hAnsi="Courier New" w:cs="Courier New"/>
+        <w:rFonts w:ascii="Courier New" w:hAnsi="Courier New" w:cs="Courier New" w:hint="default"/>
       </w:rPr>
     </w:lvl>
     <w:lvl w:ilvl="5" w:tplc="240A0005" w:tentative="1">
@@ -19187,7 +19442,7 @@
         <w:ind w:left="4680" w:hanging="360"/>
       </w:pPr>
       <w:rPr>
-        <w:rFonts w:hint="default" w:ascii="Wingdings" w:hAnsi="Wingdings"/>
+        <w:rFonts w:ascii="Wingdings" w:hAnsi="Wingdings" w:hint="default"/>
       </w:rPr>
     </w:lvl>
     <w:lvl w:ilvl="6" w:tplc="240A0001" w:tentative="1">
@@ -19199,7 +19454,7 @@
         <w:ind w:left="5400" w:hanging="360"/>
       </w:pPr>
       <w:rPr>
-        <w:rFonts w:hint="default" w:ascii="Symbol" w:hAnsi="Symbol"/>
+        <w:rFonts w:ascii="Symbol" w:hAnsi="Symbol" w:hint="default"/>
       </w:rPr>
     </w:lvl>
     <w:lvl w:ilvl="7" w:tplc="240A0003" w:tentative="1">
@@ -19211,7 +19466,7 @@
         <w:ind w:left="6120" w:hanging="360"/>
       </w:pPr>
       <w:rPr>
-        <w:rFonts w:hint="default" w:ascii="Courier New" w:hAnsi="Courier New" w:cs="Courier New"/>
+        <w:rFonts w:ascii="Courier New" w:hAnsi="Courier New" w:cs="Courier New" w:hint="default"/>
       </w:rPr>
     </w:lvl>
     <w:lvl w:ilvl="8" w:tplc="240A0005" w:tentative="1">
@@ -19223,7 +19478,7 @@
         <w:ind w:left="6840" w:hanging="360"/>
       </w:pPr>
       <w:rPr>
-        <w:rFonts w:hint="default" w:ascii="Wingdings" w:hAnsi="Wingdings"/>
+        <w:rFonts w:ascii="Wingdings" w:hAnsi="Wingdings" w:hint="default"/>
       </w:rPr>
     </w:lvl>
   </w:abstractNum>
@@ -19326,7 +19581,7 @@
         <w:ind w:left="720" w:hanging="360"/>
       </w:pPr>
       <w:rPr>
-        <w:rFonts w:hint="default" w:ascii="Symbol" w:hAnsi="Symbol"/>
+        <w:rFonts w:ascii="Symbol" w:hAnsi="Symbol" w:hint="default"/>
       </w:rPr>
     </w:lvl>
     <w:lvl w:ilvl="1" w:tplc="240A0003" w:tentative="1">
@@ -19338,7 +19593,7 @@
         <w:ind w:left="1440" w:hanging="360"/>
       </w:pPr>
       <w:rPr>
-        <w:rFonts w:hint="default" w:ascii="Courier New" w:hAnsi="Courier New" w:cs="Courier New"/>
+        <w:rFonts w:ascii="Courier New" w:hAnsi="Courier New" w:cs="Courier New" w:hint="default"/>
       </w:rPr>
     </w:lvl>
     <w:lvl w:ilvl="2" w:tplc="240A0005" w:tentative="1">
@@ -19350,7 +19605,7 @@
         <w:ind w:left="2160" w:hanging="360"/>
       </w:pPr>
       <w:rPr>
-        <w:rFonts w:hint="default" w:ascii="Wingdings" w:hAnsi="Wingdings"/>
+        <w:rFonts w:ascii="Wingdings" w:hAnsi="Wingdings" w:hint="default"/>
       </w:rPr>
     </w:lvl>
     <w:lvl w:ilvl="3" w:tplc="240A0001" w:tentative="1">
@@ -19362,7 +19617,7 @@
         <w:ind w:left="2880" w:hanging="360"/>
       </w:pPr>
       <w:rPr>
-        <w:rFonts w:hint="default" w:ascii="Symbol" w:hAnsi="Symbol"/>
+        <w:rFonts w:ascii="Symbol" w:hAnsi="Symbol" w:hint="default"/>
       </w:rPr>
     </w:lvl>
     <w:lvl w:ilvl="4" w:tplc="240A0003" w:tentative="1">
@@ -19374,7 +19629,7 @@
         <w:ind w:left="3600" w:hanging="360"/>
       </w:pPr>
       <w:rPr>
-        <w:rFonts w:hint="default" w:ascii="Courier New" w:hAnsi="Courier New" w:cs="Courier New"/>
+        <w:rFonts w:ascii="Courier New" w:hAnsi="Courier New" w:cs="Courier New" w:hint="default"/>
       </w:rPr>
     </w:lvl>
     <w:lvl w:ilvl="5" w:tplc="240A0005" w:tentative="1">
@@ -19386,7 +19641,7 @@
         <w:ind w:left="4320" w:hanging="360"/>
       </w:pPr>
       <w:rPr>
-        <w:rFonts w:hint="default" w:ascii="Wingdings" w:hAnsi="Wingdings"/>
+        <w:rFonts w:ascii="Wingdings" w:hAnsi="Wingdings" w:hint="default"/>
       </w:rPr>
     </w:lvl>
     <w:lvl w:ilvl="6" w:tplc="240A0001" w:tentative="1">
@@ -19398,7 +19653,7 @@
         <w:ind w:left="5040" w:hanging="360"/>
       </w:pPr>
       <w:rPr>
-        <w:rFonts w:hint="default" w:ascii="Symbol" w:hAnsi="Symbol"/>
+        <w:rFonts w:ascii="Symbol" w:hAnsi="Symbol" w:hint="default"/>
       </w:rPr>
     </w:lvl>
     <w:lvl w:ilvl="7" w:tplc="240A0003" w:tentative="1">
@@ -19410,7 +19665,7 @@
         <w:ind w:left="5760" w:hanging="360"/>
       </w:pPr>
       <w:rPr>
-        <w:rFonts w:hint="default" w:ascii="Courier New" w:hAnsi="Courier New" w:cs="Courier New"/>
+        <w:rFonts w:ascii="Courier New" w:hAnsi="Courier New" w:cs="Courier New" w:hint="default"/>
       </w:rPr>
     </w:lvl>
     <w:lvl w:ilvl="8" w:tplc="240A0005" w:tentative="1">
@@ -19422,7 +19677,7 @@
         <w:ind w:left="6480" w:hanging="360"/>
       </w:pPr>
       <w:rPr>
-        <w:rFonts w:hint="default" w:ascii="Wingdings" w:hAnsi="Wingdings"/>
+        <w:rFonts w:ascii="Wingdings" w:hAnsi="Wingdings" w:hint="default"/>
       </w:rPr>
     </w:lvl>
   </w:abstractNum>
@@ -19439,7 +19694,7 @@
         <w:ind w:left="720" w:hanging="360"/>
       </w:pPr>
       <w:rPr>
-        <w:rFonts w:hint="default" w:ascii="Symbol" w:hAnsi="Symbol"/>
+        <w:rFonts w:ascii="Symbol" w:hAnsi="Symbol" w:hint="default"/>
       </w:rPr>
     </w:lvl>
     <w:lvl w:ilvl="1" w:tplc="240A0003" w:tentative="1">
@@ -19451,7 +19706,7 @@
         <w:ind w:left="1440" w:hanging="360"/>
       </w:pPr>
       <w:rPr>
-        <w:rFonts w:hint="default" w:ascii="Courier New" w:hAnsi="Courier New" w:cs="Courier New"/>
+        <w:rFonts w:ascii="Courier New" w:hAnsi="Courier New" w:cs="Courier New" w:hint="default"/>
       </w:rPr>
     </w:lvl>
     <w:lvl w:ilvl="2" w:tplc="240A0005" w:tentative="1">
@@ -19463,7 +19718,7 @@
         <w:ind w:left="2160" w:hanging="360"/>
       </w:pPr>
       <w:rPr>
-        <w:rFonts w:hint="default" w:ascii="Wingdings" w:hAnsi="Wingdings"/>
+        <w:rFonts w:ascii="Wingdings" w:hAnsi="Wingdings" w:hint="default"/>
       </w:rPr>
     </w:lvl>
     <w:lvl w:ilvl="3" w:tplc="240A0001" w:tentative="1">
@@ -19475,7 +19730,7 @@
         <w:ind w:left="2880" w:hanging="360"/>
       </w:pPr>
       <w:rPr>
-        <w:rFonts w:hint="default" w:ascii="Symbol" w:hAnsi="Symbol"/>
+        <w:rFonts w:ascii="Symbol" w:hAnsi="Symbol" w:hint="default"/>
       </w:rPr>
     </w:lvl>
     <w:lvl w:ilvl="4" w:tplc="240A0003" w:tentative="1">
@@ -19487,7 +19742,7 @@
         <w:ind w:left="3600" w:hanging="360"/>
       </w:pPr>
       <w:rPr>
-        <w:rFonts w:hint="default" w:ascii="Courier New" w:hAnsi="Courier New" w:cs="Courier New"/>
+        <w:rFonts w:ascii="Courier New" w:hAnsi="Courier New" w:cs="Courier New" w:hint="default"/>
       </w:rPr>
     </w:lvl>
     <w:lvl w:ilvl="5" w:tplc="240A0005" w:tentative="1">
@@ -19499,7 +19754,7 @@
         <w:ind w:left="4320" w:hanging="360"/>
       </w:pPr>
       <w:rPr>
-        <w:rFonts w:hint="default" w:ascii="Wingdings" w:hAnsi="Wingdings"/>
+        <w:rFonts w:ascii="Wingdings" w:hAnsi="Wingdings" w:hint="default"/>
       </w:rPr>
     </w:lvl>
     <w:lvl w:ilvl="6" w:tplc="240A0001" w:tentative="1">
@@ -19511,7 +19766,7 @@
         <w:ind w:left="5040" w:hanging="360"/>
       </w:pPr>
       <w:rPr>
-        <w:rFonts w:hint="default" w:ascii="Symbol" w:hAnsi="Symbol"/>
+        <w:rFonts w:ascii="Symbol" w:hAnsi="Symbol" w:hint="default"/>
       </w:rPr>
     </w:lvl>
     <w:lvl w:ilvl="7" w:tplc="240A0003" w:tentative="1">
@@ -19523,7 +19778,7 @@
         <w:ind w:left="5760" w:hanging="360"/>
       </w:pPr>
       <w:rPr>
-        <w:rFonts w:hint="default" w:ascii="Courier New" w:hAnsi="Courier New" w:cs="Courier New"/>
+        <w:rFonts w:ascii="Courier New" w:hAnsi="Courier New" w:cs="Courier New" w:hint="default"/>
       </w:rPr>
     </w:lvl>
     <w:lvl w:ilvl="8" w:tplc="240A0005" w:tentative="1">
@@ -19535,7 +19790,7 @@
         <w:ind w:left="6480" w:hanging="360"/>
       </w:pPr>
       <w:rPr>
-        <w:rFonts w:hint="default" w:ascii="Wingdings" w:hAnsi="Wingdings"/>
+        <w:rFonts w:ascii="Wingdings" w:hAnsi="Wingdings" w:hint="default"/>
       </w:rPr>
     </w:lvl>
   </w:abstractNum>
@@ -19638,7 +19893,7 @@
         <w:ind w:left="720" w:hanging="360"/>
       </w:pPr>
       <w:rPr>
-        <w:rFonts w:hint="default" w:ascii="Symbol" w:hAnsi="Symbol"/>
+        <w:rFonts w:ascii="Symbol" w:hAnsi="Symbol" w:hint="default"/>
       </w:rPr>
     </w:lvl>
     <w:lvl w:ilvl="1" w:tplc="240A0003" w:tentative="1">
@@ -19650,7 +19905,7 @@
         <w:ind w:left="1440" w:hanging="360"/>
       </w:pPr>
       <w:rPr>
-        <w:rFonts w:hint="default" w:ascii="Courier New" w:hAnsi="Courier New" w:cs="Courier New"/>
+        <w:rFonts w:ascii="Courier New" w:hAnsi="Courier New" w:cs="Courier New" w:hint="default"/>
       </w:rPr>
     </w:lvl>
     <w:lvl w:ilvl="2" w:tplc="240A0005" w:tentative="1">
@@ -19662,7 +19917,7 @@
         <w:ind w:left="2160" w:hanging="360"/>
       </w:pPr>
       <w:rPr>
-        <w:rFonts w:hint="default" w:ascii="Wingdings" w:hAnsi="Wingdings"/>
+        <w:rFonts w:ascii="Wingdings" w:hAnsi="Wingdings" w:hint="default"/>
       </w:rPr>
     </w:lvl>
     <w:lvl w:ilvl="3" w:tplc="240A0001" w:tentative="1">
@@ -19674,7 +19929,7 @@
         <w:ind w:left="2880" w:hanging="360"/>
       </w:pPr>
       <w:rPr>
-        <w:rFonts w:hint="default" w:ascii="Symbol" w:hAnsi="Symbol"/>
+        <w:rFonts w:ascii="Symbol" w:hAnsi="Symbol" w:hint="default"/>
       </w:rPr>
     </w:lvl>
     <w:lvl w:ilvl="4" w:tplc="240A0003" w:tentative="1">
@@ -19686,7 +19941,7 @@
         <w:ind w:left="3600" w:hanging="360"/>
       </w:pPr>
       <w:rPr>
-        <w:rFonts w:hint="default" w:ascii="Courier New" w:hAnsi="Courier New" w:cs="Courier New"/>
+        <w:rFonts w:ascii="Courier New" w:hAnsi="Courier New" w:cs="Courier New" w:hint="default"/>
       </w:rPr>
     </w:lvl>
     <w:lvl w:ilvl="5" w:tplc="240A0005" w:tentative="1">
@@ -19698,7 +19953,7 @@
         <w:ind w:left="4320" w:hanging="360"/>
       </w:pPr>
       <w:rPr>
-        <w:rFonts w:hint="default" w:ascii="Wingdings" w:hAnsi="Wingdings"/>
+        <w:rFonts w:ascii="Wingdings" w:hAnsi="Wingdings" w:hint="default"/>
       </w:rPr>
     </w:lvl>
     <w:lvl w:ilvl="6" w:tplc="240A0001" w:tentative="1">
@@ -19710,7 +19965,7 @@
         <w:ind w:left="5040" w:hanging="360"/>
       </w:pPr>
       <w:rPr>
-        <w:rFonts w:hint="default" w:ascii="Symbol" w:hAnsi="Symbol"/>
+        <w:rFonts w:ascii="Symbol" w:hAnsi="Symbol" w:hint="default"/>
       </w:rPr>
     </w:lvl>
     <w:lvl w:ilvl="7" w:tplc="240A0003" w:tentative="1">
@@ -19722,7 +19977,7 @@
         <w:ind w:left="5760" w:hanging="360"/>
       </w:pPr>
       <w:rPr>
-        <w:rFonts w:hint="default" w:ascii="Courier New" w:hAnsi="Courier New" w:cs="Courier New"/>
+        <w:rFonts w:ascii="Courier New" w:hAnsi="Courier New" w:cs="Courier New" w:hint="default"/>
       </w:rPr>
     </w:lvl>
     <w:lvl w:ilvl="8" w:tplc="240A0005" w:tentative="1">
@@ -19734,7 +19989,7 @@
         <w:ind w:left="6480" w:hanging="360"/>
       </w:pPr>
       <w:rPr>
-        <w:rFonts w:hint="default" w:ascii="Wingdings" w:hAnsi="Wingdings"/>
+        <w:rFonts w:ascii="Wingdings" w:hAnsi="Wingdings" w:hint="default"/>
       </w:rPr>
     </w:lvl>
   </w:abstractNum>
@@ -19751,7 +20006,7 @@
         <w:ind w:left="720" w:hanging="360"/>
       </w:pPr>
       <w:rPr>
-        <w:rFonts w:hint="default" w:ascii="Symbol" w:hAnsi="Symbol"/>
+        <w:rFonts w:ascii="Symbol" w:hAnsi="Symbol" w:hint="default"/>
       </w:rPr>
     </w:lvl>
     <w:lvl w:ilvl="1" w:tplc="8C2272D0">
@@ -19795,25 +20050,25 @@
       <w:lvlJc w:val="left"/>
     </w:lvl>
   </w:abstractNum>
-  <w:num w:numId="1" w16cid:durableId="1017384616">
+  <w:num w:numId="1">
     <w:abstractNumId w:val="6"/>
   </w:num>
-  <w:num w:numId="2" w16cid:durableId="1438214601">
+  <w:num w:numId="2">
     <w:abstractNumId w:val="2"/>
   </w:num>
-  <w:num w:numId="3" w16cid:durableId="1203397605">
+  <w:num w:numId="3">
     <w:abstractNumId w:val="3"/>
   </w:num>
-  <w:num w:numId="4" w16cid:durableId="572932549">
+  <w:num w:numId="4">
     <w:abstractNumId w:val="5"/>
   </w:num>
-  <w:num w:numId="5" w16cid:durableId="930315976">
+  <w:num w:numId="5">
     <w:abstractNumId w:val="4"/>
   </w:num>
-  <w:num w:numId="6" w16cid:durableId="636109494">
+  <w:num w:numId="6">
     <w:abstractNumId w:val="0"/>
   </w:num>
-  <w:num w:numId="7" w16cid:durableId="140579924">
+  <w:num w:numId="7">
     <w:abstractNumId w:val="1"/>
   </w:num>
   <w:numIdMacAtCleanup w:val="7"/>
@@ -19821,7 +20076,7 @@
 </file>
 
 <file path=word/people.xml><?xml version="1.0" encoding="utf-8"?>
-<w15:people xmlns:wpc="http://schemas.microsoft.com/office/word/2010/wordprocessingCanvas" xmlns:cx="http://schemas.microsoft.com/office/drawing/2014/chartex" xmlns:cx1="http://schemas.microsoft.com/office/drawing/2015/9/8/chartex" xmlns:cx2="http://schemas.microsoft.com/office/drawing/2015/10/21/chartex" xmlns:cx3="http://schemas.microsoft.com/office/drawing/2016/5/9/chartex" xmlns:cx4="http://schemas.microsoft.com/office/drawing/2016/5/10/chartex" xmlns:cx5="http://schemas.microsoft.com/office/drawing/2016/5/11/chartex" xmlns:cx6="http://schemas.microsoft.com/office/drawing/2016/5/12/chartex" xmlns:cx7="http://schemas.microsoft.com/office/drawing/2016/5/13/chartex" xmlns:cx8="http://schemas.microsoft.com/office/drawing/2016/5/14/chartex" xmlns:mc="http://schemas.openxmlformats.org/markup-compatibility/2006" xmlns:aink="http://schemas.microsoft.com/office/drawing/2016/ink" xmlns:am3d="http://schemas.microsoft.com/office/drawing/2017/model3d" xmlns:o="urn:schemas-microsoft-com:office:office" xmlns:oel="http://schemas.microsoft.com/office/2019/extlst" xmlns:r="http://schemas.openxmlformats.org/officeDocument/2006/relationships" xmlns:m="http://schemas.openxmlformats.org/officeDocument/2006/math" xmlns:v="urn:schemas-microsoft-com:vml" xmlns:wp14="http://schemas.microsoft.com/office/word/2010/wordprocessingDrawing" xmlns:wp="http://schemas.openxmlformats.org/drawingml/2006/wordprocessingDrawing" xmlns:w10="urn:schemas-microsoft-com:office:word" xmlns:w="http://schemas.openxmlformats.org/wordprocessingml/2006/main" xmlns:w14="http://schemas.microsoft.com/office/word/2010/wordml" xmlns:w15="http://schemas.microsoft.com/office/word/2012/wordml" xmlns:w16cex="http://schemas.microsoft.com/office/word/2018/wordml/cex" xmlns:w16cid="http://schemas.microsoft.com/office/word/2016/wordml/cid" xmlns:w16="http://schemas.microsoft.com/office/word/2018/wordml" xmlns:w16du="http://schemas.microsoft.com/office/word/2023/wordml/word16du" xmlns:w16sdtdh="http://schemas.microsoft.com/office/word/2020/wordml/sdtdatahash" xmlns:w16sdtfl="http://schemas.microsoft.com/office/word/2024/wordml/sdtformatlock" xmlns:w16se="http://schemas.microsoft.com/office/word/2015/wordml/symex" xmlns:wpg="http://schemas.microsoft.com/office/word/2010/wordprocessingGroup" xmlns:wpi="http://schemas.microsoft.com/office/word/2010/wordprocessingInk" xmlns:wne="http://schemas.microsoft.com/office/word/2006/wordml" xmlns:wps="http://schemas.microsoft.com/office/word/2010/wordprocessingShape" mc:Ignorable="w14 w15 w16se w16cid w16 w16cex w16sdtdh w16sdtfl w16du wp14">
+<w15:people xmlns:wpc="http://schemas.microsoft.com/office/word/2010/wordprocessingCanvas" xmlns:cx="http://schemas.microsoft.com/office/drawing/2014/chartex" xmlns:mc="http://schemas.openxmlformats.org/markup-compatibility/2006" xmlns:o="urn:schemas-microsoft-com:office:office" xmlns:r="http://schemas.openxmlformats.org/officeDocument/2006/relationships" xmlns:m="http://schemas.openxmlformats.org/officeDocument/2006/math" xmlns:v="urn:schemas-microsoft-com:vml" xmlns:wp14="http://schemas.microsoft.com/office/word/2010/wordprocessingDrawing" xmlns:wp="http://schemas.openxmlformats.org/drawingml/2006/wordprocessingDrawing" xmlns:w10="urn:schemas-microsoft-com:office:word" xmlns:w="http://schemas.openxmlformats.org/wordprocessingml/2006/main" xmlns:w14="http://schemas.microsoft.com/office/word/2010/wordml" xmlns:w15="http://schemas.microsoft.com/office/word/2012/wordml" xmlns:w16se="http://schemas.microsoft.com/office/word/2015/wordml/symex" xmlns:wpg="http://schemas.microsoft.com/office/word/2010/wordprocessingGroup" xmlns:wpi="http://schemas.microsoft.com/office/word/2010/wordprocessingInk" xmlns:wne="http://schemas.microsoft.com/office/word/2006/wordml" xmlns:wps="http://schemas.microsoft.com/office/word/2010/wordprocessingShape" mc:Ignorable="w14 w15 w16se wp14">
   <w15:person w15:author="Gloria Alzate">
     <w15:presenceInfo w15:providerId="Windows Live" w15:userId="cdab09645ca1ce8f"/>
   </w15:person>
@@ -19829,27 +20084,27 @@
 </file>
 
 <file path=word/styles.xml><?xml version="1.0" encoding="utf-8"?>
-<w:styles xmlns:mc="http://schemas.openxmlformats.org/markup-compatibility/2006" xmlns:r="http://schemas.openxmlformats.org/officeDocument/2006/relationships" xmlns:w="http://schemas.openxmlformats.org/wordprocessingml/2006/main" xmlns:w14="http://schemas.microsoft.com/office/word/2010/wordml" xmlns:w15="http://schemas.microsoft.com/office/word/2012/wordml" xmlns:w16cex="http://schemas.microsoft.com/office/word/2018/wordml/cex" xmlns:w16cid="http://schemas.microsoft.com/office/word/2016/wordml/cid" xmlns:w16="http://schemas.microsoft.com/office/word/2018/wordml" xmlns:w16du="http://schemas.microsoft.com/office/word/2023/wordml/word16du" xmlns:w16sdtdh="http://schemas.microsoft.com/office/word/2020/wordml/sdtdatahash" xmlns:w16sdtfl="http://schemas.microsoft.com/office/word/2024/wordml/sdtformatlock" xmlns:w16se="http://schemas.microsoft.com/office/word/2015/wordml/symex" mc:Ignorable="w14 w15 w16se w16cid w16 w16cex w16sdtdh w16sdtfl w16du">
+<w:styles xmlns:mc="http://schemas.openxmlformats.org/markup-compatibility/2006" xmlns:r="http://schemas.openxmlformats.org/officeDocument/2006/relationships" xmlns:w="http://schemas.openxmlformats.org/wordprocessingml/2006/main" xmlns:w14="http://schemas.microsoft.com/office/word/2010/wordml" xmlns:w15="http://schemas.microsoft.com/office/word/2012/wordml" xmlns:w16se="http://schemas.microsoft.com/office/word/2015/wordml/symex" mc:Ignorable="w14 w15 w16se">
   <w:docDefaults>
     <w:rPrDefault>
       <w:rPr>
-        <w:rFonts w:ascii="Arial" w:hAnsi="Arial" w:eastAsia="Arial" w:cs="Arial"/>
+        <w:rFonts w:ascii="Arial" w:eastAsia="Arial" w:hAnsi="Arial" w:cs="Arial"/>
         <w:lang w:val="es-CO" w:eastAsia="es-CO" w:bidi="ar-SA"/>
       </w:rPr>
     </w:rPrDefault>
     <w:pPrDefault/>
   </w:docDefaults>
-  <w:latentStyles w:defLockedState="0" w:defUIPriority="99" w:defSemiHidden="0" w:defUnhideWhenUsed="0" w:defQFormat="0" w:count="376">
+  <w:latentStyles w:defLockedState="0" w:defUIPriority="99" w:defSemiHidden="0" w:defUnhideWhenUsed="0" w:defQFormat="0" w:count="371">
     <w:lsdException w:name="Normal" w:uiPriority="0" w:qFormat="1"/>
     <w:lsdException w:name="heading 1" w:uiPriority="9" w:qFormat="1"/>
-    <w:lsdException w:name="heading 2" w:uiPriority="9" w:semiHidden="1" w:unhideWhenUsed="1" w:qFormat="1"/>
-    <w:lsdException w:name="heading 3" w:uiPriority="9" w:semiHidden="1" w:unhideWhenUsed="1" w:qFormat="1"/>
-    <w:lsdException w:name="heading 4" w:uiPriority="9" w:semiHidden="1" w:unhideWhenUsed="1" w:qFormat="1"/>
-    <w:lsdException w:name="heading 5" w:uiPriority="9" w:semiHidden="1" w:unhideWhenUsed="1" w:qFormat="1"/>
-    <w:lsdException w:name="heading 6" w:uiPriority="9" w:semiHidden="1" w:unhideWhenUsed="1" w:qFormat="1"/>
-    <w:lsdException w:name="heading 7" w:uiPriority="9" w:semiHidden="1" w:unhideWhenUsed="1" w:qFormat="1"/>
-    <w:lsdException w:name="heading 8" w:uiPriority="9" w:semiHidden="1" w:unhideWhenUsed="1" w:qFormat="1"/>
-    <w:lsdException w:name="heading 9" w:uiPriority="9" w:semiHidden="1" w:unhideWhenUsed="1" w:qFormat="1"/>
+    <w:lsdException w:name="heading 2" w:semiHidden="1" w:uiPriority="9" w:unhideWhenUsed="1" w:qFormat="1"/>
+    <w:lsdException w:name="heading 3" w:semiHidden="1" w:uiPriority="9" w:unhideWhenUsed="1" w:qFormat="1"/>
+    <w:lsdException w:name="heading 4" w:semiHidden="1" w:uiPriority="9" w:unhideWhenUsed="1" w:qFormat="1"/>
+    <w:lsdException w:name="heading 5" w:semiHidden="1" w:uiPriority="9" w:unhideWhenUsed="1" w:qFormat="1"/>
+    <w:lsdException w:name="heading 6" w:semiHidden="1" w:uiPriority="9" w:unhideWhenUsed="1" w:qFormat="1"/>
+    <w:lsdException w:name="heading 7" w:semiHidden="1" w:uiPriority="9" w:unhideWhenUsed="1" w:qFormat="1"/>
+    <w:lsdException w:name="heading 8" w:semiHidden="1" w:uiPriority="9" w:unhideWhenUsed="1" w:qFormat="1"/>
+    <w:lsdException w:name="heading 9" w:semiHidden="1" w:uiPriority="9" w:unhideWhenUsed="1" w:qFormat="1"/>
     <w:lsdException w:name="index 1" w:semiHidden="1" w:unhideWhenUsed="1"/>
     <w:lsdException w:name="index 2" w:semiHidden="1" w:unhideWhenUsed="1"/>
     <w:lsdException w:name="index 3" w:semiHidden="1" w:unhideWhenUsed="1"/>
@@ -19859,22 +20114,22 @@
     <w:lsdException w:name="index 7" w:semiHidden="1" w:unhideWhenUsed="1"/>
     <w:lsdException w:name="index 8" w:semiHidden="1" w:unhideWhenUsed="1"/>
     <w:lsdException w:name="index 9" w:semiHidden="1" w:unhideWhenUsed="1"/>
-    <w:lsdException w:name="toc 1" w:uiPriority="39" w:semiHidden="1" w:unhideWhenUsed="1"/>
-    <w:lsdException w:name="toc 2" w:uiPriority="39" w:semiHidden="1" w:unhideWhenUsed="1"/>
-    <w:lsdException w:name="toc 3" w:uiPriority="39" w:semiHidden="1" w:unhideWhenUsed="1"/>
-    <w:lsdException w:name="toc 4" w:uiPriority="39" w:semiHidden="1" w:unhideWhenUsed="1"/>
-    <w:lsdException w:name="toc 5" w:uiPriority="39" w:semiHidden="1" w:unhideWhenUsed="1"/>
-    <w:lsdException w:name="toc 6" w:uiPriority="39" w:semiHidden="1" w:unhideWhenUsed="1"/>
-    <w:lsdException w:name="toc 7" w:uiPriority="39" w:semiHidden="1" w:unhideWhenUsed="1"/>
-    <w:lsdException w:name="toc 8" w:uiPriority="39" w:semiHidden="1" w:unhideWhenUsed="1"/>
-    <w:lsdException w:name="toc 9" w:uiPriority="39" w:semiHidden="1" w:unhideWhenUsed="1"/>
+    <w:lsdException w:name="toc 1" w:semiHidden="1" w:uiPriority="39" w:unhideWhenUsed="1"/>
+    <w:lsdException w:name="toc 2" w:semiHidden="1" w:uiPriority="39" w:unhideWhenUsed="1"/>
+    <w:lsdException w:name="toc 3" w:semiHidden="1" w:uiPriority="39" w:unhideWhenUsed="1"/>
+    <w:lsdException w:name="toc 4" w:semiHidden="1" w:uiPriority="39" w:unhideWhenUsed="1"/>
+    <w:lsdException w:name="toc 5" w:semiHidden="1" w:uiPriority="39" w:unhideWhenUsed="1"/>
+    <w:lsdException w:name="toc 6" w:semiHidden="1" w:uiPriority="39" w:unhideWhenUsed="1"/>
+    <w:lsdException w:name="toc 7" w:semiHidden="1" w:uiPriority="39" w:unhideWhenUsed="1"/>
+    <w:lsdException w:name="toc 8" w:semiHidden="1" w:uiPriority="39" w:unhideWhenUsed="1"/>
+    <w:lsdException w:name="toc 9" w:semiHidden="1" w:uiPriority="39" w:unhideWhenUsed="1"/>
     <w:lsdException w:name="Normal Indent" w:semiHidden="1" w:unhideWhenUsed="1"/>
     <w:lsdException w:name="footnote text" w:semiHidden="1" w:unhideWhenUsed="1"/>
     <w:lsdException w:name="annotation text" w:semiHidden="1" w:unhideWhenUsed="1" w:qFormat="1"/>
     <w:lsdException w:name="header" w:unhideWhenUsed="1" w:qFormat="1"/>
     <w:lsdException w:name="footer" w:unhideWhenUsed="1" w:qFormat="1"/>
     <w:lsdException w:name="index heading" w:semiHidden="1" w:unhideWhenUsed="1"/>
-    <w:lsdException w:name="caption" w:uiPriority="35" w:semiHidden="1" w:unhideWhenUsed="1" w:qFormat="1"/>
+    <w:lsdException w:name="caption" w:semiHidden="1" w:uiPriority="35" w:unhideWhenUsed="1" w:qFormat="1"/>
     <w:lsdException w:name="table of figures" w:semiHidden="1" w:unhideWhenUsed="1"/>
     <w:lsdException w:name="envelope address" w:semiHidden="1" w:unhideWhenUsed="1"/>
     <w:lsdException w:name="envelope return" w:semiHidden="1" w:unhideWhenUsed="1"/>
@@ -19905,7 +20160,7 @@
     <w:lsdException w:name="Title" w:uiPriority="10" w:qFormat="1"/>
     <w:lsdException w:name="Closing" w:semiHidden="1" w:unhideWhenUsed="1"/>
     <w:lsdException w:name="Signature" w:semiHidden="1" w:unhideWhenUsed="1"/>
-    <w:lsdException w:name="Default Paragraph Font" w:uiPriority="1" w:semiHidden="1" w:unhideWhenUsed="1"/>
+    <w:lsdException w:name="Default Paragraph Font" w:semiHidden="1" w:uiPriority="1" w:unhideWhenUsed="1"/>
     <w:lsdException w:name="Body Text" w:semiHidden="1" w:unhideWhenUsed="1"/>
     <w:lsdException w:name="Body Text Indent" w:semiHidden="1" w:unhideWhenUsed="1"/>
     <w:lsdException w:name="List Continue" w:semiHidden="1" w:unhideWhenUsed="1"/>
@@ -20102,8 +20357,8 @@
     <w:lsdException w:name="Subtle Reference" w:uiPriority="31" w:qFormat="1"/>
     <w:lsdException w:name="Intense Reference" w:uiPriority="32" w:qFormat="1"/>
     <w:lsdException w:name="Book Title" w:uiPriority="33" w:qFormat="1"/>
-    <w:lsdException w:name="Bibliography" w:uiPriority="37" w:semiHidden="1" w:unhideWhenUsed="1"/>
-    <w:lsdException w:name="TOC Heading" w:uiPriority="39" w:semiHidden="1" w:unhideWhenUsed="1" w:qFormat="1"/>
+    <w:lsdException w:name="Bibliography" w:semiHidden="1" w:uiPriority="37" w:unhideWhenUsed="1"/>
+    <w:lsdException w:name="TOC Heading" w:semiHidden="1" w:uiPriority="39" w:unhideWhenUsed="1" w:qFormat="1"/>
     <w:lsdException w:name="Plain Table 1" w:uiPriority="41"/>
     <w:lsdException w:name="Plain Table 2" w:uiPriority="42"/>
     <w:lsdException w:name="Plain Table 3" w:uiPriority="43"/>
@@ -20208,13 +20463,8 @@
     <w:lsdException w:name="List Table 5 Dark Accent 6" w:uiPriority="50"/>
     <w:lsdException w:name="List Table 6 Colorful Accent 6" w:uiPriority="51"/>
     <w:lsdException w:name="List Table 7 Colorful Accent 6" w:uiPriority="52"/>
-    <w:lsdException w:name="Mention" w:semiHidden="1" w:unhideWhenUsed="1"/>
-    <w:lsdException w:name="Smart Hyperlink" w:semiHidden="1" w:unhideWhenUsed="1"/>
-    <w:lsdException w:name="Hashtag" w:semiHidden="1" w:unhideWhenUsed="1"/>
-    <w:lsdException w:name="Unresolved Mention" w:semiHidden="1" w:unhideWhenUsed="1"/>
-    <w:lsdException w:name="Smart Link" w:semiHidden="1" w:unhideWhenUsed="1"/>
   </w:latentStyles>
-  <w:style w:type="paragraph" w:styleId="Normal" w:default="1">
+  <w:style w:type="paragraph" w:default="1" w:styleId="Normal">
     <w:name w:val="Normal"/>
     <w:qFormat/>
     <w:rsid w:val="00240E0C"/>
@@ -20338,12 +20588,13 @@
       <w:color w:val="666666"/>
     </w:rPr>
   </w:style>
-  <w:style w:type="character" w:styleId="Fuentedeprrafopredeter" w:default="1">
+  <w:style w:type="character" w:default="1" w:styleId="Fuentedeprrafopredeter">
     <w:name w:val="Default Paragraph Font"/>
     <w:uiPriority w:val="1"/>
+    <w:semiHidden/>
     <w:unhideWhenUsed/>
   </w:style>
-  <w:style w:type="table" w:styleId="Tablanormal" w:default="1">
+  <w:style w:type="table" w:default="1" w:styleId="Tablanormal">
     <w:name w:val="Normal Table"/>
     <w:uiPriority w:val="99"/>
     <w:semiHidden/>
@@ -20358,7 +20609,7 @@
       </w:tblCellMar>
     </w:tblPr>
   </w:style>
-  <w:style w:type="numbering" w:styleId="Sinlista" w:default="1">
+  <w:style w:type="numbering" w:default="1" w:styleId="Sinlista">
     <w:name w:val="No List"/>
     <w:uiPriority w:val="99"/>
     <w:semiHidden/>
@@ -20437,7 +20688,7 @@
       <w:szCs w:val="20"/>
     </w:rPr>
   </w:style>
-  <w:style w:type="paragraph" w:styleId="Normal0" w:customStyle="1">
+  <w:style w:type="paragraph" w:customStyle="1" w:styleId="Normal0">
     <w:name w:val="Normal0"/>
     <w:qFormat/>
     <w:pPr>
@@ -20491,7 +20742,7 @@
       <w:spacing w:before="100" w:beforeAutospacing="1" w:after="100" w:afterAutospacing="1" w:line="240" w:lineRule="auto"/>
     </w:pPr>
     <w:rPr>
-      <w:rFonts w:ascii="Times New Roman" w:hAnsi="Times New Roman" w:eastAsia="Times New Roman" w:cs="Times New Roman"/>
+      <w:rFonts w:ascii="Times New Roman" w:eastAsia="Times New Roman" w:hAnsi="Times New Roman" w:cs="Times New Roman"/>
       <w:sz w:val="24"/>
       <w:szCs w:val="24"/>
     </w:rPr>
@@ -20550,16 +20801,16 @@
     <w:uiPriority w:val="39"/>
     <w:tblPr>
       <w:tblBorders>
-        <w:top w:val="single" w:color="auto" w:sz="4" w:space="0"/>
-        <w:left w:val="single" w:color="auto" w:sz="4" w:space="0"/>
-        <w:bottom w:val="single" w:color="auto" w:sz="4" w:space="0"/>
-        <w:right w:val="single" w:color="auto" w:sz="4" w:space="0"/>
-        <w:insideH w:val="single" w:color="auto" w:sz="4" w:space="0"/>
-        <w:insideV w:val="single" w:color="auto" w:sz="4" w:space="0"/>
+        <w:top w:val="single" w:sz="4" w:space="0" w:color="auto"/>
+        <w:left w:val="single" w:sz="4" w:space="0" w:color="auto"/>
+        <w:bottom w:val="single" w:sz="4" w:space="0" w:color="auto"/>
+        <w:right w:val="single" w:sz="4" w:space="0" w:color="auto"/>
+        <w:insideH w:val="single" w:sz="4" w:space="0" w:color="auto"/>
+        <w:insideV w:val="single" w:sz="4" w:space="0" w:color="auto"/>
       </w:tblBorders>
     </w:tblPr>
   </w:style>
-  <w:style w:type="table" w:styleId="NormalTable0" w:customStyle="1">
+  <w:style w:type="table" w:customStyle="1" w:styleId="NormalTable0">
     <w:name w:val="Normal Table0"/>
     <w:uiPriority w:val="99"/>
     <w:semiHidden/>
@@ -20574,7 +20825,7 @@
       </w:tblCellMar>
     </w:tblPr>
   </w:style>
-  <w:style w:type="paragraph" w:styleId="heading10" w:customStyle="1">
+  <w:style w:type="paragraph" w:customStyle="1" w:styleId="heading10">
     <w:name w:val="heading 10"/>
     <w:basedOn w:val="Normal0"/>
     <w:next w:val="Normal0"/>
@@ -20591,7 +20842,7 @@
       <w:szCs w:val="40"/>
     </w:rPr>
   </w:style>
-  <w:style w:type="paragraph" w:styleId="heading20" w:customStyle="1">
+  <w:style w:type="paragraph" w:customStyle="1" w:styleId="heading20">
     <w:name w:val="heading 20"/>
     <w:basedOn w:val="Normal0"/>
     <w:next w:val="Normal0"/>
@@ -20610,7 +20861,7 @@
       <w:szCs w:val="32"/>
     </w:rPr>
   </w:style>
-  <w:style w:type="paragraph" w:styleId="heading30" w:customStyle="1">
+  <w:style w:type="paragraph" w:customStyle="1" w:styleId="heading30">
     <w:name w:val="heading 30"/>
     <w:basedOn w:val="Normal0"/>
     <w:next w:val="Normal0"/>
@@ -20630,7 +20881,7 @@
       <w:szCs w:val="28"/>
     </w:rPr>
   </w:style>
-  <w:style w:type="paragraph" w:styleId="heading40" w:customStyle="1">
+  <w:style w:type="paragraph" w:customStyle="1" w:styleId="heading40">
     <w:name w:val="heading 40"/>
     <w:basedOn w:val="Normal0"/>
     <w:next w:val="Normal0"/>
@@ -20650,7 +20901,7 @@
       <w:szCs w:val="24"/>
     </w:rPr>
   </w:style>
-  <w:style w:type="paragraph" w:styleId="heading50" w:customStyle="1">
+  <w:style w:type="paragraph" w:customStyle="1" w:styleId="heading50">
     <w:name w:val="heading 50"/>
     <w:basedOn w:val="Normal0"/>
     <w:next w:val="Normal0"/>
@@ -20668,7 +20919,7 @@
       <w:color w:val="666666"/>
     </w:rPr>
   </w:style>
-  <w:style w:type="paragraph" w:styleId="heading60" w:customStyle="1">
+  <w:style w:type="paragraph" w:customStyle="1" w:styleId="heading60">
     <w:name w:val="heading 60"/>
     <w:basedOn w:val="Normal0"/>
     <w:next w:val="Normal0"/>
@@ -20687,7 +20938,7 @@
       <w:color w:val="666666"/>
     </w:rPr>
   </w:style>
-  <w:style w:type="table" w:styleId="NormalTable1" w:customStyle="1">
+  <w:style w:type="table" w:customStyle="1" w:styleId="NormalTable1">
     <w:name w:val="Normal Table1"/>
     <w:qFormat/>
     <w:tblPr>
@@ -20699,7 +20950,7 @@
       </w:tblCellMar>
     </w:tblPr>
   </w:style>
-  <w:style w:type="paragraph" w:styleId="Title0" w:customStyle="1">
+  <w:style w:type="paragraph" w:customStyle="1" w:styleId="Title0">
     <w:name w:val="Title0"/>
     <w:basedOn w:val="Normal0"/>
     <w:next w:val="Normal0"/>
@@ -20715,7 +20966,7 @@
       <w:szCs w:val="52"/>
     </w:rPr>
   </w:style>
-  <w:style w:type="table" w:styleId="TableNormal1" w:customStyle="1">
+  <w:style w:type="table" w:customStyle="1" w:styleId="TableNormal1">
     <w:name w:val="Table Normal1"/>
     <w:qFormat/>
     <w:tblPr>
@@ -20727,7 +20978,7 @@
       </w:tblCellMar>
     </w:tblPr>
   </w:style>
-  <w:style w:type="table" w:styleId="Style22" w:customStyle="1">
+  <w:style w:type="table" w:customStyle="1" w:styleId="Style22">
     <w:name w:val="_Style 22"/>
     <w:basedOn w:val="NormalTable0"/>
     <w:qFormat/>
@@ -20740,7 +20991,7 @@
       </w:tblCellMar>
     </w:tblPr>
   </w:style>
-  <w:style w:type="table" w:styleId="Style23" w:customStyle="1">
+  <w:style w:type="table" w:customStyle="1" w:styleId="Style23">
     <w:name w:val="_Style 23"/>
     <w:basedOn w:val="NormalTable0"/>
     <w:qFormat/>
@@ -20753,7 +21004,7 @@
       </w:tblCellMar>
     </w:tblPr>
   </w:style>
-  <w:style w:type="table" w:styleId="Style24" w:customStyle="1">
+  <w:style w:type="table" w:customStyle="1" w:styleId="Style24">
     <w:name w:val="_Style 24"/>
     <w:basedOn w:val="NormalTable0"/>
     <w:qFormat/>
@@ -20766,21 +21017,21 @@
       </w:tblCellMar>
     </w:tblPr>
   </w:style>
-  <w:style w:type="character" w:styleId="EncabezadoCar" w:customStyle="1">
+  <w:style w:type="character" w:customStyle="1" w:styleId="EncabezadoCar">
     <w:name w:val="Encabezado Car"/>
     <w:basedOn w:val="Fuentedeprrafopredeter"/>
     <w:link w:val="Encabezado"/>
     <w:uiPriority w:val="99"/>
     <w:qFormat/>
   </w:style>
-  <w:style w:type="character" w:styleId="PiedepginaCar" w:customStyle="1">
+  <w:style w:type="character" w:customStyle="1" w:styleId="PiedepginaCar">
     <w:name w:val="Pie de página Car"/>
     <w:basedOn w:val="Fuentedeprrafopredeter"/>
     <w:link w:val="Piedepgina"/>
     <w:uiPriority w:val="99"/>
     <w:qFormat/>
   </w:style>
-  <w:style w:type="character" w:styleId="Listavistosa-nfasis1Car" w:customStyle="1">
+  <w:style w:type="character" w:customStyle="1" w:styleId="Listavistosa-nfasis1Car">
     <w:name w:val="Lista vistosa - Énfasis 1 Car"/>
     <w:uiPriority w:val="34"/>
     <w:qFormat/>
@@ -20813,7 +21064,7 @@
       <w:tblPr/>
       <w:tcPr>
         <w:tcBorders>
-          <w:bottom w:val="single" w:color="FFFFFF" w:themeColor="background1" w:sz="12" w:space="0"/>
+          <w:bottom w:val="single" w:sz="12" w:space="0" w:color="FFFFFF" w:themeColor="background1"/>
         </w:tcBorders>
         <w:shd w:val="clear" w:color="auto" w:fill="9E3A38" w:themeFill="accent2" w:themeFillShade="CC"/>
       </w:tcPr>
@@ -20822,7 +21073,7 @@
       <w:tblPr/>
       <w:tcPr>
         <w:tcBorders>
-          <w:top w:val="single" w:color="000000" w:themeColor="text1" w:sz="12" w:space="0"/>
+          <w:top w:val="single" w:sz="12" w:space="0" w:color="000000" w:themeColor="text1"/>
         </w:tcBorders>
         <w:shd w:val="clear" w:color="auto" w:fill="FFFFFF" w:themeFill="background1"/>
       </w:tcPr>
@@ -20863,7 +21114,7 @@
       <w:sz w:val="20"/>
     </w:rPr>
   </w:style>
-  <w:style w:type="character" w:styleId="Mencinsinresolver1" w:customStyle="1">
+  <w:style w:type="character" w:customStyle="1" w:styleId="Mencinsinresolver1">
     <w:name w:val="Mención sin resolver1"/>
     <w:basedOn w:val="Fuentedeprrafopredeter"/>
     <w:uiPriority w:val="99"/>
@@ -20875,7 +21126,7 @@
       <w:shd w:val="clear" w:color="auto" w:fill="E1DFDD"/>
     </w:rPr>
   </w:style>
-  <w:style w:type="character" w:styleId="TextodegloboCar" w:customStyle="1">
+  <w:style w:type="character" w:customStyle="1" w:styleId="TextodegloboCar">
     <w:name w:val="Texto de globo Car"/>
     <w:basedOn w:val="Fuentedeprrafopredeter"/>
     <w:link w:val="Textodeglobo"/>
@@ -20887,7 +21138,7 @@
       <w:szCs w:val="18"/>
     </w:rPr>
   </w:style>
-  <w:style w:type="character" w:styleId="TextocomentarioCar" w:customStyle="1">
+  <w:style w:type="character" w:customStyle="1" w:styleId="TextocomentarioCar">
     <w:name w:val="Texto comentario Car"/>
     <w:basedOn w:val="Fuentedeprrafopredeter"/>
     <w:link w:val="Textocomentario"/>
@@ -20898,7 +21149,7 @@
       <w:szCs w:val="20"/>
     </w:rPr>
   </w:style>
-  <w:style w:type="character" w:styleId="AsuntodelcomentarioCar" w:customStyle="1">
+  <w:style w:type="character" w:customStyle="1" w:styleId="AsuntodelcomentarioCar">
     <w:name w:val="Asunto del comentario Car"/>
     <w:basedOn w:val="TextocomentarioCar"/>
     <w:link w:val="Asuntodelcomentario"/>
@@ -20912,7 +21163,7 @@
       <w:szCs w:val="20"/>
     </w:rPr>
   </w:style>
-  <w:style w:type="table" w:styleId="Style44" w:customStyle="1">
+  <w:style w:type="table" w:customStyle="1" w:styleId="Style44">
     <w:name w:val="_Style 44"/>
     <w:basedOn w:val="TableNormal1"/>
     <w:qFormat/>
@@ -20931,7 +21182,7 @@
       <w:shd w:val="clear" w:color="auto" w:fill="EDF2F8"/>
     </w:tcPr>
   </w:style>
-  <w:style w:type="table" w:styleId="Style45" w:customStyle="1">
+  <w:style w:type="table" w:customStyle="1" w:styleId="Style45">
     <w:name w:val="_Style 45"/>
     <w:basedOn w:val="TableNormal1"/>
     <w:qFormat/>
@@ -20950,7 +21201,7 @@
       <w:shd w:val="clear" w:color="auto" w:fill="EDF2F8"/>
     </w:tcPr>
   </w:style>
-  <w:style w:type="table" w:styleId="Style46" w:customStyle="1">
+  <w:style w:type="table" w:customStyle="1" w:styleId="Style46">
     <w:name w:val="_Style 46"/>
     <w:basedOn w:val="TableNormal1"/>
     <w:qFormat/>
@@ -20969,7 +21220,7 @@
       <w:shd w:val="clear" w:color="auto" w:fill="EDF2F8"/>
     </w:tcPr>
   </w:style>
-  <w:style w:type="table" w:styleId="Style47" w:customStyle="1">
+  <w:style w:type="table" w:customStyle="1" w:styleId="Style47">
     <w:name w:val="_Style 47"/>
     <w:basedOn w:val="TableNormal1"/>
     <w:qFormat/>
@@ -20988,7 +21239,7 @@
       <w:shd w:val="clear" w:color="auto" w:fill="EDF2F8"/>
     </w:tcPr>
   </w:style>
-  <w:style w:type="table" w:styleId="Style48" w:customStyle="1">
+  <w:style w:type="table" w:customStyle="1" w:styleId="Style48">
     <w:name w:val="_Style 48"/>
     <w:basedOn w:val="TableNormal1"/>
     <w:tblPr>
@@ -20998,7 +21249,7 @@
       </w:tblCellMar>
     </w:tblPr>
   </w:style>
-  <w:style w:type="table" w:styleId="Style49" w:customStyle="1">
+  <w:style w:type="table" w:customStyle="1" w:styleId="Style49">
     <w:name w:val="_Style 49"/>
     <w:basedOn w:val="TableNormal1"/>
     <w:qFormat/>
@@ -21011,7 +21262,7 @@
       </w:tblCellMar>
     </w:tblPr>
   </w:style>
-  <w:style w:type="table" w:styleId="Style50" w:customStyle="1">
+  <w:style w:type="table" w:customStyle="1" w:styleId="Style50">
     <w:name w:val="_Style 50"/>
     <w:basedOn w:val="TableNormal1"/>
     <w:qFormat/>
@@ -21024,7 +21275,7 @@
       </w:tblCellMar>
     </w:tblPr>
   </w:style>
-  <w:style w:type="table" w:styleId="Style51" w:customStyle="1">
+  <w:style w:type="table" w:customStyle="1" w:styleId="Style51">
     <w:name w:val="_Style 51"/>
     <w:basedOn w:val="TableNormal1"/>
     <w:qFormat/>
@@ -21035,7 +21286,7 @@
       </w:tblCellMar>
     </w:tblPr>
   </w:style>
-  <w:style w:type="table" w:styleId="Style52" w:customStyle="1">
+  <w:style w:type="table" w:customStyle="1" w:styleId="Style52">
     <w:name w:val="_Style 52"/>
     <w:basedOn w:val="TableNormal1"/>
     <w:qFormat/>
@@ -21046,7 +21297,7 @@
       </w:tblCellMar>
     </w:tblPr>
   </w:style>
-  <w:style w:type="table" w:styleId="Style53" w:customStyle="1">
+  <w:style w:type="table" w:customStyle="1" w:styleId="Style53">
     <w:name w:val="_Style 53"/>
     <w:basedOn w:val="TableNormal1"/>
     <w:qFormat/>
@@ -21065,7 +21316,7 @@
       <w:shd w:val="clear" w:color="auto" w:fill="EDF2F8"/>
     </w:tcPr>
   </w:style>
-  <w:style w:type="table" w:styleId="Style54" w:customStyle="1">
+  <w:style w:type="table" w:customStyle="1" w:styleId="Style54">
     <w:name w:val="_Style 54"/>
     <w:basedOn w:val="TableNormal1"/>
     <w:qFormat/>
@@ -21084,7 +21335,7 @@
       <w:shd w:val="clear" w:color="auto" w:fill="EDF2F8"/>
     </w:tcPr>
   </w:style>
-  <w:style w:type="table" w:styleId="Style55" w:customStyle="1">
+  <w:style w:type="table" w:customStyle="1" w:styleId="Style55">
     <w:name w:val="_Style 55"/>
     <w:basedOn w:val="TableNormal1"/>
     <w:qFormat/>
@@ -21103,7 +21354,7 @@
       <w:shd w:val="clear" w:color="auto" w:fill="EDF2F8"/>
     </w:tcPr>
   </w:style>
-  <w:style w:type="table" w:styleId="Style56" w:customStyle="1">
+  <w:style w:type="table" w:customStyle="1" w:styleId="Style56">
     <w:name w:val="_Style 56"/>
     <w:basedOn w:val="TableNormal1"/>
     <w:qFormat/>
@@ -21122,7 +21373,7 @@
       <w:shd w:val="clear" w:color="auto" w:fill="EDF2F8"/>
     </w:tcPr>
   </w:style>
-  <w:style w:type="table" w:styleId="Style57" w:customStyle="1">
+  <w:style w:type="table" w:customStyle="1" w:styleId="Style57">
     <w:name w:val="_Style 57"/>
     <w:basedOn w:val="TableNormal1"/>
     <w:qFormat/>
@@ -21141,7 +21392,7 @@
       <w:shd w:val="clear" w:color="auto" w:fill="EDF2F8"/>
     </w:tcPr>
   </w:style>
-  <w:style w:type="table" w:styleId="Style58" w:customStyle="1">
+  <w:style w:type="table" w:customStyle="1" w:styleId="Style58">
     <w:name w:val="_Style 58"/>
     <w:basedOn w:val="TableNormal1"/>
     <w:qFormat/>
@@ -21160,7 +21411,7 @@
       <w:shd w:val="clear" w:color="auto" w:fill="EDF2F8"/>
     </w:tcPr>
   </w:style>
-  <w:style w:type="table" w:styleId="Style59" w:customStyle="1">
+  <w:style w:type="table" w:customStyle="1" w:styleId="Style59">
     <w:name w:val="_Style 59"/>
     <w:basedOn w:val="TableNormal1"/>
     <w:qFormat/>
@@ -21179,7 +21430,7 @@
       <w:shd w:val="clear" w:color="auto" w:fill="EDF2F8"/>
     </w:tcPr>
   </w:style>
-  <w:style w:type="table" w:styleId="Style60" w:customStyle="1">
+  <w:style w:type="table" w:customStyle="1" w:styleId="Style60">
     <w:name w:val="_Style 60"/>
     <w:basedOn w:val="TableNormal1"/>
     <w:qFormat/>
@@ -21198,7 +21449,7 @@
       <w:shd w:val="clear" w:color="auto" w:fill="EDF2F8"/>
     </w:tcPr>
   </w:style>
-  <w:style w:type="table" w:styleId="Style61" w:customStyle="1">
+  <w:style w:type="table" w:customStyle="1" w:styleId="Style61">
     <w:name w:val="_Style 61"/>
     <w:basedOn w:val="TableNormal1"/>
     <w:qFormat/>
@@ -21217,7 +21468,7 @@
       <w:shd w:val="clear" w:color="auto" w:fill="EDF2F8"/>
     </w:tcPr>
   </w:style>
-  <w:style w:type="character" w:styleId="Mencinsinresolver2" w:customStyle="1">
+  <w:style w:type="character" w:customStyle="1" w:styleId="Mencinsinresolver2">
     <w:name w:val="Mención sin resolver2"/>
     <w:basedOn w:val="Fuentedeprrafopredeter"/>
     <w:uiPriority w:val="99"/>
@@ -21229,7 +21480,7 @@
       <w:shd w:val="clear" w:color="auto" w:fill="E1DFDD"/>
     </w:rPr>
   </w:style>
-  <w:style w:type="paragraph" w:styleId="Subtitle0" w:customStyle="1">
+  <w:style w:type="paragraph" w:customStyle="1" w:styleId="Subtitle0">
     <w:name w:val="Subtitle0"/>
     <w:basedOn w:val="Normal0"/>
     <w:next w:val="Normal0"/>
@@ -21245,7 +21496,7 @@
       <w:szCs w:val="30"/>
     </w:rPr>
   </w:style>
-  <w:style w:type="table" w:styleId="Style64" w:customStyle="1">
+  <w:style w:type="table" w:customStyle="1" w:styleId="Style64">
     <w:name w:val="_Style 64"/>
     <w:basedOn w:val="NormalTable1"/>
     <w:qFormat/>
@@ -21264,7 +21515,7 @@
       <w:shd w:val="clear" w:color="auto" w:fill="EDF2F8"/>
     </w:tcPr>
   </w:style>
-  <w:style w:type="table" w:styleId="Style65" w:customStyle="1">
+  <w:style w:type="table" w:customStyle="1" w:styleId="Style65">
     <w:name w:val="_Style 65"/>
     <w:basedOn w:val="NormalTable1"/>
     <w:qFormat/>
@@ -21283,7 +21534,7 @@
       <w:shd w:val="clear" w:color="auto" w:fill="EDF2F8"/>
     </w:tcPr>
   </w:style>
-  <w:style w:type="table" w:styleId="Style66" w:customStyle="1">
+  <w:style w:type="table" w:customStyle="1" w:styleId="Style66">
     <w:name w:val="_Style 66"/>
     <w:basedOn w:val="NormalTable1"/>
     <w:qFormat/>
@@ -21302,7 +21553,7 @@
       <w:shd w:val="clear" w:color="auto" w:fill="EDF2F8"/>
     </w:tcPr>
   </w:style>
-  <w:style w:type="table" w:styleId="Style67" w:customStyle="1">
+  <w:style w:type="table" w:customStyle="1" w:styleId="Style67">
     <w:name w:val="_Style 67"/>
     <w:basedOn w:val="NormalTable1"/>
     <w:qFormat/>
@@ -21321,7 +21572,7 @@
       <w:shd w:val="clear" w:color="auto" w:fill="EDF2F8"/>
     </w:tcPr>
   </w:style>
-  <w:style w:type="table" w:styleId="Style68" w:customStyle="1">
+  <w:style w:type="table" w:customStyle="1" w:styleId="Style68">
     <w:name w:val="_Style 68"/>
     <w:basedOn w:val="NormalTable1"/>
     <w:tblPr>
@@ -21333,7 +21584,7 @@
       </w:tblCellMar>
     </w:tblPr>
   </w:style>
-  <w:style w:type="table" w:styleId="Style69" w:customStyle="1">
+  <w:style w:type="table" w:customStyle="1" w:styleId="Style69">
     <w:name w:val="_Style 69"/>
     <w:basedOn w:val="NormalTable1"/>
     <w:qFormat/>
@@ -21346,7 +21597,7 @@
       </w:tblCellMar>
     </w:tblPr>
   </w:style>
-  <w:style w:type="table" w:styleId="Style70" w:customStyle="1">
+  <w:style w:type="table" w:customStyle="1" w:styleId="Style70">
     <w:name w:val="_Style 70"/>
     <w:basedOn w:val="NormalTable1"/>
     <w:qFormat/>
@@ -21365,7 +21616,7 @@
       <w:shd w:val="clear" w:color="auto" w:fill="EDF2F8"/>
     </w:tcPr>
   </w:style>
-  <w:style w:type="table" w:styleId="Style71" w:customStyle="1">
+  <w:style w:type="table" w:customStyle="1" w:styleId="Style71">
     <w:name w:val="_Style 71"/>
     <w:basedOn w:val="NormalTable1"/>
     <w:qFormat/>
@@ -21384,7 +21635,7 @@
       <w:shd w:val="clear" w:color="auto" w:fill="EDF2F8"/>
     </w:tcPr>
   </w:style>
-  <w:style w:type="table" w:styleId="Style72" w:customStyle="1">
+  <w:style w:type="table" w:customStyle="1" w:styleId="Style72">
     <w:name w:val="_Style 72"/>
     <w:basedOn w:val="NormalTable1"/>
     <w:qFormat/>
@@ -21403,7 +21654,7 @@
       <w:shd w:val="clear" w:color="auto" w:fill="EDF2F8"/>
     </w:tcPr>
   </w:style>
-  <w:style w:type="table" w:styleId="Style73" w:customStyle="1">
+  <w:style w:type="table" w:customStyle="1" w:styleId="Style73">
     <w:name w:val="_Style 73"/>
     <w:basedOn w:val="NormalTable1"/>
     <w:qFormat/>
@@ -21422,7 +21673,7 @@
       <w:shd w:val="clear" w:color="auto" w:fill="EDF2F8"/>
     </w:tcPr>
   </w:style>
-  <w:style w:type="table" w:styleId="Style74" w:customStyle="1">
+  <w:style w:type="table" w:customStyle="1" w:styleId="Style74">
     <w:name w:val="_Style 74"/>
     <w:basedOn w:val="NormalTable1"/>
     <w:qFormat/>
@@ -21441,7 +21692,7 @@
       <w:shd w:val="clear" w:color="auto" w:fill="EDF2F8"/>
     </w:tcPr>
   </w:style>
-  <w:style w:type="paragraph" w:styleId="Default" w:customStyle="1">
+  <w:style w:type="paragraph" w:customStyle="1" w:styleId="Default">
     <w:name w:val="Default"/>
     <w:qFormat/>
     <w:pPr>
@@ -21456,7 +21707,7 @@
       <w:lang w:eastAsia="ja-JP"/>
     </w:rPr>
   </w:style>
-  <w:style w:type="character" w:styleId="Ttulo4Car" w:customStyle="1">
+  <w:style w:type="character" w:customStyle="1" w:styleId="Ttulo4Car">
     <w:name w:val="Título 4 Car"/>
     <w:basedOn w:val="Fuentedeprrafopredeter"/>
     <w:link w:val="Ttulo4"/>
@@ -21470,7 +21721,7 @@
       <w:lang w:val="es-CO" w:eastAsia="ja-JP"/>
     </w:rPr>
   </w:style>
-  <w:style w:type="character" w:styleId="Fuerte">
+  <w:style w:type="character" w:styleId="Textoennegrita">
     <w:name w:val="Strong"/>
     <w:basedOn w:val="Fuentedeprrafopredeter"/>
     <w:uiPriority w:val="22"/>
@@ -21481,7 +21732,7 @@
       <w:bCs/>
     </w:rPr>
   </w:style>
-  <w:style w:type="table" w:styleId="Tablaconcuadrcula4-nfasis1">
+  <w:style w:type="table" w:styleId="Tabladecuadrcula4-nfasis1">
     <w:name w:val="Grid Table 4 Accent 1"/>
     <w:basedOn w:val="Tablanormal"/>
     <w:uiPriority w:val="49"/>
@@ -21495,12 +21746,12 @@
       <w:tblStyleRowBandSize w:val="1"/>
       <w:tblStyleColBandSize w:val="1"/>
       <w:tblBorders>
-        <w:top w:val="single" w:color="95B3D7" w:themeColor="accent1" w:themeTint="99" w:sz="4" w:space="0"/>
-        <w:left w:val="single" w:color="95B3D7" w:themeColor="accent1" w:themeTint="99" w:sz="4" w:space="0"/>
-        <w:bottom w:val="single" w:color="95B3D7" w:themeColor="accent1" w:themeTint="99" w:sz="4" w:space="0"/>
-        <w:right w:val="single" w:color="95B3D7" w:themeColor="accent1" w:themeTint="99" w:sz="4" w:space="0"/>
-        <w:insideH w:val="single" w:color="95B3D7" w:themeColor="accent1" w:themeTint="99" w:sz="4" w:space="0"/>
-        <w:insideV w:val="single" w:color="95B3D7" w:themeColor="accent1" w:themeTint="99" w:sz="4" w:space="0"/>
+        <w:top w:val="single" w:sz="4" w:space="0" w:color="95B3D7" w:themeColor="accent1" w:themeTint="99"/>
+        <w:left w:val="single" w:sz="4" w:space="0" w:color="95B3D7" w:themeColor="accent1" w:themeTint="99"/>
+        <w:bottom w:val="single" w:sz="4" w:space="0" w:color="95B3D7" w:themeColor="accent1" w:themeTint="99"/>
+        <w:right w:val="single" w:sz="4" w:space="0" w:color="95B3D7" w:themeColor="accent1" w:themeTint="99"/>
+        <w:insideH w:val="single" w:sz="4" w:space="0" w:color="95B3D7" w:themeColor="accent1" w:themeTint="99"/>
+        <w:insideV w:val="single" w:sz="4" w:space="0" w:color="95B3D7" w:themeColor="accent1" w:themeTint="99"/>
       </w:tblBorders>
     </w:tblPr>
     <w:tblStylePr w:type="firstRow">
@@ -21512,10 +21763,10 @@
       <w:tblPr/>
       <w:tcPr>
         <w:tcBorders>
-          <w:top w:val="single" w:color="4F81BD" w:themeColor="accent1" w:sz="4" w:space="0"/>
-          <w:left w:val="single" w:color="4F81BD" w:themeColor="accent1" w:sz="4" w:space="0"/>
-          <w:bottom w:val="single" w:color="4F81BD" w:themeColor="accent1" w:sz="4" w:space="0"/>
-          <w:right w:val="single" w:color="4F81BD" w:themeColor="accent1" w:sz="4" w:space="0"/>
+          <w:top w:val="single" w:sz="4" w:space="0" w:color="4F81BD" w:themeColor="accent1"/>
+          <w:left w:val="single" w:sz="4" w:space="0" w:color="4F81BD" w:themeColor="accent1"/>
+          <w:bottom w:val="single" w:sz="4" w:space="0" w:color="4F81BD" w:themeColor="accent1"/>
+          <w:right w:val="single" w:sz="4" w:space="0" w:color="4F81BD" w:themeColor="accent1"/>
           <w:insideH w:val="nil"/>
           <w:insideV w:val="nil"/>
         </w:tcBorders>
@@ -21530,7 +21781,7 @@
       <w:tblPr/>
       <w:tcPr>
         <w:tcBorders>
-          <w:top w:val="double" w:color="4F81BD" w:themeColor="accent1" w:sz="4" w:space="0"/>
+          <w:top w:val="double" w:sz="4" w:space="0" w:color="4F81BD" w:themeColor="accent1"/>
         </w:tcBorders>
       </w:tcPr>
     </w:tblStylePr>
@@ -21559,7 +21810,7 @@
       </w:tcPr>
     </w:tblStylePr>
   </w:style>
-  <w:style w:type="table" w:styleId="Tablaconcuadrcula4-nfasis5">
+  <w:style w:type="table" w:styleId="Tabladecuadrcula4-nfasis5">
     <w:name w:val="Grid Table 4 Accent 5"/>
     <w:basedOn w:val="Tablanormal"/>
     <w:uiPriority w:val="49"/>
@@ -21573,12 +21824,12 @@
       <w:tblStyleRowBandSize w:val="1"/>
       <w:tblStyleColBandSize w:val="1"/>
       <w:tblBorders>
-        <w:top w:val="single" w:color="92CDDC" w:themeColor="accent5" w:themeTint="99" w:sz="4" w:space="0"/>
-        <w:left w:val="single" w:color="92CDDC" w:themeColor="accent5" w:themeTint="99" w:sz="4" w:space="0"/>
-        <w:bottom w:val="single" w:color="92CDDC" w:themeColor="accent5" w:themeTint="99" w:sz="4" w:space="0"/>
-        <w:right w:val="single" w:color="92CDDC" w:themeColor="accent5" w:themeTint="99" w:sz="4" w:space="0"/>
-        <w:insideH w:val="single" w:color="92CDDC" w:themeColor="accent5" w:themeTint="99" w:sz="4" w:space="0"/>
-        <w:insideV w:val="single" w:color="92CDDC" w:themeColor="accent5" w:themeTint="99" w:sz="4" w:space="0"/>
+        <w:top w:val="single" w:sz="4" w:space="0" w:color="92CDDC" w:themeColor="accent5" w:themeTint="99"/>
+        <w:left w:val="single" w:sz="4" w:space="0" w:color="92CDDC" w:themeColor="accent5" w:themeTint="99"/>
+        <w:bottom w:val="single" w:sz="4" w:space="0" w:color="92CDDC" w:themeColor="accent5" w:themeTint="99"/>
+        <w:right w:val="single" w:sz="4" w:space="0" w:color="92CDDC" w:themeColor="accent5" w:themeTint="99"/>
+        <w:insideH w:val="single" w:sz="4" w:space="0" w:color="92CDDC" w:themeColor="accent5" w:themeTint="99"/>
+        <w:insideV w:val="single" w:sz="4" w:space="0" w:color="92CDDC" w:themeColor="accent5" w:themeTint="99"/>
       </w:tblBorders>
     </w:tblPr>
     <w:tblStylePr w:type="firstRow">
@@ -21590,10 +21841,10 @@
       <w:tblPr/>
       <w:tcPr>
         <w:tcBorders>
-          <w:top w:val="single" w:color="4BACC6" w:themeColor="accent5" w:sz="4" w:space="0"/>
-          <w:left w:val="single" w:color="4BACC6" w:themeColor="accent5" w:sz="4" w:space="0"/>
-          <w:bottom w:val="single" w:color="4BACC6" w:themeColor="accent5" w:sz="4" w:space="0"/>
-          <w:right w:val="single" w:color="4BACC6" w:themeColor="accent5" w:sz="4" w:space="0"/>
+          <w:top w:val="single" w:sz="4" w:space="0" w:color="4BACC6" w:themeColor="accent5"/>
+          <w:left w:val="single" w:sz="4" w:space="0" w:color="4BACC6" w:themeColor="accent5"/>
+          <w:bottom w:val="single" w:sz="4" w:space="0" w:color="4BACC6" w:themeColor="accent5"/>
+          <w:right w:val="single" w:sz="4" w:space="0" w:color="4BACC6" w:themeColor="accent5"/>
           <w:insideH w:val="nil"/>
           <w:insideV w:val="nil"/>
         </w:tcBorders>
@@ -21608,7 +21859,7 @@
       <w:tblPr/>
       <w:tcPr>
         <w:tcBorders>
-          <w:top w:val="double" w:color="4BACC6" w:themeColor="accent5" w:sz="4" w:space="0"/>
+          <w:top w:val="double" w:sz="4" w:space="0" w:color="4BACC6" w:themeColor="accent5"/>
         </w:tcBorders>
       </w:tcPr>
     </w:tblStylePr>
@@ -21637,7 +21888,7 @@
       </w:tcPr>
     </w:tblStylePr>
   </w:style>
-  <w:style w:type="character" w:styleId="Ttulo2Car" w:customStyle="1">
+  <w:style w:type="character" w:customStyle="1" w:styleId="Ttulo2Car">
     <w:name w:val="Título 2 Car"/>
     <w:basedOn w:val="Fuentedeprrafopredeter"/>
     <w:link w:val="Ttulo2"/>
@@ -21649,7 +21900,7 @@
       <w:lang w:val="es-CO" w:eastAsia="ja-JP"/>
     </w:rPr>
   </w:style>
-  <w:style w:type="character" w:styleId="Mencinsinresolver">
+  <w:style w:type="character" w:customStyle="1" w:styleId="UnresolvedMention">
     <w:name w:val="Unresolved Mention"/>
     <w:basedOn w:val="Fuentedeprrafopredeter"/>
     <w:uiPriority w:val="99"/>
@@ -21661,7 +21912,7 @@
       <w:shd w:val="clear" w:color="auto" w:fill="E1DFDD"/>
     </w:rPr>
   </w:style>
-  <w:style w:type="table" w:styleId="Tablaconcuadrcula1clara-nfasis3">
+  <w:style w:type="table" w:styleId="Tabladecuadrcula1clara-nfasis3">
     <w:name w:val="Grid Table 1 Light Accent 3"/>
     <w:basedOn w:val="Tablanormal"/>
     <w:uiPriority w:val="46"/>
@@ -21670,12 +21921,12 @@
       <w:tblStyleRowBandSize w:val="1"/>
       <w:tblStyleColBandSize w:val="1"/>
       <w:tblBorders>
-        <w:top w:val="single" w:color="D6E3BC" w:themeColor="accent3" w:themeTint="66" w:sz="4" w:space="0"/>
-        <w:left w:val="single" w:color="D6E3BC" w:themeColor="accent3" w:themeTint="66" w:sz="4" w:space="0"/>
-        <w:bottom w:val="single" w:color="D6E3BC" w:themeColor="accent3" w:themeTint="66" w:sz="4" w:space="0"/>
-        <w:right w:val="single" w:color="D6E3BC" w:themeColor="accent3" w:themeTint="66" w:sz="4" w:space="0"/>
-        <w:insideH w:val="single" w:color="D6E3BC" w:themeColor="accent3" w:themeTint="66" w:sz="4" w:space="0"/>
-        <w:insideV w:val="single" w:color="D6E3BC" w:themeColor="accent3" w:themeTint="66" w:sz="4" w:space="0"/>
+        <w:top w:val="single" w:sz="4" w:space="0" w:color="D6E3BC" w:themeColor="accent3" w:themeTint="66"/>
+        <w:left w:val="single" w:sz="4" w:space="0" w:color="D6E3BC" w:themeColor="accent3" w:themeTint="66"/>
+        <w:bottom w:val="single" w:sz="4" w:space="0" w:color="D6E3BC" w:themeColor="accent3" w:themeTint="66"/>
+        <w:right w:val="single" w:sz="4" w:space="0" w:color="D6E3BC" w:themeColor="accent3" w:themeTint="66"/>
+        <w:insideH w:val="single" w:sz="4" w:space="0" w:color="D6E3BC" w:themeColor="accent3" w:themeTint="66"/>
+        <w:insideV w:val="single" w:sz="4" w:space="0" w:color="D6E3BC" w:themeColor="accent3" w:themeTint="66"/>
       </w:tblBorders>
     </w:tblPr>
     <w:tblStylePr w:type="firstRow">
@@ -21686,7 +21937,7 @@
       <w:tblPr/>
       <w:tcPr>
         <w:tcBorders>
-          <w:bottom w:val="single" w:color="C2D69B" w:themeColor="accent3" w:themeTint="99" w:sz="12" w:space="0"/>
+          <w:bottom w:val="single" w:sz="12" w:space="0" w:color="C2D69B" w:themeColor="accent3" w:themeTint="99"/>
         </w:tcBorders>
       </w:tcPr>
     </w:tblStylePr>
@@ -21698,7 +21949,7 @@
       <w:tblPr/>
       <w:tcPr>
         <w:tcBorders>
-          <w:top w:val="double" w:color="C2D69B" w:themeColor="accent3" w:themeTint="99" w:sz="2" w:space="0"/>
+          <w:top w:val="double" w:sz="2" w:space="0" w:color="C2D69B" w:themeColor="accent3" w:themeTint="99"/>
         </w:tcBorders>
       </w:tcPr>
     </w:tblStylePr>
@@ -21715,14 +21966,14 @@
       </w:rPr>
     </w:tblStylePr>
   </w:style>
-  <w:style w:type="character" w:styleId="Ttulo3Car" w:customStyle="1">
+  <w:style w:type="character" w:customStyle="1" w:styleId="Ttulo3Car">
     <w:name w:val="Título 3 Car"/>
     <w:basedOn w:val="Fuentedeprrafopredeter"/>
     <w:link w:val="Ttulo3"/>
     <w:uiPriority w:val="9"/>
     <w:rsid w:val="00240E0C"/>
     <w:rPr>
-      <w:rFonts w:ascii="Times New Roman" w:hAnsi="Times New Roman" w:eastAsia="Times New Roman" w:cs="Times New Roman"/>
+      <w:rFonts w:ascii="Times New Roman" w:eastAsia="Times New Roman" w:hAnsi="Times New Roman" w:cs="Times New Roman"/>
       <w:color w:val="434343"/>
       <w:sz w:val="28"/>
       <w:szCs w:val="28"/>
@@ -22069,10 +22320,6 @@
 </file>
 
 <file path=customXml/item3.xml><?xml version="1.0" encoding="utf-8"?>
-<b:Sources xmlns:b="http://schemas.openxmlformats.org/officeDocument/2006/bibliography" xmlns="http://schemas.openxmlformats.org/officeDocument/2006/bibliography" SelectedStyle="/APASixthEditionOfficeOnline.xsl" StyleName="APA" Version="6"/>
-</file>
-
-<file path=customXml/item4.xml><?xml version="1.0" encoding="utf-8"?>
 <s:customData xmlns="http://www.wps.cn/officeDocument/2013/wpsCustomData" xmlns:s="http://www.wps.cn/officeDocument/2013/wpsCustomData">
   <customSectProps/>
   <customShpExts>
@@ -22081,7 +22328,7 @@
 </s:customData>
 </file>
 
-<file path=customXml/item5.xml><?xml version="1.0" encoding="utf-8"?>
+<file path=customXml/item4.xml><?xml version="1.0" encoding="utf-8"?>
 <ct:contentTypeSchema xmlns:ct="http://schemas.microsoft.com/office/2006/metadata/contentType" xmlns:ma="http://schemas.microsoft.com/office/2006/metadata/properties/metaAttributes" ct:_="" ma:_="" ma:contentTypeName="Documento" ma:contentTypeID="0x0101006A81D6BD42E8DF4C91013959704817E1" ma:contentTypeVersion="15" ma:contentTypeDescription="Crear nuevo documento." ma:contentTypeScope="" ma:versionID="bf4f72ffd194f0963ff564daca6869f7">
   <xsd:schema xmlns:xsd="http://www.w3.org/2001/XMLSchema" xmlns:xs="http://www.w3.org/2001/XMLSchema" xmlns:p="http://schemas.microsoft.com/office/2006/metadata/properties" xmlns:ns2="13c90a0b-73bc-4dc0-be5f-28d77b615beb" xmlns:ns3="13c93bba-48ce-428c-bfe5-88b42c19b028" targetNamespace="http://schemas.microsoft.com/office/2006/metadata/properties" ma:root="true" ma:fieldsID="8718d6f4873a5b1392a45044efa78385" ns2:_="" ns3:_="">
     <xsd:import namespace="13c90a0b-73bc-4dc0-be5f-28d77b615beb"/>
@@ -22316,13 +22563,17 @@
 </ct:contentTypeSchema>
 </file>
 
-<file path=customXml/item6.xml><?xml version="1.0" encoding="utf-8"?>
+<file path=customXml/item5.xml><?xml version="1.0" encoding="utf-8"?>
 <?mso-contentType ?>
 <FormTemplates xmlns="http://schemas.microsoft.com/sharepoint/v3/contenttype/forms">
   <Display>DocumentLibraryForm</Display>
   <Edit>DocumentLibraryForm</Edit>
   <New>DocumentLibraryForm</New>
 </FormTemplates>
+</file>
+
+<file path=customXml/item6.xml><?xml version="1.0" encoding="utf-8"?>
+<b:Sources xmlns:b="http://schemas.openxmlformats.org/officeDocument/2006/bibliography" xmlns="http://schemas.openxmlformats.org/officeDocument/2006/bibliography" SelectedStyle="/APASixthEditionOfficeOnline.xsl" StyleName="APA" Version="6"/>
 </file>
 
 <file path=customXml/itemProps1.xml><?xml version="1.0" encoding="utf-8"?>
@@ -22346,14 +22597,6 @@
 </file>
 
 <file path=customXml/itemProps3.xml><?xml version="1.0" encoding="utf-8"?>
-<ds:datastoreItem xmlns:ds="http://schemas.openxmlformats.org/officeDocument/2006/customXml" ds:itemID="{BA8A7F85-B447-5F4F-988A-E83594B3BBA0}">
-  <ds:schemaRefs>
-    <ds:schemaRef ds:uri="http://schemas.openxmlformats.org/officeDocument/2006/bibliography"/>
-  </ds:schemaRefs>
-</ds:datastoreItem>
-</file>
-
-<file path=customXml/itemProps4.xml><?xml version="1.0" encoding="utf-8"?>
 <ds:datastoreItem xmlns:ds="http://schemas.openxmlformats.org/officeDocument/2006/customXml" ds:itemID="{B1977F7D-205B-4081-913C-38D41E755F92}">
   <ds:schemaRefs>
     <ds:schemaRef ds:uri="http://www.wps.cn/officeDocument/2013/wpsCustomData"/>
@@ -22361,7 +22604,7 @@
 </ds:datastoreItem>
 </file>
 
-<file path=customXml/itemProps5.xml><?xml version="1.0" encoding="utf-8"?>
+<file path=customXml/itemProps4.xml><?xml version="1.0" encoding="utf-8"?>
 <ds:datastoreItem xmlns:ds="http://schemas.openxmlformats.org/officeDocument/2006/customXml" ds:itemID="{292891C3-F9D2-47FA-9F56-4999A2573B3B}">
   <ds:schemaRefs>
     <ds:schemaRef ds:uri="http://schemas.microsoft.com/office/2006/metadata/contentType"/>
@@ -22380,10 +22623,18 @@
 </ds:datastoreItem>
 </file>
 
-<file path=customXml/itemProps6.xml><?xml version="1.0" encoding="utf-8"?>
+<file path=customXml/itemProps5.xml><?xml version="1.0" encoding="utf-8"?>
 <ds:datastoreItem xmlns:ds="http://schemas.openxmlformats.org/officeDocument/2006/customXml" ds:itemID="{83102ECF-E44F-4F73-A78F-FE313D1BFB9A}">
   <ds:schemaRefs>
     <ds:schemaRef ds:uri="http://schemas.microsoft.com/sharepoint/v3/contenttype/forms"/>
   </ds:schemaRefs>
 </ds:datastoreItem>
+</file>
+
+<file path=customXml/itemProps6.xml><?xml version="1.0" encoding="utf-8"?>
+<ds:datastoreItem xmlns:ds="http://schemas.openxmlformats.org/officeDocument/2006/customXml" ds:itemID="{634D0CDF-FDD3-4E9E-8B94-DF8F321CB0A9}">
+  <ds:schemaRefs>
+    <ds:schemaRef ds:uri="http://schemas.openxmlformats.org/officeDocument/2006/bibliography"/>
+  </ds:schemaRefs>
+</ds:datastoreItem>
 </file>